--- a/deliverables/plan/chuan-jia-hua-plan.docx
+++ b/deliverables/plan/chuan-jia-hua-plan.docx
@@ -305,7 +305,7 @@
       <w:r>
         <w:fldChar w:fldCharType="separate"/>
       </w:r>
-      <w:hyperlink w:anchor="_Toc234893804" w:history="1">
+      <w:hyperlink w:anchor="_Toc234900716" w:history="1">
         <w:r>
           <w:rPr>
             <w:rStyle w:val="a9"/>
@@ -332,7 +332,7 @@
             <w:noProof/>
             <w:webHidden/>
           </w:rPr>
-          <w:instrText xml:space="preserve"> PAGEREF _Toc234893804 \h </w:instrText>
+          <w:instrText xml:space="preserve"> PAGEREF _Toc234900716 \h </w:instrText>
         </w:r>
         <w:r>
           <w:rPr>
@@ -376,7 +376,7 @@
           <w14:ligatures w14:val="standardContextual"/>
         </w:rPr>
       </w:pPr>
-      <w:hyperlink w:anchor="_Toc234893805" w:history="1">
+      <w:hyperlink w:anchor="_Toc234900717" w:history="1">
         <w:r>
           <w:rPr>
             <w:rStyle w:val="a9"/>
@@ -403,7 +403,7 @@
             <w:noProof/>
             <w:webHidden/>
           </w:rPr>
-          <w:instrText xml:space="preserve"> PAGEREF _Toc234893805 \h </w:instrText>
+          <w:instrText xml:space="preserve"> PAGEREF _Toc234900717 \h </w:instrText>
         </w:r>
         <w:r>
           <w:rPr>
@@ -447,7 +447,7 @@
           <w14:ligatures w14:val="standardContextual"/>
         </w:rPr>
       </w:pPr>
-      <w:hyperlink w:anchor="_Toc234893806" w:history="1">
+      <w:hyperlink w:anchor="_Toc234900718" w:history="1">
         <w:r>
           <w:rPr>
             <w:rStyle w:val="a9"/>
@@ -474,7 +474,7 @@
             <w:noProof/>
             <w:webHidden/>
           </w:rPr>
-          <w:instrText xml:space="preserve"> PAGEREF _Toc234893806 \h </w:instrText>
+          <w:instrText xml:space="preserve"> PAGEREF _Toc234900718 \h </w:instrText>
         </w:r>
         <w:r>
           <w:rPr>
@@ -518,7 +518,7 @@
           <w14:ligatures w14:val="standardContextual"/>
         </w:rPr>
       </w:pPr>
-      <w:hyperlink w:anchor="_Toc234893807" w:history="1">
+      <w:hyperlink w:anchor="_Toc234900719" w:history="1">
         <w:r>
           <w:rPr>
             <w:rStyle w:val="a9"/>
@@ -545,7 +545,7 @@
             <w:noProof/>
             <w:webHidden/>
           </w:rPr>
-          <w:instrText xml:space="preserve"> PAGEREF _Toc234893807 \h </w:instrText>
+          <w:instrText xml:space="preserve"> PAGEREF _Toc234900719 \h </w:instrText>
         </w:r>
         <w:r>
           <w:rPr>
@@ -589,7 +589,7 @@
           <w14:ligatures w14:val="standardContextual"/>
         </w:rPr>
       </w:pPr>
-      <w:hyperlink w:anchor="_Toc234893808" w:history="1">
+      <w:hyperlink w:anchor="_Toc234900720" w:history="1">
         <w:r>
           <w:rPr>
             <w:rStyle w:val="a9"/>
@@ -616,7 +616,7 @@
             <w:noProof/>
             <w:webHidden/>
           </w:rPr>
-          <w:instrText xml:space="preserve"> PAGEREF _Toc234893808 \h </w:instrText>
+          <w:instrText xml:space="preserve"> PAGEREF _Toc234900720 \h </w:instrText>
         </w:r>
         <w:r>
           <w:rPr>
@@ -660,7 +660,7 @@
           <w14:ligatures w14:val="standardContextual"/>
         </w:rPr>
       </w:pPr>
-      <w:hyperlink w:anchor="_Toc234893809" w:history="1">
+      <w:hyperlink w:anchor="_Toc234900721" w:history="1">
         <w:r>
           <w:rPr>
             <w:rStyle w:val="a9"/>
@@ -687,7 +687,7 @@
             <w:noProof/>
             <w:webHidden/>
           </w:rPr>
-          <w:instrText xml:space="preserve"> PAGEREF _Toc234893809 \h </w:instrText>
+          <w:instrText xml:space="preserve"> PAGEREF _Toc234900721 \h </w:instrText>
         </w:r>
         <w:r>
           <w:rPr>
@@ -731,7 +731,7 @@
           <w14:ligatures w14:val="standardContextual"/>
         </w:rPr>
       </w:pPr>
-      <w:hyperlink w:anchor="_Toc234893810" w:history="1">
+      <w:hyperlink w:anchor="_Toc234900722" w:history="1">
         <w:r>
           <w:rPr>
             <w:rStyle w:val="a9"/>
@@ -758,7 +758,7 @@
             <w:noProof/>
             <w:webHidden/>
           </w:rPr>
-          <w:instrText xml:space="preserve"> PAGEREF _Toc234893810 \h </w:instrText>
+          <w:instrText xml:space="preserve"> PAGEREF _Toc234900722 \h </w:instrText>
         </w:r>
         <w:r>
           <w:rPr>
@@ -802,7 +802,7 @@
           <w14:ligatures w14:val="standardContextual"/>
         </w:rPr>
       </w:pPr>
-      <w:hyperlink w:anchor="_Toc234893811" w:history="1">
+      <w:hyperlink w:anchor="_Toc234900723" w:history="1">
         <w:r>
           <w:rPr>
             <w:rStyle w:val="a9"/>
@@ -829,7 +829,7 @@
             <w:noProof/>
             <w:webHidden/>
           </w:rPr>
-          <w:instrText xml:space="preserve"> PAGEREF _Toc234893811 \h </w:instrText>
+          <w:instrText xml:space="preserve"> PAGEREF _Toc234900723 \h </w:instrText>
         </w:r>
         <w:r>
           <w:rPr>
@@ -873,7 +873,7 @@
           <w14:ligatures w14:val="standardContextual"/>
         </w:rPr>
       </w:pPr>
-      <w:hyperlink w:anchor="_Toc234893812" w:history="1">
+      <w:hyperlink w:anchor="_Toc234900724" w:history="1">
         <w:r>
           <w:rPr>
             <w:rStyle w:val="a9"/>
@@ -900,7 +900,7 @@
             <w:noProof/>
             <w:webHidden/>
           </w:rPr>
-          <w:instrText xml:space="preserve"> PAGEREF _Toc234893812 \h </w:instrText>
+          <w:instrText xml:space="preserve"> PAGEREF _Toc234900724 \h </w:instrText>
         </w:r>
         <w:r>
           <w:rPr>
@@ -944,7 +944,7 @@
           <w14:ligatures w14:val="standardContextual"/>
         </w:rPr>
       </w:pPr>
-      <w:hyperlink w:anchor="_Toc234893813" w:history="1">
+      <w:hyperlink w:anchor="_Toc234900725" w:history="1">
         <w:r>
           <w:rPr>
             <w:rStyle w:val="a9"/>
@@ -971,7 +971,7 @@
             <w:noProof/>
             <w:webHidden/>
           </w:rPr>
-          <w:instrText xml:space="preserve"> PAGEREF _Toc234893813 \h </w:instrText>
+          <w:instrText xml:space="preserve"> PAGEREF _Toc234900725 \h </w:instrText>
         </w:r>
         <w:r>
           <w:rPr>
@@ -1015,7 +1015,7 @@
           <w14:ligatures w14:val="standardContextual"/>
         </w:rPr>
       </w:pPr>
-      <w:hyperlink w:anchor="_Toc234893814" w:history="1">
+      <w:hyperlink w:anchor="_Toc234900726" w:history="1">
         <w:r>
           <w:rPr>
             <w:rStyle w:val="a9"/>
@@ -1042,7 +1042,7 @@
             <w:noProof/>
             <w:webHidden/>
           </w:rPr>
-          <w:instrText xml:space="preserve"> PAGEREF _Toc234893814 \h </w:instrText>
+          <w:instrText xml:space="preserve"> PAGEREF _Toc234900726 \h </w:instrText>
         </w:r>
         <w:r>
           <w:rPr>
@@ -1086,7 +1086,7 @@
           <w14:ligatures w14:val="standardContextual"/>
         </w:rPr>
       </w:pPr>
-      <w:hyperlink w:anchor="_Toc234893815" w:history="1">
+      <w:hyperlink w:anchor="_Toc234900727" w:history="1">
         <w:r>
           <w:rPr>
             <w:rStyle w:val="a9"/>
@@ -1113,7 +1113,7 @@
             <w:noProof/>
             <w:webHidden/>
           </w:rPr>
-          <w:instrText xml:space="preserve"> PAGEREF _Toc234893815 \h </w:instrText>
+          <w:instrText xml:space="preserve"> PAGEREF _Toc234900727 \h </w:instrText>
         </w:r>
         <w:r>
           <w:rPr>
@@ -1157,7 +1157,7 @@
           <w14:ligatures w14:val="standardContextual"/>
         </w:rPr>
       </w:pPr>
-      <w:hyperlink w:anchor="_Toc234893816" w:history="1">
+      <w:hyperlink w:anchor="_Toc234900728" w:history="1">
         <w:r>
           <w:rPr>
             <w:rStyle w:val="a9"/>
@@ -1184,7 +1184,7 @@
             <w:noProof/>
             <w:webHidden/>
           </w:rPr>
-          <w:instrText xml:space="preserve"> PAGEREF _Toc234893816 \h </w:instrText>
+          <w:instrText xml:space="preserve"> PAGEREF _Toc234900728 \h </w:instrText>
         </w:r>
         <w:r>
           <w:rPr>
@@ -1228,7 +1228,7 @@
           <w14:ligatures w14:val="standardContextual"/>
         </w:rPr>
       </w:pPr>
-      <w:hyperlink w:anchor="_Toc234893817" w:history="1">
+      <w:hyperlink w:anchor="_Toc234900729" w:history="1">
         <w:r>
           <w:rPr>
             <w:rStyle w:val="a9"/>
@@ -1255,7 +1255,7 @@
             <w:noProof/>
             <w:webHidden/>
           </w:rPr>
-          <w:instrText xml:space="preserve"> PAGEREF _Toc234893817 \h </w:instrText>
+          <w:instrText xml:space="preserve"> PAGEREF _Toc234900729 \h </w:instrText>
         </w:r>
         <w:r>
           <w:rPr>
@@ -1299,7 +1299,7 @@
           <w14:ligatures w14:val="standardContextual"/>
         </w:rPr>
       </w:pPr>
-      <w:hyperlink w:anchor="_Toc234893818" w:history="1">
+      <w:hyperlink w:anchor="_Toc234900730" w:history="1">
         <w:r>
           <w:rPr>
             <w:rStyle w:val="a9"/>
@@ -1326,7 +1326,7 @@
             <w:noProof/>
             <w:webHidden/>
           </w:rPr>
-          <w:instrText xml:space="preserve"> PAGEREF _Toc234893818 \h </w:instrText>
+          <w:instrText xml:space="preserve"> PAGEREF _Toc234900730 \h </w:instrText>
         </w:r>
         <w:r>
           <w:rPr>
@@ -1370,7 +1370,7 @@
           <w14:ligatures w14:val="standardContextual"/>
         </w:rPr>
       </w:pPr>
-      <w:hyperlink w:anchor="_Toc234893819" w:history="1">
+      <w:hyperlink w:anchor="_Toc234900731" w:history="1">
         <w:r>
           <w:rPr>
             <w:rStyle w:val="a9"/>
@@ -1397,7 +1397,7 @@
             <w:noProof/>
             <w:webHidden/>
           </w:rPr>
-          <w:instrText xml:space="preserve"> PAGEREF _Toc234893819 \h </w:instrText>
+          <w:instrText xml:space="preserve"> PAGEREF _Toc234900731 \h </w:instrText>
         </w:r>
         <w:r>
           <w:rPr>
@@ -1441,7 +1441,7 @@
           <w14:ligatures w14:val="standardContextual"/>
         </w:rPr>
       </w:pPr>
-      <w:hyperlink w:anchor="_Toc234893820" w:history="1">
+      <w:hyperlink w:anchor="_Toc234900732" w:history="1">
         <w:r>
           <w:rPr>
             <w:rStyle w:val="a9"/>
@@ -1468,7 +1468,7 @@
             <w:noProof/>
             <w:webHidden/>
           </w:rPr>
-          <w:instrText xml:space="preserve"> PAGEREF _Toc234893820 \h </w:instrText>
+          <w:instrText xml:space="preserve"> PAGEREF _Toc234900732 \h </w:instrText>
         </w:r>
         <w:r>
           <w:rPr>
@@ -1512,7 +1512,7 @@
           <w14:ligatures w14:val="standardContextual"/>
         </w:rPr>
       </w:pPr>
-      <w:hyperlink w:anchor="_Toc234893821" w:history="1">
+      <w:hyperlink w:anchor="_Toc234900733" w:history="1">
         <w:r>
           <w:rPr>
             <w:rStyle w:val="a9"/>
@@ -1539,7 +1539,7 @@
             <w:noProof/>
             <w:webHidden/>
           </w:rPr>
-          <w:instrText xml:space="preserve"> PAGEREF _Toc234893821 \h </w:instrText>
+          <w:instrText xml:space="preserve"> PAGEREF _Toc234900733 \h </w:instrText>
         </w:r>
         <w:r>
           <w:rPr>
@@ -1583,7 +1583,7 @@
           <w14:ligatures w14:val="standardContextual"/>
         </w:rPr>
       </w:pPr>
-      <w:hyperlink w:anchor="_Toc234893822" w:history="1">
+      <w:hyperlink w:anchor="_Toc234900734" w:history="1">
         <w:r>
           <w:rPr>
             <w:rStyle w:val="a9"/>
@@ -1610,7 +1610,7 @@
             <w:noProof/>
             <w:webHidden/>
           </w:rPr>
-          <w:instrText xml:space="preserve"> PAGEREF _Toc234893822 \h </w:instrText>
+          <w:instrText xml:space="preserve"> PAGEREF _Toc234900734 \h </w:instrText>
         </w:r>
         <w:r>
           <w:rPr>
@@ -1654,7 +1654,7 @@
           <w14:ligatures w14:val="standardContextual"/>
         </w:rPr>
       </w:pPr>
-      <w:hyperlink w:anchor="_Toc234893823" w:history="1">
+      <w:hyperlink w:anchor="_Toc234900735" w:history="1">
         <w:r>
           <w:rPr>
             <w:rStyle w:val="a9"/>
@@ -1681,7 +1681,7 @@
             <w:noProof/>
             <w:webHidden/>
           </w:rPr>
-          <w:instrText xml:space="preserve"> PAGEREF _Toc234893823 \h </w:instrText>
+          <w:instrText xml:space="preserve"> PAGEREF _Toc234900735 \h </w:instrText>
         </w:r>
         <w:r>
           <w:rPr>
@@ -1725,7 +1725,7 @@
           <w14:ligatures w14:val="standardContextual"/>
         </w:rPr>
       </w:pPr>
-      <w:hyperlink w:anchor="_Toc234893824" w:history="1">
+      <w:hyperlink w:anchor="_Toc234900736" w:history="1">
         <w:r>
           <w:rPr>
             <w:rStyle w:val="a9"/>
@@ -1752,7 +1752,7 @@
             <w:noProof/>
             <w:webHidden/>
           </w:rPr>
-          <w:instrText xml:space="preserve"> PAGEREF _Toc234893824 \h </w:instrText>
+          <w:instrText xml:space="preserve"> PAGEREF _Toc234900736 \h </w:instrText>
         </w:r>
         <w:r>
           <w:rPr>
@@ -1796,7 +1796,7 @@
           <w14:ligatures w14:val="standardContextual"/>
         </w:rPr>
       </w:pPr>
-      <w:hyperlink w:anchor="_Toc234893825" w:history="1">
+      <w:hyperlink w:anchor="_Toc234900737" w:history="1">
         <w:r>
           <w:rPr>
             <w:rStyle w:val="a9"/>
@@ -1823,7 +1823,7 @@
             <w:noProof/>
             <w:webHidden/>
           </w:rPr>
-          <w:instrText xml:space="preserve"> PAGEREF _Toc234893825 \h </w:instrText>
+          <w:instrText xml:space="preserve"> PAGEREF _Toc234900737 \h </w:instrText>
         </w:r>
         <w:r>
           <w:rPr>
@@ -1867,7 +1867,7 @@
           <w14:ligatures w14:val="standardContextual"/>
         </w:rPr>
       </w:pPr>
-      <w:hyperlink w:anchor="_Toc234893826" w:history="1">
+      <w:hyperlink w:anchor="_Toc234900738" w:history="1">
         <w:r>
           <w:rPr>
             <w:rStyle w:val="a9"/>
@@ -1894,7 +1894,7 @@
             <w:noProof/>
             <w:webHidden/>
           </w:rPr>
-          <w:instrText xml:space="preserve"> PAGEREF _Toc234893826 \h </w:instrText>
+          <w:instrText xml:space="preserve"> PAGEREF _Toc234900738 \h </w:instrText>
         </w:r>
         <w:r>
           <w:rPr>
@@ -1938,7 +1938,7 @@
           <w14:ligatures w14:val="standardContextual"/>
         </w:rPr>
       </w:pPr>
-      <w:hyperlink w:anchor="_Toc234893827" w:history="1">
+      <w:hyperlink w:anchor="_Toc234900739" w:history="1">
         <w:r>
           <w:rPr>
             <w:rStyle w:val="a9"/>
@@ -1965,7 +1965,7 @@
             <w:noProof/>
             <w:webHidden/>
           </w:rPr>
-          <w:instrText xml:space="preserve"> PAGEREF _Toc234893827 \h </w:instrText>
+          <w:instrText xml:space="preserve"> PAGEREF _Toc234900739 \h </w:instrText>
         </w:r>
         <w:r>
           <w:rPr>
@@ -2009,7 +2009,7 @@
           <w14:ligatures w14:val="standardContextual"/>
         </w:rPr>
       </w:pPr>
-      <w:hyperlink w:anchor="_Toc234893828" w:history="1">
+      <w:hyperlink w:anchor="_Toc234900740" w:history="1">
         <w:r>
           <w:rPr>
             <w:rStyle w:val="a9"/>
@@ -2036,7 +2036,7 @@
             <w:noProof/>
             <w:webHidden/>
           </w:rPr>
-          <w:instrText xml:space="preserve"> PAGEREF _Toc234893828 \h </w:instrText>
+          <w:instrText xml:space="preserve"> PAGEREF _Toc234900740 \h </w:instrText>
         </w:r>
         <w:r>
           <w:rPr>
@@ -2056,7 +2056,7 @@
             <w:noProof/>
             <w:webHidden/>
           </w:rPr>
-          <w:t>14</w:t>
+          <w:t>15</w:t>
         </w:r>
         <w:r>
           <w:rPr>
@@ -2080,7 +2080,7 @@
           <w14:ligatures w14:val="standardContextual"/>
         </w:rPr>
       </w:pPr>
-      <w:hyperlink w:anchor="_Toc234893829" w:history="1">
+      <w:hyperlink w:anchor="_Toc234900741" w:history="1">
         <w:r>
           <w:rPr>
             <w:rStyle w:val="a9"/>
@@ -2107,7 +2107,7 @@
             <w:noProof/>
             <w:webHidden/>
           </w:rPr>
-          <w:instrText xml:space="preserve"> PAGEREF _Toc234893829 \h </w:instrText>
+          <w:instrText xml:space="preserve"> PAGEREF _Toc234900741 \h </w:instrText>
         </w:r>
         <w:r>
           <w:rPr>
@@ -2151,7 +2151,7 @@
           <w14:ligatures w14:val="standardContextual"/>
         </w:rPr>
       </w:pPr>
-      <w:hyperlink w:anchor="_Toc234893830" w:history="1">
+      <w:hyperlink w:anchor="_Toc234900742" w:history="1">
         <w:r>
           <w:rPr>
             <w:rStyle w:val="a9"/>
@@ -2178,7 +2178,7 @@
             <w:noProof/>
             <w:webHidden/>
           </w:rPr>
-          <w:instrText xml:space="preserve"> PAGEREF _Toc234893830 \h </w:instrText>
+          <w:instrText xml:space="preserve"> PAGEREF _Toc234900742 \h </w:instrText>
         </w:r>
         <w:r>
           <w:rPr>
@@ -2222,7 +2222,7 @@
           <w14:ligatures w14:val="standardContextual"/>
         </w:rPr>
       </w:pPr>
-      <w:hyperlink w:anchor="_Toc234893831" w:history="1">
+      <w:hyperlink w:anchor="_Toc234900743" w:history="1">
         <w:r>
           <w:rPr>
             <w:rStyle w:val="a9"/>
@@ -2249,7 +2249,7 @@
             <w:noProof/>
             <w:webHidden/>
           </w:rPr>
-          <w:instrText xml:space="preserve"> PAGEREF _Toc234893831 \h </w:instrText>
+          <w:instrText xml:space="preserve"> PAGEREF _Toc234900743 \h </w:instrText>
         </w:r>
         <w:r>
           <w:rPr>
@@ -2293,7 +2293,7 @@
           <w14:ligatures w14:val="standardContextual"/>
         </w:rPr>
       </w:pPr>
-      <w:hyperlink w:anchor="_Toc234893832" w:history="1">
+      <w:hyperlink w:anchor="_Toc234900744" w:history="1">
         <w:r>
           <w:rPr>
             <w:rStyle w:val="a9"/>
@@ -2320,7 +2320,7 @@
             <w:noProof/>
             <w:webHidden/>
           </w:rPr>
-          <w:instrText xml:space="preserve"> PAGEREF _Toc234893832 \h </w:instrText>
+          <w:instrText xml:space="preserve"> PAGEREF _Toc234900744 \h </w:instrText>
         </w:r>
         <w:r>
           <w:rPr>
@@ -2364,7 +2364,7 @@
           <w14:ligatures w14:val="standardContextual"/>
         </w:rPr>
       </w:pPr>
-      <w:hyperlink w:anchor="_Toc234893833" w:history="1">
+      <w:hyperlink w:anchor="_Toc234900745" w:history="1">
         <w:r>
           <w:rPr>
             <w:rStyle w:val="a9"/>
@@ -2391,7 +2391,7 @@
             <w:noProof/>
             <w:webHidden/>
           </w:rPr>
-          <w:instrText xml:space="preserve"> PAGEREF _Toc234893833 \h </w:instrText>
+          <w:instrText xml:space="preserve"> PAGEREF _Toc234900745 \h </w:instrText>
         </w:r>
         <w:r>
           <w:rPr>
@@ -2434,7 +2434,7 @@
       <w:pPr>
         <w:pStyle w:val="HTH1"/>
       </w:pPr>
-      <w:bookmarkStart w:id="0" w:name="_Toc234893804"/>
+      <w:bookmarkStart w:id="0" w:name="_Toc234900716"/>
       <w:r>
         <w:lastRenderedPageBreak/>
         <w:t>第一章　緣起（構想）</w:t>
@@ -2445,7 +2445,7 @@
       <w:pPr>
         <w:pStyle w:val="HTH2"/>
       </w:pPr>
-      <w:bookmarkStart w:id="1" w:name="_Toc234893805"/>
+      <w:bookmarkStart w:id="1" w:name="_Toc234900717"/>
       <w:r>
         <w:t>一、從「有教材」走到「孩子真的回一句」</w:t>
       </w:r>
@@ -2522,7 +2522,7 @@
       <w:pPr>
         <w:pStyle w:val="HTH2"/>
       </w:pPr>
-      <w:bookmarkStart w:id="2" w:name="_Toc234893806"/>
+      <w:bookmarkStart w:id="2" w:name="_Toc234900718"/>
       <w:r>
         <w:t>二、把短句放進會改變的家庭故事</w:t>
       </w:r>
@@ -2541,13 +2541,31 @@
         <w:pStyle w:val="HTBody"/>
       </w:pPr>
       <w:r>
-        <w:t>首頁先把最小價值單位交到家庭手上：不用填資料即可進入</w:t>
+        <w:t>首頁先把最小價值單位交到家庭手上：不用填資料即可進入約</w:t>
       </w:r>
       <w:r>
         <w:t>30</w:t>
       </w:r>
       <w:r>
-        <w:t>秒試演，明確點播長輩的一句話、選一個中文意思，舞台便立刻出現不同結果；試演不錄音、不儲存，也不要求先建立家庭。完整體驗再把練習展開成</w:t>
+        <w:t>秒三幕試演。第一幕明確點播長輩的一句話，第二幕選一個中文意思並立刻看見舞台改變，第三幕直接看見「孩子帶回</w:t>
+      </w:r>
+      <w:r>
+        <w:t>—</w:t>
+      </w:r>
+      <w:r>
+        <w:t>家人傳下</w:t>
+      </w:r>
+      <w:r>
+        <w:t>—</w:t>
+      </w:r>
+      <w:r>
+        <w:t>孩子接住」的三棒作品原理。試演使用固定</w:t>
+      </w:r>
+      <w:r>
+        <w:t>Piper</w:t>
+      </w:r>
+      <w:r>
+        <w:t>合成示範並明示不是真人原音、尚非母語審閱成果；全程不錄音、不儲存、不建立家庭、故事、接力或作答資料。完整體驗再把練習展開成</w:t>
       </w:r>
       <w:r>
         <w:t>60</w:t>
@@ -2566,7 +2584,7 @@
       <w:pPr>
         <w:pStyle w:val="HTH2"/>
       </w:pPr>
-      <w:bookmarkStart w:id="3" w:name="_Toc234893807"/>
+      <w:bookmarkStart w:id="3" w:name="_Toc234900719"/>
       <w:r>
         <w:t>三、服務對象與第一階段範圍</w:t>
       </w:r>
@@ -2604,7 +2622,7 @@
       <w:pPr>
         <w:pStyle w:val="HTH2"/>
       </w:pPr>
-      <w:bookmarkStart w:id="4" w:name="_Toc234893808"/>
+      <w:bookmarkStart w:id="4" w:name="_Toc234900720"/>
       <w:r>
         <w:lastRenderedPageBreak/>
         <w:t>四、政策與社會意義</w:t>
@@ -2780,7 +2798,7 @@
           <w:noProof/>
         </w:rPr>
         <w:drawing>
-          <wp:inline distT="0" distB="0" distL="0" distR="0" wp14:anchorId="0E3684C8" wp14:editId="5C909B8F">
+          <wp:inline distT="0" distB="0" distL="0" distR="0" wp14:anchorId="4C5CB7B3" wp14:editId="1C0033EF">
             <wp:extent cx="5220000" cy="2947765"/>
             <wp:effectExtent l="0" t="0" r="0" b="0"/>
             <wp:docPr id="1" name="Picture 1"/>
@@ -2840,7 +2858,7 @@
       <w:pPr>
         <w:pStyle w:val="HTH1"/>
       </w:pPr>
-      <w:bookmarkStart w:id="5" w:name="_Toc234893809"/>
+      <w:bookmarkStart w:id="5" w:name="_Toc234900721"/>
       <w:r>
         <w:lastRenderedPageBreak/>
         <w:t>第二章　作品功能介紹</w:t>
@@ -2851,7 +2869,7 @@
       <w:pPr>
         <w:pStyle w:val="HTH2"/>
       </w:pPr>
-      <w:bookmarkStart w:id="6" w:name="_Toc234893810"/>
+      <w:bookmarkStart w:id="6" w:name="_Toc234900722"/>
       <w:r>
         <w:t>一、五個生活舞台，角色先陪孩子演</w:t>
       </w:r>
@@ -2877,7 +2895,7 @@
       <w:pPr>
         <w:pStyle w:val="HTH2"/>
       </w:pPr>
-      <w:bookmarkStart w:id="7" w:name="_Toc234893811"/>
+      <w:bookmarkStart w:id="7" w:name="_Toc234900723"/>
       <w:r>
         <w:t>二、零基礎孩子先懂意思，再聽、再說</w:t>
       </w:r>
@@ -2909,7 +2927,7 @@
       <w:pPr>
         <w:pStyle w:val="HTH2"/>
       </w:pPr>
-      <w:bookmarkStart w:id="8" w:name="_Toc234893812"/>
+      <w:bookmarkStart w:id="8" w:name="_Toc234900724"/>
       <w:r>
         <w:t>三、每一次回話都讓舞台往前走</w:t>
       </w:r>
@@ -2935,7 +2953,7 @@
       <w:pPr>
         <w:pStyle w:val="HTH2"/>
       </w:pPr>
-      <w:bookmarkStart w:id="9" w:name="_Toc234893813"/>
+      <w:bookmarkStart w:id="9" w:name="_Toc234900725"/>
       <w:r>
         <w:t>四、真人家人有空時再加戲</w:t>
       </w:r>
@@ -2961,7 +2979,7 @@
       <w:pPr>
         <w:pStyle w:val="HTH2"/>
       </w:pPr>
-      <w:bookmarkStart w:id="10" w:name="_Toc234893814"/>
+      <w:bookmarkStart w:id="10" w:name="_Toc234900726"/>
       <w:r>
         <w:lastRenderedPageBreak/>
         <w:t>五、孩子與成人權限分開</w:t>
@@ -3013,7 +3031,7 @@
           <w:noProof/>
         </w:rPr>
         <w:drawing>
-          <wp:inline distT="0" distB="0" distL="0" distR="0" wp14:anchorId="32ACB1EA" wp14:editId="2632263E">
+          <wp:inline distT="0" distB="0" distL="0" distR="0" wp14:anchorId="4ED50C80" wp14:editId="5E4D5893">
             <wp:extent cx="5220000" cy="2763529"/>
             <wp:effectExtent l="0" t="0" r="0" b="0"/>
             <wp:docPr id="2" name="Picture 2"/>
@@ -3067,7 +3085,7 @@
       <w:pPr>
         <w:pStyle w:val="HTH2"/>
       </w:pPr>
-      <w:bookmarkStart w:id="11" w:name="_Toc234893815"/>
+      <w:bookmarkStart w:id="11" w:name="_Toc234900727"/>
       <w:r>
         <w:t>六、課堂主題與家庭內容分層</w:t>
       </w:r>
@@ -3093,7 +3111,7 @@
       <w:pPr>
         <w:pStyle w:val="HTH2"/>
       </w:pPr>
-      <w:bookmarkStart w:id="12" w:name="_Toc234893816"/>
+      <w:bookmarkStart w:id="12" w:name="_Toc234900728"/>
       <w:r>
         <w:lastRenderedPageBreak/>
         <w:t>七、五個競賽版已實作的故事種子</w:t>
@@ -3213,7 +3231,7 @@
       <w:pPr>
         <w:pStyle w:val="HTH2"/>
       </w:pPr>
-      <w:bookmarkStart w:id="13" w:name="_Toc234893817"/>
+      <w:bookmarkStart w:id="13" w:name="_Toc234900729"/>
       <w:r>
         <w:t>八、教育機會情報站（競賽版已完成官方入口）</w:t>
       </w:r>
@@ -3437,7 +3455,7 @@
       <w:pPr>
         <w:pStyle w:val="HTH1"/>
       </w:pPr>
-      <w:bookmarkStart w:id="14" w:name="_Toc234893818"/>
+      <w:bookmarkStart w:id="14" w:name="_Toc234900730"/>
       <w:r>
         <w:t>第三章　作品摘要</w:t>
       </w:r>
@@ -3447,7 +3465,7 @@
       <w:pPr>
         <w:pStyle w:val="HTH2"/>
       </w:pPr>
-      <w:bookmarkStart w:id="15" w:name="_Toc234893819"/>
+      <w:bookmarkStart w:id="15" w:name="_Toc234900731"/>
       <w:r>
         <w:t>一、作品橫跨領域項目</w:t>
       </w:r>
@@ -3465,7 +3483,7 @@
       <w:pPr>
         <w:pStyle w:val="HTH2"/>
       </w:pPr>
-      <w:bookmarkStart w:id="16" w:name="_Toc234893820"/>
+      <w:bookmarkStart w:id="16" w:name="_Toc234900732"/>
       <w:r>
         <w:t>二、作品應用類型與範圍</w:t>
       </w:r>
@@ -3482,7 +3500,19 @@
         <w:t>Flutter Web</w:t>
       </w:r>
       <w:r>
-        <w:t>原型。評審可從家庭同意與角色設定開始，走完一集三幕分支、故事卡、家人回應與家庭版本錄音，也可查看另四集生活故事；「選故事」頁首另可完成五類日常家庭接力、四關任務、三棒作品與故事護照，以及</w:t>
+        <w:t>原型。評審可先用三次主要操作走完零資料試演的「聽一句</w:t>
+      </w:r>
+      <w:r>
+        <w:t>—</w:t>
+      </w:r>
+      <w:r>
+        <w:t>舞台改變</w:t>
+      </w:r>
+      <w:r>
+        <w:t>—</w:t>
+      </w:r>
+      <w:r>
+        <w:t>三棒揭示」，再從家庭同意與角色設定開始，走完一集三幕分支、故事卡、家人回應與家庭版本錄音，也可查看另四集生活故事；「選故事」頁首另可完成五類日常家庭接力、四關任務、三棒作品與故事護照，以及</w:t>
       </w:r>
       <w:r>
         <w:t>3</w:t>
@@ -3557,7 +3587,7 @@
       <w:pPr>
         <w:pStyle w:val="HTH2"/>
       </w:pPr>
-      <w:bookmarkStart w:id="17" w:name="_Toc234893821"/>
+      <w:bookmarkStart w:id="17" w:name="_Toc234900733"/>
       <w:r>
         <w:t>三、特性與設計重點</w:t>
       </w:r>
@@ -3606,17 +3636,6 @@
       </w:r>
       <w:r>
         <w:t>，第一次由使用者明確點播。</w:t>
-      </w:r>
-    </w:p>
-    <w:p>
-      <w:pPr>
-        <w:pStyle w:val="HTBullet"/>
-      </w:pPr>
-      <w:r>
-        <w:t xml:space="preserve">• </w:t>
-      </w:r>
-      <w:r>
-        <w:t>分支有可見後果：角色回話、場景與第三幕都保留先前選擇。</w:t>
       </w:r>
     </w:p>
     <w:p>
@@ -3628,6 +3647,17 @@
         <w:t xml:space="preserve">• </w:t>
       </w:r>
       <w:r>
+        <w:t>分支有可見後果：角色回話、場景與第三幕都保留先前選擇。</w:t>
+      </w:r>
+    </w:p>
+    <w:p>
+      <w:pPr>
+        <w:pStyle w:val="HTBullet"/>
+      </w:pPr>
+      <w:r>
+        <w:t xml:space="preserve">• </w:t>
+      </w:r>
+      <w:r>
         <w:t>語音不是評分器：只顯示裝置聽到什麼；失敗時用小卡繼續。</w:t>
       </w:r>
     </w:p>
@@ -3707,7 +3737,7 @@
       <w:pPr>
         <w:pStyle w:val="HTH2"/>
       </w:pPr>
-      <w:bookmarkStart w:id="18" w:name="_Toc234893822"/>
+      <w:bookmarkStart w:id="18" w:name="_Toc234900734"/>
       <w:r>
         <w:t>四、應用專業技術說明</w:t>
       </w:r>
@@ -3857,7 +3887,7 @@
         </w:rPr>
         <w:lastRenderedPageBreak/>
         <w:drawing>
-          <wp:inline distT="0" distB="0" distL="0" distR="0" wp14:anchorId="6CF1CFE5" wp14:editId="13C166F3">
+          <wp:inline distT="0" distB="0" distL="0" distR="0" wp14:anchorId="584BE395" wp14:editId="72669F58">
             <wp:extent cx="5220000" cy="3009176"/>
             <wp:effectExtent l="0" t="0" r="0" b="0"/>
             <wp:docPr id="3" name="Picture 3"/>
@@ -3911,7 +3941,7 @@
       <w:pPr>
         <w:pStyle w:val="HTH2"/>
       </w:pPr>
-      <w:bookmarkStart w:id="19" w:name="_Toc234893823"/>
+      <w:bookmarkStart w:id="19" w:name="_Toc234900735"/>
       <w:r>
         <w:t>五、創意及原創性說明</w:t>
       </w:r>
@@ -4507,7 +4537,7 @@
       <w:pPr>
         <w:pStyle w:val="HTH2"/>
       </w:pPr>
-      <w:bookmarkStart w:id="20" w:name="_Toc234893824"/>
+      <w:bookmarkStart w:id="20" w:name="_Toc234900736"/>
       <w:r>
         <w:t>六、市場潛力說明</w:t>
       </w:r>
@@ -5234,7 +5264,7 @@
       <w:pPr>
         <w:pStyle w:val="HTH1"/>
       </w:pPr>
-      <w:bookmarkStart w:id="21" w:name="_Toc234893825"/>
+      <w:bookmarkStart w:id="21" w:name="_Toc234900737"/>
       <w:r>
         <w:t>第四章　操作方法</w:t>
       </w:r>
@@ -5244,7 +5274,7 @@
       <w:pPr>
         <w:pStyle w:val="HTH2"/>
       </w:pPr>
-      <w:bookmarkStart w:id="22" w:name="_Toc234893826"/>
+      <w:bookmarkStart w:id="22" w:name="_Toc234900738"/>
       <w:r>
         <w:t>一、評審可操作的完整流程</w:t>
       </w:r>
@@ -5264,13 +5294,13 @@
         <w:t>Web</w:t>
       </w:r>
       <w:r>
-        <w:t>版可先點「先試演</w:t>
+        <w:t>版先點「先試演約</w:t>
       </w:r>
       <w:r>
         <w:t>30</w:t>
       </w:r>
       <w:r>
-        <w:t>秒」完成一個不錄音、不儲存的分支；返回後閱讀家庭資料與錄音說明，勾選兩項同意、設定四位數家長碼，再由成人輸入長輩稱呼與孩子小名。</w:t>
+        <w:t>秒」，依序看見長輩開場、孩子選句後的舞台變化，以及固定合成的三棒接力預演；畫面明示未使用家庭資料、不是真人原音且不代表母語審閱完成。退出前後故事、接力與作答資料皆不變。返回後再閱讀家庭資料與錄音說明，勾選兩項同意、設定四位數家長碼，並由成人輸入長輩稱呼與孩子小名。</w:t>
       </w:r>
     </w:p>
     <w:p>
@@ -5333,6 +5363,7 @@
         <w:pStyle w:val="HTNumbered"/>
       </w:pPr>
       <w:r>
+        <w:lastRenderedPageBreak/>
         <w:t xml:space="preserve">7. </w:t>
       </w:r>
       <w:r>
@@ -5344,7 +5375,6 @@
         <w:pStyle w:val="HTNumbered"/>
       </w:pPr>
       <w:r>
-        <w:lastRenderedPageBreak/>
         <w:t xml:space="preserve">8. </w:t>
       </w:r>
       <w:r>
@@ -5391,7 +5421,7 @@
           <w:noProof/>
         </w:rPr>
         <w:drawing>
-          <wp:inline distT="0" distB="0" distL="0" distR="0" wp14:anchorId="7D973B56" wp14:editId="2DCC41E3">
+          <wp:inline distT="0" distB="0" distL="0" distR="0" wp14:anchorId="65FBF977" wp14:editId="0E9E25DF">
             <wp:extent cx="5220000" cy="3132000"/>
             <wp:effectExtent l="0" t="0" r="0" b="0"/>
             <wp:docPr id="4" name="Picture 4"/>
@@ -5444,14 +5474,14 @@
         <w:t>Edge Pixel 7</w:t>
       </w:r>
       <w:r>
-        <w:t>流程實際擷取：五個日常題材、社團接力交接、三棒家庭作品與教育機會情報，均來自目前交付版。</w:t>
+        <w:t>流程實際擷取：零資料三棒預演、社團接力交接、實際三棒家庭作品與教育機會情報，均來自目前交付版。</w:t>
       </w:r>
     </w:p>
     <w:p>
       <w:pPr>
         <w:pStyle w:val="HTH2"/>
       </w:pPr>
-      <w:bookmarkStart w:id="23" w:name="_Toc234893827"/>
+      <w:bookmarkStart w:id="23" w:name="_Toc234900739"/>
       <w:r>
         <w:t>二、使用與運作方式</w:t>
       </w:r>
@@ -5507,8 +5537,9 @@
       <w:pPr>
         <w:pStyle w:val="HTH2"/>
       </w:pPr>
-      <w:bookmarkStart w:id="24" w:name="_Toc234893828"/>
-      <w:r>
+      <w:bookmarkStart w:id="24" w:name="_Toc234900740"/>
+      <w:r>
+        <w:lastRenderedPageBreak/>
         <w:t>三、目前成果與推進規劃</w:t>
       </w:r>
       <w:bookmarkEnd w:id="24"/>
@@ -5518,35 +5549,727 @@
         <w:pStyle w:val="HTBody"/>
       </w:pPr>
       <w:r>
-        <w:t>目前已完成五集三幕分支、零基礎聽句鷹架、正常／慢速／逐段播放、麥克風與小卡備援、家庭故事卡、真人家人逐節點原音、家人留言／表情、成人分流、一次性邀請及本機資料管理。「選故事」另已完成五類家庭接力、四關任務、三</w:t>
-      </w:r>
+        <w:t>目前已完成五集三幕分支、零基礎聽句鷹架、正常／慢速／逐段播放、麥克風與小卡備援、家庭故事卡、真人家人逐節點原音、家人留言／表情、成人分流、一次性邀請及本機資料管理。「選故事」另已完成五類家庭接力、四關任務、三棒作品、家人圈重播與故事護照，以及</w:t>
+      </w:r>
+      <w:r>
+        <w:t>3</w:t>
+      </w:r>
+      <w:r>
+        <w:t>筆官方資訊與本機延伸入口；五類接力不列為完成劇集。現行</w:t>
+      </w:r>
+      <w:r>
+        <w:t>119</w:t>
+      </w:r>
+      <w:r>
+        <w:t>個引用音檔有單一可追溯來源與逐檔</w:t>
+      </w:r>
+      <w:r>
+        <w:t>manifest</w:t>
+      </w:r>
+      <w:r>
+        <w:t>，教師端另有</w:t>
+      </w:r>
+      <w:r>
+        <w:t>19</w:t>
+      </w:r>
+      <w:r>
+        <w:t>頁四週試辦包。</w:t>
+      </w:r>
+    </w:p>
+    <w:p>
+      <w:pPr>
+        <w:pStyle w:val="HTBody"/>
+      </w:pPr>
+      <w:r>
+        <w:t>本次變更後的工程驗證為</w:t>
+      </w:r>
+      <w:r>
+        <w:t>Flutter</w:t>
+      </w:r>
+      <w:r>
+        <w:t>靜態分析</w:t>
+      </w:r>
+      <w:r>
+        <w:t>0</w:t>
+      </w:r>
+      <w:r>
+        <w:t>問題、</w:t>
+      </w:r>
+      <w:r>
+        <w:t>Flutter</w:t>
+      </w:r>
+      <w:r>
+        <w:t>測試</w:t>
+      </w:r>
+      <w:r>
+        <w:t>134</w:t>
+      </w:r>
+      <w:r>
+        <w:t>／</w:t>
+      </w:r>
+      <w:r>
+        <w:t>134</w:t>
+      </w:r>
+      <w:r>
+        <w:t>、相對路徑</w:t>
+      </w:r>
+      <w:r>
+        <w:t>Web build</w:t>
+      </w:r>
+      <w:r>
+        <w:t>與完整品質閘門通過；來源版的</w:t>
+      </w:r>
+      <w:r>
+        <w:t>Chromium</w:t>
+      </w:r>
+      <w:r>
+        <w:t>與</w:t>
+      </w:r>
+      <w:r>
+        <w:t>Edge</w:t>
+      </w:r>
+      <w:r>
+        <w:t>均實走零資料三幕試演，包含第三幕合成音訊明確點擊、三棒揭示與回到同意頁。完整</w:t>
+      </w:r>
+      <w:r>
+        <w:t>7</w:t>
+      </w:r>
+      <w:r>
+        <w:t>／</w:t>
+      </w:r>
+      <w:r>
+        <w:t>7</w:t>
+      </w:r>
+      <w:r>
+        <w:t>回歸另涵蓋</w:t>
+      </w:r>
+      <w:r>
+        <w:t>Pixel 7 viewport</w:t>
+      </w:r>
+      <w:r>
+        <w:t>視覺</w:t>
+      </w:r>
+      <w:r>
+        <w:t>2</w:t>
+      </w:r>
+      <w:r>
+        <w:t>／</w:t>
+      </w:r>
+      <w:r>
+        <w:t>2</w:t>
+      </w:r>
+      <w:r>
+        <w:t>與</w:t>
+      </w:r>
+      <w:r>
+        <w:t>Web</w:t>
+      </w:r>
+      <w:r>
+        <w:t>行為</w:t>
+      </w:r>
+      <w:r>
+        <w:t>5</w:t>
+      </w:r>
+      <w:r>
+        <w:t>／</w:t>
+      </w:r>
+      <w:r>
+        <w:t>5</w:t>
+      </w:r>
+      <w:r>
+        <w:t>；首句音訊案例要求同一次明確點擊取得</w:t>
+      </w:r>
+      <w:r>
+        <w:t>MP3 HTTP 200</w:t>
+      </w:r>
+      <w:r>
+        <w:t>，並觀察</w:t>
+      </w:r>
+      <w:r>
+        <w:t>play</w:t>
+      </w:r>
+      <w:r>
+        <w:t>、</w:t>
+      </w:r>
+      <w:r>
+        <w:t>playing</w:t>
+      </w:r>
+      <w:r>
+        <w:t>與</w:t>
+      </w:r>
+      <w:r>
+        <w:t>ended</w:t>
+      </w:r>
+      <w:r>
+        <w:t>且無</w:t>
+      </w:r>
+      <w:r>
+        <w:t>error</w:t>
+      </w:r>
+      <w:r>
+        <w:t>。</w:t>
+      </w:r>
+      <w:r>
+        <w:t>Pixel 7</w:t>
+      </w:r>
+      <w:r>
+        <w:t>只是瀏覽器</w:t>
+      </w:r>
+      <w:r>
+        <w:t>viewport</w:t>
+      </w:r>
+      <w:r>
+        <w:t>，不是真機。工程測試證明狀態、路徑與失敗修復，不證明孩子看得懂、越南語自然或家庭會長期使用。</w:t>
+      </w:r>
+    </w:p>
+    <w:p>
+      <w:pPr>
+        <w:pStyle w:val="HTBody"/>
+      </w:pPr>
+      <w:r>
+        <w:t>送件前優先完成四件事：一、由越南語母語者逐句複聽</w:t>
+      </w:r>
+      <w:r>
+        <w:t>119</w:t>
+      </w:r>
+      <w:r>
+        <w:t>檔並留下修訂紀錄；二、以</w:t>
+      </w:r>
+      <w:r>
+        <w:t>3</w:t>
+      </w:r>
+      <w:r>
+        <w:t>至</w:t>
+      </w:r>
+      <w:r>
+        <w:t>5</w:t>
+      </w:r>
+      <w:r>
+        <w:t>組目標家庭實走並保存去識別數據；三、取得</w:t>
+      </w:r>
+      <w:r>
+        <w:t>2</w:t>
+      </w:r>
+      <w:r>
+        <w:t>至</w:t>
+      </w:r>
+      <w:r>
+        <w:t>3</w:t>
+      </w:r>
+      <w:r>
+        <w:t>位導入端的任務與價格回饋；四、完成公開</w:t>
+      </w:r>
+      <w:r>
+        <w:t>HTTPS</w:t>
+      </w:r>
+      <w:r>
+        <w:t>、真手機與不同網路驗收。正式初審影片已完成；其餘只有取得證據後，才把相應結果寫進本計畫書。</w:t>
+      </w:r>
+    </w:p>
+    <w:p>
+      <w:pPr>
+        <w:pStyle w:val="HTH1"/>
+      </w:pPr>
+      <w:bookmarkStart w:id="25" w:name="_Toc234900741"/>
+      <w:r>
+        <w:t>第五章　參考資料</w:t>
+      </w:r>
+      <w:bookmarkEnd w:id="25"/>
+    </w:p>
+    <w:p>
+      <w:pPr>
+        <w:pStyle w:val="HTBody"/>
+      </w:pPr>
+      <w:r>
+        <w:t xml:space="preserve">[1] </w:t>
+      </w:r>
+      <w:r>
+        <w:t>教育部統計處（</w:t>
+      </w:r>
+      <w:r>
+        <w:t>2026</w:t>
+      </w:r>
+      <w:r>
+        <w:t>）。</w:t>
+      </w:r>
+      <w:r>
+        <w:t>114</w:t>
+      </w:r>
+      <w:r>
+        <w:t>學年度新住民子女就學開放資料（</w:t>
+      </w:r>
+      <w:r>
+        <w:t>2026</w:t>
+      </w:r>
+      <w:r>
+        <w:t>年</w:t>
+      </w:r>
+      <w:r>
+        <w:t>7</w:t>
+      </w:r>
+      <w:r>
+        <w:t>月</w:t>
+      </w:r>
+      <w:r>
+        <w:t>1</w:t>
+      </w:r>
+      <w:r>
+        <w:t>日更新）；本團隊依國籍別資料列重算。</w:t>
+      </w:r>
+      <w:r>
+        <w:t xml:space="preserve">https://data.gov.tw/dataset/46320 </w:t>
+      </w:r>
+      <w:r>
+        <w:t>；</w:t>
+      </w:r>
+      <w:r>
+        <w:t xml:space="preserve"> https://stats.moe.gov.tw/files/opendata/104_114edu_A_1_9.json </w:t>
+      </w:r>
+      <w:r>
+        <w:t>。課程班數另見《</w:t>
+      </w:r>
+      <w:r>
+        <w:t>113</w:t>
+      </w:r>
+      <w:r>
+        <w:t>學年度各級學校新住民子女就學概況》。</w:t>
+      </w:r>
+      <w:r>
+        <w:t>https://stats.moe.gov.tw/files/analysis/113_son_of_foreign.pdf</w:t>
+      </w:r>
+    </w:p>
+    <w:p>
+      <w:pPr>
+        <w:pStyle w:val="HTBody"/>
+      </w:pPr>
+      <w:r>
+        <w:t xml:space="preserve">[2] </w:t>
+      </w:r>
+      <w:r>
+        <w:t>教育部國民及學前教育署（</w:t>
+      </w:r>
+      <w:r>
+        <w:t>2021</w:t>
+      </w:r>
+      <w:r>
+        <w:t>）。第</w:t>
+      </w:r>
+      <w:r>
+        <w:t>224</w:t>
+      </w:r>
+      <w:r>
+        <w:t>期電子報：東南亞七國每種語言</w:t>
+      </w:r>
+      <w:r>
+        <w:t>18</w:t>
+      </w:r>
+      <w:r>
+        <w:t>冊、共</w:t>
+      </w:r>
+      <w:r>
+        <w:t>126</w:t>
+      </w:r>
+      <w:r>
+        <w:t>冊數位教材。</w:t>
+      </w:r>
+      <w:r>
+        <w:t>https://www.k12ea.gov.tw/Tw/Epaper/Index?id=542891ab-3778-491d-9c16-a2e0e5e056c7</w:t>
+      </w:r>
+    </w:p>
+    <w:p>
+      <w:pPr>
+        <w:pStyle w:val="HTBody"/>
+      </w:pPr>
+      <w:r>
+        <w:t xml:space="preserve">[3] </w:t>
+      </w:r>
+      <w:r>
+        <w:t>內政部移民署（</w:t>
+      </w:r>
+      <w:r>
+        <w:t>2024</w:t>
+      </w:r>
+      <w:r>
+        <w:t>）。《</w:t>
+      </w:r>
+      <w:r>
+        <w:t>112</w:t>
+      </w:r>
+      <w:r>
+        <w:t>年新住民生活需求調查報告》，調查方法頁</w:t>
+      </w:r>
+      <w:r>
+        <w:t>83</w:t>
+      </w:r>
+      <w:r>
+        <w:t>、</w:t>
+      </w:r>
+      <w:r>
+        <w:t>95</w:t>
+      </w:r>
+      <w:r>
+        <w:t>，表</w:t>
+      </w:r>
+      <w:r>
+        <w:t>7-21</w:t>
+      </w:r>
+      <w:r>
+        <w:t>頁</w:t>
+      </w:r>
+      <w:r>
+        <w:t>248</w:t>
+      </w:r>
+      <w:r>
+        <w:t>。</w:t>
+      </w:r>
+      <w:r>
+        <w:t>https://www.immigration.gov.tw/media/107730/112</w:t>
+      </w:r>
+      <w:r>
+        <w:t>年新住民生活需求調查報告</w:t>
+      </w:r>
+      <w:r>
+        <w:t>.pdf</w:t>
+      </w:r>
+    </w:p>
+    <w:p>
+      <w:pPr>
+        <w:pStyle w:val="HTBody"/>
+      </w:pPr>
+      <w:r>
+        <w:t xml:space="preserve">[4] </w:t>
+      </w:r>
+      <w:r>
+        <w:t>內政部移民署（</w:t>
+      </w:r>
+      <w:r>
+        <w:t>2023</w:t>
+      </w:r>
+      <w:r>
+        <w:t>）。《多元文化與語言學習之研究》，研究摘要頁</w:t>
+      </w:r>
+      <w:r>
+        <w:t>14</w:t>
+      </w:r>
+      <w:r>
+        <w:t>、樣本頁</w:t>
+      </w:r>
+      <w:r>
+        <w:t>98</w:t>
+      </w:r>
+      <w:r>
+        <w:t>、表</w:t>
+      </w:r>
+      <w:r>
+        <w:t>5-4</w:t>
+      </w:r>
+      <w:r>
+        <w:t>頁</w:t>
+      </w:r>
+      <w:r>
+        <w:t>105</w:t>
+      </w:r>
+      <w:r>
+        <w:t>、表</w:t>
+      </w:r>
+      <w:r>
+        <w:t>5-5</w:t>
+      </w:r>
+      <w:r>
+        <w:t>頁</w:t>
+      </w:r>
+      <w:r>
+        <w:t>106</w:t>
+      </w:r>
+      <w:r>
+        <w:t>、結論頁</w:t>
+      </w:r>
+      <w:r>
+        <w:t>182</w:t>
+      </w:r>
+      <w:r>
+        <w:t>至</w:t>
+      </w:r>
+      <w:r>
+        <w:t>184</w:t>
+      </w:r>
+      <w:r>
+        <w:t>。</w:t>
+      </w:r>
+      <w:r>
+        <w:t>https://www.immigration.gov.tw/media/101629/</w:t>
+      </w:r>
+      <w:r>
+        <w:t>多元文化與語言學習之研究</w:t>
+      </w:r>
+      <w:r>
+        <w:t>-1111f302.pdf</w:t>
+      </w:r>
+    </w:p>
+    <w:p>
+      <w:pPr>
+        <w:pStyle w:val="HTBody"/>
+      </w:pPr>
       <w:r>
         <w:lastRenderedPageBreak/>
-        <w:t>棒作品、家人圈重播與故事護照，以及</w:t>
+        <w:t xml:space="preserve">[5] </w:t>
+      </w:r>
+      <w:r>
+        <w:t>總統府（</w:t>
+      </w:r>
+      <w:r>
+        <w:t>2024</w:t>
+      </w:r>
+      <w:r>
+        <w:t>）。《新住民基本法》公布全文，第</w:t>
+      </w:r>
+      <w:r>
+        <w:t>2</w:t>
+      </w:r>
+      <w:r>
+        <w:t>條、第</w:t>
+      </w:r>
+      <w:r>
+        <w:t>12</w:t>
+      </w:r>
+      <w:r>
+        <w:t>條及第</w:t>
+      </w:r>
+      <w:r>
+        <w:t>19</w:t>
+      </w:r>
+      <w:r>
+        <w:t>條。</w:t>
+      </w:r>
+      <w:r>
+        <w:t>https://www.president.gov.tw/File/Doc/3a960df5-5ec7-4748-9646-04e2ef18f0e8</w:t>
+      </w:r>
+    </w:p>
+    <w:p>
+      <w:pPr>
+        <w:pStyle w:val="HTBody"/>
+      </w:pPr>
+      <w:r>
+        <w:t xml:space="preserve">[6] </w:t>
+      </w:r>
+      <w:r>
+        <w:t>教育部國民及學前教育署。〈政府網站資料開放宣告〉。</w:t>
+      </w:r>
+      <w:r>
+        <w:t>https://www.k12ea.gov.tw/Tw/Common/SinglePage?filter=7980A248-562A-4712-A4D6-2A0002D05FAB</w:t>
+      </w:r>
+    </w:p>
+    <w:p>
+      <w:pPr>
+        <w:pStyle w:val="HTBody"/>
+      </w:pPr>
+      <w:r>
+        <w:t xml:space="preserve">[7] </w:t>
+      </w:r>
+      <w:r>
+        <w:t>個人資料保護委員會籌備處。《個人資料保護法》，第</w:t>
       </w:r>
       <w:r>
         <w:t>3</w:t>
       </w:r>
       <w:r>
-        <w:t>筆官方資訊與本機延伸入口；五類接力不列為完成劇集。現行</w:t>
+        <w:t>、</w:t>
+      </w:r>
+      <w:r>
+        <w:t>5</w:t>
+      </w:r>
+      <w:r>
+        <w:t>、</w:t>
+      </w:r>
+      <w:r>
+        <w:t>8</w:t>
+      </w:r>
+      <w:r>
+        <w:t>及</w:t>
+      </w:r>
+      <w:r>
+        <w:t>19</w:t>
+      </w:r>
+      <w:r>
+        <w:t>條。</w:t>
+      </w:r>
+      <w:r>
+        <w:t>https://law.pdpc.gov.tw/LawContent.aspx?id=FL010627</w:t>
+      </w:r>
+    </w:p>
+    <w:p>
+      <w:pPr>
+        <w:pStyle w:val="HTBody"/>
+      </w:pPr>
+      <w:r>
+        <w:t xml:space="preserve">[8] </w:t>
+      </w:r>
+      <w:r>
+        <w:t>法務部（</w:t>
+      </w:r>
+      <w:r>
+        <w:t>2013</w:t>
+      </w:r>
+      <w:r>
+        <w:t>）。法律字第</w:t>
+      </w:r>
+      <w:r>
+        <w:t>10203504660</w:t>
+      </w:r>
+      <w:r>
+        <w:t>號函，未成年子女法定代理人同意相關說明。</w:t>
+      </w:r>
+      <w:r>
+        <w:t>https://mojlaw.moj.gov.tw/LawContentExShow.aspx?id=FE259164&amp;media=print&amp;type=e</w:t>
+      </w:r>
+    </w:p>
+    <w:p>
+      <w:pPr>
+        <w:pStyle w:val="HTBody"/>
+      </w:pPr>
+      <w:r>
+        <w:t>[9] Little, S.</w:t>
+      </w:r>
+      <w:r>
+        <w:t>（</w:t>
+      </w:r>
+      <w:r>
+        <w:t>2019</w:t>
+      </w:r>
+      <w:r>
+        <w:t>）。</w:t>
+      </w:r>
+      <w:r>
+        <w:t>“Is There an App for That?” Exploring Games and Apps among Heritage Language Families. Journal of Multilingual and Multicultural Development, 40(3), 218–229. https://doi.org/10.1080/01434632.2018.1502776</w:t>
+      </w:r>
+    </w:p>
+    <w:p>
+      <w:pPr>
+        <w:pStyle w:val="HTBody"/>
+      </w:pPr>
+      <w:r>
+        <w:t xml:space="preserve">[10] </w:t>
+      </w:r>
+      <w:r>
+        <w:t>鄭依萍、曾秀雲（</w:t>
+      </w:r>
+      <w:r>
+        <w:t>2024</w:t>
+      </w:r>
+      <w:r>
+        <w:t>）。〈母語的使用與傳承：以新北市新住民家庭為例〉。《社會發展研究學刊》，</w:t>
+      </w:r>
+      <w:r>
+        <w:t>34</w:t>
+      </w:r>
+      <w:r>
+        <w:t>。</w:t>
+      </w:r>
+      <w:r>
+        <w:t>https://doi.org/10.6687/JSDS.202409_(34).0002</w:t>
+      </w:r>
+    </w:p>
+    <w:p>
+      <w:pPr>
+        <w:pStyle w:val="HTBody"/>
+      </w:pPr>
+      <w:r>
+        <w:t xml:space="preserve">[11] </w:t>
+      </w:r>
+      <w:r>
+        <w:t>海外同類服務公開功能查核：家庭原聲課程、家庭錄音及物件感應語言工具。查核日期</w:t>
+      </w:r>
+      <w:r>
+        <w:t>2026</w:t>
+      </w:r>
+      <w:r>
+        <w:t>年</w:t>
+      </w:r>
+      <w:r>
+        <w:t>7</w:t>
+      </w:r>
+      <w:r>
+        <w:t>月</w:t>
+      </w:r>
+      <w:r>
+        <w:t>12</w:t>
+      </w:r>
+      <w:r>
+        <w:t>日；僅比較公開操作，不將其內容或素材納入作品。完整來源網址保存在競品查核工作底稿，送審引用格式須再依主辦匿名規則確認。</w:t>
+      </w:r>
+    </w:p>
+    <w:p>
+      <w:pPr>
+        <w:pStyle w:val="HTBody"/>
+      </w:pPr>
+      <w:r>
+        <w:t>[12] Piper</w:t>
+      </w:r>
+      <w:r>
+        <w:t>越南語合成操作示範：</w:t>
+      </w:r>
+      <w:r>
+        <w:t>Piper Voices v1.0.0</w:t>
+      </w:r>
+      <w:r>
+        <w:t>，</w:t>
+      </w:r>
+      <w:r>
+        <w:t>`vi_VN-vais1000-medium`</w:t>
+      </w:r>
+      <w:r>
+        <w:t>模型與模型卡；</w:t>
+      </w:r>
+      <w:r>
+        <w:t>Piper 2023.11.14-2</w:t>
+      </w:r>
+      <w:r>
+        <w:t>。模型庫標示</w:t>
+      </w:r>
+      <w:r>
+        <w:t>MIT</w:t>
+      </w:r>
+      <w:r>
+        <w:t>，模型卡將</w:t>
+      </w:r>
+      <w:r>
+        <w:t>VAIS-1000</w:t>
+      </w:r>
+      <w:r>
+        <w:t>語料列為</w:t>
+      </w:r>
+      <w:r>
+        <w:t>CC BY 4.0</w:t>
+      </w:r>
+      <w:r>
+        <w:t>；作品保存模型</w:t>
+      </w:r>
+      <w:r>
+        <w:t>SHA-256</w:t>
+      </w:r>
+      <w:r>
+        <w:t>、</w:t>
       </w:r>
       <w:r>
         <w:t>119</w:t>
       </w:r>
       <w:r>
-        <w:t>個引用音檔有單一可追溯來源與逐檔</w:t>
+        <w:t>筆輸入文字、產生腳本與逐檔</w:t>
       </w:r>
       <w:r>
         <w:t>manifest</w:t>
       </w:r>
       <w:r>
-        <w:t>，教師端另有</w:t>
-      </w:r>
-      <w:r>
-        <w:t>19</w:t>
-      </w:r>
-      <w:r>
-        <w:t>頁四週試辦包。</w:t>
+        <w:t>。</w:t>
+      </w:r>
+      <w:r>
+        <w:t xml:space="preserve">https://huggingface.co/rhasspy/piper-voices/tree/v1.0.0/vi/vi_VN/vais1000/medium </w:t>
+      </w:r>
+      <w:r>
+        <w:t>；</w:t>
+      </w:r>
+      <w:r>
+        <w:t xml:space="preserve"> https://github.com/rhasspy/piper/releases/tag/2023.11.14-2</w:t>
       </w:r>
     </w:p>
     <w:p>
@@ -5554,145 +6277,538 @@
         <w:pStyle w:val="HTBody"/>
       </w:pPr>
       <w:r>
-        <w:t>本次變更後的工程驗證為</w:t>
+        <w:t xml:space="preserve">[13] </w:t>
+      </w:r>
+      <w:r>
+        <w:t>教育部國民及學前教育署（</w:t>
+      </w:r>
+      <w:r>
+        <w:t>2025</w:t>
+      </w:r>
+      <w:r>
+        <w:t>）。</w:t>
+      </w:r>
+      <w:r>
+        <w:t>114</w:t>
+      </w:r>
+      <w:r>
+        <w:t>年度新住民語文樂學活動核定資料：</w:t>
+      </w:r>
+      <w:r>
+        <w:t>103</w:t>
+      </w:r>
+      <w:r>
+        <w:t>校、</w:t>
+      </w:r>
+      <w:r>
+        <w:t>124</w:t>
+      </w:r>
+      <w:r>
+        <w:t>班、總補助</w:t>
+      </w:r>
+      <w:r>
+        <w:t>4,824,776</w:t>
+      </w:r>
+      <w:r>
+        <w:t>元。</w:t>
+      </w:r>
+      <w:r>
+        <w:t>https://www.k12ea.gov.tw/Tw/PublickInfo/EdufundDetail?filter=588AEF47-226C-4164-95A8-EE5EA941567F&amp;id=686aed9d-cec5-44f4-9a30-863372e91e74</w:t>
+      </w:r>
+    </w:p>
+    <w:p>
+      <w:pPr>
+        <w:pStyle w:val="HTBody"/>
+      </w:pPr>
+      <w:r>
+        <w:t xml:space="preserve">[14] </w:t>
+      </w:r>
+      <w:r>
+        <w:t>地方教育主管機關轉發之</w:t>
+      </w:r>
+      <w:r>
+        <w:t>115</w:t>
+      </w:r>
+      <w:r>
+        <w:t>年度「新住民子女親子共學母語」申請公告；僅證明縣市申請體系仍在運作，不證明軟體可列支或本作已成合作通路。</w:t>
+      </w:r>
+      <w:r>
+        <w:t>https://news.hlc.edu.tw/index.php?cate_id=17&amp;id=124090&amp;page=department</w:t>
+      </w:r>
+    </w:p>
+    <w:p>
+      <w:pPr>
+        <w:pStyle w:val="HTBody"/>
+      </w:pPr>
+      <w:r>
+        <w:t xml:space="preserve">[15] </w:t>
+      </w:r>
+      <w:r>
+        <w:t>教育部國民及學前教育署（</w:t>
+      </w:r>
+      <w:r>
+        <w:t>2026</w:t>
+      </w:r>
+      <w:r>
+        <w:t>）。〈故事開麥啦！全國新住民語文說故事競賽展現多元文化魅力〉，</w:t>
+      </w:r>
+      <w:r>
+        <w:t>115</w:t>
+      </w:r>
+      <w:r>
+        <w:t>年</w:t>
+      </w:r>
+      <w:r>
+        <w:t>5</w:t>
+      </w:r>
+      <w:r>
+        <w:t>月</w:t>
+      </w:r>
+      <w:r>
+        <w:t>30</w:t>
+      </w:r>
+      <w:r>
+        <w:t>日；</w:t>
+      </w:r>
+      <w:r>
+        <w:t>172</w:t>
+      </w:r>
+      <w:r>
+        <w:t>校、</w:t>
+      </w:r>
+      <w:r>
+        <w:t>236</w:t>
+      </w:r>
+      <w:r>
+        <w:t>組初賽、</w:t>
+      </w:r>
+      <w:r>
+        <w:t>70</w:t>
+      </w:r>
+      <w:r>
+        <w:t>組決賽及三項故事主題。</w:t>
+      </w:r>
+      <w:r>
+        <w:lastRenderedPageBreak/>
+        <w:t xml:space="preserve">https://www.moe.gov.tw/News_Content.aspx?n=9E7AC85F1954DDA8&amp;s=9C06AFB083644471&amp;sms=169B8E91BB75571F </w:t>
+      </w:r>
+      <w:r>
+        <w:t>。查詢日：</w:t>
+      </w:r>
+      <w:r>
+        <w:t>2026</w:t>
+      </w:r>
+      <w:r>
+        <w:t>年</w:t>
+      </w:r>
+      <w:r>
+        <w:t>7</w:t>
+      </w:r>
+      <w:r>
+        <w:t>月</w:t>
+      </w:r>
+      <w:r>
+        <w:t>14</w:t>
+      </w:r>
+      <w:r>
+        <w:t>日。</w:t>
+      </w:r>
+    </w:p>
+    <w:p>
+      <w:pPr>
+        <w:pStyle w:val="HTBody"/>
+      </w:pPr>
+      <w:r>
+        <w:t xml:space="preserve">[16] </w:t>
+      </w:r>
+      <w:r>
+        <w:t>教育部國民及學前教育署。〈新住民子女教育資訊網〉：最新消息、語文教材、文件、相關計畫、課程與活動入口。</w:t>
+      </w:r>
+      <w:r>
+        <w:t xml:space="preserve">https://mkm.k12ea.gov.tw/ </w:t>
+      </w:r>
+      <w:r>
+        <w:t>。查詢日：</w:t>
+      </w:r>
+      <w:r>
+        <w:t>2026</w:t>
+      </w:r>
+      <w:r>
+        <w:t>年</w:t>
+      </w:r>
+      <w:r>
+        <w:t>7</w:t>
+      </w:r>
+      <w:r>
+        <w:t>月</w:t>
+      </w:r>
+      <w:r>
+        <w:t>14</w:t>
+      </w:r>
+      <w:r>
+        <w:t>日。</w:t>
+      </w:r>
+    </w:p>
+    <w:p>
+      <w:pPr>
+        <w:pStyle w:val="HTBody"/>
+      </w:pPr>
+      <w:r>
+        <w:t xml:space="preserve">[17] </w:t>
+      </w:r>
+      <w:r>
+        <w:t>教育部國民及學前教育署。〈新住民子女教育資訊網－研習活動〉：可依類別、縣市、狀態及日期查詢遠距直播、教學支援、競賽與研習。</w:t>
+      </w:r>
+      <w:r>
+        <w:t xml:space="preserve">https://mkm.k12ea.gov.tw/study </w:t>
+      </w:r>
+      <w:r>
+        <w:t>。查詢日：</w:t>
+      </w:r>
+      <w:r>
+        <w:t>2026</w:t>
+      </w:r>
+      <w:r>
+        <w:t>年</w:t>
+      </w:r>
+      <w:r>
+        <w:t>7</w:t>
+      </w:r>
+      <w:r>
+        <w:t>月</w:t>
+      </w:r>
+      <w:r>
+        <w:t>14</w:t>
+      </w:r>
+      <w:r>
+        <w:t>日。</w:t>
+      </w:r>
+    </w:p>
+    <w:p>
+      <w:pPr>
+        <w:pStyle w:val="HTBody"/>
+      </w:pPr>
+      <w:r>
+        <w:t xml:space="preserve">[18] </w:t>
+      </w:r>
+      <w:r>
+        <w:t>教育部（</w:t>
+      </w:r>
+      <w:r>
+        <w:t>2026</w:t>
+      </w:r>
+      <w:r>
+        <w:t>）。〈重大教育政策發展歷程－新住民教育〉：課綱七語、</w:t>
+      </w:r>
+      <w:r>
+        <w:t>126</w:t>
+      </w:r>
+      <w:r>
+        <w:t>冊教材、遠距直播、新住民學習中心及教育資訊網</w:t>
+      </w:r>
+      <w:r>
+        <w:t>2.0</w:t>
+      </w:r>
+      <w:r>
+        <w:t>。</w:t>
+      </w:r>
+      <w:r>
+        <w:t xml:space="preserve">https://history.moe.gov.tw/Policy/Detail/99bc4e53-3e97-4395-8a76-acfbce2ce7d7 </w:t>
+      </w:r>
+      <w:r>
+        <w:t>。查詢日：</w:t>
+      </w:r>
+      <w:r>
+        <w:t>2026</w:t>
+      </w:r>
+      <w:r>
+        <w:t>年</w:t>
+      </w:r>
+      <w:r>
+        <w:t>7</w:t>
+      </w:r>
+      <w:r>
+        <w:t>月</w:t>
+      </w:r>
+      <w:r>
+        <w:t>14</w:t>
+      </w:r>
+      <w:r>
+        <w:t>日。</w:t>
+      </w:r>
+    </w:p>
+    <w:p>
+      <w:pPr>
+        <w:pStyle w:val="HTBody"/>
+      </w:pPr>
+      <w:r>
+        <w:t xml:space="preserve">[19] </w:t>
+      </w:r>
+      <w:r>
+        <w:t>教育部國民及學前教育署（</w:t>
+      </w:r>
+      <w:r>
+        <w:t>2026</w:t>
+      </w:r>
+      <w:r>
+        <w:t>）。〈</w:t>
+      </w:r>
+      <w:r>
+        <w:t>115</w:t>
+      </w:r>
+      <w:r>
+        <w:t>年全國性多語多元文化繪本親子共讀心得感想甄選活動計畫及海報〉；活動簡章由該公告附檔提供。</w:t>
+      </w:r>
+      <w:r>
+        <w:t xml:space="preserve">https://mkm.k12ea.gov.tw/news/17202605110001 </w:t>
+      </w:r>
+      <w:r>
+        <w:t>。查詢日：</w:t>
+      </w:r>
+      <w:r>
+        <w:t>2026</w:t>
+      </w:r>
+      <w:r>
+        <w:t>年</w:t>
+      </w:r>
+      <w:r>
+        <w:t>7</w:t>
+      </w:r>
+      <w:r>
+        <w:t>月</w:t>
+      </w:r>
+      <w:r>
+        <w:t>14</w:t>
+      </w:r>
+      <w:r>
+        <w:t>日。</w:t>
+      </w:r>
+    </w:p>
+    <w:p>
+      <w:pPr>
+        <w:pStyle w:val="HTH1"/>
+      </w:pPr>
+      <w:bookmarkStart w:id="26" w:name="_Toc234900742"/>
+      <w:r>
+        <w:t>第六章　附件</w:t>
+      </w:r>
+      <w:bookmarkEnd w:id="26"/>
+    </w:p>
+    <w:p>
+      <w:pPr>
+        <w:pStyle w:val="HTH2"/>
+      </w:pPr>
+      <w:bookmarkStart w:id="27" w:name="_Toc234900743"/>
+      <w:r>
+        <w:t>一、作品檔案與使用說明</w:t>
+      </w:r>
+      <w:bookmarkEnd w:id="27"/>
+    </w:p>
+    <w:p>
+      <w:pPr>
+        <w:pStyle w:val="HTBullet"/>
+      </w:pPr>
+      <w:r>
+        <w:t xml:space="preserve">• </w:t>
+      </w:r>
+      <w:r>
+        <w:t>可直接建置的</w:t>
+      </w:r>
+      <w:r>
+        <w:t>Flutter Web</w:t>
+      </w:r>
+      <w:r>
+        <w:t>原始碼、相對路徑</w:t>
+      </w:r>
+      <w:r>
+        <w:t>release</w:t>
+      </w:r>
+      <w:r>
+        <w:t>與本機啟動／停止腳本。</w:t>
+      </w:r>
+    </w:p>
+    <w:p>
+      <w:pPr>
+        <w:pStyle w:val="HTBullet"/>
+      </w:pPr>
+      <w:r>
+        <w:t xml:space="preserve">• </w:t>
+      </w:r>
+      <w:r>
+        <w:t>最新操作說明、</w:t>
       </w:r>
       <w:r>
         <w:t>Flutter</w:t>
       </w:r>
       <w:r>
-        <w:t>靜態分析</w:t>
-      </w:r>
-      <w:r>
-        <w:t>0</w:t>
-      </w:r>
-      <w:r>
-        <w:t>問題、</w:t>
-      </w:r>
-      <w:r>
-        <w:t>Flutter</w:t>
-      </w:r>
-      <w:r>
-        <w:t>測試</w:t>
-      </w:r>
-      <w:r>
-        <w:t>133</w:t>
+        <w:t>完整品質閘門、</w:t>
+      </w:r>
+      <w:r>
+        <w:t>Chromium</w:t>
       </w:r>
       <w:r>
         <w:t>／</w:t>
       </w:r>
       <w:r>
-        <w:t>133</w:t>
-      </w:r>
-      <w:r>
-        <w:t>、相對路徑</w:t>
-      </w:r>
-      <w:r>
-        <w:t>Web build</w:t>
-      </w:r>
-      <w:r>
-        <w:t>與完整品質閘門通過；來源版由</w:t>
-      </w:r>
-      <w:r>
-        <w:t>Chromium</w:t>
-      </w:r>
-      <w:r>
-        <w:t>與</w:t>
-      </w:r>
-      <w:r>
         <w:t>Edge</w:t>
       </w:r>
       <w:r>
-        <w:t>各一次不間斷跑完</w:t>
-      </w:r>
-      <w:r>
-        <w:t>7</w:t>
+        <w:t>操作與</w:t>
+      </w:r>
+      <w:r>
+        <w:t>Pixel 7</w:t>
+      </w:r>
+      <w:r>
+        <w:t>視覺流程、音訊</w:t>
+      </w:r>
+      <w:r>
+        <w:t>manifest</w:t>
+      </w:r>
+      <w:r>
+        <w:t>、插圖來源邊界與技術驗證紀錄。</w:t>
+      </w:r>
+    </w:p>
+    <w:p>
+      <w:pPr>
+        <w:pStyle w:val="HTBullet"/>
+      </w:pPr>
+      <w:r>
+        <w:t xml:space="preserve">• </w:t>
+      </w:r>
+      <w:r>
+        <w:t>本計畫書</w:t>
+      </w:r>
+      <w:r>
+        <w:t>DOCX</w:t>
       </w:r>
       <w:r>
         <w:t>／</w:t>
       </w:r>
       <w:r>
-        <w:t>7</w:t>
-      </w:r>
-      <w:r>
-        <w:t>，兩組皆包含</w:t>
-      </w:r>
-      <w:r>
-        <w:t>Pixel 7 viewport</w:t>
-      </w:r>
-      <w:r>
-        <w:t>視覺</w:t>
-      </w:r>
-      <w:r>
-        <w:t>2</w:t>
+        <w:t>PDF</w:t>
+      </w:r>
+      <w:r>
+        <w:t>、四張由現況資料與真實</w:t>
+      </w:r>
+      <w:r>
+        <w:t>App</w:t>
+      </w:r>
+      <w:r>
+        <w:t>畫面產生的圖表。</w:t>
+      </w:r>
+    </w:p>
+    <w:p>
+      <w:pPr>
+        <w:pStyle w:val="HTBullet"/>
+      </w:pPr>
+      <w:r>
+        <w:t>• 2</w:t>
+      </w:r>
+      <w:r>
+        <w:t>分</w:t>
+      </w:r>
+      <w:r>
+        <w:t>53.9</w:t>
+      </w:r>
+      <w:r>
+        <w:t>秒正式初審</w:t>
+      </w:r>
+      <w:r>
+        <w:t>MP4</w:t>
+      </w:r>
+      <w:r>
+        <w:t>、低於</w:t>
+      </w:r>
+      <w:r>
+        <w:t>25 MiB</w:t>
+      </w:r>
+      <w:r>
+        <w:t>的網頁預覽、分鏡、可重現產生腳本與</w:t>
+      </w:r>
+      <w:r>
+        <w:t>ffprobe</w:t>
       </w:r>
       <w:r>
         <w:t>／</w:t>
       </w:r>
       <w:r>
-        <w:t>2</w:t>
-      </w:r>
-      <w:r>
-        <w:t>與</w:t>
+        <w:t>EBU R128</w:t>
+      </w:r>
+      <w:r>
+        <w:t>驗證</w:t>
+      </w:r>
+      <w:r>
+        <w:t>JSON</w:t>
+      </w:r>
+      <w:r>
+        <w:t>；</w:t>
+      </w:r>
+      <w:r>
+        <w:t>15</w:t>
+      </w:r>
+      <w:r>
+        <w:t>幕旁白及逐段響度均通過門檻。</w:t>
+      </w:r>
+    </w:p>
+    <w:p>
+      <w:pPr>
+        <w:pStyle w:val="HTBullet"/>
+      </w:pPr>
+      <w:r>
+        <w:t xml:space="preserve">• </w:t>
+      </w:r>
+      <w:r>
+        <w:t>新住民家庭匿名問卷與試用方案；尚未回收的結果不列成果。</w:t>
+      </w:r>
+    </w:p>
+    <w:p>
+      <w:pPr>
+        <w:pStyle w:val="HTBullet"/>
+      </w:pPr>
+      <w:r>
+        <w:t>• 119</w:t>
+      </w:r>
+      <w:r>
+        <w:t>句越南語母語審閱工具；可逐檔播放並匯出</w:t>
+      </w:r>
+      <w:r>
+        <w:t>JSON</w:t>
+      </w:r>
+      <w:r>
+        <w:t>／</w:t>
+      </w:r>
+      <w:r>
+        <w:t>CSV</w:t>
+      </w:r>
+      <w:r>
+        <w:t>，但目前空白工具不列真人審閱成果。</w:t>
+      </w:r>
+    </w:p>
+    <w:p>
+      <w:pPr>
+        <w:pStyle w:val="HTH2"/>
+      </w:pPr>
+      <w:bookmarkStart w:id="28" w:name="_Toc234900744"/>
+      <w:r>
+        <w:t>二、資料與兒少保護原則</w:t>
+      </w:r>
+      <w:bookmarkEnd w:id="28"/>
+    </w:p>
+    <w:p>
+      <w:pPr>
+        <w:pStyle w:val="HTBody"/>
+      </w:pPr>
+      <w:r>
+        <w:t>家庭內容預設只限目前裝置與已核准家人。</w:t>
       </w:r>
       <w:r>
         <w:t>Web</w:t>
       </w:r>
       <w:r>
-        <w:t>行為</w:t>
-      </w:r>
-      <w:r>
-        <w:t>5</w:t>
-      </w:r>
-      <w:r>
-        <w:t>／</w:t>
-      </w:r>
-      <w:r>
-        <w:t>5</w:t>
-      </w:r>
-      <w:r>
-        <w:t>。首句音訊案例要求同一次明確點擊取得</w:t>
-      </w:r>
-      <w:r>
-        <w:t>MP3 HTTP 200</w:t>
-      </w:r>
-      <w:r>
-        <w:t>，並觀察</w:t>
-      </w:r>
-      <w:r>
-        <w:t>play</w:t>
-      </w:r>
-      <w:r>
-        <w:t>、</w:t>
-      </w:r>
-      <w:r>
-        <w:t>playing</w:t>
-      </w:r>
-      <w:r>
-        <w:t>與</w:t>
-      </w:r>
-      <w:r>
-        <w:t>ended</w:t>
-      </w:r>
-      <w:r>
-        <w:t>且無</w:t>
-      </w:r>
-      <w:r>
-        <w:t>error</w:t>
-      </w:r>
-      <w:r>
-        <w:t>。</w:t>
-      </w:r>
-      <w:r>
-        <w:t>Pixel 7</w:t>
-      </w:r>
-      <w:r>
-        <w:t>只是瀏覽器</w:t>
-      </w:r>
-      <w:r>
-        <w:t>viewport</w:t>
-      </w:r>
-      <w:r>
-        <w:t>，不是真機。工程測試證明狀態、路徑與失敗修復，不證明孩子看得懂、越南語自然或家庭會長期使用。</w:t>
+        <w:t>版不要求真實姓名，也不主動把家庭錄音送到團隊伺服器；文字備份不含錄音本體、個別家人碼、邀請私鑰或重試狀態。成人可刪除家庭資料；應用層加密、雲端同步、帳號復原與系統備份控制尚未完成，介面不得把本機原型稱為產品級安全社群。</w:t>
+      </w:r>
+      <w:r>
+        <w:t>[7][8]</w:t>
       </w:r>
     </w:p>
     <w:p>
@@ -5700,1105 +6816,16 @@
         <w:pStyle w:val="HTBody"/>
       </w:pPr>
       <w:r>
-        <w:t>送件前優先完成四件事：一、由越南語母語者逐句複聽</w:t>
-      </w:r>
-      <w:r>
-        <w:t>119</w:t>
-      </w:r>
-      <w:r>
-        <w:t>檔並留下修訂紀錄；二、以</w:t>
-      </w:r>
-      <w:r>
-        <w:t>3</w:t>
-      </w:r>
-      <w:r>
-        <w:t>至</w:t>
-      </w:r>
-      <w:r>
-        <w:t>5</w:t>
-      </w:r>
-      <w:r>
-        <w:t>組目標家庭實走並保存去識別數據；三、取得</w:t>
-      </w:r>
-      <w:r>
-        <w:t>2</w:t>
-      </w:r>
-      <w:r>
-        <w:t>至</w:t>
-      </w:r>
-      <w:r>
-        <w:t>3</w:t>
-      </w:r>
-      <w:r>
-        <w:t>位導入端的任務與價格回饋；四、完成公開</w:t>
-      </w:r>
-      <w:r>
-        <w:t>HTTPS</w:t>
-      </w:r>
-      <w:r>
-        <w:t>、真手機與不同網路驗收。正式初審影片已完成；其餘只有取得證據後，才把相應結果寫進本計畫書。</w:t>
-      </w:r>
-    </w:p>
-    <w:p>
-      <w:pPr>
-        <w:pStyle w:val="HTH1"/>
-      </w:pPr>
-      <w:bookmarkStart w:id="25" w:name="_Toc234893829"/>
-      <w:r>
-        <w:t>第五章　參考資料</w:t>
-      </w:r>
-      <w:bookmarkEnd w:id="25"/>
-    </w:p>
-    <w:p>
-      <w:pPr>
-        <w:pStyle w:val="HTBody"/>
-      </w:pPr>
-      <w:r>
-        <w:t xml:space="preserve">[1] </w:t>
-      </w:r>
-      <w:r>
-        <w:t>教育部統計處（</w:t>
-      </w:r>
-      <w:r>
-        <w:t>2026</w:t>
-      </w:r>
-      <w:r>
-        <w:t>）。</w:t>
-      </w:r>
-      <w:r>
-        <w:t>114</w:t>
-      </w:r>
-      <w:r>
-        <w:t>學年度新住民子女就學開放資料（</w:t>
-      </w:r>
-      <w:r>
-        <w:t>2026</w:t>
-      </w:r>
-      <w:r>
-        <w:t>年</w:t>
-      </w:r>
-      <w:r>
-        <w:t>7</w:t>
-      </w:r>
-      <w:r>
-        <w:t>月</w:t>
-      </w:r>
-      <w:r>
-        <w:t>1</w:t>
-      </w:r>
-      <w:r>
-        <w:t>日更新）；本團隊依國籍別資料列重算。</w:t>
-      </w:r>
-      <w:r>
-        <w:t xml:space="preserve">https://data.gov.tw/dataset/46320 </w:t>
-      </w:r>
-      <w:r>
-        <w:t>；</w:t>
-      </w:r>
-      <w:r>
-        <w:t xml:space="preserve"> https://stats.moe.gov.tw/files/opendata/104_114edu_A_1_9.json </w:t>
-      </w:r>
-      <w:r>
-        <w:t>。課程班數另見《</w:t>
-      </w:r>
-      <w:r>
-        <w:t>113</w:t>
-      </w:r>
-      <w:r>
-        <w:t>學年度各級學校新住民子女就學概況》。</w:t>
-      </w:r>
-      <w:r>
-        <w:t>https://stats.moe.gov.tw/files/analysis/113_son_of_foreign.pdf</w:t>
-      </w:r>
-    </w:p>
-    <w:p>
-      <w:pPr>
-        <w:pStyle w:val="HTBody"/>
-      </w:pPr>
-      <w:r>
-        <w:t xml:space="preserve">[2] </w:t>
-      </w:r>
-      <w:r>
-        <w:t>教育部國民及學前教育署（</w:t>
-      </w:r>
-      <w:r>
-        <w:t>2021</w:t>
-      </w:r>
-      <w:r>
-        <w:t>）。第</w:t>
-      </w:r>
-      <w:r>
-        <w:t>224</w:t>
-      </w:r>
-      <w:r>
-        <w:t>期電子報：東南亞七國每種語言</w:t>
-      </w:r>
-      <w:r>
-        <w:t>18</w:t>
-      </w:r>
-      <w:r>
-        <w:t>冊、共</w:t>
-      </w:r>
-      <w:r>
-        <w:t>126</w:t>
-      </w:r>
-      <w:r>
-        <w:t>冊數位教材。</w:t>
-      </w:r>
-      <w:r>
-        <w:t>https://www.k12ea.gov.tw/Tw/Epaper/Index?id=542891ab-3778-491d-9c16-a2e0e5e056c7</w:t>
-      </w:r>
-    </w:p>
-    <w:p>
-      <w:pPr>
-        <w:pStyle w:val="HTBody"/>
-      </w:pPr>
-      <w:r>
-        <w:t xml:space="preserve">[3] </w:t>
-      </w:r>
-      <w:r>
-        <w:t>內政部移民署（</w:t>
-      </w:r>
-      <w:r>
-        <w:t>2024</w:t>
-      </w:r>
-      <w:r>
-        <w:t>）。《</w:t>
-      </w:r>
-      <w:r>
-        <w:t>112</w:t>
-      </w:r>
-      <w:r>
-        <w:t>年新住民生活需求調查報告》，調查方法頁</w:t>
-      </w:r>
-      <w:r>
-        <w:t>83</w:t>
-      </w:r>
-      <w:r>
-        <w:t>、</w:t>
-      </w:r>
-      <w:r>
-        <w:t>95</w:t>
-      </w:r>
-      <w:r>
-        <w:t>，表</w:t>
-      </w:r>
-      <w:r>
-        <w:t>7-21</w:t>
-      </w:r>
-      <w:r>
-        <w:t>頁</w:t>
-      </w:r>
-      <w:r>
-        <w:t>248</w:t>
-      </w:r>
-      <w:r>
-        <w:t>。</w:t>
-      </w:r>
-      <w:r>
-        <w:t>https://www.immigration.gov.tw/media/107730/112</w:t>
-      </w:r>
-      <w:r>
-        <w:t>年新住民生活需求調查報告</w:t>
-      </w:r>
-      <w:r>
-        <w:t>.pdf</w:t>
-      </w:r>
-    </w:p>
-    <w:p>
-      <w:pPr>
-        <w:pStyle w:val="HTBody"/>
-      </w:pPr>
-      <w:r>
-        <w:t xml:space="preserve">[4] </w:t>
-      </w:r>
-      <w:r>
-        <w:t>內政部移民署（</w:t>
-      </w:r>
-      <w:r>
-        <w:t>2023</w:t>
-      </w:r>
-      <w:r>
-        <w:t>）。《多元文化與語言學習之研究》，研究摘要頁</w:t>
-      </w:r>
-      <w:r>
-        <w:t>14</w:t>
-      </w:r>
-      <w:r>
-        <w:t>、樣本頁</w:t>
-      </w:r>
-      <w:r>
-        <w:t>98</w:t>
-      </w:r>
-      <w:r>
-        <w:t>、表</w:t>
-      </w:r>
-      <w:r>
-        <w:t>5-4</w:t>
-      </w:r>
-      <w:r>
-        <w:t>頁</w:t>
-      </w:r>
-      <w:r>
-        <w:t>105</w:t>
-      </w:r>
-      <w:r>
-        <w:t>、表</w:t>
-      </w:r>
-      <w:r>
-        <w:t>5-5</w:t>
-      </w:r>
-      <w:r>
-        <w:t>頁</w:t>
-      </w:r>
-      <w:r>
-        <w:t>106</w:t>
-      </w:r>
-      <w:r>
-        <w:t>、結論頁</w:t>
-      </w:r>
-      <w:r>
-        <w:t>182</w:t>
-      </w:r>
-      <w:r>
-        <w:t>至</w:t>
-      </w:r>
-      <w:r>
-        <w:t>184</w:t>
-      </w:r>
-      <w:r>
-        <w:t>。</w:t>
-      </w:r>
-      <w:r>
-        <w:t>https://www.immigration.gov.tw/media/101629/</w:t>
-      </w:r>
-      <w:r>
-        <w:t>多元文化與語言學習之研究</w:t>
-      </w:r>
-      <w:r>
-        <w:t>-1111f302.pdf</w:t>
-      </w:r>
-    </w:p>
-    <w:p>
-      <w:pPr>
-        <w:pStyle w:val="HTBody"/>
-      </w:pPr>
-      <w:r>
-        <w:t xml:space="preserve">[5] </w:t>
-      </w:r>
-      <w:r>
-        <w:t>總統府（</w:t>
-      </w:r>
-      <w:r>
-        <w:t>2024</w:t>
-      </w:r>
-      <w:r>
-        <w:t>）。《新住民基本法》公布全文，第</w:t>
-      </w:r>
-      <w:r>
-        <w:t>2</w:t>
-      </w:r>
-      <w:r>
-        <w:t>條、第</w:t>
-      </w:r>
-      <w:r>
-        <w:t>12</w:t>
-      </w:r>
-      <w:r>
-        <w:t>條及第</w:t>
-      </w:r>
-      <w:r>
-        <w:t>19</w:t>
-      </w:r>
-      <w:r>
-        <w:t>條。</w:t>
-      </w:r>
-      <w:r>
-        <w:t>https://www.president.gov.tw/File/Doc/3a960df5-5ec7-4748-9646-04e2ef18f0e8</w:t>
-      </w:r>
-    </w:p>
-    <w:p>
-      <w:pPr>
-        <w:pStyle w:val="HTBody"/>
-      </w:pPr>
-      <w:r>
-        <w:t xml:space="preserve">[6] </w:t>
-      </w:r>
-      <w:r>
-        <w:t>教育部國民及學前教育署。〈政府網站資料開放宣告〉。</w:t>
-      </w:r>
-      <w:r>
-        <w:t>https://www.k12ea.gov.tw/Tw/Common/SinglePage?filter=7980A248-562A-4712-A4D6-2A0002D05FAB</w:t>
-      </w:r>
-    </w:p>
-    <w:p>
-      <w:pPr>
-        <w:pStyle w:val="HTBody"/>
-      </w:pPr>
-      <w:r>
         <w:lastRenderedPageBreak/>
-        <w:t xml:space="preserve">[7] </w:t>
-      </w:r>
-      <w:r>
-        <w:t>個人資料保護委員會籌備處。《個人資料保護法》，第</w:t>
-      </w:r>
-      <w:r>
-        <w:t>3</w:t>
-      </w:r>
-      <w:r>
-        <w:t>、</w:t>
-      </w:r>
-      <w:r>
-        <w:t>5</w:t>
-      </w:r>
-      <w:r>
-        <w:t>、</w:t>
-      </w:r>
-      <w:r>
-        <w:t>8</w:t>
-      </w:r>
-      <w:r>
-        <w:t>及</w:t>
-      </w:r>
-      <w:r>
-        <w:t>19</w:t>
-      </w:r>
-      <w:r>
-        <w:t>條。</w:t>
-      </w:r>
-      <w:r>
-        <w:t>https://law.pdpc.gov.tw/LawContent.aspx?id=FL010627</w:t>
-      </w:r>
-    </w:p>
-    <w:p>
-      <w:pPr>
-        <w:pStyle w:val="HTBody"/>
-      </w:pPr>
-      <w:r>
-        <w:t xml:space="preserve">[8] </w:t>
-      </w:r>
-      <w:r>
-        <w:t>法務部（</w:t>
-      </w:r>
-      <w:r>
-        <w:t>2013</w:t>
-      </w:r>
-      <w:r>
-        <w:t>）。法律字第</w:t>
-      </w:r>
-      <w:r>
-        <w:t>10203504660</w:t>
-      </w:r>
-      <w:r>
-        <w:t>號函，未成年子女法定代理人同意相關說明。</w:t>
-      </w:r>
-      <w:r>
-        <w:t>https://mojlaw.moj.gov.tw/LawContentExShow.aspx?id=FE259164&amp;media=print&amp;type=e</w:t>
-      </w:r>
-    </w:p>
-    <w:p>
-      <w:pPr>
-        <w:pStyle w:val="HTBody"/>
-      </w:pPr>
-      <w:r>
-        <w:t>[9] Little, S.</w:t>
-      </w:r>
-      <w:r>
-        <w:t>（</w:t>
-      </w:r>
-      <w:r>
-        <w:t>2019</w:t>
-      </w:r>
-      <w:r>
-        <w:t>）。</w:t>
-      </w:r>
-      <w:r>
-        <w:t>“Is There an App for That?” Exploring Games and Apps among Heritage Language Families. Journal of Multilingual and Multicultural Development, 40(3), 218–229. https://doi.org/10.1080/01434632.2018.1502776</w:t>
-      </w:r>
-    </w:p>
-    <w:p>
-      <w:pPr>
-        <w:pStyle w:val="HTBody"/>
-      </w:pPr>
-      <w:r>
-        <w:t xml:space="preserve">[10] </w:t>
-      </w:r>
-      <w:r>
-        <w:t>鄭依萍、曾秀雲（</w:t>
-      </w:r>
-      <w:r>
-        <w:t>2024</w:t>
-      </w:r>
-      <w:r>
-        <w:t>）。〈母語的使用與傳承：以新北市新住民家庭為例〉。《社會發展研究學刊》，</w:t>
-      </w:r>
-      <w:r>
-        <w:t>34</w:t>
-      </w:r>
-      <w:r>
-        <w:t>。</w:t>
-      </w:r>
-      <w:r>
-        <w:t>https://doi.org/10.6687/JSDS.202409_(34).0002</w:t>
-      </w:r>
-    </w:p>
-    <w:p>
-      <w:pPr>
-        <w:pStyle w:val="HTBody"/>
-      </w:pPr>
-      <w:r>
-        <w:t xml:space="preserve">[11] </w:t>
-      </w:r>
-      <w:r>
-        <w:t>海外同類服務公開功能查核：家庭原聲課程、家庭錄音及物件感應語言工具。查核日期</w:t>
-      </w:r>
-      <w:r>
-        <w:t>2026</w:t>
-      </w:r>
-      <w:r>
-        <w:t>年</w:t>
-      </w:r>
-      <w:r>
-        <w:t>7</w:t>
-      </w:r>
-      <w:r>
-        <w:t>月</w:t>
-      </w:r>
-      <w:r>
-        <w:t>12</w:t>
-      </w:r>
-      <w:r>
-        <w:t>日；僅比較公開操作，不將其內容或素材納入作品。完整來源網址保存在競品查核工作底稿，送審引用格式須再依主辦匿名規則確認。</w:t>
-      </w:r>
-    </w:p>
-    <w:p>
-      <w:pPr>
-        <w:pStyle w:val="HTBody"/>
-      </w:pPr>
-      <w:r>
-        <w:t>[12] Piper</w:t>
-      </w:r>
-      <w:r>
-        <w:t>越南語合成操作示範：</w:t>
-      </w:r>
-      <w:r>
-        <w:t>Piper Voices v1.0.0</w:t>
-      </w:r>
-      <w:r>
-        <w:t>，</w:t>
-      </w:r>
-      <w:r>
-        <w:t>`vi_VN-vais1000-medium`</w:t>
-      </w:r>
-      <w:r>
-        <w:t>模型與模型卡；</w:t>
-      </w:r>
-      <w:r>
-        <w:t>Piper 2023.11.14-2</w:t>
-      </w:r>
-      <w:r>
-        <w:t>。模型庫標示</w:t>
-      </w:r>
-      <w:r>
-        <w:t>MIT</w:t>
-      </w:r>
-      <w:r>
-        <w:t>，模型卡將</w:t>
-      </w:r>
-      <w:r>
-        <w:t>VAIS-1000</w:t>
-      </w:r>
-      <w:r>
-        <w:t>語料列為</w:t>
-      </w:r>
-      <w:r>
-        <w:t>CC BY 4.0</w:t>
-      </w:r>
-      <w:r>
-        <w:t>；作品保存模型</w:t>
-      </w:r>
-      <w:r>
-        <w:t>SHA-256</w:t>
-      </w:r>
-      <w:r>
-        <w:t>、</w:t>
-      </w:r>
-      <w:r>
-        <w:t>119</w:t>
-      </w:r>
-      <w:r>
-        <w:t>筆輸入文字、產生腳本與逐檔</w:t>
-      </w:r>
-      <w:r>
-        <w:t>manifest</w:t>
-      </w:r>
-      <w:r>
-        <w:t>。</w:t>
-      </w:r>
-      <w:r>
-        <w:t xml:space="preserve">https://huggingface.co/rhasspy/piper-voices/tree/v1.0.0/vi/vi_VN/vais1000/medium </w:t>
-      </w:r>
-      <w:r>
-        <w:t>；</w:t>
-      </w:r>
-      <w:r>
-        <w:t xml:space="preserve"> https://github.com/rhasspy/piper/releases/tag/2023.11.14-2</w:t>
-      </w:r>
-    </w:p>
-    <w:p>
-      <w:pPr>
-        <w:pStyle w:val="HTBody"/>
-      </w:pPr>
-      <w:r>
-        <w:t xml:space="preserve">[13] </w:t>
-      </w:r>
-      <w:r>
-        <w:t>教育部國民及學前教育署（</w:t>
-      </w:r>
-      <w:r>
-        <w:t>2025</w:t>
-      </w:r>
-      <w:r>
-        <w:t>）。</w:t>
-      </w:r>
-      <w:r>
-        <w:t>114</w:t>
-      </w:r>
-      <w:r>
-        <w:t>年度新住民語文樂學活動核定資料：</w:t>
-      </w:r>
-      <w:r>
-        <w:t>103</w:t>
-      </w:r>
-      <w:r>
-        <w:t>校、</w:t>
-      </w:r>
-      <w:r>
-        <w:t>124</w:t>
-      </w:r>
-      <w:r>
-        <w:t>班、總補助</w:t>
-      </w:r>
-      <w:r>
-        <w:t>4,824,776</w:t>
-      </w:r>
-      <w:r>
-        <w:t>元。</w:t>
-      </w:r>
-      <w:r>
-        <w:t>https://www.k12ea.gov.tw/Tw/PublickInfo/EdufundDetail?filter=588AEF47-226C-4164-95A8-EE5EA941567F&amp;id=686aed9d-cec5-44f4-9a30-863372e91e74</w:t>
-      </w:r>
-    </w:p>
-    <w:p>
-      <w:pPr>
-        <w:pStyle w:val="HTBody"/>
-      </w:pPr>
-      <w:r>
-        <w:t xml:space="preserve">[14] </w:t>
-      </w:r>
-      <w:r>
-        <w:t>地方教育主管機關轉發之</w:t>
-      </w:r>
-      <w:r>
-        <w:t>115</w:t>
-      </w:r>
-      <w:r>
-        <w:t>年度「新住民子女親子共學母語」申請公告；僅證明縣市申請體系仍在運作，不證明軟體可列支或本作已成合作通路。</w:t>
-      </w:r>
-      <w:r>
-        <w:t>https://news.hlc.edu.tw/index.php?cate_id=17&amp;id=124090&amp;page=department</w:t>
-      </w:r>
-    </w:p>
-    <w:p>
-      <w:pPr>
-        <w:pStyle w:val="HTBody"/>
-      </w:pPr>
-      <w:r>
-        <w:t xml:space="preserve">[15] </w:t>
-      </w:r>
-      <w:r>
-        <w:t>教育部國民及學前教育署（</w:t>
-      </w:r>
-      <w:r>
-        <w:t>2026</w:t>
-      </w:r>
-      <w:r>
-        <w:t>）。〈故事開麥啦！全國新住民語文說故事競賽展現多元文化魅力〉，</w:t>
-      </w:r>
-      <w:r>
-        <w:t>115</w:t>
-      </w:r>
-      <w:r>
-        <w:t>年</w:t>
-      </w:r>
-      <w:r>
-        <w:t>5</w:t>
-      </w:r>
-      <w:r>
-        <w:t>月</w:t>
-      </w:r>
-      <w:r>
-        <w:t>30</w:t>
-      </w:r>
-      <w:r>
-        <w:t>日；</w:t>
-      </w:r>
-      <w:r>
-        <w:t>172</w:t>
-      </w:r>
-      <w:r>
-        <w:t>校、</w:t>
-      </w:r>
-      <w:r>
-        <w:t>236</w:t>
-      </w:r>
-      <w:r>
-        <w:t>組初賽、</w:t>
-      </w:r>
-      <w:r>
-        <w:t>70</w:t>
-      </w:r>
-      <w:r>
-        <w:t>組決賽及三項故事主題。</w:t>
-      </w:r>
-      <w:r>
-        <w:t xml:space="preserve">https://www.moe.gov.tw/News_Content.aspx?n=9E7AC85F1954DDA8&amp;s=9C06AFB083644471&amp;sms=169B8E91BB75571F </w:t>
-      </w:r>
-      <w:r>
-        <w:t>。查詢日：</w:t>
-      </w:r>
-      <w:r>
-        <w:t>2026</w:t>
-      </w:r>
-      <w:r>
-        <w:t>年</w:t>
-      </w:r>
-      <w:r>
-        <w:t>7</w:t>
-      </w:r>
-      <w:r>
-        <w:t>月</w:t>
-      </w:r>
-      <w:r>
-        <w:t>14</w:t>
-      </w:r>
-      <w:r>
-        <w:t>日。</w:t>
-      </w:r>
-    </w:p>
-    <w:p>
-      <w:pPr>
-        <w:pStyle w:val="HTBody"/>
-      </w:pPr>
-      <w:r>
-        <w:t xml:space="preserve">[16] </w:t>
-      </w:r>
-      <w:r>
-        <w:t>教育部國民及學前教育署。〈新住民子女教育資訊網〉：最新消息、語文教材、文件、相關計畫、課程與活動入口。</w:t>
-      </w:r>
-      <w:r>
-        <w:t xml:space="preserve">https://mkm.k12ea.gov.tw/ </w:t>
-      </w:r>
-      <w:r>
-        <w:t>。查詢日：</w:t>
-      </w:r>
-      <w:r>
-        <w:t>2026</w:t>
-      </w:r>
-      <w:r>
-        <w:t>年</w:t>
-      </w:r>
-      <w:r>
-        <w:t>7</w:t>
-      </w:r>
-      <w:r>
-        <w:t>月</w:t>
-      </w:r>
-      <w:r>
-        <w:t>14</w:t>
-      </w:r>
-      <w:r>
-        <w:t>日。</w:t>
-      </w:r>
-    </w:p>
-    <w:p>
-      <w:pPr>
-        <w:pStyle w:val="HTBody"/>
-      </w:pPr>
-      <w:r>
-        <w:lastRenderedPageBreak/>
-        <w:t xml:space="preserve">[17] </w:t>
-      </w:r>
-      <w:r>
-        <w:t>教育部國民及學前教育署。〈新住民子女教育資訊網－研習活動〉：可依類別、縣市、狀態及日期查詢遠距直播、教學支援、競賽與研習。</w:t>
-      </w:r>
-      <w:r>
-        <w:t xml:space="preserve">https://mkm.k12ea.gov.tw/study </w:t>
-      </w:r>
-      <w:r>
-        <w:t>。查詢日：</w:t>
-      </w:r>
-      <w:r>
-        <w:t>2026</w:t>
-      </w:r>
-      <w:r>
-        <w:t>年</w:t>
-      </w:r>
-      <w:r>
-        <w:t>7</w:t>
-      </w:r>
-      <w:r>
-        <w:t>月</w:t>
-      </w:r>
-      <w:r>
-        <w:t>14</w:t>
-      </w:r>
-      <w:r>
-        <w:t>日。</w:t>
-      </w:r>
-    </w:p>
-    <w:p>
-      <w:pPr>
-        <w:pStyle w:val="HTBody"/>
-      </w:pPr>
-      <w:r>
-        <w:t xml:space="preserve">[18] </w:t>
-      </w:r>
-      <w:r>
-        <w:t>教育部（</w:t>
-      </w:r>
-      <w:r>
-        <w:t>2026</w:t>
-      </w:r>
-      <w:r>
-        <w:t>）。〈重大教育政策發展歷程－新住民教育〉：課綱七語、</w:t>
-      </w:r>
-      <w:r>
-        <w:t>126</w:t>
-      </w:r>
-      <w:r>
-        <w:t>冊教材、遠距直播、新住民學習中心及教育資訊網</w:t>
-      </w:r>
-      <w:r>
-        <w:t>2.0</w:t>
-      </w:r>
-      <w:r>
-        <w:t>。</w:t>
-      </w:r>
-      <w:r>
-        <w:t xml:space="preserve">https://history.moe.gov.tw/Policy/Detail/99bc4e53-3e97-4395-8a76-acfbce2ce7d7 </w:t>
-      </w:r>
-      <w:r>
-        <w:t>。查詢日：</w:t>
-      </w:r>
-      <w:r>
-        <w:t>2026</w:t>
-      </w:r>
-      <w:r>
-        <w:t>年</w:t>
-      </w:r>
-      <w:r>
-        <w:t>7</w:t>
-      </w:r>
-      <w:r>
-        <w:t>月</w:t>
-      </w:r>
-      <w:r>
-        <w:t>14</w:t>
-      </w:r>
-      <w:r>
-        <w:t>日。</w:t>
-      </w:r>
-    </w:p>
-    <w:p>
-      <w:pPr>
-        <w:pStyle w:val="HTBody"/>
-      </w:pPr>
-      <w:r>
-        <w:t xml:space="preserve">[19] </w:t>
-      </w:r>
-      <w:r>
-        <w:t>教育部國民及學前教育署（</w:t>
-      </w:r>
-      <w:r>
-        <w:t>2026</w:t>
-      </w:r>
-      <w:r>
-        <w:t>）。〈</w:t>
-      </w:r>
-      <w:r>
-        <w:t>115</w:t>
-      </w:r>
-      <w:r>
-        <w:t>年全國性多語多元文化繪本親子共讀心得感想甄選活動計畫及海報〉；活動簡章由該公告附檔提供。</w:t>
-      </w:r>
-      <w:r>
-        <w:t xml:space="preserve">https://mkm.k12ea.gov.tw/news/17202605110001 </w:t>
-      </w:r>
-      <w:r>
-        <w:t>。查詢日：</w:t>
-      </w:r>
-      <w:r>
-        <w:t>2026</w:t>
-      </w:r>
-      <w:r>
-        <w:t>年</w:t>
-      </w:r>
-      <w:r>
-        <w:t>7</w:t>
-      </w:r>
-      <w:r>
-        <w:t>月</w:t>
-      </w:r>
-      <w:r>
-        <w:t>14</w:t>
-      </w:r>
-      <w:r>
-        <w:t>日。</w:t>
-      </w:r>
-    </w:p>
-    <w:p>
-      <w:pPr>
-        <w:pStyle w:val="HTH1"/>
-      </w:pPr>
-      <w:bookmarkStart w:id="26" w:name="_Toc234893830"/>
-      <w:r>
-        <w:t>第六章　附件</w:t>
-      </w:r>
-      <w:bookmarkEnd w:id="26"/>
+        <w:t>正式家庭試用前，除法定代理人同意外，還要加入孩子能理解的二次說明、拒絕錄音與撤回路徑。產品不做人聲複製、聲紋辨識、地方口音排名或自動文化正誤判定；原始音檔不作模型訓練，除非錄音者另行明確同意。</w:t>
+      </w:r>
     </w:p>
     <w:p>
       <w:pPr>
         <w:pStyle w:val="HTH2"/>
       </w:pPr>
-      <w:bookmarkStart w:id="27" w:name="_Toc234893831"/>
-      <w:r>
-        <w:t>一、作品檔案與使用說明</w:t>
-      </w:r>
-      <w:bookmarkEnd w:id="27"/>
-    </w:p>
-    <w:p>
-      <w:pPr>
-        <w:pStyle w:val="HTBullet"/>
-      </w:pPr>
-      <w:r>
-        <w:t xml:space="preserve">• </w:t>
-      </w:r>
-      <w:r>
-        <w:t>可直接建置的</w:t>
-      </w:r>
-      <w:r>
-        <w:t>Flutter Web</w:t>
-      </w:r>
-      <w:r>
-        <w:t>原始碼、相對路徑</w:t>
-      </w:r>
-      <w:r>
-        <w:t>release</w:t>
-      </w:r>
-      <w:r>
-        <w:t>與本機啟動／停止腳本。</w:t>
-      </w:r>
-    </w:p>
-    <w:p>
-      <w:pPr>
-        <w:pStyle w:val="HTBullet"/>
-      </w:pPr>
-      <w:r>
-        <w:t xml:space="preserve">• </w:t>
-      </w:r>
-      <w:r>
-        <w:t>最新操作說明、</w:t>
-      </w:r>
-      <w:r>
-        <w:t>Flutter</w:t>
-      </w:r>
-      <w:r>
-        <w:t>完整品質閘門、</w:t>
-      </w:r>
-      <w:r>
-        <w:t>Chromium</w:t>
-      </w:r>
-      <w:r>
-        <w:t>／</w:t>
-      </w:r>
-      <w:r>
-        <w:t>Edge</w:t>
-      </w:r>
-      <w:r>
-        <w:t>操作與</w:t>
-      </w:r>
-      <w:r>
-        <w:t>Pixel 7</w:t>
-      </w:r>
-      <w:r>
-        <w:t>視覺流程、音訊</w:t>
-      </w:r>
-      <w:r>
-        <w:t>manifest</w:t>
-      </w:r>
-      <w:r>
-        <w:t>、插圖來源邊界與技術驗證紀錄。</w:t>
-      </w:r>
-    </w:p>
-    <w:p>
-      <w:pPr>
-        <w:pStyle w:val="HTBullet"/>
-      </w:pPr>
-      <w:r>
-        <w:t xml:space="preserve">• </w:t>
-      </w:r>
-      <w:r>
-        <w:t>本計畫書</w:t>
-      </w:r>
-      <w:r>
-        <w:t>DOCX</w:t>
-      </w:r>
-      <w:r>
-        <w:t>／</w:t>
-      </w:r>
-      <w:r>
-        <w:t>PDF</w:t>
-      </w:r>
-      <w:r>
-        <w:t>、四張由現況資料與真實</w:t>
-      </w:r>
-      <w:r>
-        <w:t>App</w:t>
-      </w:r>
-      <w:r>
-        <w:t>畫面產生的圖表。</w:t>
-      </w:r>
-    </w:p>
-    <w:p>
-      <w:pPr>
-        <w:pStyle w:val="HTBullet"/>
-      </w:pPr>
-      <w:r>
-        <w:t>• 2</w:t>
-      </w:r>
-      <w:r>
-        <w:t>分</w:t>
-      </w:r>
-      <w:r>
-        <w:t>53.9</w:t>
-      </w:r>
-      <w:r>
-        <w:t>秒正式初審</w:t>
-      </w:r>
-      <w:r>
-        <w:t>MP4</w:t>
-      </w:r>
-      <w:r>
-        <w:t>、低於</w:t>
-      </w:r>
-      <w:r>
-        <w:t>25 MiB</w:t>
-      </w:r>
-      <w:r>
-        <w:t>的網頁預覽、分鏡、可重現產生腳本與</w:t>
-      </w:r>
-      <w:r>
-        <w:t>ffprobe</w:t>
-      </w:r>
-      <w:r>
-        <w:t>／</w:t>
-      </w:r>
-      <w:r>
-        <w:t>EBU R128</w:t>
-      </w:r>
-      <w:r>
-        <w:t>驗證</w:t>
-      </w:r>
-      <w:r>
-        <w:t>JSON</w:t>
-      </w:r>
-      <w:r>
-        <w:t>；</w:t>
-      </w:r>
-      <w:r>
-        <w:t>15</w:t>
-      </w:r>
-      <w:r>
-        <w:t>幕旁白及逐段響度均通過門檻。</w:t>
-      </w:r>
-    </w:p>
-    <w:p>
-      <w:pPr>
-        <w:pStyle w:val="HTBullet"/>
-      </w:pPr>
-      <w:r>
-        <w:t xml:space="preserve">• </w:t>
-      </w:r>
-      <w:r>
-        <w:t>新住民家庭匿名問卷與試用方案；尚未回收的結果不列成果。</w:t>
-      </w:r>
-    </w:p>
-    <w:p>
-      <w:pPr>
-        <w:pStyle w:val="HTBullet"/>
-      </w:pPr>
-      <w:r>
-        <w:t>• 119</w:t>
-      </w:r>
-      <w:r>
-        <w:t>句越南語母語審閱工具；可逐檔播放並匯出</w:t>
-      </w:r>
-      <w:r>
-        <w:t>JSON</w:t>
-      </w:r>
-      <w:r>
-        <w:t>／</w:t>
-      </w:r>
-      <w:r>
-        <w:t>CSV</w:t>
-      </w:r>
-      <w:r>
-        <w:t>，但目前空白工具不列真人審閱成果。</w:t>
-      </w:r>
-    </w:p>
-    <w:p>
-      <w:pPr>
-        <w:pStyle w:val="HTH2"/>
-      </w:pPr>
-      <w:bookmarkStart w:id="28" w:name="_Toc234893832"/>
-      <w:r>
-        <w:t>二、資料與兒少保護原則</w:t>
-      </w:r>
-      <w:bookmarkEnd w:id="28"/>
-    </w:p>
-    <w:p>
-      <w:pPr>
-        <w:pStyle w:val="HTBody"/>
-      </w:pPr>
-      <w:r>
-        <w:t>家庭內容預設只限目前裝置與已核准家人。</w:t>
-      </w:r>
-      <w:r>
-        <w:t>Web</w:t>
-      </w:r>
-      <w:r>
-        <w:t>版不要求真實姓名，也不主動把家庭錄音送到團隊伺服器；文字備份不含錄音本體、個別家人碼、邀請私鑰或重試狀態。成人可刪除家庭資料；應用層加密、雲端同步、帳號復原與系統備份控制尚未完成，介面不得把本機原型稱為產品級安全社群。</w:t>
-      </w:r>
-      <w:r>
-        <w:t>[7][8]</w:t>
-      </w:r>
-    </w:p>
-    <w:p>
-      <w:pPr>
-        <w:pStyle w:val="HTBody"/>
-      </w:pPr>
-      <w:r>
-        <w:t>正式家庭試用前，除法定代理人同意外，還要加入孩子能理解的二次說明、拒絕錄音與撤回路徑。產品不做人聲複製、聲紋辨識、地方口音排名或自動文化正誤判定；原始音檔不作模型訓練，除非錄音者另行明確同意。</w:t>
-      </w:r>
-    </w:p>
-    <w:p>
-      <w:pPr>
-        <w:pStyle w:val="HTH2"/>
-      </w:pPr>
-      <w:bookmarkStart w:id="29" w:name="_Toc234893833"/>
-      <w:r>
-        <w:lastRenderedPageBreak/>
+      <w:bookmarkStart w:id="29" w:name="_Toc234900745"/>
+      <w:r>
         <w:t>三、品質與一致性檢查</w:t>
       </w:r>
       <w:bookmarkEnd w:id="29"/>
@@ -7674,7 +7701,7 @@
     <w:autoRedefine/>
     <w:uiPriority w:val="39"/>
     <w:unhideWhenUsed/>
-    <w:rsid w:val="00A845F7"/>
+    <w:rsid w:val="001F7A58"/>
   </w:style>
   <w:style w:type="paragraph" w:styleId="21">
     <w:name w:val="toc 2"/>
@@ -7683,7 +7710,7 @@
     <w:autoRedefine/>
     <w:uiPriority w:val="39"/>
     <w:unhideWhenUsed/>
-    <w:rsid w:val="00A845F7"/>
+    <w:rsid w:val="001F7A58"/>
     <w:pPr>
       <w:ind w:leftChars="200" w:left="480"/>
     </w:pPr>
@@ -7693,7 +7720,7 @@
     <w:basedOn w:val="a0"/>
     <w:uiPriority w:val="99"/>
     <w:unhideWhenUsed/>
-    <w:rsid w:val="00A845F7"/>
+    <w:rsid w:val="001F7A58"/>
     <w:rPr>
       <w:color w:val="0563C1" w:themeColor="hyperlink"/>
       <w:u w:val="single"/>

--- a/deliverables/plan/chuan-jia-hua-plan.docx
+++ b/deliverables/plan/chuan-jia-hua-plan.docx
@@ -305,7 +305,7 @@
       <w:r>
         <w:fldChar w:fldCharType="separate"/>
       </w:r>
-      <w:hyperlink w:anchor="_Toc234900716" w:history="1">
+      <w:hyperlink w:anchor="_Toc234928740" w:history="1">
         <w:r>
           <w:rPr>
             <w:rStyle w:val="a9"/>
@@ -332,7 +332,7 @@
             <w:noProof/>
             <w:webHidden/>
           </w:rPr>
-          <w:instrText xml:space="preserve"> PAGEREF _Toc234900716 \h </w:instrText>
+          <w:instrText xml:space="preserve"> PAGEREF _Toc234928740 \h </w:instrText>
         </w:r>
         <w:r>
           <w:rPr>
@@ -376,7 +376,7 @@
           <w14:ligatures w14:val="standardContextual"/>
         </w:rPr>
       </w:pPr>
-      <w:hyperlink w:anchor="_Toc234900717" w:history="1">
+      <w:hyperlink w:anchor="_Toc234928741" w:history="1">
         <w:r>
           <w:rPr>
             <w:rStyle w:val="a9"/>
@@ -403,7 +403,7 @@
             <w:noProof/>
             <w:webHidden/>
           </w:rPr>
-          <w:instrText xml:space="preserve"> PAGEREF _Toc234900717 \h </w:instrText>
+          <w:instrText xml:space="preserve"> PAGEREF _Toc234928741 \h </w:instrText>
         </w:r>
         <w:r>
           <w:rPr>
@@ -447,7 +447,7 @@
           <w14:ligatures w14:val="standardContextual"/>
         </w:rPr>
       </w:pPr>
-      <w:hyperlink w:anchor="_Toc234900718" w:history="1">
+      <w:hyperlink w:anchor="_Toc234928742" w:history="1">
         <w:r>
           <w:rPr>
             <w:rStyle w:val="a9"/>
@@ -474,7 +474,7 @@
             <w:noProof/>
             <w:webHidden/>
           </w:rPr>
-          <w:instrText xml:space="preserve"> PAGEREF _Toc234900718 \h </w:instrText>
+          <w:instrText xml:space="preserve"> PAGEREF _Toc234928742 \h </w:instrText>
         </w:r>
         <w:r>
           <w:rPr>
@@ -518,7 +518,7 @@
           <w14:ligatures w14:val="standardContextual"/>
         </w:rPr>
       </w:pPr>
-      <w:hyperlink w:anchor="_Toc234900719" w:history="1">
+      <w:hyperlink w:anchor="_Toc234928743" w:history="1">
         <w:r>
           <w:rPr>
             <w:rStyle w:val="a9"/>
@@ -545,7 +545,7 @@
             <w:noProof/>
             <w:webHidden/>
           </w:rPr>
-          <w:instrText xml:space="preserve"> PAGEREF _Toc234900719 \h </w:instrText>
+          <w:instrText xml:space="preserve"> PAGEREF _Toc234928743 \h </w:instrText>
         </w:r>
         <w:r>
           <w:rPr>
@@ -589,7 +589,7 @@
           <w14:ligatures w14:val="standardContextual"/>
         </w:rPr>
       </w:pPr>
-      <w:hyperlink w:anchor="_Toc234900720" w:history="1">
+      <w:hyperlink w:anchor="_Toc234928744" w:history="1">
         <w:r>
           <w:rPr>
             <w:rStyle w:val="a9"/>
@@ -616,7 +616,7 @@
             <w:noProof/>
             <w:webHidden/>
           </w:rPr>
-          <w:instrText xml:space="preserve"> PAGEREF _Toc234900720 \h </w:instrText>
+          <w:instrText xml:space="preserve"> PAGEREF _Toc234928744 \h </w:instrText>
         </w:r>
         <w:r>
           <w:rPr>
@@ -660,7 +660,7 @@
           <w14:ligatures w14:val="standardContextual"/>
         </w:rPr>
       </w:pPr>
-      <w:hyperlink w:anchor="_Toc234900721" w:history="1">
+      <w:hyperlink w:anchor="_Toc234928745" w:history="1">
         <w:r>
           <w:rPr>
             <w:rStyle w:val="a9"/>
@@ -687,7 +687,7 @@
             <w:noProof/>
             <w:webHidden/>
           </w:rPr>
-          <w:instrText xml:space="preserve"> PAGEREF _Toc234900721 \h </w:instrText>
+          <w:instrText xml:space="preserve"> PAGEREF _Toc234928745 \h </w:instrText>
         </w:r>
         <w:r>
           <w:rPr>
@@ -731,7 +731,7 @@
           <w14:ligatures w14:val="standardContextual"/>
         </w:rPr>
       </w:pPr>
-      <w:hyperlink w:anchor="_Toc234900722" w:history="1">
+      <w:hyperlink w:anchor="_Toc234928746" w:history="1">
         <w:r>
           <w:rPr>
             <w:rStyle w:val="a9"/>
@@ -758,7 +758,7 @@
             <w:noProof/>
             <w:webHidden/>
           </w:rPr>
-          <w:instrText xml:space="preserve"> PAGEREF _Toc234900722 \h </w:instrText>
+          <w:instrText xml:space="preserve"> PAGEREF _Toc234928746 \h </w:instrText>
         </w:r>
         <w:r>
           <w:rPr>
@@ -802,7 +802,7 @@
           <w14:ligatures w14:val="standardContextual"/>
         </w:rPr>
       </w:pPr>
-      <w:hyperlink w:anchor="_Toc234900723" w:history="1">
+      <w:hyperlink w:anchor="_Toc234928747" w:history="1">
         <w:r>
           <w:rPr>
             <w:rStyle w:val="a9"/>
@@ -829,7 +829,7 @@
             <w:noProof/>
             <w:webHidden/>
           </w:rPr>
-          <w:instrText xml:space="preserve"> PAGEREF _Toc234900723 \h </w:instrText>
+          <w:instrText xml:space="preserve"> PAGEREF _Toc234928747 \h </w:instrText>
         </w:r>
         <w:r>
           <w:rPr>
@@ -873,7 +873,7 @@
           <w14:ligatures w14:val="standardContextual"/>
         </w:rPr>
       </w:pPr>
-      <w:hyperlink w:anchor="_Toc234900724" w:history="1">
+      <w:hyperlink w:anchor="_Toc234928748" w:history="1">
         <w:r>
           <w:rPr>
             <w:rStyle w:val="a9"/>
@@ -900,7 +900,7 @@
             <w:noProof/>
             <w:webHidden/>
           </w:rPr>
-          <w:instrText xml:space="preserve"> PAGEREF _Toc234900724 \h </w:instrText>
+          <w:instrText xml:space="preserve"> PAGEREF _Toc234928748 \h </w:instrText>
         </w:r>
         <w:r>
           <w:rPr>
@@ -944,7 +944,7 @@
           <w14:ligatures w14:val="standardContextual"/>
         </w:rPr>
       </w:pPr>
-      <w:hyperlink w:anchor="_Toc234900725" w:history="1">
+      <w:hyperlink w:anchor="_Toc234928749" w:history="1">
         <w:r>
           <w:rPr>
             <w:rStyle w:val="a9"/>
@@ -971,7 +971,7 @@
             <w:noProof/>
             <w:webHidden/>
           </w:rPr>
-          <w:instrText xml:space="preserve"> PAGEREF _Toc234900725 \h </w:instrText>
+          <w:instrText xml:space="preserve"> PAGEREF _Toc234928749 \h </w:instrText>
         </w:r>
         <w:r>
           <w:rPr>
@@ -1015,7 +1015,7 @@
           <w14:ligatures w14:val="standardContextual"/>
         </w:rPr>
       </w:pPr>
-      <w:hyperlink w:anchor="_Toc234900726" w:history="1">
+      <w:hyperlink w:anchor="_Toc234928750" w:history="1">
         <w:r>
           <w:rPr>
             <w:rStyle w:val="a9"/>
@@ -1042,7 +1042,7 @@
             <w:noProof/>
             <w:webHidden/>
           </w:rPr>
-          <w:instrText xml:space="preserve"> PAGEREF _Toc234900726 \h </w:instrText>
+          <w:instrText xml:space="preserve"> PAGEREF _Toc234928750 \h </w:instrText>
         </w:r>
         <w:r>
           <w:rPr>
@@ -1086,7 +1086,7 @@
           <w14:ligatures w14:val="standardContextual"/>
         </w:rPr>
       </w:pPr>
-      <w:hyperlink w:anchor="_Toc234900727" w:history="1">
+      <w:hyperlink w:anchor="_Toc234928751" w:history="1">
         <w:r>
           <w:rPr>
             <w:rStyle w:val="a9"/>
@@ -1113,7 +1113,7 @@
             <w:noProof/>
             <w:webHidden/>
           </w:rPr>
-          <w:instrText xml:space="preserve"> PAGEREF _Toc234900727 \h </w:instrText>
+          <w:instrText xml:space="preserve"> PAGEREF _Toc234928751 \h </w:instrText>
         </w:r>
         <w:r>
           <w:rPr>
@@ -1157,7 +1157,7 @@
           <w14:ligatures w14:val="standardContextual"/>
         </w:rPr>
       </w:pPr>
-      <w:hyperlink w:anchor="_Toc234900728" w:history="1">
+      <w:hyperlink w:anchor="_Toc234928752" w:history="1">
         <w:r>
           <w:rPr>
             <w:rStyle w:val="a9"/>
@@ -1184,7 +1184,7 @@
             <w:noProof/>
             <w:webHidden/>
           </w:rPr>
-          <w:instrText xml:space="preserve"> PAGEREF _Toc234900728 \h </w:instrText>
+          <w:instrText xml:space="preserve"> PAGEREF _Toc234928752 \h </w:instrText>
         </w:r>
         <w:r>
           <w:rPr>
@@ -1228,7 +1228,7 @@
           <w14:ligatures w14:val="standardContextual"/>
         </w:rPr>
       </w:pPr>
-      <w:hyperlink w:anchor="_Toc234900729" w:history="1">
+      <w:hyperlink w:anchor="_Toc234928753" w:history="1">
         <w:r>
           <w:rPr>
             <w:rStyle w:val="a9"/>
@@ -1255,7 +1255,7 @@
             <w:noProof/>
             <w:webHidden/>
           </w:rPr>
-          <w:instrText xml:space="preserve"> PAGEREF _Toc234900729 \h </w:instrText>
+          <w:instrText xml:space="preserve"> PAGEREF _Toc234928753 \h </w:instrText>
         </w:r>
         <w:r>
           <w:rPr>
@@ -1299,7 +1299,7 @@
           <w14:ligatures w14:val="standardContextual"/>
         </w:rPr>
       </w:pPr>
-      <w:hyperlink w:anchor="_Toc234900730" w:history="1">
+      <w:hyperlink w:anchor="_Toc234928754" w:history="1">
         <w:r>
           <w:rPr>
             <w:rStyle w:val="a9"/>
@@ -1326,7 +1326,7 @@
             <w:noProof/>
             <w:webHidden/>
           </w:rPr>
-          <w:instrText xml:space="preserve"> PAGEREF _Toc234900730 \h </w:instrText>
+          <w:instrText xml:space="preserve"> PAGEREF _Toc234928754 \h </w:instrText>
         </w:r>
         <w:r>
           <w:rPr>
@@ -1370,7 +1370,7 @@
           <w14:ligatures w14:val="standardContextual"/>
         </w:rPr>
       </w:pPr>
-      <w:hyperlink w:anchor="_Toc234900731" w:history="1">
+      <w:hyperlink w:anchor="_Toc234928755" w:history="1">
         <w:r>
           <w:rPr>
             <w:rStyle w:val="a9"/>
@@ -1397,7 +1397,7 @@
             <w:noProof/>
             <w:webHidden/>
           </w:rPr>
-          <w:instrText xml:space="preserve"> PAGEREF _Toc234900731 \h </w:instrText>
+          <w:instrText xml:space="preserve"> PAGEREF _Toc234928755 \h </w:instrText>
         </w:r>
         <w:r>
           <w:rPr>
@@ -1441,7 +1441,7 @@
           <w14:ligatures w14:val="standardContextual"/>
         </w:rPr>
       </w:pPr>
-      <w:hyperlink w:anchor="_Toc234900732" w:history="1">
+      <w:hyperlink w:anchor="_Toc234928756" w:history="1">
         <w:r>
           <w:rPr>
             <w:rStyle w:val="a9"/>
@@ -1468,7 +1468,7 @@
             <w:noProof/>
             <w:webHidden/>
           </w:rPr>
-          <w:instrText xml:space="preserve"> PAGEREF _Toc234900732 \h </w:instrText>
+          <w:instrText xml:space="preserve"> PAGEREF _Toc234928756 \h </w:instrText>
         </w:r>
         <w:r>
           <w:rPr>
@@ -1512,7 +1512,7 @@
           <w14:ligatures w14:val="standardContextual"/>
         </w:rPr>
       </w:pPr>
-      <w:hyperlink w:anchor="_Toc234900733" w:history="1">
+      <w:hyperlink w:anchor="_Toc234928757" w:history="1">
         <w:r>
           <w:rPr>
             <w:rStyle w:val="a9"/>
@@ -1539,7 +1539,7 @@
             <w:noProof/>
             <w:webHidden/>
           </w:rPr>
-          <w:instrText xml:space="preserve"> PAGEREF _Toc234900733 \h </w:instrText>
+          <w:instrText xml:space="preserve"> PAGEREF _Toc234928757 \h </w:instrText>
         </w:r>
         <w:r>
           <w:rPr>
@@ -1559,7 +1559,7 @@
             <w:noProof/>
             <w:webHidden/>
           </w:rPr>
-          <w:t>8</w:t>
+          <w:t>9</w:t>
         </w:r>
         <w:r>
           <w:rPr>
@@ -1583,7 +1583,7 @@
           <w14:ligatures w14:val="standardContextual"/>
         </w:rPr>
       </w:pPr>
-      <w:hyperlink w:anchor="_Toc234900734" w:history="1">
+      <w:hyperlink w:anchor="_Toc234928758" w:history="1">
         <w:r>
           <w:rPr>
             <w:rStyle w:val="a9"/>
@@ -1610,7 +1610,7 @@
             <w:noProof/>
             <w:webHidden/>
           </w:rPr>
-          <w:instrText xml:space="preserve"> PAGEREF _Toc234900734 \h </w:instrText>
+          <w:instrText xml:space="preserve"> PAGEREF _Toc234928758 \h </w:instrText>
         </w:r>
         <w:r>
           <w:rPr>
@@ -1654,7 +1654,7 @@
           <w14:ligatures w14:val="standardContextual"/>
         </w:rPr>
       </w:pPr>
-      <w:hyperlink w:anchor="_Toc234900735" w:history="1">
+      <w:hyperlink w:anchor="_Toc234928759" w:history="1">
         <w:r>
           <w:rPr>
             <w:rStyle w:val="a9"/>
@@ -1681,7 +1681,7 @@
             <w:noProof/>
             <w:webHidden/>
           </w:rPr>
-          <w:instrText xml:space="preserve"> PAGEREF _Toc234900735 \h </w:instrText>
+          <w:instrText xml:space="preserve"> PAGEREF _Toc234928759 \h </w:instrText>
         </w:r>
         <w:r>
           <w:rPr>
@@ -1725,7 +1725,7 @@
           <w14:ligatures w14:val="standardContextual"/>
         </w:rPr>
       </w:pPr>
-      <w:hyperlink w:anchor="_Toc234900736" w:history="1">
+      <w:hyperlink w:anchor="_Toc234928760" w:history="1">
         <w:r>
           <w:rPr>
             <w:rStyle w:val="a9"/>
@@ -1752,7 +1752,7 @@
             <w:noProof/>
             <w:webHidden/>
           </w:rPr>
-          <w:instrText xml:space="preserve"> PAGEREF _Toc234900736 \h </w:instrText>
+          <w:instrText xml:space="preserve"> PAGEREF _Toc234928760 \h </w:instrText>
         </w:r>
         <w:r>
           <w:rPr>
@@ -1796,7 +1796,7 @@
           <w14:ligatures w14:val="standardContextual"/>
         </w:rPr>
       </w:pPr>
-      <w:hyperlink w:anchor="_Toc234900737" w:history="1">
+      <w:hyperlink w:anchor="_Toc234928761" w:history="1">
         <w:r>
           <w:rPr>
             <w:rStyle w:val="a9"/>
@@ -1823,7 +1823,7 @@
             <w:noProof/>
             <w:webHidden/>
           </w:rPr>
-          <w:instrText xml:space="preserve"> PAGEREF _Toc234900737 \h </w:instrText>
+          <w:instrText xml:space="preserve"> PAGEREF _Toc234928761 \h </w:instrText>
         </w:r>
         <w:r>
           <w:rPr>
@@ -1843,7 +1843,7 @@
             <w:noProof/>
             <w:webHidden/>
           </w:rPr>
-          <w:t>13</w:t>
+          <w:t>14</w:t>
         </w:r>
         <w:r>
           <w:rPr>
@@ -1867,7 +1867,7 @@
           <w14:ligatures w14:val="standardContextual"/>
         </w:rPr>
       </w:pPr>
-      <w:hyperlink w:anchor="_Toc234900738" w:history="1">
+      <w:hyperlink w:anchor="_Toc234928762" w:history="1">
         <w:r>
           <w:rPr>
             <w:rStyle w:val="a9"/>
@@ -1894,7 +1894,7 @@
             <w:noProof/>
             <w:webHidden/>
           </w:rPr>
-          <w:instrText xml:space="preserve"> PAGEREF _Toc234900738 \h </w:instrText>
+          <w:instrText xml:space="preserve"> PAGEREF _Toc234928762 \h </w:instrText>
         </w:r>
         <w:r>
           <w:rPr>
@@ -1914,7 +1914,7 @@
             <w:noProof/>
             <w:webHidden/>
           </w:rPr>
-          <w:t>13</w:t>
+          <w:t>14</w:t>
         </w:r>
         <w:r>
           <w:rPr>
@@ -1938,7 +1938,7 @@
           <w14:ligatures w14:val="standardContextual"/>
         </w:rPr>
       </w:pPr>
-      <w:hyperlink w:anchor="_Toc234900739" w:history="1">
+      <w:hyperlink w:anchor="_Toc234928763" w:history="1">
         <w:r>
           <w:rPr>
             <w:rStyle w:val="a9"/>
@@ -1965,7 +1965,7 @@
             <w:noProof/>
             <w:webHidden/>
           </w:rPr>
-          <w:instrText xml:space="preserve"> PAGEREF _Toc234900739 \h </w:instrText>
+          <w:instrText xml:space="preserve"> PAGEREF _Toc234928763 \h </w:instrText>
         </w:r>
         <w:r>
           <w:rPr>
@@ -1985,7 +1985,7 @@
             <w:noProof/>
             <w:webHidden/>
           </w:rPr>
-          <w:t>14</w:t>
+          <w:t>15</w:t>
         </w:r>
         <w:r>
           <w:rPr>
@@ -2009,7 +2009,7 @@
           <w14:ligatures w14:val="standardContextual"/>
         </w:rPr>
       </w:pPr>
-      <w:hyperlink w:anchor="_Toc234900740" w:history="1">
+      <w:hyperlink w:anchor="_Toc234928764" w:history="1">
         <w:r>
           <w:rPr>
             <w:rStyle w:val="a9"/>
@@ -2036,7 +2036,7 @@
             <w:noProof/>
             <w:webHidden/>
           </w:rPr>
-          <w:instrText xml:space="preserve"> PAGEREF _Toc234900740 \h </w:instrText>
+          <w:instrText xml:space="preserve"> PAGEREF _Toc234928764 \h </w:instrText>
         </w:r>
         <w:r>
           <w:rPr>
@@ -2080,7 +2080,7 @@
           <w14:ligatures w14:val="standardContextual"/>
         </w:rPr>
       </w:pPr>
-      <w:hyperlink w:anchor="_Toc234900741" w:history="1">
+      <w:hyperlink w:anchor="_Toc234928765" w:history="1">
         <w:r>
           <w:rPr>
             <w:rStyle w:val="a9"/>
@@ -2107,7 +2107,7 @@
             <w:noProof/>
             <w:webHidden/>
           </w:rPr>
-          <w:instrText xml:space="preserve"> PAGEREF _Toc234900741 \h </w:instrText>
+          <w:instrText xml:space="preserve"> PAGEREF _Toc234928765 \h </w:instrText>
         </w:r>
         <w:r>
           <w:rPr>
@@ -2127,7 +2127,7 @@
             <w:noProof/>
             <w:webHidden/>
           </w:rPr>
-          <w:t>15</w:t>
+          <w:t>16</w:t>
         </w:r>
         <w:r>
           <w:rPr>
@@ -2151,7 +2151,7 @@
           <w14:ligatures w14:val="standardContextual"/>
         </w:rPr>
       </w:pPr>
-      <w:hyperlink w:anchor="_Toc234900742" w:history="1">
+      <w:hyperlink w:anchor="_Toc234928766" w:history="1">
         <w:r>
           <w:rPr>
             <w:rStyle w:val="a9"/>
@@ -2178,7 +2178,7 @@
             <w:noProof/>
             <w:webHidden/>
           </w:rPr>
-          <w:instrText xml:space="preserve"> PAGEREF _Toc234900742 \h </w:instrText>
+          <w:instrText xml:space="preserve"> PAGEREF _Toc234928766 \h </w:instrText>
         </w:r>
         <w:r>
           <w:rPr>
@@ -2198,7 +2198,7 @@
             <w:noProof/>
             <w:webHidden/>
           </w:rPr>
-          <w:t>17</w:t>
+          <w:t>18</w:t>
         </w:r>
         <w:r>
           <w:rPr>
@@ -2222,7 +2222,7 @@
           <w14:ligatures w14:val="standardContextual"/>
         </w:rPr>
       </w:pPr>
-      <w:hyperlink w:anchor="_Toc234900743" w:history="1">
+      <w:hyperlink w:anchor="_Toc234928767" w:history="1">
         <w:r>
           <w:rPr>
             <w:rStyle w:val="a9"/>
@@ -2249,7 +2249,7 @@
             <w:noProof/>
             <w:webHidden/>
           </w:rPr>
-          <w:instrText xml:space="preserve"> PAGEREF _Toc234900743 \h </w:instrText>
+          <w:instrText xml:space="preserve"> PAGEREF _Toc234928767 \h </w:instrText>
         </w:r>
         <w:r>
           <w:rPr>
@@ -2269,7 +2269,7 @@
             <w:noProof/>
             <w:webHidden/>
           </w:rPr>
-          <w:t>17</w:t>
+          <w:t>18</w:t>
         </w:r>
         <w:r>
           <w:rPr>
@@ -2293,7 +2293,7 @@
           <w14:ligatures w14:val="standardContextual"/>
         </w:rPr>
       </w:pPr>
-      <w:hyperlink w:anchor="_Toc234900744" w:history="1">
+      <w:hyperlink w:anchor="_Toc234928768" w:history="1">
         <w:r>
           <w:rPr>
             <w:rStyle w:val="a9"/>
@@ -2320,7 +2320,7 @@
             <w:noProof/>
             <w:webHidden/>
           </w:rPr>
-          <w:instrText xml:space="preserve"> PAGEREF _Toc234900744 \h </w:instrText>
+          <w:instrText xml:space="preserve"> PAGEREF _Toc234928768 \h </w:instrText>
         </w:r>
         <w:r>
           <w:rPr>
@@ -2340,7 +2340,7 @@
             <w:noProof/>
             <w:webHidden/>
           </w:rPr>
-          <w:t>17</w:t>
+          <w:t>18</w:t>
         </w:r>
         <w:r>
           <w:rPr>
@@ -2364,7 +2364,7 @@
           <w14:ligatures w14:val="standardContextual"/>
         </w:rPr>
       </w:pPr>
-      <w:hyperlink w:anchor="_Toc234900745" w:history="1">
+      <w:hyperlink w:anchor="_Toc234928769" w:history="1">
         <w:r>
           <w:rPr>
             <w:rStyle w:val="a9"/>
@@ -2391,7 +2391,7 @@
             <w:noProof/>
             <w:webHidden/>
           </w:rPr>
-          <w:instrText xml:space="preserve"> PAGEREF _Toc234900745 \h </w:instrText>
+          <w:instrText xml:space="preserve"> PAGEREF _Toc234928769 \h </w:instrText>
         </w:r>
         <w:r>
           <w:rPr>
@@ -2434,7 +2434,7 @@
       <w:pPr>
         <w:pStyle w:val="HTH1"/>
       </w:pPr>
-      <w:bookmarkStart w:id="0" w:name="_Toc234900716"/>
+      <w:bookmarkStart w:id="0" w:name="_Toc234928740"/>
       <w:r>
         <w:lastRenderedPageBreak/>
         <w:t>第一章　緣起（構想）</w:t>
@@ -2445,7 +2445,7 @@
       <w:pPr>
         <w:pStyle w:val="HTH2"/>
       </w:pPr>
-      <w:bookmarkStart w:id="1" w:name="_Toc234900717"/>
+      <w:bookmarkStart w:id="1" w:name="_Toc234928741"/>
       <w:r>
         <w:t>一、從「有教材」走到「孩子真的回一句」</w:t>
       </w:r>
@@ -2522,7 +2522,7 @@
       <w:pPr>
         <w:pStyle w:val="HTH2"/>
       </w:pPr>
-      <w:bookmarkStart w:id="2" w:name="_Toc234900718"/>
+      <w:bookmarkStart w:id="2" w:name="_Toc234928742"/>
       <w:r>
         <w:t>二、把短句放進會改變的家庭故事</w:t>
       </w:r>
@@ -2584,7 +2584,7 @@
       <w:pPr>
         <w:pStyle w:val="HTH2"/>
       </w:pPr>
-      <w:bookmarkStart w:id="3" w:name="_Toc234900719"/>
+      <w:bookmarkStart w:id="3" w:name="_Toc234928743"/>
       <w:r>
         <w:t>三、服務對象與第一階段範圍</w:t>
       </w:r>
@@ -2622,7 +2622,7 @@
       <w:pPr>
         <w:pStyle w:val="HTH2"/>
       </w:pPr>
-      <w:bookmarkStart w:id="4" w:name="_Toc234900720"/>
+      <w:bookmarkStart w:id="4" w:name="_Toc234928744"/>
       <w:r>
         <w:lastRenderedPageBreak/>
         <w:t>四、政策與社會意義</w:t>
@@ -2798,7 +2798,7 @@
           <w:noProof/>
         </w:rPr>
         <w:drawing>
-          <wp:inline distT="0" distB="0" distL="0" distR="0" wp14:anchorId="4C5CB7B3" wp14:editId="1C0033EF">
+          <wp:inline distT="0" distB="0" distL="0" distR="0" wp14:anchorId="3855FDD8" wp14:editId="55F81B50">
             <wp:extent cx="5220000" cy="2947765"/>
             <wp:effectExtent l="0" t="0" r="0" b="0"/>
             <wp:docPr id="1" name="Picture 1"/>
@@ -2858,7 +2858,7 @@
       <w:pPr>
         <w:pStyle w:val="HTH1"/>
       </w:pPr>
-      <w:bookmarkStart w:id="5" w:name="_Toc234900721"/>
+      <w:bookmarkStart w:id="5" w:name="_Toc234928745"/>
       <w:r>
         <w:lastRenderedPageBreak/>
         <w:t>第二章　作品功能介紹</w:t>
@@ -2869,7 +2869,7 @@
       <w:pPr>
         <w:pStyle w:val="HTH2"/>
       </w:pPr>
-      <w:bookmarkStart w:id="6" w:name="_Toc234900722"/>
+      <w:bookmarkStart w:id="6" w:name="_Toc234928746"/>
       <w:r>
         <w:t>一、五個生活舞台，角色先陪孩子演</w:t>
       </w:r>
@@ -2895,7 +2895,7 @@
       <w:pPr>
         <w:pStyle w:val="HTH2"/>
       </w:pPr>
-      <w:bookmarkStart w:id="7" w:name="_Toc234900723"/>
+      <w:bookmarkStart w:id="7" w:name="_Toc234928747"/>
       <w:r>
         <w:t>二、零基礎孩子先懂意思，再聽、再說</w:t>
       </w:r>
@@ -2920,14 +2920,14 @@
         <w:pStyle w:val="HTBody"/>
       </w:pPr>
       <w:r>
-        <w:t>孩子準備好後可開啟麥克風。裝置聽寫只在本題已知選項中尋找關鍵詞，畫面顯示實際聽到的文字，不做音素、聲調、地方腔或「發音正確率」評分。權限拒絕、低信心、同時命中兩個意思或不想錄音時，都能立即改用中文意思小卡繼續故事。</w:t>
+        <w:t>孩子準備好後可開啟麥克風。裝置聽寫只在本題已知選項中尋找關鍵詞，越南語有無聲調符號只作文字候選；瀏覽器信心值不作發音或通關門檻，畫面也不做音素、聲調、地方腔或「發音正確率」評分。權限拒絕、沒有文字、文字模糊、同時命中兩個意思或不想重錄時，失敗卡會直接提供慢速／逐段聆聽，孩子也能確認先前選好的意思或改用中文意思小卡繼續故事。</w:t>
       </w:r>
     </w:p>
     <w:p>
       <w:pPr>
         <w:pStyle w:val="HTH2"/>
       </w:pPr>
-      <w:bookmarkStart w:id="8" w:name="_Toc234900724"/>
+      <w:bookmarkStart w:id="8" w:name="_Toc234928748"/>
       <w:r>
         <w:t>三、每一次回話都讓舞台往前走</w:t>
       </w:r>
@@ -2953,7 +2953,7 @@
       <w:pPr>
         <w:pStyle w:val="HTH2"/>
       </w:pPr>
-      <w:bookmarkStart w:id="9" w:name="_Toc234900725"/>
+      <w:bookmarkStart w:id="9" w:name="_Toc234928749"/>
       <w:r>
         <w:t>四、真人家人有空時再加戲</w:t>
       </w:r>
@@ -2972,16 +2972,19 @@
         <w:pStyle w:val="HTBody"/>
       </w:pPr>
       <w:r>
-        <w:t>新增成人採手動一次性邀請：管理者建立邀請包，受邀家人本人設定自己的六位數家人碼並產生接受回覆，原家庭核准後才能加入。這項流程證明角色同意與管理權隔離；競賽版沒有伺服器送達或即時同步，不把剪貼簿交換描述成雲端社群。</w:t>
+        <w:t>新增成人採手動一次性邀請：管理者建立邀請包，受邀家人本人設定自己的六位數家人碼並產生接受回覆，原家庭核准後才能加入。這項流程證明角色同意</w:t>
+      </w:r>
+      <w:r>
+        <w:lastRenderedPageBreak/>
+        <w:t>與管理權隔離；競賽版沒有伺服器送達或即時同步，不把剪貼簿交換描述成雲端社群。</w:t>
       </w:r>
     </w:p>
     <w:p>
       <w:pPr>
         <w:pStyle w:val="HTH2"/>
       </w:pPr>
-      <w:bookmarkStart w:id="10" w:name="_Toc234900726"/>
-      <w:r>
-        <w:lastRenderedPageBreak/>
+      <w:bookmarkStart w:id="10" w:name="_Toc234928750"/>
+      <w:r>
         <w:t>五、孩子與成人權限分開</w:t>
       </w:r>
       <w:bookmarkEnd w:id="10"/>
@@ -3031,7 +3034,7 @@
           <w:noProof/>
         </w:rPr>
         <w:drawing>
-          <wp:inline distT="0" distB="0" distL="0" distR="0" wp14:anchorId="4ED50C80" wp14:editId="5E4D5893">
+          <wp:inline distT="0" distB="0" distL="0" distR="0" wp14:anchorId="2A3CAFB8" wp14:editId="752DEFA5">
             <wp:extent cx="5220000" cy="2763529"/>
             <wp:effectExtent l="0" t="0" r="0" b="0"/>
             <wp:docPr id="2" name="Picture 2"/>
@@ -3085,7 +3088,7 @@
       <w:pPr>
         <w:pStyle w:val="HTH2"/>
       </w:pPr>
-      <w:bookmarkStart w:id="11" w:name="_Toc234900727"/>
+      <w:bookmarkStart w:id="11" w:name="_Toc234928751"/>
       <w:r>
         <w:t>六、課堂主題與家庭內容分層</w:t>
       </w:r>
@@ -3104,27 +3107,617 @@
         <w:pStyle w:val="HTBody"/>
       </w:pPr>
       <w:r>
-        <w:t>班級授權若進入開發，資料權限分為三層：家庭免費核心不分享個別內容；家庭另行同意後，教師最多查看任務啟用與完成狀態；只有再次指定片段、指定對象與指定期限，才可分享故事卡。班級碼、撤回、保存期限、教師離職或轉班後的權限，以及學校不得搜尋其他家庭，均須在試辦前完成規格與驗收。這是近期開發條件，不是現有功能。</w:t>
+        <w:t>班級授權若進入開發，資料權限分為三層：家庭免費核心不分享個別內容；家庭另行同意後，教師最多查看任務啟用與完成狀態；只有再次指定片段、指定對象與指定期限，才可分享故事卡。班級碼、撤回、保存期限、教師離職或轉班</w:t>
+      </w:r>
+      <w:r>
+        <w:lastRenderedPageBreak/>
+        <w:t>後的權限，以及學校不得搜尋其他家庭，均須在試辦前完成規格與驗收。這是近期開發條件，不是現有功能。</w:t>
       </w:r>
     </w:p>
     <w:p>
       <w:pPr>
         <w:pStyle w:val="HTH2"/>
       </w:pPr>
-      <w:bookmarkStart w:id="12" w:name="_Toc234900728"/>
+      <w:bookmarkStart w:id="12" w:name="_Toc234928752"/>
+      <w:r>
+        <w:t>七、五個競賽版已實作的故事種子</w:t>
+      </w:r>
+      <w:bookmarkEnd w:id="12"/>
+    </w:p>
+    <w:p>
+      <w:pPr>
+        <w:pStyle w:val="HTBody"/>
+      </w:pPr>
+      <w:r>
+        <w:t>放學回家、早晨起床、一起準備晚餐、陽台澆花與睡前故事，是目前可完整走完三幕分支、角色回應與故事卡的五集家庭劇場。競賽版另已在「選故事」頁首放入以下五個可點選的故事種子，讓孩子把每天在家庭、學校與朋友之間發生的事帶回家說：</w:t>
+      </w:r>
+    </w:p>
+    <w:p>
+      <w:pPr>
+        <w:pStyle w:val="HTBullet"/>
+      </w:pPr>
+      <w:r>
+        <w:t xml:space="preserve">• </w:t>
+      </w:r>
+      <w:r>
+        <w:t>和家人分享：從「我今天最想告訴你</w:t>
+      </w:r>
+      <w:r>
+        <w:t>……</w:t>
+      </w:r>
+      <w:r>
+        <w:t>」開始，把今天發生的事與感受帶回家庭。</w:t>
+      </w:r>
+    </w:p>
+    <w:p>
+      <w:pPr>
+        <w:pStyle w:val="HTBullet"/>
+      </w:pPr>
+      <w:r>
+        <w:t xml:space="preserve">• </w:t>
+      </w:r>
+      <w:r>
+        <w:t>社團：把參加活動、學到的規則、和同伴合作或替人加油的片段說給家人聽。</w:t>
+      </w:r>
+    </w:p>
+    <w:p>
+      <w:pPr>
+        <w:pStyle w:val="HTBullet"/>
+      </w:pPr>
+      <w:r>
+        <w:t xml:space="preserve">• </w:t>
+      </w:r>
+      <w:r>
+        <w:t>午餐：分享今天吃了什麼、喜歡哪個味道，再連回家中料理與家庭記憶。</w:t>
+      </w:r>
+    </w:p>
+    <w:p>
+      <w:pPr>
+        <w:pStyle w:val="HTBullet"/>
+      </w:pPr>
+      <w:r>
+        <w:t xml:space="preserve">• </w:t>
+      </w:r>
+      <w:r>
+        <w:t>上課：說出今天學到的內容、還沒聽懂的地方，或最想和家人分享的一個例子。</w:t>
+      </w:r>
+    </w:p>
+    <w:p>
+      <w:pPr>
+        <w:pStyle w:val="HTBullet"/>
+      </w:pPr>
+      <w:r>
+        <w:t xml:space="preserve">• </w:t>
+      </w:r>
+      <w:r>
+        <w:t>朋友關係：談一起玩、邀請、道謝、道歉與和好，讓家人陪孩子整理同儕互動。</w:t>
+      </w:r>
+    </w:p>
+    <w:p>
+      <w:pPr>
+        <w:pStyle w:val="HTBody"/>
+      </w:pPr>
+      <w:r>
+        <w:t>孩子點選故事種子後，先從兩張大卡選出今天想說的第一棒，例如「我今天第一次參加社團」或「有一個規則我還沒聽懂」。裝置交給家人、通過家長</w:t>
+      </w:r>
+      <w:r>
+        <w:t xml:space="preserve"> PIN </w:t>
+      </w:r>
+      <w:r>
+        <w:t>後，成人才可把中文意圖換成家裡真正會說的目標語短句、確認中文意思並選擇是否留下原音；若仍保留未翻譯提示，</w:t>
+      </w:r>
+      <w:r>
+        <w:t>App</w:t>
+      </w:r>
+      <w:r>
+        <w:t>會阻擋儲存。系統不替未知內容猜翻譯。</w:t>
+      </w:r>
+    </w:p>
+    <w:p>
+      <w:pPr>
+        <w:pStyle w:val="HTBody"/>
+      </w:pPr>
+      <w:r>
+        <w:t>家人完成第二棒後，孩子以同一句走完「看情境、聽短句、排分段、回答／錄下接棒」四關，才揭示孩子帶回、家人傳下、孩子接住的三棒作品；兩段本機聲音可依序重播，作品也會進入家人圈。家庭故事護照只在整段接力完成後蓋章，不因選題或成人存檔提前計入。這五項是五類可完成的家庭接力任務，不是五個三幕分支劇集，也不列入</w:t>
+      </w:r>
+      <w:r>
+        <w:t>119</w:t>
+      </w:r>
+      <w:r>
+        <w:t>個內建</w:t>
+      </w:r>
+      <w:r>
+        <w:t xml:space="preserve"> Piper </w:t>
+      </w:r>
+      <w:r>
+        <w:t>示範音檔。</w:t>
+      </w:r>
+    </w:p>
+    <w:p>
+      <w:pPr>
+        <w:pStyle w:val="HTH2"/>
+      </w:pPr>
+      <w:bookmarkStart w:id="13" w:name="_Toc234928753"/>
+      <w:r>
+        <w:t>八、教育機會情報站（競賽版已完成官方入口）</w:t>
+      </w:r>
+      <w:bookmarkEnd w:id="13"/>
+    </w:p>
+    <w:p>
+      <w:pPr>
+        <w:pStyle w:val="HTBody"/>
+      </w:pPr>
+      <w:r>
+        <w:t>教育部於</w:t>
+      </w:r>
+      <w:r>
+        <w:t>105</w:t>
+      </w:r>
+      <w:r>
+        <w:t>年建置新住民子女教育資訊網，</w:t>
+      </w:r>
+      <w:r>
+        <w:t>111</w:t>
+      </w:r>
+      <w:r>
+        <w:t>學年度優化為</w:t>
+      </w:r>
+      <w:r>
+        <w:t>2.0</w:t>
+      </w:r>
+      <w:r>
+        <w:t>；目前網站整合最新消息、語文教材、課程與相關計畫，研習頁可依類別、縣市、狀態與日期查詢遠距直播、教學支援人員培訓、競賽及其他活動。</w:t>
+      </w:r>
+      <w:r>
+        <w:t xml:space="preserve">[16][17][18] </w:t>
+      </w:r>
+      <w:r>
+        <w:t>競賽版</w:t>
+      </w:r>
+      <w:r>
+        <w:t>App</w:t>
+      </w:r>
+      <w:r>
+        <w:t>已在「選故事」頁首加入「</w:t>
+      </w:r>
+      <w:r>
+        <w:t>3</w:t>
+      </w:r>
+      <w:r>
+        <w:t>筆官方教材・課程・競賽入口」，逐筆顯示活動名稱、官方主辦、期限／狀態、查核日及原始網址；每筆另有一個不離開</w:t>
+      </w:r>
+      <w:r>
+        <w:t>App</w:t>
+      </w:r>
+      <w:r>
+        <w:t>的家庭故事接力入口，明確標示「主題延伸，非官方授權教案」。使用者只有按官方頁才會外連，無法開啟時仍留在原畫面。</w:t>
+      </w:r>
+    </w:p>
+    <w:p>
+      <w:pPr>
+        <w:pStyle w:val="HTBody"/>
+      </w:pPr>
       <w:r>
         <w:lastRenderedPageBreak/>
-        <w:t>七、五個競賽版已實作的故事種子</w:t>
-      </w:r>
-      <w:bookmarkEnd w:id="12"/>
+        <w:t>現版三筆內容為</w:t>
+      </w:r>
+      <w:r>
+        <w:t>115</w:t>
+      </w:r>
+      <w:r>
+        <w:t>年全國性多語多元文化繪本親子共讀心得甄選、新住民子女教育資訊網，以及已結束的</w:t>
+      </w:r>
+      <w:r>
+        <w:t>115</w:t>
+      </w:r>
+      <w:r>
+        <w:t>年全國新住民語文說故事競賽成果。它們是</w:t>
+      </w:r>
+      <w:r>
+        <w:t>2026</w:t>
+      </w:r>
+      <w:r>
+        <w:t>年</w:t>
+      </w:r>
+      <w:r>
+        <w:t>7</w:t>
+      </w:r>
+      <w:r>
+        <w:t>月</w:t>
+      </w:r>
+      <w:r>
+        <w:t>14</w:t>
+      </w:r>
+      <w:r>
+        <w:t>日查核的離線摘要，不會自動同步，也不複製受著作權保護的教材或代替政府、學校受理報名；這些入口不代表本作已取得教育部、國教署、學校或活動主辦單位的合作、推薦或採購資格，正式營運仍須建立定期複查與下架機制。</w:t>
+      </w:r>
     </w:p>
     <w:p>
       <w:pPr>
         <w:pStyle w:val="HTBody"/>
       </w:pPr>
       <w:r>
-        <w:t>放學回家、早晨起床、一起準備晚餐、陽台澆花與睡前故事，是目前可完整走完三幕分支、角色回應與故事卡的五集家庭劇場。競賽版另已在「選故事」頁首放入以下五個可點選的故事種子，讓孩子把每天在家庭、學校與朋友之間發生的事帶回家說：</w:t>
-      </w:r>
+        <w:t>截至</w:t>
+      </w:r>
+      <w:r>
+        <w:t>2026</w:t>
+      </w:r>
+      <w:r>
+        <w:t>年</w:t>
+      </w:r>
+      <w:r>
+        <w:t>7</w:t>
+      </w:r>
+      <w:r>
+        <w:t>月</w:t>
+      </w:r>
+      <w:r>
+        <w:t>14</w:t>
+      </w:r>
+      <w:r>
+        <w:t>日，官方資訊網正公告</w:t>
+      </w:r>
+      <w:r>
+        <w:t>115</w:t>
+      </w:r>
+      <w:r>
+        <w:t>年全國性多語多元文化繪本親子共讀心得感想甄選，收件期為</w:t>
+      </w:r>
+      <w:r>
+        <w:t>2026</w:t>
+      </w:r>
+      <w:r>
+        <w:t>年</w:t>
+      </w:r>
+      <w:r>
+        <w:t>9</w:t>
+      </w:r>
+      <w:r>
+        <w:t>月</w:t>
+      </w:r>
+      <w:r>
+        <w:t>21</w:t>
+      </w:r>
+      <w:r>
+        <w:t>日至</w:t>
+      </w:r>
+      <w:r>
+        <w:t>10</w:t>
+      </w:r>
+      <w:r>
+        <w:t>月</w:t>
+      </w:r>
+      <w:r>
+        <w:t>23</w:t>
+      </w:r>
+      <w:r>
+        <w:t>日，由學校統一報名，分幼兒園、國小低中高年級及國中五組；評選包含主題內容</w:t>
+      </w:r>
+      <w:r>
+        <w:t>40%</w:t>
+      </w:r>
+      <w:r>
+        <w:t>、表現技巧</w:t>
+      </w:r>
+      <w:r>
+        <w:t>30%</w:t>
+      </w:r>
+      <w:r>
+        <w:t>及多元文化感受</w:t>
+      </w:r>
+      <w:r>
+        <w:t>30%</w:t>
+      </w:r>
+      <w:r>
+        <w:t>。</w:t>
+      </w:r>
+      <w:r>
+        <w:t xml:space="preserve">[19] </w:t>
+      </w:r>
+      <w:r>
+        <w:t>現版可走「找到官方活動</w:t>
+      </w:r>
+      <w:r>
+        <w:t>—</w:t>
+      </w:r>
+      <w:r>
+        <w:t>家庭共讀</w:t>
+      </w:r>
+      <w:r>
+        <w:t>—</w:t>
+      </w:r>
+      <w:r>
+        <w:t>孩子選第一棒</w:t>
+      </w:r>
+      <w:r>
+        <w:t>—</w:t>
+      </w:r>
+      <w:r>
+        <w:t>家人確認說法</w:t>
+      </w:r>
+      <w:r>
+        <w:t>—</w:t>
+      </w:r>
+      <w:r>
+        <w:t>孩子完成四關</w:t>
+      </w:r>
+      <w:r>
+        <w:t>—</w:t>
+      </w:r>
+      <w:r>
+        <w:t>留下三棒作品」；是否整理成投稿仍由家庭與學校依官方規則決定。</w:t>
+      </w:r>
+      <w:r>
+        <w:t>App</w:t>
+      </w:r>
+      <w:r>
+        <w:t>不代辦報名、不保證得獎，也不宣稱已與主辦單位合作。</w:t>
+      </w:r>
+    </w:p>
+    <w:p>
+      <w:pPr>
+        <w:pStyle w:val="HTBody"/>
+      </w:pPr>
+      <w:r>
+        <w:t>正式營運的每筆教育機會必填</w:t>
+      </w:r>
+      <w:r>
+        <w:t xml:space="preserve"> `officialOwner`</w:t>
+      </w:r>
+      <w:r>
+        <w:t>、</w:t>
+      </w:r>
+      <w:r>
+        <w:t>`sourceUrl`</w:t>
+      </w:r>
+      <w:r>
+        <w:t>、</w:t>
+      </w:r>
+      <w:r>
+        <w:t>`eligibility`</w:t>
+      </w:r>
+      <w:r>
+        <w:t>（適用資格）、</w:t>
+      </w:r>
+      <w:r>
+        <w:t>`applicationActor`</w:t>
+      </w:r>
+      <w:r>
+        <w:t>（實際申請／報名人）、</w:t>
+      </w:r>
+      <w:r>
+        <w:t>`rules`</w:t>
+      </w:r>
+      <w:r>
+        <w:t>、</w:t>
+      </w:r>
+      <w:r>
+        <w:t>`startAt`</w:t>
+      </w:r>
+      <w:r>
+        <w:t>、</w:t>
+      </w:r>
+      <w:r>
+        <w:t>`endAt`</w:t>
+      </w:r>
+      <w:r>
+        <w:t>、</w:t>
+      </w:r>
+      <w:r>
+        <w:t>`status`</w:t>
+      </w:r>
+      <w:r>
+        <w:t>、</w:t>
+      </w:r>
+      <w:r>
+        <w:t>`checkedAt`</w:t>
+      </w:r>
+      <w:r>
+        <w:t>、</w:t>
+      </w:r>
+      <w:r>
+        <w:t xml:space="preserve">`reviewBy` </w:t>
+      </w:r>
+      <w:r>
+        <w:t>與</w:t>
+      </w:r>
+      <w:r>
+        <w:t xml:space="preserve"> `staleAfterDays`</w:t>
+      </w:r>
+      <w:r>
+        <w:t>。本次親子共讀甄選紀錄為：適用資格依簡章的幼兒園、國小低中高年級及國中五組；申請人是學校，不是家庭或</w:t>
+      </w:r>
+      <w:r>
+        <w:t>App</w:t>
+      </w:r>
+      <w:r>
+        <w:t>；規則摘要含收件期與三項評選比重；</w:t>
+      </w:r>
+      <w:r>
+        <w:t>`status=</w:t>
+      </w:r>
+      <w:r>
+        <w:t>即將收件</w:t>
+      </w:r>
+      <w:r>
+        <w:t>`</w:t>
+      </w:r>
+      <w:r>
+        <w:t>、</w:t>
+      </w:r>
+      <w:r>
+        <w:t>`checkedAt=2026-07-14`</w:t>
+      </w:r>
+      <w:r>
+        <w:t>、</w:t>
+      </w:r>
+      <w:r>
+        <w:t>`reviewBy=2026-07-28`</w:t>
+      </w:r>
+      <w:r>
+        <w:t>、</w:t>
+      </w:r>
+      <w:r>
+        <w:t>`staleAfterDays=14`</w:t>
+      </w:r>
+      <w:r>
+        <w:t>。已結束的說故事競賽只能標為成果參考，不能顯示報名按鈕。超過</w:t>
+      </w:r>
+      <w:r>
+        <w:t xml:space="preserve"> `reviewBy`</w:t>
+      </w:r>
+      <w:r>
+        <w:t>、官方頁失效或規則有異動時，一律標成</w:t>
+      </w:r>
+      <w:r>
+        <w:t xml:space="preserve"> `stale` </w:t>
+      </w:r>
+      <w:r>
+        <w:t>並暫停行動按鈕，重新查核後才恢復。</w:t>
+      </w:r>
+    </w:p>
+    <w:p>
+      <w:pPr>
+        <w:pStyle w:val="HTH1"/>
+      </w:pPr>
+      <w:bookmarkStart w:id="14" w:name="_Toc234928754"/>
+      <w:r>
+        <w:t>第三章　作品摘要</w:t>
+      </w:r>
+      <w:bookmarkEnd w:id="14"/>
+    </w:p>
+    <w:p>
+      <w:pPr>
+        <w:pStyle w:val="HTH2"/>
+      </w:pPr>
+      <w:bookmarkStart w:id="15" w:name="_Toc234928755"/>
+      <w:r>
+        <w:t>一、作品橫跨領域項目</w:t>
+      </w:r>
+      <w:bookmarkEnd w:id="15"/>
+    </w:p>
+    <w:p>
+      <w:pPr>
+        <w:pStyle w:val="HTBody"/>
+      </w:pPr>
+      <w:r>
+        <w:t>本作結合新住民語文教育、互動敘事、家庭語言政策、兒少隱私與跨平台軟體。家庭語言研究讓任務從「背一句」改成「在情境裡回一句」；遊戲敘事讓每個語言選擇產生可見後果；家人保有最終說法，避免系統把標準音當成唯一家庭文化；本機資料與成人權限則直接限制產品能蒐集與分享什麼。</w:t>
+      </w:r>
+    </w:p>
+    <w:p>
+      <w:pPr>
+        <w:pStyle w:val="HTH2"/>
+      </w:pPr>
+      <w:bookmarkStart w:id="16" w:name="_Toc234928756"/>
+      <w:r>
+        <w:t>二、作品應用類型與範圍</w:t>
+      </w:r>
+      <w:bookmarkEnd w:id="16"/>
+    </w:p>
+    <w:p>
+      <w:pPr>
+        <w:pStyle w:val="HTBody"/>
+      </w:pPr>
+      <w:r>
+        <w:t>作品已完成可操作的</w:t>
+      </w:r>
+      <w:r>
+        <w:t>Flutter Web</w:t>
+      </w:r>
+      <w:r>
+        <w:t>原型。評審可先用三次主要操作走完零資料試演的「聽一句</w:t>
+      </w:r>
+      <w:r>
+        <w:t>—</w:t>
+      </w:r>
+      <w:r>
+        <w:t>舞台改變</w:t>
+      </w:r>
+      <w:r>
+        <w:t>—</w:t>
+      </w:r>
+      <w:r>
+        <w:t>三棒揭示」，再從家庭同意與角色設定開始，走完一集三幕分支、故事卡、家人回應與家庭版本錄音，也可查看另四集生活故事；「選故事」頁首另可完成五類日常家庭接力、四關任務、三棒作品與故事護照，以及</w:t>
+      </w:r>
+      <w:r>
+        <w:t>3</w:t>
+      </w:r>
+      <w:r>
+        <w:t>筆可銜接本機任務的官方教育資訊。核心流程不依賴付費</w:t>
+      </w:r>
+      <w:r>
+        <w:t>API</w:t>
+      </w:r>
+      <w:r>
+        <w:t>；</w:t>
+      </w:r>
+      <w:r>
+        <w:t>119</w:t>
+      </w:r>
+      <w:r>
+        <w:t>個引用音檔隨</w:t>
+      </w:r>
+      <w:r>
+        <w:t>App</w:t>
+      </w:r>
+      <w:r>
+        <w:t>打包，裝置聽寫不可用時仍能以小卡完成。</w:t>
+      </w:r>
+    </w:p>
+    <w:p>
+      <w:pPr>
+        <w:pStyle w:val="HTBody"/>
+      </w:pPr>
+      <w:r>
+        <w:lastRenderedPageBreak/>
+        <w:t>競賽版完成的是同一裝置上的家庭對話劇場、五類家庭接力閉環、故事護照、</w:t>
+      </w:r>
+      <w:r>
+        <w:t>3</w:t>
+      </w:r>
+      <w:r>
+        <w:t>筆官方資訊與本機主題延伸入口，以及</w:t>
+      </w:r>
+      <w:r>
+        <w:t>2</w:t>
+      </w:r>
+      <w:r>
+        <w:t>分</w:t>
+      </w:r>
+      <w:r>
+        <w:t>53.9</w:t>
+      </w:r>
+      <w:r>
+        <w:t>秒正式初審影片。五類接力不是五集完整新劇集，官方入口也不是合作或採購證據。公開</w:t>
+      </w:r>
+      <w:r>
+        <w:t>HTTPS</w:t>
+      </w:r>
+      <w:r>
+        <w:t>網址、越南語母語逐句審閱、真實兒童與家庭試用、</w:t>
+      </w:r>
+      <w:r>
+        <w:t>iPhone</w:t>
+      </w:r>
+      <w:r>
+        <w:t>／</w:t>
+      </w:r>
+      <w:r>
+        <w:t>Android</w:t>
+      </w:r>
+      <w:r>
+        <w:t>實機、班級管理及遠端同步仍是送件前或下一階段工作，不列為現有成果。</w:t>
+      </w:r>
+    </w:p>
+    <w:p>
+      <w:pPr>
+        <w:pStyle w:val="HTH2"/>
+      </w:pPr>
+      <w:bookmarkStart w:id="17" w:name="_Toc234928757"/>
+      <w:r>
+        <w:t>三、特性與設計重點</w:t>
+      </w:r>
+      <w:bookmarkEnd w:id="17"/>
     </w:p>
     <w:p>
       <w:pPr>
@@ -3134,13 +3727,7 @@
         <w:t xml:space="preserve">• </w:t>
       </w:r>
       <w:r>
-        <w:t>和家人分享：從「我今天最想告訴你</w:t>
-      </w:r>
-      <w:r>
-        <w:t>……</w:t>
-      </w:r>
-      <w:r>
-        <w:t>」開始，把今天發生的事與感受帶回家庭。</w:t>
+        <w:t>一分鐘進入家庭情境：五個生活舞台，不先進題庫或選玩法。</w:t>
       </w:r>
     </w:p>
     <w:p>
@@ -3151,7 +3738,7 @@
         <w:t xml:space="preserve">• </w:t>
       </w:r>
       <w:r>
-        <w:t>社團：把參加活動、學到的規則、和同伴合作或替人加油的片段說給家人聽。</w:t>
+        <w:t>意思先於發音：先選中文意圖，再顯示一條目標短句與自然分段。</w:t>
       </w:r>
     </w:p>
     <w:p>
@@ -3162,7 +3749,19 @@
         <w:t xml:space="preserve">• </w:t>
       </w:r>
       <w:r>
-        <w:t>午餐：分享今天吃了什麼、喜歡哪個味道，再連回家中料理與家庭記憶。</w:t>
+        <w:t>聲音可確實重播：內建台詞與教材共</w:t>
+      </w:r>
+      <w:r>
+        <w:t>119</w:t>
+      </w:r>
+      <w:r>
+        <w:t>個隨包</w:t>
+      </w:r>
+      <w:r>
+        <w:t>MP3</w:t>
+      </w:r>
+      <w:r>
+        <w:t>，第一次由使用者明確點播。</w:t>
       </w:r>
     </w:p>
     <w:p>
@@ -3173,7 +3772,7 @@
         <w:t xml:space="preserve">• </w:t>
       </w:r>
       <w:r>
-        <w:t>上課：說出今天學到的內容、還沒聽懂的地方，或最想和家人分享的一個例子。</w:t>
+        <w:t>分支有可見後果：角色回話、場景與第三幕都保留先前選擇。</w:t>
       </w:r>
     </w:p>
     <w:p>
@@ -3184,27 +3783,139 @@
         <w:t xml:space="preserve">• </w:t>
       </w:r>
       <w:r>
-        <w:t>朋友關係：談一起玩、邀請、道謝、道歉與和好，讓家人陪孩子整理同儕互動。</w:t>
-      </w:r>
+        <w:t>語音不是評分器：只顯示裝置聽到什麼；失敗時用小卡繼續。</w:t>
+      </w:r>
+    </w:p>
+    <w:p>
+      <w:pPr>
+        <w:pStyle w:val="HTBullet"/>
+      </w:pPr>
+      <w:r>
+        <w:t xml:space="preserve">• </w:t>
+      </w:r>
+      <w:r>
+        <w:t>家人原音可逐節點替換：真人錄音永遠高於預錄示範或裝置朗讀。</w:t>
+      </w:r>
+    </w:p>
+    <w:p>
+      <w:pPr>
+        <w:pStyle w:val="HTBullet"/>
+      </w:pPr>
+      <w:r>
+        <w:t xml:space="preserve">• </w:t>
+      </w:r>
+      <w:r>
+        <w:t>完成留下故事，不留下分數：故事卡、家庭問題與真人回應形成情感回報。</w:t>
+      </w:r>
+    </w:p>
+    <w:p>
+      <w:pPr>
+        <w:pStyle w:val="HTBullet"/>
+      </w:pPr>
+      <w:r>
+        <w:t xml:space="preserve">• </w:t>
+      </w:r>
+      <w:r>
+        <w:t>家庭接力有作品閉環：五類題材皆保留孩子第一棒、家人說法與孩子接住的結果，完成才替故事護照蓋章。</w:t>
+      </w:r>
+    </w:p>
+    <w:p>
+      <w:pPr>
+        <w:pStyle w:val="HTBullet"/>
+      </w:pPr>
+      <w:r>
+        <w:t xml:space="preserve">• </w:t>
+      </w:r>
+      <w:r>
+        <w:t>教育資訊接回家庭行動：</w:t>
+      </w:r>
+      <w:r>
+        <w:t>3</w:t>
+      </w:r>
+      <w:r>
+        <w:t>筆教材、課程與競賽入口顯示狀態與查核日，也能開啟非官方的本機主題延伸任務。</w:t>
+      </w:r>
+    </w:p>
+    <w:p>
+      <w:pPr>
+        <w:pStyle w:val="HTBullet"/>
+      </w:pPr>
+      <w:r>
+        <w:t xml:space="preserve">• </w:t>
+      </w:r>
+      <w:r>
+        <w:t>試點只帶走彙總：成人可複製題材／接棒階段、錄音使用數與平均時間，不含姓名、短句、各筆識別或媒體路徑。</w:t>
+      </w:r>
+    </w:p>
+    <w:p>
+      <w:pPr>
+        <w:pStyle w:val="HTBullet"/>
+      </w:pPr>
+      <w:r>
+        <w:t xml:space="preserve">• </w:t>
+      </w:r>
+      <w:r>
+        <w:t>本機資料優先：孩子與成人功能分開，遠端能力未完成就不假裝上線。</w:t>
+      </w:r>
+    </w:p>
+    <w:p>
+      <w:pPr>
+        <w:pStyle w:val="HTH2"/>
+      </w:pPr>
+      <w:bookmarkStart w:id="18" w:name="_Toc234928758"/>
+      <w:r>
+        <w:t>四、應用專業技術說明</w:t>
+      </w:r>
+      <w:bookmarkEnd w:id="18"/>
     </w:p>
     <w:p>
       <w:pPr>
         <w:pStyle w:val="HTBody"/>
       </w:pPr>
       <w:r>
-        <w:t>孩子點選故事種子後，先從兩張大卡選出今天想說的第一棒，例如「我今天第一次參加社團」或「有一個規則我還沒聽懂」。裝置交給家人、通過家長</w:t>
-      </w:r>
-      <w:r>
-        <w:t xml:space="preserve"> PIN </w:t>
-      </w:r>
-      <w:r>
-        <w:t>後，成人才可把中文意圖換成家裡真正會說的目標語短句、確認中文意思並選擇是否留下原音；若仍保留未翻譯提示，</w:t>
-      </w:r>
-      <w:r>
-        <w:t>App</w:t>
-      </w:r>
-      <w:r>
-        <w:t>會阻擋儲存。系統不替未知內容猜翻譯。</w:t>
+        <w:t>系統以</w:t>
+      </w:r>
+      <w:r>
+        <w:t>Flutter</w:t>
+      </w:r>
+      <w:r>
+        <w:t>建立同一份</w:t>
+      </w:r>
+      <w:r>
+        <w:t>Web</w:t>
+      </w:r>
+      <w:r>
+        <w:t>與行動原始碼。故事</w:t>
+      </w:r>
+      <w:r>
+        <w:t>catalog</w:t>
+      </w:r>
+      <w:r>
+        <w:t>保存五集的提示、選項、分支與場景狀態；每次接話只接受目前節點允許的選項，前兩次選擇會決定後續</w:t>
+      </w:r>
+      <w:r>
+        <w:t>prompt</w:t>
+      </w:r>
+      <w:r>
+        <w:t>與結局。</w:t>
+      </w:r>
+      <w:r>
+        <w:t>`just_audio`</w:t>
+      </w:r>
+      <w:r>
+        <w:t>播放隨包</w:t>
+      </w:r>
+      <w:r>
+        <w:t>MP3</w:t>
+      </w:r>
+      <w:r>
+        <w:t>與家庭錄音，</w:t>
+      </w:r>
+      <w:r>
+        <w:t>`speech_to_text`</w:t>
+      </w:r>
+      <w:r>
+        <w:t>只提供選配的短句辨識；沒有符合語言或權限時以明確狀態退回視覺小卡。</w:t>
       </w:r>
     </w:p>
     <w:p>
@@ -3212,624 +3923,39 @@
         <w:pStyle w:val="HTBody"/>
       </w:pPr>
       <w:r>
-        <w:t>家人完成第二棒後，孩子以同一句走完「看情境、聽短句、排分段、回答／錄下接棒」四關，才揭示孩子帶回、家人傳下、孩子接住的三棒作品；兩段本機聲音可依序重播，作品也會進入家人圈。家庭故事護照只在整段接力完成後蓋章，不因選題或成人存檔提前計入。這五項是五類可完成的家庭接力任務，不是五個三幕分支劇集，也不列入</w:t>
-      </w:r>
-      <w:r>
-        <w:t>119</w:t>
-      </w:r>
-      <w:r>
-        <w:t>個內建</w:t>
-      </w:r>
-      <w:r>
-        <w:t xml:space="preserve"> Piper </w:t>
-      </w:r>
-      <w:r>
-        <w:t>示範音檔。</w:t>
-      </w:r>
-    </w:p>
-    <w:p>
-      <w:pPr>
-        <w:pStyle w:val="HTH2"/>
-      </w:pPr>
-      <w:bookmarkStart w:id="13" w:name="_Toc234900729"/>
-      <w:r>
-        <w:t>八、教育機會情報站（競賽版已完成官方入口）</w:t>
-      </w:r>
-      <w:bookmarkEnd w:id="13"/>
+        <w:t>家庭圈文字、角色、故事卡、接力狀態、邀請狀態與</w:t>
+      </w:r>
+      <w:r>
+        <w:t>PBKDF2</w:t>
+      </w:r>
+      <w:r>
+        <w:t>驗證資料保存在本機；</w:t>
+      </w:r>
+      <w:r>
+        <w:t>Web</w:t>
+      </w:r>
+      <w:r>
+        <w:t>媒體以</w:t>
+      </w:r>
+      <w:r>
+        <w:t>IndexedDB</w:t>
+      </w:r>
+      <w:r>
+        <w:t>保存。家庭接力只允許「等家人、等孩子、已完成」單向轉移，並把家庭短句與孩子作答綁回同一接力。成人邀請使用</w:t>
+      </w:r>
+      <w:r>
+        <w:t>Ed25519</w:t>
+      </w:r>
+      <w:r>
+        <w:t>簽章的一次性包，核對家庭、成員、期限、撤銷與重播狀態。這些機制不等於雲端帳號或端對端加密，介面與技術紀錄會分開說明。</w:t>
+      </w:r>
     </w:p>
     <w:p>
       <w:pPr>
         <w:pStyle w:val="HTBody"/>
       </w:pPr>
       <w:r>
-        <w:t>教育部於</w:t>
-      </w:r>
-      <w:r>
-        <w:t>105</w:t>
-      </w:r>
-      <w:r>
-        <w:t>年建置新住民子女教育資訊網，</w:t>
-      </w:r>
-      <w:r>
-        <w:t>111</w:t>
-      </w:r>
-      <w:r>
-        <w:t>學年度優化為</w:t>
-      </w:r>
-      <w:r>
-        <w:t>2.0</w:t>
-      </w:r>
-      <w:r>
-        <w:t>；目前網站整合最新消息、語文教材、課程與相關計畫，研習頁可依類別、縣市、狀態與日期查詢遠距直播、教學支援人員培訓、競賽及其他活動。</w:t>
-      </w:r>
-      <w:r>
-        <w:t xml:space="preserve">[16][17][18] </w:t>
-      </w:r>
-      <w:r>
-        <w:t>競賽版</w:t>
-      </w:r>
-      <w:r>
-        <w:t>App</w:t>
-      </w:r>
-      <w:r>
-        <w:t>已在「選故事」頁首加入「</w:t>
-      </w:r>
-      <w:r>
-        <w:t>3</w:t>
-      </w:r>
-      <w:r>
-        <w:t>筆官方教材・課程・競賽入口」，逐筆顯示活動名稱、官方主辦、期限／狀態、查核日及原始網址；每筆另有一個不離開</w:t>
-      </w:r>
-      <w:r>
-        <w:t>App</w:t>
-      </w:r>
-      <w:r>
-        <w:t>的家庭故事接力入口，明確標示「主題延伸，非官方授權教案」。使用者只有按官方頁才會外連，無法開啟時仍留在原畫面。</w:t>
-      </w:r>
-    </w:p>
-    <w:p>
-      <w:pPr>
-        <w:pStyle w:val="HTBody"/>
-      </w:pPr>
-      <w:r>
-        <w:t>現版三筆內容為</w:t>
-      </w:r>
-      <w:r>
-        <w:t>115</w:t>
-      </w:r>
-      <w:r>
-        <w:t>年全國性多語多元文化繪本親子共讀心得甄選、新住民子女教育資訊網，以及已結束的</w:t>
-      </w:r>
-      <w:r>
-        <w:t>115</w:t>
-      </w:r>
-      <w:r>
-        <w:t>年全國新住民語文說故事競賽成果。它們是</w:t>
-      </w:r>
-      <w:r>
-        <w:t>2026</w:t>
-      </w:r>
-      <w:r>
-        <w:t>年</w:t>
-      </w:r>
-      <w:r>
-        <w:t>7</w:t>
-      </w:r>
-      <w:r>
-        <w:t>月</w:t>
-      </w:r>
-      <w:r>
-        <w:t>14</w:t>
-      </w:r>
-      <w:r>
-        <w:t>日查核的離線摘要，不會自動同步，也不複製受著作權保護的教</w:t>
-      </w:r>
-      <w:r>
         <w:lastRenderedPageBreak/>
-        <w:t>材或代替政府、學校受理報名；這些入口不代表本作已取得教育部、國教署、學校或活動主辦單位的合作、推薦或採購資格，正式營運仍須建立定期複查與下架機制。</w:t>
-      </w:r>
-    </w:p>
-    <w:p>
-      <w:pPr>
-        <w:pStyle w:val="HTBody"/>
-      </w:pPr>
-      <w:r>
-        <w:t>截至</w:t>
-      </w:r>
-      <w:r>
-        <w:t>2026</w:t>
-      </w:r>
-      <w:r>
-        <w:t>年</w:t>
-      </w:r>
-      <w:r>
-        <w:t>7</w:t>
-      </w:r>
-      <w:r>
-        <w:t>月</w:t>
-      </w:r>
-      <w:r>
-        <w:t>14</w:t>
-      </w:r>
-      <w:r>
-        <w:t>日，官方資訊網正公告</w:t>
-      </w:r>
-      <w:r>
-        <w:t>115</w:t>
-      </w:r>
-      <w:r>
-        <w:t>年全國性多語多元文化繪本親子共讀心得感想甄選，收件期為</w:t>
-      </w:r>
-      <w:r>
-        <w:t>2026</w:t>
-      </w:r>
-      <w:r>
-        <w:t>年</w:t>
-      </w:r>
-      <w:r>
-        <w:t>9</w:t>
-      </w:r>
-      <w:r>
-        <w:t>月</w:t>
-      </w:r>
-      <w:r>
-        <w:t>21</w:t>
-      </w:r>
-      <w:r>
-        <w:t>日至</w:t>
-      </w:r>
-      <w:r>
-        <w:t>10</w:t>
-      </w:r>
-      <w:r>
-        <w:t>月</w:t>
-      </w:r>
-      <w:r>
-        <w:t>23</w:t>
-      </w:r>
-      <w:r>
-        <w:t>日，由學校統一報名，分幼兒園、國小低中高年級及國中五組；評選包含主題內容</w:t>
-      </w:r>
-      <w:r>
-        <w:t>40%</w:t>
-      </w:r>
-      <w:r>
-        <w:t>、表現技巧</w:t>
-      </w:r>
-      <w:r>
-        <w:t>30%</w:t>
-      </w:r>
-      <w:r>
-        <w:t>及多元文化感受</w:t>
-      </w:r>
-      <w:r>
-        <w:t>30%</w:t>
-      </w:r>
-      <w:r>
-        <w:t>。</w:t>
-      </w:r>
-      <w:r>
-        <w:t xml:space="preserve">[19] </w:t>
-      </w:r>
-      <w:r>
-        <w:t>現版可走「找到官方活動</w:t>
-      </w:r>
-      <w:r>
-        <w:t>—</w:t>
-      </w:r>
-      <w:r>
-        <w:t>家庭共讀</w:t>
-      </w:r>
-      <w:r>
-        <w:t>—</w:t>
-      </w:r>
-      <w:r>
-        <w:t>孩子選第一棒</w:t>
-      </w:r>
-      <w:r>
-        <w:t>—</w:t>
-      </w:r>
-      <w:r>
-        <w:t>家人確認說法</w:t>
-      </w:r>
-      <w:r>
-        <w:t>—</w:t>
-      </w:r>
-      <w:r>
-        <w:t>孩子完成四關</w:t>
-      </w:r>
-      <w:r>
-        <w:t>—</w:t>
-      </w:r>
-      <w:r>
-        <w:t>留下三棒作品」；是否整理成投稿仍由家庭與學校依官方規則決定。</w:t>
-      </w:r>
-      <w:r>
-        <w:t>App</w:t>
-      </w:r>
-      <w:r>
-        <w:t>不代辦報名、不保證得獎，也不宣稱已與主辦單位合作。</w:t>
-      </w:r>
-    </w:p>
-    <w:p>
-      <w:pPr>
-        <w:pStyle w:val="HTH1"/>
-      </w:pPr>
-      <w:bookmarkStart w:id="14" w:name="_Toc234900730"/>
-      <w:r>
-        <w:t>第三章　作品摘要</w:t>
-      </w:r>
-      <w:bookmarkEnd w:id="14"/>
-    </w:p>
-    <w:p>
-      <w:pPr>
-        <w:pStyle w:val="HTH2"/>
-      </w:pPr>
-      <w:bookmarkStart w:id="15" w:name="_Toc234900731"/>
-      <w:r>
-        <w:t>一、作品橫跨領域項目</w:t>
-      </w:r>
-      <w:bookmarkEnd w:id="15"/>
-    </w:p>
-    <w:p>
-      <w:pPr>
-        <w:pStyle w:val="HTBody"/>
-      </w:pPr>
-      <w:r>
-        <w:t>本作結合新住民語文教育、互動敘事、家庭語言政策、兒少隱私與跨平台軟體。家庭語言研究讓任務從「背一句」改成「在情境裡回一句」；遊戲敘事讓每個語言選擇產生可見後果；家人保有最終說法，避免系統把標準音當成唯一家庭文化；本機資料與成人權限則直接限制產品能蒐集與分享什麼。</w:t>
-      </w:r>
-    </w:p>
-    <w:p>
-      <w:pPr>
-        <w:pStyle w:val="HTH2"/>
-      </w:pPr>
-      <w:bookmarkStart w:id="16" w:name="_Toc234900732"/>
-      <w:r>
-        <w:t>二、作品應用類型與範圍</w:t>
-      </w:r>
-      <w:bookmarkEnd w:id="16"/>
-    </w:p>
-    <w:p>
-      <w:pPr>
-        <w:pStyle w:val="HTBody"/>
-      </w:pPr>
-      <w:r>
-        <w:t>作品已完成可操作的</w:t>
-      </w:r>
-      <w:r>
-        <w:t>Flutter Web</w:t>
-      </w:r>
-      <w:r>
-        <w:t>原型。評審可先用三次主要操作走完零資料試演的「聽一句</w:t>
-      </w:r>
-      <w:r>
-        <w:t>—</w:t>
-      </w:r>
-      <w:r>
-        <w:t>舞台改變</w:t>
-      </w:r>
-      <w:r>
-        <w:t>—</w:t>
-      </w:r>
-      <w:r>
-        <w:t>三棒揭示」，再從家庭同意與角色設定開始，走完一集三幕分支、故事卡、家人回應與家庭版本錄音，也可查看另四集生活故事；「選故事」頁首另可完成五類日常家庭接力、四關任務、三棒作品與故事護照，以及</w:t>
-      </w:r>
-      <w:r>
-        <w:t>3</w:t>
-      </w:r>
-      <w:r>
-        <w:t>筆可銜接本機任務的官方教育資訊。核心流程不依賴付費</w:t>
-      </w:r>
-      <w:r>
-        <w:t>API</w:t>
-      </w:r>
-      <w:r>
-        <w:t>；</w:t>
-      </w:r>
-      <w:r>
-        <w:t>119</w:t>
-      </w:r>
-      <w:r>
-        <w:t>個引用音檔隨</w:t>
-      </w:r>
-      <w:r>
-        <w:t>App</w:t>
-      </w:r>
-      <w:r>
-        <w:t>打包，裝置聽寫不可用時仍能以小卡完成。</w:t>
-      </w:r>
-    </w:p>
-    <w:p>
-      <w:pPr>
-        <w:pStyle w:val="HTBody"/>
-      </w:pPr>
-      <w:r>
-        <w:t>競賽版完成的是同一裝置上的家庭對話劇場、五類家庭接力閉環、故事護照、</w:t>
-      </w:r>
-      <w:r>
-        <w:t>3</w:t>
-      </w:r>
-      <w:r>
-        <w:t>筆官方資訊與本機主題延伸入口，以及</w:t>
-      </w:r>
-      <w:r>
-        <w:t>2</w:t>
-      </w:r>
-      <w:r>
-        <w:t>分</w:t>
-      </w:r>
-      <w:r>
-        <w:t>53.9</w:t>
-      </w:r>
-      <w:r>
-        <w:t>秒正式初審影片。五類接力不是五集完整新劇集，官方入口也不是合作或採購證據。公開</w:t>
-      </w:r>
-      <w:r>
-        <w:t>HTTPS</w:t>
-      </w:r>
-      <w:r>
-        <w:t>網址、越南語母語逐句審閱、真實兒童與家庭試用、</w:t>
-      </w:r>
-      <w:r>
-        <w:t>iPhone</w:t>
-      </w:r>
-      <w:r>
-        <w:t>／</w:t>
-      </w:r>
-      <w:r>
-        <w:t>Android</w:t>
-      </w:r>
-      <w:r>
-        <w:t>實機、班級管理及遠端同步仍是送件前或下一階段工作，不列為現有成果。</w:t>
-      </w:r>
-    </w:p>
-    <w:p>
-      <w:pPr>
-        <w:pStyle w:val="HTH2"/>
-      </w:pPr>
-      <w:bookmarkStart w:id="17" w:name="_Toc234900733"/>
-      <w:r>
-        <w:t>三、特性與設計重點</w:t>
-      </w:r>
-      <w:bookmarkEnd w:id="17"/>
-    </w:p>
-    <w:p>
-      <w:pPr>
-        <w:pStyle w:val="HTBullet"/>
-      </w:pPr>
-      <w:r>
-        <w:t xml:space="preserve">• </w:t>
-      </w:r>
-      <w:r>
-        <w:t>一分鐘進入家庭情境：五個生活舞台，不先進題庫或選玩法。</w:t>
-      </w:r>
-    </w:p>
-    <w:p>
-      <w:pPr>
-        <w:pStyle w:val="HTBullet"/>
-      </w:pPr>
-      <w:r>
-        <w:t xml:space="preserve">• </w:t>
-      </w:r>
-      <w:r>
-        <w:t>意思先於發音：先選中文意圖，再顯示一條目標短句與自然分段。</w:t>
-      </w:r>
-    </w:p>
-    <w:p>
-      <w:pPr>
-        <w:pStyle w:val="HTBullet"/>
-      </w:pPr>
-      <w:r>
-        <w:t xml:space="preserve">• </w:t>
-      </w:r>
-      <w:r>
-        <w:t>聲音可確實重播：內建台詞與教材共</w:t>
-      </w:r>
-      <w:r>
-        <w:t>119</w:t>
-      </w:r>
-      <w:r>
-        <w:t>個隨包</w:t>
-      </w:r>
-      <w:r>
-        <w:t>MP3</w:t>
-      </w:r>
-      <w:r>
-        <w:t>，第一次由使用者明確點播。</w:t>
-      </w:r>
-    </w:p>
-    <w:p>
-      <w:pPr>
-        <w:pStyle w:val="HTBullet"/>
-      </w:pPr>
-      <w:r>
-        <w:lastRenderedPageBreak/>
-        <w:t xml:space="preserve">• </w:t>
-      </w:r>
-      <w:r>
-        <w:t>分支有可見後果：角色回話、場景與第三幕都保留先前選擇。</w:t>
-      </w:r>
-    </w:p>
-    <w:p>
-      <w:pPr>
-        <w:pStyle w:val="HTBullet"/>
-      </w:pPr>
-      <w:r>
-        <w:t xml:space="preserve">• </w:t>
-      </w:r>
-      <w:r>
-        <w:t>語音不是評分器：只顯示裝置聽到什麼；失敗時用小卡繼續。</w:t>
-      </w:r>
-    </w:p>
-    <w:p>
-      <w:pPr>
-        <w:pStyle w:val="HTBullet"/>
-      </w:pPr>
-      <w:r>
-        <w:t xml:space="preserve">• </w:t>
-      </w:r>
-      <w:r>
-        <w:t>家人原音可逐節點替換：真人錄音永遠高於預錄示範或裝置朗讀。</w:t>
-      </w:r>
-    </w:p>
-    <w:p>
-      <w:pPr>
-        <w:pStyle w:val="HTBullet"/>
-      </w:pPr>
-      <w:r>
-        <w:t xml:space="preserve">• </w:t>
-      </w:r>
-      <w:r>
-        <w:t>完成留下故事，不留下分數：故事卡、家庭問題與真人回應形成情感回報。</w:t>
-      </w:r>
-    </w:p>
-    <w:p>
-      <w:pPr>
-        <w:pStyle w:val="HTBullet"/>
-      </w:pPr>
-      <w:r>
-        <w:t xml:space="preserve">• </w:t>
-      </w:r>
-      <w:r>
-        <w:t>家庭接力有作品閉環：五類題材皆保留孩子第一棒、家人說法與孩子接住的結果，完成才替故事護照蓋章。</w:t>
-      </w:r>
-    </w:p>
-    <w:p>
-      <w:pPr>
-        <w:pStyle w:val="HTBullet"/>
-      </w:pPr>
-      <w:r>
-        <w:t xml:space="preserve">• </w:t>
-      </w:r>
-      <w:r>
-        <w:t>教育資訊接回家庭行動：</w:t>
-      </w:r>
-      <w:r>
-        <w:t>3</w:t>
-      </w:r>
-      <w:r>
-        <w:t>筆教材、課程與競賽入口顯示狀態與查核日，也能開啟非官方的本機主題延伸任務。</w:t>
-      </w:r>
-    </w:p>
-    <w:p>
-      <w:pPr>
-        <w:pStyle w:val="HTBullet"/>
-      </w:pPr>
-      <w:r>
-        <w:t xml:space="preserve">• </w:t>
-      </w:r>
-      <w:r>
-        <w:t>試點只帶走彙總：成人可複製題材／接棒階段、錄音使用數與平均時間，不含姓名、短句、各筆識別或媒體路徑。</w:t>
-      </w:r>
-    </w:p>
-    <w:p>
-      <w:pPr>
-        <w:pStyle w:val="HTBullet"/>
-      </w:pPr>
-      <w:r>
-        <w:t xml:space="preserve">• </w:t>
-      </w:r>
-      <w:r>
-        <w:t>本機資料優先：孩子與成人功能分開，遠端能力未完成就不假裝上線。</w:t>
-      </w:r>
-    </w:p>
-    <w:p>
-      <w:pPr>
-        <w:pStyle w:val="HTH2"/>
-      </w:pPr>
-      <w:bookmarkStart w:id="18" w:name="_Toc234900734"/>
-      <w:r>
-        <w:t>四、應用專業技術說明</w:t>
-      </w:r>
-      <w:bookmarkEnd w:id="18"/>
-    </w:p>
-    <w:p>
-      <w:pPr>
-        <w:pStyle w:val="HTBody"/>
-      </w:pPr>
-      <w:r>
-        <w:t>系統以</w:t>
-      </w:r>
-      <w:r>
-        <w:t>Flutter</w:t>
-      </w:r>
-      <w:r>
-        <w:t>建立同一份</w:t>
-      </w:r>
-      <w:r>
-        <w:t>Web</w:t>
-      </w:r>
-      <w:r>
-        <w:t>與行動原始碼。故事</w:t>
-      </w:r>
-      <w:r>
-        <w:t>catalog</w:t>
-      </w:r>
-      <w:r>
-        <w:t>保存五集的提示、選項、分支與場景狀態；每次接話只接受目前節點允許的選項，前兩次選擇會決定後續</w:t>
-      </w:r>
-      <w:r>
-        <w:t>prompt</w:t>
-      </w:r>
-      <w:r>
-        <w:t>與結局。</w:t>
-      </w:r>
-      <w:r>
-        <w:t>`just_audio`</w:t>
-      </w:r>
-      <w:r>
-        <w:t>播放隨包</w:t>
-      </w:r>
-      <w:r>
-        <w:t>MP3</w:t>
-      </w:r>
-      <w:r>
-        <w:t>與家庭錄音，</w:t>
-      </w:r>
-      <w:r>
-        <w:t>`speech_to_text`</w:t>
-      </w:r>
-      <w:r>
-        <w:t>只提供選配的短句辨識；沒有符合語言或權限時以明確狀態退回視覺小卡。</w:t>
-      </w:r>
-    </w:p>
-    <w:p>
-      <w:pPr>
-        <w:pStyle w:val="HTBody"/>
-      </w:pPr>
-      <w:r>
-        <w:t>家庭圈文字、角色、故事卡、接力狀態、邀請狀態與</w:t>
-      </w:r>
-      <w:r>
-        <w:t>PBKDF2</w:t>
-      </w:r>
-      <w:r>
-        <w:t>驗證資料保存在本機；</w:t>
-      </w:r>
-      <w:r>
-        <w:t>Web</w:t>
-      </w:r>
-      <w:r>
-        <w:t>媒體以</w:t>
-      </w:r>
-      <w:r>
-        <w:t>IndexedDB</w:t>
-      </w:r>
-      <w:r>
-        <w:t>保存。家庭接力只允許「等家人、等孩子、已完成」單向轉移，並把家庭短句與孩子作答綁回同一接力。成人邀請使用</w:t>
-      </w:r>
-      <w:r>
-        <w:t>Ed25519</w:t>
-      </w:r>
-      <w:r>
-        <w:t>簽章的一次性包，核對家庭、成員、期限、撤銷與重播狀態。這些機制不等於雲端帳號或端對端加密，介面與技術紀錄會分開說明。</w:t>
-      </w:r>
-    </w:p>
-    <w:p>
-      <w:pPr>
-        <w:pStyle w:val="HTBody"/>
-      </w:pPr>
-      <w:r>
         <w:t>119</w:t>
       </w:r>
       <w:r>
@@ -3885,9 +4011,8 @@
         <w:rPr>
           <w:noProof/>
         </w:rPr>
-        <w:lastRenderedPageBreak/>
         <w:drawing>
-          <wp:inline distT="0" distB="0" distL="0" distR="0" wp14:anchorId="584BE395" wp14:editId="72669F58">
+          <wp:inline distT="0" distB="0" distL="0" distR="0" wp14:anchorId="7E4F89EB" wp14:editId="4C6AFBAD">
             <wp:extent cx="5220000" cy="3009176"/>
             <wp:effectExtent l="0" t="0" r="0" b="0"/>
             <wp:docPr id="3" name="Picture 3"/>
@@ -3941,7 +4066,7 @@
       <w:pPr>
         <w:pStyle w:val="HTH2"/>
       </w:pPr>
-      <w:bookmarkStart w:id="19" w:name="_Toc234900735"/>
+      <w:bookmarkStart w:id="19" w:name="_Toc234928759"/>
       <w:r>
         <w:t>五、創意及原創性說明</w:t>
       </w:r>
@@ -4179,6 +4304,7 @@
               <w:pStyle w:val="HTTable"/>
             </w:pPr>
             <w:r>
+              <w:lastRenderedPageBreak/>
               <w:t>家庭語音典藏／課程</w:t>
             </w:r>
           </w:p>
@@ -4244,7 +4370,6 @@
               <w:pStyle w:val="HTTable"/>
             </w:pPr>
             <w:r>
-              <w:lastRenderedPageBreak/>
               <w:t>離線家庭語音圖卡</w:t>
             </w:r>
           </w:p>
@@ -4478,13 +4603,19 @@
               <w:pStyle w:val="HTTable"/>
             </w:pPr>
             <w:r>
-              <w:t>家庭核心免費；每班</w:t>
+              <w:t>家庭核心免費；</w:t>
             </w:r>
             <w:r>
               <w:t>8,000</w:t>
             </w:r>
             <w:r>
-              <w:t>元為待訪談起點</w:t>
+              <w:t>元／一班／一次四週／最多</w:t>
+            </w:r>
+            <w:r>
+              <w:t>30</w:t>
+            </w:r>
+            <w:r>
+              <w:t>戶為待訪談假設</w:t>
             </w:r>
           </w:p>
         </w:tc>
@@ -4504,7 +4635,7 @@
               <w:pStyle w:val="HTTable"/>
             </w:pPr>
             <w:r>
-              <w:t>五集劇場、家庭接力與四週試辦包；無班級後台</w:t>
+              <w:t>含導入與限定支援；無班級後台</w:t>
             </w:r>
           </w:p>
         </w:tc>
@@ -4537,7 +4668,7 @@
       <w:pPr>
         <w:pStyle w:val="HTH2"/>
       </w:pPr>
-      <w:bookmarkStart w:id="20" w:name="_Toc234900736"/>
+      <w:bookmarkStart w:id="20" w:name="_Toc234928760"/>
       <w:r>
         <w:t>六、市場潛力說明</w:t>
       </w:r>
@@ -4645,13 +4776,17 @@
         <w:t>B2B2C</w:t>
       </w:r>
       <w:r>
-        <w:t>：家庭是使用者，學校、地方教育局、新住民學習中心與</w:t>
+        <w:t>，但不把使用者、推動者、預算持有人、採購／簽約者與供應商合併成一個模糊的「學校客戶」。家庭與孩子是使用者；教師、課程承辦、學習中心或</w:t>
       </w:r>
       <w:r>
         <w:t>NGO</w:t>
       </w:r>
       <w:r>
-        <w:t>／非營利組織是待驗證的導入或付費角色。家庭免費層可操作五集核心劇場、家庭原音與故事卡，也能從和家人分享、社團、午餐、上課及朋友關係五類題材走完「孩子選第一棒</w:t>
+        <w:t>帶領者可能是推動者；學校、地方教育局或依法可支用的機構才可能成為預算持有人；行政、採購及有權簽署者負責詢價、核准與契約；</w:t>
+      </w:r>
+      <w:r>
+        <w:lastRenderedPageBreak/>
+        <w:t>傳家話團隊是供應商。家庭免費層可操作五集核心劇場、家庭原音與故事卡，也能從和家人分享、社團、午餐、上課及朋友關係五類題材走完「孩子選第一棒</w:t>
       </w:r>
       <w:r>
         <w:t>—</w:t>
@@ -4683,14 +4818,10 @@
         <w:pStyle w:val="HTBody"/>
       </w:pPr>
       <w:r>
-        <w:t>機構付費標的不是家庭聲音或兒童資料，而是經母語審閱的教師情境包、班級授權、導入培訓、家長同意流程、技術支援，以及只在家庭同意後產生的班級</w:t>
-      </w:r>
-      <w:r>
-        <w:lastRenderedPageBreak/>
-        <w:t>層完成狀態。現已完成</w:t>
-      </w:r>
-      <w:r>
-        <w:t>19</w:t>
+        <w:t>機構付費標的不是家庭聲音或兒童資料，而是經母語審閱的教師情境包、班級授權、導入培訓、家長同意流程、技術支援，以及只在家庭同意後產生的班級層完成狀態。現已完成</w:t>
+      </w:r>
+      <w:r>
+        <w:t>22</w:t>
       </w:r>
       <w:r>
         <w:t>頁「四週教師家庭延伸情境包」試辦版，含每週目標與時間、家庭交接、無麥克風備援、權限邊界、空白紀錄表、官方主題銜接與支援範圍；它是可供訪談與試辦的工作包，不是已採用課程或成效證據。現階段尚無班級後台，其餘均列近期開發或需洽談。</w:t>
@@ -4725,8 +4856,8 @@
       </w:tblPr>
       <w:tblGrid>
         <w:gridCol w:w="1701"/>
-        <w:gridCol w:w="2835"/>
-        <w:gridCol w:w="3175"/>
+        <w:gridCol w:w="3005"/>
+        <w:gridCol w:w="3005"/>
       </w:tblGrid>
       <w:tr>
         <w:trPr>
@@ -4752,19 +4883,13 @@
               <w:rPr>
                 <w:b/>
               </w:rPr>
-              <w:t>B2B2C</w:t>
-            </w:r>
-            <w:r>
-              <w:rPr>
-                <w:b/>
-              </w:rPr>
-              <w:t>角色</w:t>
+              <w:t>角色／不可混用</w:t>
             </w:r>
           </w:p>
         </w:tc>
         <w:tc>
           <w:tcPr>
-            <w:tcW w:w="2835" w:type="dxa"/>
+            <w:tcW w:w="3005" w:type="dxa"/>
             <w:tcMar>
               <w:top w:w="100" w:type="dxa"/>
               <w:left w:w="100" w:type="dxa"/>
@@ -4781,13 +4906,13 @@
               <w:rPr>
                 <w:b/>
               </w:rPr>
-              <w:t>近期提供價值</w:t>
+              <w:t>本案候選與責任</w:t>
             </w:r>
           </w:p>
         </w:tc>
         <w:tc>
           <w:tcPr>
-            <w:tcW w:w="3175" w:type="dxa"/>
+            <w:tcW w:w="3005" w:type="dxa"/>
             <w:tcMar>
               <w:top w:w="100" w:type="dxa"/>
               <w:left w:w="100" w:type="dxa"/>
@@ -4804,7 +4929,7 @@
               <w:rPr>
                 <w:b/>
               </w:rPr>
-              <w:t>現況與證據界線</w:t>
+              <w:t>進入下一關所需證據</w:t>
             </w:r>
           </w:p>
         </w:tc>
@@ -4829,13 +4954,13 @@
               <w:pStyle w:val="HTTable"/>
             </w:pPr>
             <w:r>
-              <w:t>家庭／孩子</w:t>
+              <w:t>使用者</w:t>
             </w:r>
           </w:p>
         </w:tc>
         <w:tc>
           <w:tcPr>
-            <w:tcW w:w="2835" w:type="dxa"/>
+            <w:tcW w:w="3005" w:type="dxa"/>
             <w:tcMar>
               <w:top w:w="100" w:type="dxa"/>
               <w:left w:w="100" w:type="dxa"/>
@@ -4849,13 +4974,22 @@
               <w:pStyle w:val="HTTable"/>
             </w:pPr>
             <w:r>
-              <w:t>五集劇場、五類接力、家庭原音與故事卡</w:t>
+              <w:t>6</w:t>
+            </w:r>
+            <w:r>
+              <w:t>至</w:t>
+            </w:r>
+            <w:r>
+              <w:t>12</w:t>
+            </w:r>
+            <w:r>
+              <w:t>歲孩子、家庭及帶領教師；完成劇場與接力，不自動成為買方</w:t>
             </w:r>
           </w:p>
         </w:tc>
         <w:tc>
           <w:tcPr>
-            <w:tcW w:w="3175" w:type="dxa"/>
+            <w:tcW w:w="3005" w:type="dxa"/>
             <w:tcMar>
               <w:top w:w="100" w:type="dxa"/>
               <w:left w:w="100" w:type="dxa"/>
@@ -4869,7 +5003,7 @@
               <w:pStyle w:val="HTTable"/>
             </w:pPr>
             <w:r>
-              <w:t>目前可操作；真人使用與留存未驗證</w:t>
+              <w:t>邀請、啟用、成人接棒、孩子接回及四週再用的分子、分母與流失原因</w:t>
             </w:r>
           </w:p>
         </w:tc>
@@ -4894,13 +5028,13 @@
               <w:pStyle w:val="HTTable"/>
             </w:pPr>
             <w:r>
-              <w:t>教師／學校</w:t>
+              <w:t>推動者</w:t>
             </w:r>
           </w:p>
         </w:tc>
         <w:tc>
           <w:tcPr>
-            <w:tcW w:w="2835" w:type="dxa"/>
+            <w:tcW w:w="3005" w:type="dxa"/>
             <w:tcMar>
               <w:top w:w="100" w:type="dxa"/>
               <w:left w:w="100" w:type="dxa"/>
@@ -4914,16 +5048,19 @@
               <w:pStyle w:val="HTTable"/>
             </w:pPr>
             <w:r>
-              <w:t>19</w:t>
+              <w:t>教師、課程承辦、學習中心或</w:t>
             </w:r>
             <w:r>
-              <w:t>頁四週情境包、班級授權、導入支援</w:t>
+              <w:t>NGO</w:t>
+            </w:r>
+            <w:r>
+              <w:t>帶領者；排程、招募、帶領與家庭支持</w:t>
             </w:r>
           </w:p>
         </w:tc>
         <w:tc>
           <w:tcPr>
-            <w:tcW w:w="3175" w:type="dxa"/>
+            <w:tcW w:w="3005" w:type="dxa"/>
             <w:tcMar>
               <w:top w:w="100" w:type="dxa"/>
               <w:left w:w="100" w:type="dxa"/>
@@ -4937,7 +5074,13 @@
               <w:pStyle w:val="HTTable"/>
             </w:pPr>
             <w:r>
-              <w:t>工作包可訪談／試辦；採用與班級後台未完成</w:t>
+              <w:t>具名負責人、預定</w:t>
+            </w:r>
+            <w:r>
+              <w:t>cohort</w:t>
+            </w:r>
+            <w:r>
+              <w:t>、受邀分母、流程接受及支援責任紀錄</w:t>
             </w:r>
           </w:p>
         </w:tc>
@@ -4962,13 +5105,13 @@
               <w:pStyle w:val="HTTable"/>
             </w:pPr>
             <w:r>
-              <w:t>地方教育局</w:t>
+              <w:t>預算持有人</w:t>
             </w:r>
           </w:p>
         </w:tc>
         <w:tc>
           <w:tcPr>
-            <w:tcW w:w="2835" w:type="dxa"/>
+            <w:tcW w:w="3005" w:type="dxa"/>
             <w:tcMar>
               <w:top w:w="100" w:type="dxa"/>
               <w:left w:w="100" w:type="dxa"/>
@@ -4982,13 +5125,13 @@
               <w:pStyle w:val="HTTable"/>
             </w:pPr>
             <w:r>
-              <w:t>跨校試點、師資與情境包導入</w:t>
+              <w:t>候選為學校、地方教育局或依法可支用機構；確認預算來源、科目與上限</w:t>
             </w:r>
           </w:p>
         </w:tc>
         <w:tc>
           <w:tcPr>
-            <w:tcW w:w="3175" w:type="dxa"/>
+            <w:tcW w:w="3005" w:type="dxa"/>
             <w:tcMar>
               <w:top w:w="100" w:type="dxa"/>
               <w:left w:w="100" w:type="dxa"/>
@@ -5002,7 +5145,7 @@
               <w:pStyle w:val="HTTable"/>
             </w:pPr>
             <w:r>
-              <w:t>須確認預算科目、個資責任與採購程序</w:t>
+              <w:t>書面預算來源、可支用科目、金額、核准層級與資料責任</w:t>
             </w:r>
           </w:p>
         </w:tc>
@@ -5027,16 +5170,13 @@
               <w:pStyle w:val="HTTable"/>
             </w:pPr>
             <w:r>
-              <w:t>學習中心／</w:t>
-            </w:r>
-            <w:r>
-              <w:t>NGO</w:t>
+              <w:t>採購／簽約者</w:t>
             </w:r>
           </w:p>
         </w:tc>
         <w:tc>
           <w:tcPr>
-            <w:tcW w:w="2835" w:type="dxa"/>
+            <w:tcW w:w="3005" w:type="dxa"/>
             <w:tcMar>
               <w:top w:w="100" w:type="dxa"/>
               <w:left w:w="100" w:type="dxa"/>
@@ -5050,13 +5190,13 @@
               <w:pStyle w:val="HTTable"/>
             </w:pPr>
             <w:r>
-              <w:t>親子活動、家庭招募與使用支持</w:t>
+              <w:t>行政、採購及有權簽署者；查供應商文件、詢價、核准、契約與付款</w:t>
             </w:r>
           </w:p>
         </w:tc>
         <w:tc>
           <w:tcPr>
-            <w:tcW w:w="3175" w:type="dxa"/>
+            <w:tcW w:w="3005" w:type="dxa"/>
             <w:tcMar>
               <w:top w:w="100" w:type="dxa"/>
               <w:left w:w="100" w:type="dxa"/>
@@ -5070,7 +5210,72 @@
               <w:pStyle w:val="HTTable"/>
             </w:pPr>
             <w:r>
-              <w:t>須逐一洽談；目前沒有合作或意向</w:t>
+              <w:t>正式詢價、採購核准、契約或付款任一階段文件；口頭稱讚不算</w:t>
+            </w:r>
+          </w:p>
+        </w:tc>
+      </w:tr>
+      <w:tr>
+        <w:trPr>
+          <w:jc w:val="center"/>
+        </w:trPr>
+        <w:tc>
+          <w:tcPr>
+            <w:tcW w:w="1701" w:type="dxa"/>
+            <w:tcMar>
+              <w:top w:w="100" w:type="dxa"/>
+              <w:left w:w="100" w:type="dxa"/>
+              <w:bottom w:w="100" w:type="dxa"/>
+              <w:right w:w="100" w:type="dxa"/>
+            </w:tcMar>
+            <w:vAlign w:val="center"/>
+          </w:tcPr>
+          <w:p>
+            <w:pPr>
+              <w:pStyle w:val="HTTable"/>
+            </w:pPr>
+            <w:r>
+              <w:t>供應商</w:t>
+            </w:r>
+          </w:p>
+        </w:tc>
+        <w:tc>
+          <w:tcPr>
+            <w:tcW w:w="3005" w:type="dxa"/>
+            <w:tcMar>
+              <w:top w:w="100" w:type="dxa"/>
+              <w:left w:w="100" w:type="dxa"/>
+              <w:bottom w:w="100" w:type="dxa"/>
+              <w:right w:w="100" w:type="dxa"/>
+            </w:tcMar>
+            <w:vAlign w:val="center"/>
+          </w:tcPr>
+          <w:p>
+            <w:pPr>
+              <w:pStyle w:val="HTTable"/>
+            </w:pPr>
+            <w:r>
+              <w:t>傳家話團隊；交付範圍、母語審閱、隱私、支援、驗收與請款</w:t>
+            </w:r>
+          </w:p>
+        </w:tc>
+        <w:tc>
+          <w:tcPr>
+            <w:tcW w:w="3005" w:type="dxa"/>
+            <w:tcMar>
+              <w:top w:w="100" w:type="dxa"/>
+              <w:left w:w="100" w:type="dxa"/>
+              <w:bottom w:w="100" w:type="dxa"/>
+              <w:right w:w="100" w:type="dxa"/>
+            </w:tcMar>
+            <w:vAlign w:val="center"/>
+          </w:tcPr>
+          <w:p>
+            <w:pPr>
+              <w:pStyle w:val="HTTable"/>
+            </w:pPr>
+            <w:r>
+              <w:t>可重現版本、成本與工時、支援紀錄、驗收紀錄及合法請款能力</w:t>
             </w:r>
           </w:p>
         </w:tc>
@@ -5087,7 +5292,11 @@
         <w:pStyle w:val="HTBody"/>
       </w:pPr>
       <w:r>
-        <w:t>試點分三關。第一關由教師或帶領者用四週包實走一集劇場與一個接力題材，確認教學任務、家庭招募、可支用科目與資料界線；第二關由一個班級或親子團體完成限定期間試點，記錄家庭啟用分母、完整劇集完成率、成人接棒率、孩子接回率、護照完成、家人回應、四週再使用、教師準備與支援工時、撤回及異常；第三關才提出正式報價，觀察是否進入行政審核、採購、授權或續用。沒有書面同意、採購文件或付款前，不把「願意了解」算成轉換。</w:t>
+        <w:t>試點分三關。第一關由教師或帶領者用四週包實走一集劇場與一個接力題材，確認教學任務、家庭招募、可支用科目與資料界線；第二關由一個班級或親子團體完成限定期間試點，記錄家庭啟用分母、完整劇集完成率、成人接棒率、孩子接回率、護照完成、家人回應、四週再使用、教師準備與支援工時、撤回及異常；</w:t>
+      </w:r>
+      <w:r>
+        <w:lastRenderedPageBreak/>
+        <w:t>第三關才提出正式報價，觀察是否進入行政審核、採購、授權或續用。沒有書面同意、採購文件或付款前，不把「願意了解」算成轉換。</w:t>
       </w:r>
     </w:p>
     <w:p>
@@ -5109,154 +5318,285 @@
         <w:pStyle w:val="HTBody"/>
       </w:pPr>
       <w:r>
-        <w:t>114</w:t>
-      </w:r>
-      <w:r>
-        <w:t>年度國教署核定</w:t>
-      </w:r>
-      <w:r>
-        <w:t>103</w:t>
-      </w:r>
-      <w:r>
-        <w:t>校、</w:t>
-      </w:r>
-      <w:r>
-        <w:t>124</w:t>
-      </w:r>
-      <w:r>
-        <w:t>班新住民語文樂學活動，總補助</w:t>
-      </w:r>
-      <w:r>
-        <w:t>482</w:t>
-      </w:r>
-      <w:r>
-        <w:t>萬</w:t>
-      </w:r>
-      <w:r>
-        <w:t>4,776</w:t>
-      </w:r>
-      <w:r>
-        <w:t>元；依總額除以班數換算，平均約</w:t>
-      </w:r>
-      <w:r>
-        <w:t>3.89</w:t>
-      </w:r>
-      <w:r>
-        <w:t>萬元／班。本案每班每年</w:t>
+        <w:t>唯一銷售單位定義為「</w:t>
       </w:r>
       <w:r>
         <w:t>8,000</w:t>
       </w:r>
       <w:r>
-        <w:t>元只作價格訪談起點，約為上述平均班級補助的</w:t>
-      </w:r>
-      <w:r>
-        <w:t>20.6%</w:t>
-      </w:r>
-      <w:r>
-        <w:t>；兩者服務內容與可支用科目不同，不能據此推論本作可被採購或價格可接受。單班貢獻額定義為「</w:t>
+        <w:t>元／一班／一次四週／最多</w:t>
+      </w:r>
+      <w:r>
+        <w:t>30</w:t>
+      </w:r>
+      <w:r>
+        <w:t>戶」的付費試辦價格假設，包含</w:t>
+      </w:r>
+      <w:r>
+        <w:t>60</w:t>
+      </w:r>
+      <w:r>
+        <w:t>分鐘導入、</w:t>
+      </w:r>
+      <w:r>
+        <w:t>30</w:t>
+      </w:r>
+      <w:r>
+        <w:t>分鐘上線預檢、最多</w:t>
+      </w:r>
+      <w:r>
+        <w:t>120</w:t>
+      </w:r>
+      <w:r>
+        <w:t>分鐘預約支援、四週情境包與不含家庭內容的匿名彙總工具；它不是年費、公開牌價、正式報價或成交價。單一試辦</w:t>
+      </w:r>
+      <w:r>
+        <w:t>cohort</w:t>
+      </w:r>
+      <w:r>
+        <w:t>貢獻額＝</w:t>
       </w:r>
       <w:r>
         <w:t>8,000</w:t>
       </w:r>
       <w:r>
-        <w:t>元－母語審閱分攤－導入與支援工時－主機／資安分攤－獲客分攤」，各項未實測</w:t>
-      </w:r>
+        <w:t>元－母語審閱分攤－情境內容分攤－（導入、預檢與支援工時</w:t>
+      </w:r>
+      <w:r>
+        <w:t>×</w:t>
+      </w:r>
+      <w:r>
+        <w:t>完全成本時薪）－主機／資安／付款成本分攤－未成交接洽、報價與行政成本分攤；貢獻率＝貢獻額</w:t>
+      </w:r>
+      <w:r>
+        <w:t>÷8,000</w:t>
+      </w:r>
+      <w:r>
+        <w:t>元。成本</w:t>
+      </w:r>
+      <w:r>
+        <w:t>GO</w:t>
+      </w:r>
+      <w:r>
+        <w:t>門檻為直接變動成本不高於</w:t>
+      </w:r>
+      <w:r>
+        <w:t>4,000</w:t>
+      </w:r>
+      <w:r>
+        <w:t>元、貢獻額至少</w:t>
+      </w:r>
+      <w:r>
+        <w:t>4,000</w:t>
+      </w:r>
+      <w:r>
+        <w:t>元、貢獻率至少</w:t>
+      </w:r>
+      <w:r>
+        <w:t>50%</w:t>
+      </w:r>
+      <w:r>
+        <w:t>、團隊導入加支援不超過</w:t>
+      </w:r>
+      <w:r>
+        <w:t>3.5</w:t>
+      </w:r>
+      <w:r>
+        <w:t>小時；連續兩個</w:t>
+      </w:r>
+      <w:r>
+        <w:t>cohort</w:t>
+      </w:r>
+      <w:r>
+        <w:t>任一成本或工時超標即</w:t>
+      </w:r>
+      <w:r>
+        <w:t>NO-GO</w:t>
+      </w:r>
+      <w:r>
+        <w:t>，停止本銷售單位並改做多班合購、縮減服務或重新定價。任何未來長期方案都須另做範圍、價格與續用價值訪談，不能沿用這個四週價格。</w:t>
+      </w:r>
+    </w:p>
+    <w:p>
+      <w:pPr>
+        <w:pStyle w:val="HTBody"/>
+      </w:pPr>
+      <w:r>
+        <w:t>試辦前另預登錄行為與商業門檻：至少</w:t>
+      </w:r>
+      <w:r>
+        <w:t>2</w:t>
+      </w:r>
+      <w:r>
+        <w:t>個</w:t>
+      </w:r>
+      <w:r>
+        <w:t>cohort</w:t>
+      </w:r>
+      <w:r>
+        <w:t>、</w:t>
+      </w:r>
+      <w:r>
+        <w:t>20</w:t>
+      </w:r>
+      <w:r>
+        <w:t>戶受邀家庭及</w:t>
+      </w:r>
+      <w:r>
+        <w:t>2</w:t>
+      </w:r>
+      <w:r>
+        <w:t>名帶領者；啟用率至少</w:t>
+      </w:r>
+      <w:r>
+        <w:t>70%</w:t>
+      </w:r>
+      <w:r>
+        <w:t>、成人接棒率至少</w:t>
+      </w:r>
+      <w:r>
+        <w:t>70%</w:t>
+      </w:r>
+      <w:r>
+        <w:t>、孩子接回率至少</w:t>
+      </w:r>
+      <w:r>
+        <w:t>80%</w:t>
+      </w:r>
+      <w:r>
+        <w:t>、首次閉環率至少</w:t>
+      </w:r>
+      <w:r>
+        <w:t>50%</w:t>
+      </w:r>
+      <w:r>
+        <w:t>、第</w:t>
+      </w:r>
+      <w:r>
+        <w:t>4</w:t>
+      </w:r>
+      <w:r>
+        <w:t>週再使用率至少</w:t>
+      </w:r>
+      <w:r>
+        <w:t>40%</w:t>
+      </w:r>
+      <w:r>
+        <w:t>、拒絕麥克風後仍可完成率至少</w:t>
+      </w:r>
+      <w:r>
+        <w:t>90%</w:t>
+      </w:r>
+      <w:r>
+        <w:t>，且重大隱私事件為</w:t>
+      </w:r>
+      <w:r>
+        <w:t>0</w:t>
+      </w:r>
+      <w:r>
+        <w:t>。商業</w:t>
+      </w:r>
+      <w:r>
+        <w:t>GO</w:t>
+      </w:r>
+      <w:r>
+        <w:t>須在</w:t>
+      </w:r>
+      <w:r>
+        <w:t>3</w:t>
+      </w:r>
+      <w:r>
+        <w:t>次決策角色訪談中辨識推動者、預算持有人與簽約者，取得至少</w:t>
+      </w:r>
+      <w:r>
+        <w:t>2</w:t>
+      </w:r>
+      <w:r>
+        <w:t>份正式詢價／報價請求，並取得</w:t>
+      </w:r>
+      <w:r>
+        <w:t>1</w:t>
+      </w:r>
+      <w:r>
+        <w:t>份載明範圍、價格、時程與條件的意向書或</w:t>
+      </w:r>
+      <w:r>
+        <w:t>1</w:t>
+      </w:r>
+      <w:r>
+        <w:t>筆付費試辦；未達門檻只記為學習，不寫成採購意願或市場驗證。</w:t>
+      </w:r>
+    </w:p>
+    <w:p>
+      <w:pPr>
+        <w:pStyle w:val="HTBody"/>
+      </w:pPr>
+      <w:r>
+        <w:t>採購與合作依序驗證：學校端先找新住民語文課程承辦或教師確認教學與校內程序；地方教育局確認跨校試點、資料責任與可支用科目；新住民學習中心及</w:t>
+      </w:r>
+      <w:r>
+        <w:t>NGO</w:t>
+      </w:r>
+      <w:r>
+        <w:t>確認家庭服務任務、招募與支持能力。各路徑都須完成承辦訪談、個資與兒少條款、試點範圍、報價及行政核准；官方政策或公告只證明制度存在，不等於本作符合補助項目或已取得採購資格。</w:t>
+      </w:r>
+    </w:p>
+    <w:p>
+      <w:pPr>
+        <w:pStyle w:val="HTBody"/>
+      </w:pPr>
+      <w:r>
+        <w:t>上述公開資料只證明問題規模、家庭環境的重要性與既有服務入口，不是本作的可用性、語言正確性、導入意願或付費證據。送件前仍須完成</w:t>
+      </w:r>
+      <w:r>
+        <w:t>3</w:t>
+      </w:r>
+      <w:r>
+        <w:t>至</w:t>
+      </w:r>
+      <w:r>
+        <w:t>5</w:t>
+      </w:r>
+      <w:r>
+        <w:t>組家庭任務測試、</w:t>
+      </w:r>
+      <w:r>
+        <w:t>1</w:t>
+      </w:r>
+      <w:r>
+        <w:t>至</w:t>
+      </w:r>
+      <w:r>
+        <w:t>2</w:t>
+      </w:r>
+      <w:r>
+        <w:t>名母語者內容審閱，以及</w:t>
+      </w:r>
+      <w:r>
+        <w:t>2</w:t>
+      </w:r>
+      <w:r>
+        <w:t>至</w:t>
+      </w:r>
+      <w:r>
+        <w:t>3</w:t>
+      </w:r>
+      <w:r>
+        <w:t>名教師或服務承辦者流程訪談；取得結果前不報成功率、留存、成效或願付價格。問卷與</w:t>
+      </w:r>
+      <w:r>
+        <w:t>119</w:t>
+      </w:r>
+      <w:r>
+        <w:t>句逐檔播放、標記及匯出的母語審閱工具已備妥，但空白工具不算真人結果。</w:t>
+      </w:r>
+    </w:p>
+    <w:p>
+      <w:pPr>
+        <w:pStyle w:val="HTBody"/>
+      </w:pPr>
       <w:r>
         <w:lastRenderedPageBreak/>
-        <w:t>前不報毛利率；</w:t>
-      </w:r>
-      <w:r>
-        <w:t>10</w:t>
-      </w:r>
-      <w:r>
-        <w:t>場域、</w:t>
-      </w:r>
-      <w:r>
-        <w:t>20</w:t>
-      </w:r>
-      <w:r>
-        <w:t>班、</w:t>
-      </w:r>
-      <w:r>
-        <w:t>16</w:t>
-      </w:r>
-      <w:r>
-        <w:t>萬元只作情境收入，不稱營收預測或已驗證商模。</w:t>
-      </w:r>
-      <w:r>
-        <w:t>[13]</w:t>
-      </w:r>
-    </w:p>
-    <w:p>
-      <w:pPr>
-        <w:pStyle w:val="HTBody"/>
-      </w:pPr>
-      <w:r>
-        <w:t>採購與合作依序驗證：學校端先找新住民語文課程承辦或教師確認教學與校內程序；地方教育局確認跨校試點、資料責任與可支用科目；新住民學習中心及</w:t>
-      </w:r>
-      <w:r>
-        <w:t>NGO</w:t>
-      </w:r>
-      <w:r>
-        <w:t>確認家庭服務任務、招募與支持能力。各路徑都須完成承辦訪談、個資與兒少條款、試點範圍、報價及行政核准；官方政策或公告只證明制度存在，不等於本作符合補助項目或已取得採購資格。</w:t>
-      </w:r>
-    </w:p>
-    <w:p>
-      <w:pPr>
-        <w:pStyle w:val="HTBody"/>
-      </w:pPr>
-      <w:r>
-        <w:t>上述公開資料只證明問題規模、家庭環境的重要性與既有服務入口，不是本作的可用性、語言正確性、導入意願或付費證據。送件前仍須完成</w:t>
-      </w:r>
-      <w:r>
-        <w:t>3</w:t>
-      </w:r>
-      <w:r>
-        <w:t>至</w:t>
-      </w:r>
-      <w:r>
-        <w:t>5</w:t>
-      </w:r>
-      <w:r>
-        <w:t>組家庭任務測試、</w:t>
-      </w:r>
-      <w:r>
-        <w:t>1</w:t>
-      </w:r>
-      <w:r>
-        <w:t>至</w:t>
-      </w:r>
-      <w:r>
-        <w:t>2</w:t>
-      </w:r>
-      <w:r>
-        <w:t>名母語者內容審閱，以及</w:t>
-      </w:r>
-      <w:r>
-        <w:t>2</w:t>
-      </w:r>
-      <w:r>
-        <w:t>至</w:t>
-      </w:r>
-      <w:r>
-        <w:t>3</w:t>
-      </w:r>
-      <w:r>
-        <w:t>名教師或服務承辦者流程訪談；取得結果前不報成功率、留存、成效或願付價格。問卷與</w:t>
-      </w:r>
-      <w:r>
-        <w:t>119</w:t>
-      </w:r>
-      <w:r>
-        <w:t>句逐檔播放、標記及匯出的母語審閱工具已備妥，但空白工具不算真人結果。</w:t>
-      </w:r>
-    </w:p>
-    <w:p>
-      <w:pPr>
-        <w:pStyle w:val="HTBody"/>
-      </w:pPr>
-      <w:r>
         <w:t>越南語流程穩定後，才逐步擴充其他家庭傳承語。每增加一種語言，都要重新檢查稱謂、地方用詞、文字顯示、音檔權利與母語者審閱，而不是只替換翻譯文字。可累積的產品資產是經同意的故事模板、失敗案例、母語修訂紀錄與導入方法，不是未授權的家庭原始錄音。</w:t>
       </w:r>
     </w:p>
@@ -5264,7 +5604,7 @@
       <w:pPr>
         <w:pStyle w:val="HTH1"/>
       </w:pPr>
-      <w:bookmarkStart w:id="21" w:name="_Toc234900737"/>
+      <w:bookmarkStart w:id="21" w:name="_Toc234928761"/>
       <w:r>
         <w:t>第四章　操作方法</w:t>
       </w:r>
@@ -5274,7 +5614,7 @@
       <w:pPr>
         <w:pStyle w:val="HTH2"/>
       </w:pPr>
-      <w:bookmarkStart w:id="22" w:name="_Toc234900738"/>
+      <w:bookmarkStart w:id="22" w:name="_Toc234928762"/>
       <w:r>
         <w:t>一、評審可操作的完整流程</w:t>
       </w:r>
@@ -5363,7 +5703,6 @@
         <w:pStyle w:val="HTNumbered"/>
       </w:pPr>
       <w:r>
-        <w:lastRenderedPageBreak/>
         <w:t xml:space="preserve">7. </w:t>
       </w:r>
       <w:r>
@@ -5420,8 +5759,9 @@
         <w:rPr>
           <w:noProof/>
         </w:rPr>
+        <w:lastRenderedPageBreak/>
         <w:drawing>
-          <wp:inline distT="0" distB="0" distL="0" distR="0" wp14:anchorId="65FBF977" wp14:editId="0E9E25DF">
+          <wp:inline distT="0" distB="0" distL="0" distR="0" wp14:anchorId="3F45E6B4" wp14:editId="77B04C79">
             <wp:extent cx="5220000" cy="3132000"/>
             <wp:effectExtent l="0" t="0" r="0" b="0"/>
             <wp:docPr id="4" name="Picture 4"/>
@@ -5481,7 +5821,7 @@
       <w:pPr>
         <w:pStyle w:val="HTH2"/>
       </w:pPr>
-      <w:bookmarkStart w:id="23" w:name="_Toc234900739"/>
+      <w:bookmarkStart w:id="23" w:name="_Toc234928763"/>
       <w:r>
         <w:t>二、使用與運作方式</w:t>
       </w:r>
@@ -5537,43 +5877,721 @@
       <w:pPr>
         <w:pStyle w:val="HTH2"/>
       </w:pPr>
-      <w:bookmarkStart w:id="24" w:name="_Toc234900740"/>
+      <w:bookmarkStart w:id="24" w:name="_Toc234928764"/>
+      <w:r>
+        <w:t>三、目前成果與推進規劃</w:t>
+      </w:r>
+      <w:bookmarkEnd w:id="24"/>
+    </w:p>
+    <w:p>
+      <w:pPr>
+        <w:pStyle w:val="HTBody"/>
+      </w:pPr>
+      <w:r>
+        <w:t>目前已完成五集三幕分支、零基礎聽句鷹架、正常／慢速／逐段播放、麥克風與小卡備援、家庭故事卡、家人原音、成人分流、一次性邀請及本機資料管理。「選故事」另有五類家庭接力、四關任務、三棒作品、家人圈與故事護照；</w:t>
+      </w:r>
+      <w:r>
+        <w:t>3</w:t>
+      </w:r>
+      <w:r>
+        <w:t>筆官方資訊具資格、報名角色、規則與複查狀態。</w:t>
+      </w:r>
+      <w:r>
+        <w:t>119</w:t>
+      </w:r>
+      <w:r>
+        <w:t>個引用音檔有逐檔</w:t>
+      </w:r>
+      <w:r>
+        <w:t>manifest</w:t>
+      </w:r>
+      <w:r>
+        <w:t>，教師端另有</w:t>
+      </w:r>
+      <w:r>
+        <w:t>22</w:t>
+      </w:r>
+      <w:r>
+        <w:t>頁四週試辦包與離線匿名彙整台；五類接力不列為完成劇集。</w:t>
+      </w:r>
+    </w:p>
+    <w:p>
+      <w:pPr>
+        <w:pStyle w:val="HTBody"/>
+      </w:pPr>
+      <w:r>
+        <w:t>工程驗證為</w:t>
+      </w:r>
+      <w:r>
+        <w:t>Flutter</w:t>
+      </w:r>
+      <w:r>
+        <w:t>靜態分析</w:t>
+      </w:r>
+      <w:r>
+        <w:t>0</w:t>
+      </w:r>
+      <w:r>
+        <w:t>問題、測試</w:t>
+      </w:r>
+      <w:r>
+        <w:t>137</w:t>
+      </w:r>
+      <w:r>
+        <w:t>／</w:t>
+      </w:r>
+      <w:r>
+        <w:t>137</w:t>
+      </w:r>
+      <w:r>
+        <w:t>、相對路徑</w:t>
+      </w:r>
+      <w:r>
+        <w:t>Web build</w:t>
+      </w:r>
+      <w:r>
+        <w:t>與品質閘門通過；</w:t>
+      </w:r>
+      <w:r>
+        <w:t>Chromium</w:t>
+      </w:r>
+      <w:r>
+        <w:t>與</w:t>
+      </w:r>
+      <w:r>
+        <w:t>Edge</w:t>
+      </w:r>
+      <w:r>
+        <w:t>各</w:t>
+      </w:r>
+      <w:r>
+        <w:t>8</w:t>
+      </w:r>
+      <w:r>
+        <w:t>／</w:t>
+      </w:r>
+      <w:r>
+        <w:t>8</w:t>
+      </w:r>
+      <w:r>
+        <w:t>，涵蓋視覺</w:t>
+      </w:r>
+      <w:r>
+        <w:t>2</w:t>
+      </w:r>
+      <w:r>
+        <w:t>／</w:t>
+      </w:r>
+      <w:r>
+        <w:t>2</w:t>
+      </w:r>
+      <w:r>
+        <w:t>、行為</w:t>
+      </w:r>
+      <w:r>
+        <w:t>6</w:t>
+      </w:r>
+      <w:r>
+        <w:t>／</w:t>
+      </w:r>
+      <w:r>
+        <w:t>6</w:t>
+      </w:r>
+      <w:r>
+        <w:t>、試演四段點播、兩個不同舞台、依序三棒、五個生活題材與零資料寫入。每段點播均取得</w:t>
+      </w:r>
+      <w:r>
+        <w:t>MP3 HTTP 200</w:t>
+      </w:r>
+      <w:r>
+        <w:t>並依序發生</w:t>
+      </w:r>
+      <w:r>
+        <w:t>play</w:t>
+      </w:r>
+      <w:r>
+        <w:t>、</w:t>
+      </w:r>
+      <w:r>
+        <w:t>playing</w:t>
+      </w:r>
+      <w:r>
+        <w:t>、</w:t>
+      </w:r>
+      <w:r>
+        <w:t>ended</w:t>
+      </w:r>
+      <w:r>
+        <w:t>且無</w:t>
+      </w:r>
+      <w:r>
+        <w:t>error</w:t>
+      </w:r>
+      <w:r>
+        <w:t>。</w:t>
+      </w:r>
+      <w:r>
+        <w:t>Pixel 7</w:t>
+      </w:r>
+      <w:r>
+        <w:t>僅為瀏覽器</w:t>
+      </w:r>
+      <w:r>
+        <w:t>viewport</w:t>
+      </w:r>
+      <w:r>
+        <w:t>；工程測試不證明孩子理解、越南語自然或家庭留存。</w:t>
+      </w:r>
+    </w:p>
+    <w:p>
+      <w:pPr>
+        <w:pStyle w:val="HTBody"/>
+      </w:pPr>
       <w:r>
         <w:lastRenderedPageBreak/>
-        <w:t>三、目前成果與推進規劃</w:t>
-      </w:r>
-      <w:bookmarkEnd w:id="24"/>
+        <w:t>送件前優先完成四件事：一、由越南語母語者逐句複聽</w:t>
+      </w:r>
+      <w:r>
+        <w:t>119</w:t>
+      </w:r>
+      <w:r>
+        <w:t>檔並留下修訂紀錄；二、以</w:t>
+      </w:r>
+      <w:r>
+        <w:t>3</w:t>
+      </w:r>
+      <w:r>
+        <w:t>至</w:t>
+      </w:r>
+      <w:r>
+        <w:t>5</w:t>
+      </w:r>
+      <w:r>
+        <w:t>組目標家庭實走並保存去識別數據；三、取得</w:t>
+      </w:r>
+      <w:r>
+        <w:t>2</w:t>
+      </w:r>
+      <w:r>
+        <w:t>至</w:t>
+      </w:r>
+      <w:r>
+        <w:t>3</w:t>
+      </w:r>
+      <w:r>
+        <w:t>位導入端的任務與價格回饋；四、完成公開</w:t>
+      </w:r>
+      <w:r>
+        <w:t>HTTPS</w:t>
+      </w:r>
+      <w:r>
+        <w:t>、真手機與不同網路驗收。正式初審影片已完成；其餘只有取得證據後，才把相應結果寫進本計畫書。</w:t>
+      </w:r>
+    </w:p>
+    <w:p>
+      <w:pPr>
+        <w:pStyle w:val="HTH1"/>
+      </w:pPr>
+      <w:bookmarkStart w:id="25" w:name="_Toc234928765"/>
+      <w:r>
+        <w:t>第五章　參考資料</w:t>
+      </w:r>
+      <w:bookmarkEnd w:id="25"/>
     </w:p>
     <w:p>
       <w:pPr>
         <w:pStyle w:val="HTBody"/>
       </w:pPr>
       <w:r>
-        <w:t>目前已完成五集三幕分支、零基礎聽句鷹架、正常／慢速／逐段播放、麥克風與小卡備援、家庭故事卡、真人家人逐節點原音、家人留言／表情、成人分流、一次性邀請及本機資料管理。「選故事」另已完成五類家庭接力、四關任務、三棒作品、家人圈重播與故事護照，以及</w:t>
+        <w:t xml:space="preserve">[1] </w:t>
+      </w:r>
+      <w:r>
+        <w:t>教育部統計處（</w:t>
+      </w:r>
+      <w:r>
+        <w:t>2026</w:t>
+      </w:r>
+      <w:r>
+        <w:t>）。</w:t>
+      </w:r>
+      <w:r>
+        <w:t>114</w:t>
+      </w:r>
+      <w:r>
+        <w:t>學年度新住民子女就學開放資料（</w:t>
+      </w:r>
+      <w:r>
+        <w:t>2026</w:t>
+      </w:r>
+      <w:r>
+        <w:t>年</w:t>
+      </w:r>
+      <w:r>
+        <w:t>7</w:t>
+      </w:r>
+      <w:r>
+        <w:t>月</w:t>
+      </w:r>
+      <w:r>
+        <w:t>1</w:t>
+      </w:r>
+      <w:r>
+        <w:t>日更新）；本團隊依國籍別資料列重算。</w:t>
+      </w:r>
+      <w:r>
+        <w:t xml:space="preserve">https://data.gov.tw/dataset/46320 </w:t>
+      </w:r>
+      <w:r>
+        <w:t>；</w:t>
+      </w:r>
+      <w:r>
+        <w:t xml:space="preserve"> https://stats.moe.gov.tw/files/opendata/104_114edu_A_1_9.json </w:t>
+      </w:r>
+      <w:r>
+        <w:t>。課程班數另見《</w:t>
+      </w:r>
+      <w:r>
+        <w:t>113</w:t>
+      </w:r>
+      <w:r>
+        <w:t>學年度各級學校新住民子女就學概況》。</w:t>
+      </w:r>
+      <w:r>
+        <w:t>https://stats.moe.gov.tw/files/analysis/113_son_of_foreign.pdf</w:t>
+      </w:r>
+    </w:p>
+    <w:p>
+      <w:pPr>
+        <w:pStyle w:val="HTBody"/>
+      </w:pPr>
+      <w:r>
+        <w:t xml:space="preserve">[2] </w:t>
+      </w:r>
+      <w:r>
+        <w:t>教育部國民及學前教育署（</w:t>
+      </w:r>
+      <w:r>
+        <w:t>2021</w:t>
+      </w:r>
+      <w:r>
+        <w:t>）。第</w:t>
+      </w:r>
+      <w:r>
+        <w:t>224</w:t>
+      </w:r>
+      <w:r>
+        <w:t>期電子報：東南亞七國每種語言</w:t>
+      </w:r>
+      <w:r>
+        <w:t>18</w:t>
+      </w:r>
+      <w:r>
+        <w:t>冊、共</w:t>
+      </w:r>
+      <w:r>
+        <w:t>126</w:t>
+      </w:r>
+      <w:r>
+        <w:t>冊數位教材。</w:t>
+      </w:r>
+      <w:r>
+        <w:t>https://www.k12ea.gov.tw/Tw/Epaper/Index?id=542891ab-3778-491d-9c16-a2e0e5e056c7</w:t>
+      </w:r>
+    </w:p>
+    <w:p>
+      <w:pPr>
+        <w:pStyle w:val="HTBody"/>
+      </w:pPr>
+      <w:r>
+        <w:t xml:space="preserve">[3] </w:t>
+      </w:r>
+      <w:r>
+        <w:t>內政部移民署（</w:t>
+      </w:r>
+      <w:r>
+        <w:t>2024</w:t>
+      </w:r>
+      <w:r>
+        <w:t>）。《</w:t>
+      </w:r>
+      <w:r>
+        <w:t>112</w:t>
+      </w:r>
+      <w:r>
+        <w:t>年新住民生活需求調查報告》，調查方法頁</w:t>
+      </w:r>
+      <w:r>
+        <w:t>83</w:t>
+      </w:r>
+      <w:r>
+        <w:t>、</w:t>
+      </w:r>
+      <w:r>
+        <w:t>95</w:t>
+      </w:r>
+      <w:r>
+        <w:t>，表</w:t>
+      </w:r>
+      <w:r>
+        <w:t>7-21</w:t>
+      </w:r>
+      <w:r>
+        <w:t>頁</w:t>
+      </w:r>
+      <w:r>
+        <w:t>248</w:t>
+      </w:r>
+      <w:r>
+        <w:t>。</w:t>
+      </w:r>
+      <w:r>
+        <w:t>https://www.immigration.gov.tw/media/107730/112</w:t>
+      </w:r>
+      <w:r>
+        <w:t>年新住民生活需求調查報告</w:t>
+      </w:r>
+      <w:r>
+        <w:t>.pdf</w:t>
+      </w:r>
+    </w:p>
+    <w:p>
+      <w:pPr>
+        <w:pStyle w:val="HTBody"/>
+      </w:pPr>
+      <w:r>
+        <w:t xml:space="preserve">[4] </w:t>
+      </w:r>
+      <w:r>
+        <w:t>內政部移民署（</w:t>
+      </w:r>
+      <w:r>
+        <w:t>2023</w:t>
+      </w:r>
+      <w:r>
+        <w:t>）。《多元文化與語言學習之研究》，研究摘要頁</w:t>
+      </w:r>
+      <w:r>
+        <w:t>14</w:t>
+      </w:r>
+      <w:r>
+        <w:t>、樣本頁</w:t>
+      </w:r>
+      <w:r>
+        <w:t>98</w:t>
+      </w:r>
+      <w:r>
+        <w:t>、表</w:t>
+      </w:r>
+      <w:r>
+        <w:t>5-4</w:t>
+      </w:r>
+      <w:r>
+        <w:t>頁</w:t>
+      </w:r>
+      <w:r>
+        <w:t>105</w:t>
+      </w:r>
+      <w:r>
+        <w:t>、表</w:t>
+      </w:r>
+      <w:r>
+        <w:t>5-5</w:t>
+      </w:r>
+      <w:r>
+        <w:t>頁</w:t>
+      </w:r>
+      <w:r>
+        <w:t>106</w:t>
+      </w:r>
+      <w:r>
+        <w:t>、結論頁</w:t>
+      </w:r>
+      <w:r>
+        <w:t>182</w:t>
+      </w:r>
+      <w:r>
+        <w:t>至</w:t>
+      </w:r>
+      <w:r>
+        <w:t>184</w:t>
+      </w:r>
+      <w:r>
+        <w:t>。</w:t>
+      </w:r>
+      <w:r>
+        <w:t>https://www.immigration.gov.tw/media/101629/</w:t>
+      </w:r>
+      <w:r>
+        <w:t>多元文化與語言學習之研究</w:t>
+      </w:r>
+      <w:r>
+        <w:t>-1111f302.pdf</w:t>
+      </w:r>
+    </w:p>
+    <w:p>
+      <w:pPr>
+        <w:pStyle w:val="HTBody"/>
+      </w:pPr>
+      <w:r>
+        <w:t xml:space="preserve">[5] </w:t>
+      </w:r>
+      <w:r>
+        <w:t>總統府（</w:t>
+      </w:r>
+      <w:r>
+        <w:t>2024</w:t>
+      </w:r>
+      <w:r>
+        <w:t>）。《新住民基本法》公布全文，第</w:t>
+      </w:r>
+      <w:r>
+        <w:t>2</w:t>
+      </w:r>
+      <w:r>
+        <w:t>條、第</w:t>
+      </w:r>
+      <w:r>
+        <w:t>12</w:t>
+      </w:r>
+      <w:r>
+        <w:t>條及第</w:t>
+      </w:r>
+      <w:r>
+        <w:t>19</w:t>
+      </w:r>
+      <w:r>
+        <w:t>條。</w:t>
+      </w:r>
+      <w:r>
+        <w:t>https://www.president.gov.tw/File/Doc/3a960df5-5ec7-4748-9646-04e2ef18f0e8</w:t>
+      </w:r>
+    </w:p>
+    <w:p>
+      <w:pPr>
+        <w:pStyle w:val="HTBody"/>
+      </w:pPr>
+      <w:r>
+        <w:t xml:space="preserve">[6] </w:t>
+      </w:r>
+      <w:r>
+        <w:t>教育部國民及學前教育署。〈政府網站資料開放宣告〉。</w:t>
+      </w:r>
+      <w:r>
+        <w:t>https://www.k12ea.gov.tw/Tw/Common/SinglePage?filter=7980A248-562A-4712-A4D6-2A0002D05FAB</w:t>
+      </w:r>
+    </w:p>
+    <w:p>
+      <w:pPr>
+        <w:pStyle w:val="HTBody"/>
+      </w:pPr>
+      <w:r>
+        <w:t xml:space="preserve">[7] </w:t>
+      </w:r>
+      <w:r>
+        <w:t>個人資料保護委員會籌備處。《個人資料保護法》，第</w:t>
       </w:r>
       <w:r>
         <w:t>3</w:t>
       </w:r>
       <w:r>
-        <w:t>筆官方資訊與本機延伸入口；五類接力不列為完成劇集。現行</w:t>
+        <w:t>、</w:t>
+      </w:r>
+      <w:r>
+        <w:t>5</w:t>
+      </w:r>
+      <w:r>
+        <w:t>、</w:t>
+      </w:r>
+      <w:r>
+        <w:t>8</w:t>
+      </w:r>
+      <w:r>
+        <w:t>及</w:t>
+      </w:r>
+      <w:r>
+        <w:t>19</w:t>
+      </w:r>
+      <w:r>
+        <w:t>條。</w:t>
+      </w:r>
+      <w:r>
+        <w:t>https://law.pdpc.gov.tw/LawContent.aspx?id=FL010627</w:t>
+      </w:r>
+    </w:p>
+    <w:p>
+      <w:pPr>
+        <w:pStyle w:val="HTBody"/>
+      </w:pPr>
+      <w:r>
+        <w:t xml:space="preserve">[8] </w:t>
+      </w:r>
+      <w:r>
+        <w:t>法務部（</w:t>
+      </w:r>
+      <w:r>
+        <w:t>2013</w:t>
+      </w:r>
+      <w:r>
+        <w:t>）。法律字第</w:t>
+      </w:r>
+      <w:r>
+        <w:t>10203504660</w:t>
+      </w:r>
+      <w:r>
+        <w:t>號函，未成年子女法定代理人同意相關說明。</w:t>
+      </w:r>
+      <w:r>
+        <w:t>https://mojlaw.moj.gov.tw/LawContentExShow.aspx?id=FE259164&amp;media=print&amp;type=e</w:t>
+      </w:r>
+    </w:p>
+    <w:p>
+      <w:pPr>
+        <w:pStyle w:val="HTBody"/>
+      </w:pPr>
+      <w:r>
+        <w:t>[9] Little, S.</w:t>
+      </w:r>
+      <w:r>
+        <w:t>（</w:t>
+      </w:r>
+      <w:r>
+        <w:t>2019</w:t>
+      </w:r>
+      <w:r>
+        <w:t>）。</w:t>
+      </w:r>
+      <w:r>
+        <w:t>“Is There an App for That?” Exploring Games and Apps among Heritage Language Families. Journal of Multilingual and Multicultural Development, 40(3), 218–229. https://doi.org/10.1080/01434632.2018.1502776</w:t>
+      </w:r>
+    </w:p>
+    <w:p>
+      <w:pPr>
+        <w:pStyle w:val="HTBody"/>
+      </w:pPr>
+      <w:r>
+        <w:lastRenderedPageBreak/>
+        <w:t xml:space="preserve">[10] </w:t>
+      </w:r>
+      <w:r>
+        <w:t>鄭依萍、曾秀雲（</w:t>
+      </w:r>
+      <w:r>
+        <w:t>2024</w:t>
+      </w:r>
+      <w:r>
+        <w:t>）。〈母語的使用與傳承：以新北市新住民家庭為例〉。《社會發展研究學刊》，</w:t>
+      </w:r>
+      <w:r>
+        <w:t>34</w:t>
+      </w:r>
+      <w:r>
+        <w:t>。</w:t>
+      </w:r>
+      <w:r>
+        <w:t>https://doi.org/10.6687/JSDS.202409_(34).0002</w:t>
+      </w:r>
+    </w:p>
+    <w:p>
+      <w:pPr>
+        <w:pStyle w:val="HTBody"/>
+      </w:pPr>
+      <w:r>
+        <w:t xml:space="preserve">[11] </w:t>
+      </w:r>
+      <w:r>
+        <w:t>海外同類服務公開功能查核：家庭原聲課程、家庭錄音及物件感應語言工具。查核日期</w:t>
+      </w:r>
+      <w:r>
+        <w:t>2026</w:t>
+      </w:r>
+      <w:r>
+        <w:t>年</w:t>
+      </w:r>
+      <w:r>
+        <w:t>7</w:t>
+      </w:r>
+      <w:r>
+        <w:t>月</w:t>
+      </w:r>
+      <w:r>
+        <w:t>12</w:t>
+      </w:r>
+      <w:r>
+        <w:t>日；僅比較公開操作，不將其內容或素材納入作品。完整來源網址保存在競品查核工作底稿，送審引用格式須再依主辦匿名規則確認。</w:t>
+      </w:r>
+    </w:p>
+    <w:p>
+      <w:pPr>
+        <w:pStyle w:val="HTBody"/>
+      </w:pPr>
+      <w:r>
+        <w:t>[12] Piper</w:t>
+      </w:r>
+      <w:r>
+        <w:t>越南語合成操作示範：</w:t>
+      </w:r>
+      <w:r>
+        <w:t>Piper Voices v1.0.0</w:t>
+      </w:r>
+      <w:r>
+        <w:t>，</w:t>
+      </w:r>
+      <w:r>
+        <w:t>`vi_VN-vais1000-medium`</w:t>
+      </w:r>
+      <w:r>
+        <w:t>模型與模型卡；</w:t>
+      </w:r>
+      <w:r>
+        <w:t>Piper 2023.11.14-2</w:t>
+      </w:r>
+      <w:r>
+        <w:t>。模型庫標示</w:t>
+      </w:r>
+      <w:r>
+        <w:t>MIT</w:t>
+      </w:r>
+      <w:r>
+        <w:t>，模型卡將</w:t>
+      </w:r>
+      <w:r>
+        <w:t>VAIS-1000</w:t>
+      </w:r>
+      <w:r>
+        <w:t>語料列為</w:t>
+      </w:r>
+      <w:r>
+        <w:t>CC BY 4.0</w:t>
+      </w:r>
+      <w:r>
+        <w:t>；作品保存模型</w:t>
+      </w:r>
+      <w:r>
+        <w:t>SHA-256</w:t>
+      </w:r>
+      <w:r>
+        <w:t>、</w:t>
       </w:r>
       <w:r>
         <w:t>119</w:t>
       </w:r>
       <w:r>
-        <w:t>個引用音檔有單一可追溯來源與逐檔</w:t>
+        <w:t>筆輸入文字、產生腳本與逐檔</w:t>
       </w:r>
       <w:r>
         <w:t>manifest</w:t>
       </w:r>
       <w:r>
-        <w:t>，教師端另有</w:t>
-      </w:r>
-      <w:r>
-        <w:t>19</w:t>
-      </w:r>
-      <w:r>
-        <w:t>頁四週試辦包。</w:t>
+        <w:t>。</w:t>
+      </w:r>
+      <w:r>
+        <w:t xml:space="preserve">https://huggingface.co/rhasspy/piper-voices/tree/v1.0.0/vi/vi_VN/vais1000/medium </w:t>
+      </w:r>
+      <w:r>
+        <w:t>；</w:t>
+      </w:r>
+      <w:r>
+        <w:t xml:space="preserve"> https://github.com/rhasspy/piper/releases/tag/2023.11.14-2</w:t>
       </w:r>
     </w:p>
     <w:p>
@@ -5581,145 +6599,538 @@
         <w:pStyle w:val="HTBody"/>
       </w:pPr>
       <w:r>
-        <w:t>本次變更後的工程驗證為</w:t>
+        <w:t xml:space="preserve">[13] </w:t>
+      </w:r>
+      <w:r>
+        <w:t>教育部國民及學前教育署（</w:t>
+      </w:r>
+      <w:r>
+        <w:t>2025</w:t>
+      </w:r>
+      <w:r>
+        <w:t>）。</w:t>
+      </w:r>
+      <w:r>
+        <w:t>114</w:t>
+      </w:r>
+      <w:r>
+        <w:t>年度新住民語文樂學活動核定資料：</w:t>
+      </w:r>
+      <w:r>
+        <w:t>103</w:t>
+      </w:r>
+      <w:r>
+        <w:t>校、</w:t>
+      </w:r>
+      <w:r>
+        <w:t>124</w:t>
+      </w:r>
+      <w:r>
+        <w:t>班、總補助</w:t>
+      </w:r>
+      <w:r>
+        <w:t>4,824,776</w:t>
+      </w:r>
+      <w:r>
+        <w:t>元。</w:t>
+      </w:r>
+      <w:r>
+        <w:t>https://www.k12ea.gov.tw/Tw/PublickInfo/EdufundDetail?filter=588AEF47-226C-4164-95A8-EE5EA941567F&amp;id=686aed9d-cec5-44f4-9a30-863372e91e74</w:t>
+      </w:r>
+    </w:p>
+    <w:p>
+      <w:pPr>
+        <w:pStyle w:val="HTBody"/>
+      </w:pPr>
+      <w:r>
+        <w:t xml:space="preserve">[14] </w:t>
+      </w:r>
+      <w:r>
+        <w:t>地方教育主管機關轉發之</w:t>
+      </w:r>
+      <w:r>
+        <w:t>115</w:t>
+      </w:r>
+      <w:r>
+        <w:t>年度「新住民子女親子共學母語」申請公告；僅證明縣市申請體系仍在運作，不證明軟體可列支或本作已成合作通路。</w:t>
+      </w:r>
+      <w:r>
+        <w:t>https://news.hlc.edu.tw/index.php?cate_id=17&amp;id=124090&amp;page=department</w:t>
+      </w:r>
+    </w:p>
+    <w:p>
+      <w:pPr>
+        <w:pStyle w:val="HTBody"/>
+      </w:pPr>
+      <w:r>
+        <w:t xml:space="preserve">[15] </w:t>
+      </w:r>
+      <w:r>
+        <w:t>教育部國民及學前教育署（</w:t>
+      </w:r>
+      <w:r>
+        <w:t>2026</w:t>
+      </w:r>
+      <w:r>
+        <w:t>）。〈故事開麥啦！全國新住民語文說故事競賽展現多元文化魅力〉，</w:t>
+      </w:r>
+      <w:r>
+        <w:t>115</w:t>
+      </w:r>
+      <w:r>
+        <w:t>年</w:t>
+      </w:r>
+      <w:r>
+        <w:t>5</w:t>
+      </w:r>
+      <w:r>
+        <w:t>月</w:t>
+      </w:r>
+      <w:r>
+        <w:t>30</w:t>
+      </w:r>
+      <w:r>
+        <w:t>日；</w:t>
+      </w:r>
+      <w:r>
+        <w:t>172</w:t>
+      </w:r>
+      <w:r>
+        <w:t>校、</w:t>
+      </w:r>
+      <w:r>
+        <w:t>236</w:t>
+      </w:r>
+      <w:r>
+        <w:t>組初賽、</w:t>
+      </w:r>
+      <w:r>
+        <w:t>70</w:t>
+      </w:r>
+      <w:r>
+        <w:t>組決賽及三項故事主題。</w:t>
+      </w:r>
+      <w:r>
+        <w:t xml:space="preserve">https://www.moe.gov.tw/News_Content.aspx?n=9E7AC85F1954DDA8&amp;s=9C06AFB083644471&amp;sms=169B8E91BB75571F </w:t>
+      </w:r>
+      <w:r>
+        <w:t>。查詢日：</w:t>
+      </w:r>
+      <w:r>
+        <w:t>2026</w:t>
+      </w:r>
+      <w:r>
+        <w:t>年</w:t>
+      </w:r>
+      <w:r>
+        <w:t>7</w:t>
+      </w:r>
+      <w:r>
+        <w:t>月</w:t>
+      </w:r>
+      <w:r>
+        <w:t>14</w:t>
+      </w:r>
+      <w:r>
+        <w:t>日。</w:t>
+      </w:r>
+    </w:p>
+    <w:p>
+      <w:pPr>
+        <w:pStyle w:val="HTBody"/>
+      </w:pPr>
+      <w:r>
+        <w:t xml:space="preserve">[16] </w:t>
+      </w:r>
+      <w:r>
+        <w:t>教育部國民及學前教育署。〈新住民子女教育資訊網〉：最新消息、語文教材、文件、相關計畫、課程與活動入口。</w:t>
+      </w:r>
+      <w:r>
+        <w:t xml:space="preserve">https://mkm.k12ea.gov.tw/ </w:t>
+      </w:r>
+      <w:r>
+        <w:t>。查詢日：</w:t>
+      </w:r>
+      <w:r>
+        <w:t>2026</w:t>
+      </w:r>
+      <w:r>
+        <w:t>年</w:t>
+      </w:r>
+      <w:r>
+        <w:t>7</w:t>
+      </w:r>
+      <w:r>
+        <w:t>月</w:t>
+      </w:r>
+      <w:r>
+        <w:t>14</w:t>
+      </w:r>
+      <w:r>
+        <w:t>日。</w:t>
+      </w:r>
+    </w:p>
+    <w:p>
+      <w:pPr>
+        <w:pStyle w:val="HTBody"/>
+      </w:pPr>
+      <w:r>
+        <w:t xml:space="preserve">[17] </w:t>
+      </w:r>
+      <w:r>
+        <w:t>教育部國民及學前教育署。〈新住民子女教育資訊網－研習活動〉：可依類別、縣市、狀態及日期查詢遠距直播、教學支援、競賽與研習。</w:t>
+      </w:r>
+      <w:r>
+        <w:t xml:space="preserve">https://mkm.k12ea.gov.tw/study </w:t>
+      </w:r>
+      <w:r>
+        <w:t>。查詢日：</w:t>
+      </w:r>
+      <w:r>
+        <w:t>2026</w:t>
+      </w:r>
+      <w:r>
+        <w:t>年</w:t>
+      </w:r>
+      <w:r>
+        <w:t>7</w:t>
+      </w:r>
+      <w:r>
+        <w:t>月</w:t>
+      </w:r>
+      <w:r>
+        <w:t>14</w:t>
+      </w:r>
+      <w:r>
+        <w:t>日。</w:t>
+      </w:r>
+    </w:p>
+    <w:p>
+      <w:pPr>
+        <w:pStyle w:val="HTBody"/>
+      </w:pPr>
+      <w:r>
+        <w:t xml:space="preserve">[18] </w:t>
+      </w:r>
+      <w:r>
+        <w:t>教育部（</w:t>
+      </w:r>
+      <w:r>
+        <w:t>2026</w:t>
+      </w:r>
+      <w:r>
+        <w:t>）。〈重大教育政策發展歷程－新住民教育〉：課綱七語、</w:t>
+      </w:r>
+      <w:r>
+        <w:t>126</w:t>
+      </w:r>
+      <w:r>
+        <w:t>冊教材、遠距直播、新住民學習中心及教育資訊網</w:t>
+      </w:r>
+      <w:r>
+        <w:t>2.0</w:t>
+      </w:r>
+      <w:r>
+        <w:t>。</w:t>
+      </w:r>
+      <w:r>
+        <w:t xml:space="preserve">https://history.moe.gov.tw/Policy/Detail/99bc4e53-3e97-4395-8a76-acfbce2ce7d7 </w:t>
+      </w:r>
+      <w:r>
+        <w:t>。查詢日：</w:t>
+      </w:r>
+      <w:r>
+        <w:t>2026</w:t>
+      </w:r>
+      <w:r>
+        <w:t>年</w:t>
+      </w:r>
+      <w:r>
+        <w:t>7</w:t>
+      </w:r>
+      <w:r>
+        <w:t>月</w:t>
+      </w:r>
+      <w:r>
+        <w:t>14</w:t>
+      </w:r>
+      <w:r>
+        <w:t>日。</w:t>
+      </w:r>
+    </w:p>
+    <w:p>
+      <w:pPr>
+        <w:pStyle w:val="HTBody"/>
+      </w:pPr>
+      <w:r>
+        <w:lastRenderedPageBreak/>
+        <w:t xml:space="preserve">[19] </w:t>
+      </w:r>
+      <w:r>
+        <w:t>教育部國民及學前教育署（</w:t>
+      </w:r>
+      <w:r>
+        <w:t>2026</w:t>
+      </w:r>
+      <w:r>
+        <w:t>）。〈</w:t>
+      </w:r>
+      <w:r>
+        <w:t>115</w:t>
+      </w:r>
+      <w:r>
+        <w:t>年全國性多語多元文化繪本親子共讀心得感想甄選活動計畫及海報〉；活動簡章由該公告附檔提供。</w:t>
+      </w:r>
+      <w:r>
+        <w:t xml:space="preserve">https://mkm.k12ea.gov.tw/news/17202605110001 </w:t>
+      </w:r>
+      <w:r>
+        <w:t>。查詢日：</w:t>
+      </w:r>
+      <w:r>
+        <w:t>2026</w:t>
+      </w:r>
+      <w:r>
+        <w:t>年</w:t>
+      </w:r>
+      <w:r>
+        <w:t>7</w:t>
+      </w:r>
+      <w:r>
+        <w:t>月</w:t>
+      </w:r>
+      <w:r>
+        <w:t>14</w:t>
+      </w:r>
+      <w:r>
+        <w:t>日。</w:t>
+      </w:r>
+    </w:p>
+    <w:p>
+      <w:pPr>
+        <w:pStyle w:val="HTH1"/>
+      </w:pPr>
+      <w:bookmarkStart w:id="26" w:name="_Toc234928766"/>
+      <w:r>
+        <w:t>第六章　附件</w:t>
+      </w:r>
+      <w:bookmarkEnd w:id="26"/>
+    </w:p>
+    <w:p>
+      <w:pPr>
+        <w:pStyle w:val="HTH2"/>
+      </w:pPr>
+      <w:bookmarkStart w:id="27" w:name="_Toc234928767"/>
+      <w:r>
+        <w:t>一、作品檔案與使用說明</w:t>
+      </w:r>
+      <w:bookmarkEnd w:id="27"/>
+    </w:p>
+    <w:p>
+      <w:pPr>
+        <w:pStyle w:val="HTBullet"/>
+      </w:pPr>
+      <w:r>
+        <w:t xml:space="preserve">• </w:t>
+      </w:r>
+      <w:r>
+        <w:t>可直接建置的</w:t>
+      </w:r>
+      <w:r>
+        <w:t>Flutter Web</w:t>
+      </w:r>
+      <w:r>
+        <w:t>原始碼、相對路徑</w:t>
+      </w:r>
+      <w:r>
+        <w:t>release</w:t>
+      </w:r>
+      <w:r>
+        <w:t>與本機啟動／停止腳本。</w:t>
+      </w:r>
+    </w:p>
+    <w:p>
+      <w:pPr>
+        <w:pStyle w:val="HTBullet"/>
+      </w:pPr>
+      <w:r>
+        <w:t xml:space="preserve">• </w:t>
+      </w:r>
+      <w:r>
+        <w:t>最新操作說明、</w:t>
       </w:r>
       <w:r>
         <w:t>Flutter</w:t>
       </w:r>
       <w:r>
-        <w:t>靜態分析</w:t>
-      </w:r>
-      <w:r>
-        <w:t>0</w:t>
-      </w:r>
-      <w:r>
-        <w:t>問題、</w:t>
-      </w:r>
-      <w:r>
-        <w:t>Flutter</w:t>
-      </w:r>
-      <w:r>
-        <w:t>測試</w:t>
-      </w:r>
-      <w:r>
-        <w:t>134</w:t>
+        <w:t>完整品質閘門、</w:t>
+      </w:r>
+      <w:r>
+        <w:t>Chromium</w:t>
       </w:r>
       <w:r>
         <w:t>／</w:t>
       </w:r>
       <w:r>
-        <w:t>134</w:t>
-      </w:r>
-      <w:r>
-        <w:t>、相對路徑</w:t>
-      </w:r>
-      <w:r>
-        <w:t>Web build</w:t>
-      </w:r>
-      <w:r>
-        <w:t>與完整品質閘門通過；來源版的</w:t>
-      </w:r>
-      <w:r>
-        <w:t>Chromium</w:t>
-      </w:r>
-      <w:r>
-        <w:t>與</w:t>
-      </w:r>
-      <w:r>
         <w:t>Edge</w:t>
       </w:r>
       <w:r>
-        <w:t>均實走零資料三幕試演，包含第三幕合成音訊明確點擊、三棒揭示與回到同意頁。完整</w:t>
-      </w:r>
-      <w:r>
-        <w:t>7</w:t>
+        <w:t>操作與</w:t>
+      </w:r>
+      <w:r>
+        <w:t>Pixel 7</w:t>
+      </w:r>
+      <w:r>
+        <w:t>視覺流程、音訊</w:t>
+      </w:r>
+      <w:r>
+        <w:t>manifest</w:t>
+      </w:r>
+      <w:r>
+        <w:t>、插圖來源邊界與技術驗證紀錄。</w:t>
+      </w:r>
+    </w:p>
+    <w:p>
+      <w:pPr>
+        <w:pStyle w:val="HTBullet"/>
+      </w:pPr>
+      <w:r>
+        <w:t xml:space="preserve">• </w:t>
+      </w:r>
+      <w:r>
+        <w:t>本計畫書</w:t>
+      </w:r>
+      <w:r>
+        <w:t>DOCX</w:t>
       </w:r>
       <w:r>
         <w:t>／</w:t>
       </w:r>
       <w:r>
-        <w:t>7</w:t>
-      </w:r>
-      <w:r>
-        <w:t>回歸另涵蓋</w:t>
-      </w:r>
-      <w:r>
-        <w:t>Pixel 7 viewport</w:t>
-      </w:r>
-      <w:r>
-        <w:t>視覺</w:t>
-      </w:r>
-      <w:r>
-        <w:t>2</w:t>
+        <w:t>PDF</w:t>
+      </w:r>
+      <w:r>
+        <w:t>、四張由現況資料與真實</w:t>
+      </w:r>
+      <w:r>
+        <w:t>App</w:t>
+      </w:r>
+      <w:r>
+        <w:t>畫面產生的圖表。</w:t>
+      </w:r>
+    </w:p>
+    <w:p>
+      <w:pPr>
+        <w:pStyle w:val="HTBullet"/>
+      </w:pPr>
+      <w:r>
+        <w:t>• 2</w:t>
+      </w:r>
+      <w:r>
+        <w:t>分</w:t>
+      </w:r>
+      <w:r>
+        <w:t>53.9</w:t>
+      </w:r>
+      <w:r>
+        <w:t>秒正式初審</w:t>
+      </w:r>
+      <w:r>
+        <w:t>MP4</w:t>
+      </w:r>
+      <w:r>
+        <w:t>、低於</w:t>
+      </w:r>
+      <w:r>
+        <w:t>25 MiB</w:t>
+      </w:r>
+      <w:r>
+        <w:t>的網頁預覽、分鏡、可重現產生腳本與</w:t>
+      </w:r>
+      <w:r>
+        <w:t>ffprobe</w:t>
       </w:r>
       <w:r>
         <w:t>／</w:t>
       </w:r>
       <w:r>
-        <w:t>2</w:t>
-      </w:r>
-      <w:r>
-        <w:t>與</w:t>
+        <w:t>EBU R128</w:t>
+      </w:r>
+      <w:r>
+        <w:t>驗證</w:t>
+      </w:r>
+      <w:r>
+        <w:t>JSON</w:t>
+      </w:r>
+      <w:r>
+        <w:t>；</w:t>
+      </w:r>
+      <w:r>
+        <w:t>15</w:t>
+      </w:r>
+      <w:r>
+        <w:t>幕旁白及逐段響度均通過門檻。</w:t>
+      </w:r>
+    </w:p>
+    <w:p>
+      <w:pPr>
+        <w:pStyle w:val="HTBullet"/>
+      </w:pPr>
+      <w:r>
+        <w:t xml:space="preserve">• </w:t>
+      </w:r>
+      <w:r>
+        <w:t>新住民家庭匿名問卷與試用方案；尚未回收的結果不列成果。</w:t>
+      </w:r>
+    </w:p>
+    <w:p>
+      <w:pPr>
+        <w:pStyle w:val="HTBullet"/>
+      </w:pPr>
+      <w:r>
+        <w:t>• 119</w:t>
+      </w:r>
+      <w:r>
+        <w:t>句越南語母語審閱工具；可逐檔播放並匯出</w:t>
+      </w:r>
+      <w:r>
+        <w:t>JSON</w:t>
+      </w:r>
+      <w:r>
+        <w:t>／</w:t>
+      </w:r>
+      <w:r>
+        <w:t>CSV</w:t>
+      </w:r>
+      <w:r>
+        <w:t>，但目前空白工具不列真人審閱成果。</w:t>
+      </w:r>
+    </w:p>
+    <w:p>
+      <w:pPr>
+        <w:pStyle w:val="HTH2"/>
+      </w:pPr>
+      <w:bookmarkStart w:id="28" w:name="_Toc234928768"/>
+      <w:r>
+        <w:t>二、資料與兒少保護原則</w:t>
+      </w:r>
+      <w:bookmarkEnd w:id="28"/>
+    </w:p>
+    <w:p>
+      <w:pPr>
+        <w:pStyle w:val="HTBody"/>
+      </w:pPr>
+      <w:r>
+        <w:t>家庭內容預設只限目前裝置與已核准家人。</w:t>
       </w:r>
       <w:r>
         <w:t>Web</w:t>
       </w:r>
       <w:r>
-        <w:t>行為</w:t>
-      </w:r>
-      <w:r>
-        <w:t>5</w:t>
-      </w:r>
-      <w:r>
-        <w:t>／</w:t>
-      </w:r>
-      <w:r>
-        <w:t>5</w:t>
-      </w:r>
-      <w:r>
-        <w:t>；首句音訊案例要求同一次明確點擊取得</w:t>
-      </w:r>
-      <w:r>
-        <w:t>MP3 HTTP 200</w:t>
-      </w:r>
-      <w:r>
-        <w:t>，並觀察</w:t>
-      </w:r>
-      <w:r>
-        <w:t>play</w:t>
-      </w:r>
-      <w:r>
-        <w:t>、</w:t>
-      </w:r>
-      <w:r>
-        <w:t>playing</w:t>
-      </w:r>
-      <w:r>
-        <w:t>與</w:t>
-      </w:r>
-      <w:r>
-        <w:t>ended</w:t>
-      </w:r>
-      <w:r>
-        <w:t>且無</w:t>
-      </w:r>
-      <w:r>
-        <w:t>error</w:t>
-      </w:r>
-      <w:r>
-        <w:t>。</w:t>
-      </w:r>
-      <w:r>
-        <w:t>Pixel 7</w:t>
-      </w:r>
-      <w:r>
-        <w:t>只是瀏覽器</w:t>
-      </w:r>
-      <w:r>
-        <w:t>viewport</w:t>
-      </w:r>
-      <w:r>
-        <w:t>，不是真機。工程測試證明狀態、路徑與失敗修復，不證明孩子看得懂、越南語自然或家庭會長期使用。</w:t>
+        <w:t>版不要求真實姓名，也不主動把家庭錄音送到團隊伺服器；文字備份不含錄音本體、個別家人碼、邀請私鑰或重試狀態。成人可刪除家庭資料；應用層加密、雲端同步、帳號復原與系統備份控制尚未完成，介面不得把本機原型稱為產品級安全社群。</w:t>
+      </w:r>
+      <w:r>
+        <w:t>[7][8]</w:t>
       </w:r>
     </w:p>
     <w:p>
@@ -5727,1153 +7138,57 @@
         <w:pStyle w:val="HTBody"/>
       </w:pPr>
       <w:r>
-        <w:t>送件前優先完成四件事：一、由越南語母語者逐句複聽</w:t>
+        <w:t>正式家庭試用前，除法定代理人同意外，還要加入孩子能理解的二次說明、拒絕錄音與撤回路徑。產品不做人聲複製、聲紋辨識、地方口音排名或自動文化正誤判定；原始音檔不作模型訓練，除非錄音者另行明確同意。</w:t>
+      </w:r>
+    </w:p>
+    <w:p>
+      <w:pPr>
+        <w:pStyle w:val="HTH2"/>
+      </w:pPr>
+      <w:bookmarkStart w:id="29" w:name="_Toc234928769"/>
+      <w:r>
+        <w:t>三、品質與一致性檢查</w:t>
+      </w:r>
+      <w:bookmarkEnd w:id="29"/>
+    </w:p>
+    <w:p>
+      <w:pPr>
+        <w:pStyle w:val="HTBody"/>
+      </w:pPr>
+      <w:r>
+        <w:t>正式送審前，團隊將從乾淨瀏覽器只依本計畫書第四章操作公開網址，逐步比對畫面與結果；另檢查明確點播音訊、麥克風拒絕與小卡備援、重新開啟後的本機保存、完整刪除、</w:t>
+      </w:r>
+      <w:r>
+        <w:t>320</w:t>
+      </w:r>
+      <w:r>
+        <w:t>像素窄螢幕、</w:t>
+      </w:r>
+      <w:r>
+        <w:t>200%</w:t>
+      </w:r>
+      <w:r>
+        <w:t>文字、鍵盤與螢幕閱讀器。</w:t>
+      </w:r>
+    </w:p>
+    <w:p>
+      <w:pPr>
+        <w:pStyle w:val="HTBody"/>
+      </w:pPr>
+      <w:r>
+        <w:t>送審前統一「傳家話」品牌、五集三幕、</w:t>
       </w:r>
       <w:r>
         <w:t>119</w:t>
       </w:r>
       <w:r>
-        <w:t>檔並留下修訂紀錄；二、以</w:t>
-      </w:r>
-      <w:r>
-        <w:t>3</w:t>
-      </w:r>
-      <w:r>
-        <w:t>至</w:t>
-      </w:r>
-      <w:r>
-        <w:t>5</w:t>
-      </w:r>
-      <w:r>
-        <w:t>組目標家庭實走並保存去識別數據；三、取得</w:t>
-      </w:r>
-      <w:r>
-        <w:t>2</w:t>
-      </w:r>
-      <w:r>
-        <w:t>至</w:t>
-      </w:r>
-      <w:r>
-        <w:t>3</w:t>
-      </w:r>
-      <w:r>
-        <w:t>位導入端的任務與價格回饋；四、完成公開</w:t>
-      </w:r>
-      <w:r>
-        <w:t>HTTPS</w:t>
-      </w:r>
-      <w:r>
-        <w:t>、真手機與不同網路驗收。正式初審影片已完成；其餘只有取得證據後，才把相應結果寫進本計畫書。</w:t>
-      </w:r>
-    </w:p>
-    <w:p>
-      <w:pPr>
-        <w:pStyle w:val="HTH1"/>
-      </w:pPr>
-      <w:bookmarkStart w:id="25" w:name="_Toc234900741"/>
-      <w:r>
-        <w:t>第五章　參考資料</w:t>
-      </w:r>
-      <w:bookmarkEnd w:id="25"/>
-    </w:p>
-    <w:p>
-      <w:pPr>
-        <w:pStyle w:val="HTBody"/>
-      </w:pPr>
-      <w:r>
-        <w:t xml:space="preserve">[1] </w:t>
-      </w:r>
-      <w:r>
-        <w:t>教育部統計處（</w:t>
-      </w:r>
-      <w:r>
-        <w:t>2026</w:t>
-      </w:r>
-      <w:r>
-        <w:t>）。</w:t>
-      </w:r>
-      <w:r>
-        <w:t>114</w:t>
-      </w:r>
-      <w:r>
-        <w:t>學年度新住民子女就學開放資料（</w:t>
-      </w:r>
-      <w:r>
-        <w:t>2026</w:t>
-      </w:r>
-      <w:r>
-        <w:t>年</w:t>
-      </w:r>
-      <w:r>
-        <w:t>7</w:t>
-      </w:r>
-      <w:r>
-        <w:t>月</w:t>
-      </w:r>
-      <w:r>
-        <w:t>1</w:t>
-      </w:r>
-      <w:r>
-        <w:t>日更新）；本團隊依國籍別資料列重算。</w:t>
-      </w:r>
-      <w:r>
-        <w:t xml:space="preserve">https://data.gov.tw/dataset/46320 </w:t>
-      </w:r>
-      <w:r>
-        <w:t>；</w:t>
-      </w:r>
-      <w:r>
-        <w:t xml:space="preserve"> https://stats.moe.gov.tw/files/opendata/104_114edu_A_1_9.json </w:t>
-      </w:r>
-      <w:r>
-        <w:t>。課程班數另見《</w:t>
-      </w:r>
-      <w:r>
-        <w:t>113</w:t>
-      </w:r>
-      <w:r>
-        <w:t>學年度各級學校新住民子女就學概況》。</w:t>
-      </w:r>
-      <w:r>
-        <w:t>https://stats.moe.gov.tw/files/analysis/113_son_of_foreign.pdf</w:t>
-      </w:r>
-    </w:p>
-    <w:p>
-      <w:pPr>
-        <w:pStyle w:val="HTBody"/>
-      </w:pPr>
-      <w:r>
-        <w:t xml:space="preserve">[2] </w:t>
-      </w:r>
-      <w:r>
-        <w:t>教育部國民及學前教育署（</w:t>
-      </w:r>
-      <w:r>
-        <w:t>2021</w:t>
-      </w:r>
-      <w:r>
-        <w:t>）。第</w:t>
-      </w:r>
-      <w:r>
-        <w:t>224</w:t>
-      </w:r>
-      <w:r>
-        <w:t>期電子報：東南亞七國每種語言</w:t>
-      </w:r>
-      <w:r>
-        <w:t>18</w:t>
-      </w:r>
-      <w:r>
-        <w:t>冊、共</w:t>
-      </w:r>
-      <w:r>
-        <w:t>126</w:t>
-      </w:r>
-      <w:r>
-        <w:t>冊數位教材。</w:t>
-      </w:r>
-      <w:r>
-        <w:t>https://www.k12ea.gov.tw/Tw/Epaper/Index?id=542891ab-3778-491d-9c16-a2e0e5e056c7</w:t>
-      </w:r>
-    </w:p>
-    <w:p>
-      <w:pPr>
-        <w:pStyle w:val="HTBody"/>
-      </w:pPr>
-      <w:r>
-        <w:t xml:space="preserve">[3] </w:t>
-      </w:r>
-      <w:r>
-        <w:t>內政部移民署（</w:t>
-      </w:r>
-      <w:r>
-        <w:t>2024</w:t>
-      </w:r>
-      <w:r>
-        <w:t>）。《</w:t>
-      </w:r>
-      <w:r>
-        <w:t>112</w:t>
-      </w:r>
-      <w:r>
-        <w:t>年新住民生活需求調查報告》，調查方法頁</w:t>
-      </w:r>
-      <w:r>
-        <w:t>83</w:t>
-      </w:r>
-      <w:r>
-        <w:t>、</w:t>
-      </w:r>
-      <w:r>
-        <w:t>95</w:t>
-      </w:r>
-      <w:r>
-        <w:t>，表</w:t>
-      </w:r>
-      <w:r>
-        <w:t>7-21</w:t>
-      </w:r>
-      <w:r>
-        <w:t>頁</w:t>
-      </w:r>
-      <w:r>
-        <w:t>248</w:t>
-      </w:r>
-      <w:r>
-        <w:t>。</w:t>
-      </w:r>
-      <w:r>
-        <w:t>https://www.immigration.gov.tw/media/107730/112</w:t>
-      </w:r>
-      <w:r>
-        <w:t>年新住民生活需求調查報告</w:t>
-      </w:r>
-      <w:r>
-        <w:t>.pdf</w:t>
-      </w:r>
-    </w:p>
-    <w:p>
-      <w:pPr>
-        <w:pStyle w:val="HTBody"/>
-      </w:pPr>
-      <w:r>
-        <w:t xml:space="preserve">[4] </w:t>
-      </w:r>
-      <w:r>
-        <w:t>內政部移民署（</w:t>
-      </w:r>
-      <w:r>
-        <w:t>2023</w:t>
-      </w:r>
-      <w:r>
-        <w:t>）。《多元文化與語言學習之研究》，研究摘要頁</w:t>
-      </w:r>
-      <w:r>
-        <w:t>14</w:t>
-      </w:r>
-      <w:r>
-        <w:t>、樣本頁</w:t>
-      </w:r>
-      <w:r>
-        <w:t>98</w:t>
-      </w:r>
-      <w:r>
-        <w:t>、表</w:t>
-      </w:r>
-      <w:r>
-        <w:t>5-4</w:t>
-      </w:r>
-      <w:r>
-        <w:t>頁</w:t>
-      </w:r>
-      <w:r>
-        <w:t>105</w:t>
-      </w:r>
-      <w:r>
-        <w:t>、表</w:t>
-      </w:r>
-      <w:r>
-        <w:t>5-5</w:t>
-      </w:r>
-      <w:r>
-        <w:t>頁</w:t>
-      </w:r>
-      <w:r>
-        <w:t>106</w:t>
-      </w:r>
-      <w:r>
-        <w:t>、結論頁</w:t>
-      </w:r>
-      <w:r>
-        <w:t>182</w:t>
-      </w:r>
-      <w:r>
-        <w:t>至</w:t>
-      </w:r>
-      <w:r>
-        <w:t>184</w:t>
-      </w:r>
-      <w:r>
-        <w:t>。</w:t>
-      </w:r>
-      <w:r>
-        <w:t>https://www.immigration.gov.tw/media/101629/</w:t>
-      </w:r>
-      <w:r>
-        <w:t>多元文化與語言學習之研究</w:t>
-      </w:r>
-      <w:r>
-        <w:t>-1111f302.pdf</w:t>
-      </w:r>
-    </w:p>
-    <w:p>
-      <w:pPr>
-        <w:pStyle w:val="HTBody"/>
-      </w:pPr>
-      <w:r>
-        <w:lastRenderedPageBreak/>
-        <w:t xml:space="preserve">[5] </w:t>
-      </w:r>
-      <w:r>
-        <w:t>總統府（</w:t>
-      </w:r>
-      <w:r>
-        <w:t>2024</w:t>
-      </w:r>
-      <w:r>
-        <w:t>）。《新住民基本法》公布全文，第</w:t>
-      </w:r>
-      <w:r>
-        <w:t>2</w:t>
-      </w:r>
-      <w:r>
-        <w:t>條、第</w:t>
-      </w:r>
-      <w:r>
-        <w:t>12</w:t>
-      </w:r>
-      <w:r>
-        <w:t>條及第</w:t>
-      </w:r>
-      <w:r>
-        <w:t>19</w:t>
-      </w:r>
-      <w:r>
-        <w:t>條。</w:t>
-      </w:r>
-      <w:r>
-        <w:t>https://www.president.gov.tw/File/Doc/3a960df5-5ec7-4748-9646-04e2ef18f0e8</w:t>
-      </w:r>
-    </w:p>
-    <w:p>
-      <w:pPr>
-        <w:pStyle w:val="HTBody"/>
-      </w:pPr>
-      <w:r>
-        <w:t xml:space="preserve">[6] </w:t>
-      </w:r>
-      <w:r>
-        <w:t>教育部國民及學前教育署。〈政府網站資料開放宣告〉。</w:t>
-      </w:r>
-      <w:r>
-        <w:t>https://www.k12ea.gov.tw/Tw/Common/SinglePage?filter=7980A248-562A-4712-A4D6-2A0002D05FAB</w:t>
-      </w:r>
-    </w:p>
-    <w:p>
-      <w:pPr>
-        <w:pStyle w:val="HTBody"/>
-      </w:pPr>
-      <w:r>
-        <w:t xml:space="preserve">[7] </w:t>
-      </w:r>
-      <w:r>
-        <w:t>個人資料保護委員會籌備處。《個人資料保護法》，第</w:t>
-      </w:r>
-      <w:r>
-        <w:t>3</w:t>
-      </w:r>
-      <w:r>
-        <w:t>、</w:t>
-      </w:r>
-      <w:r>
-        <w:t>5</w:t>
-      </w:r>
-      <w:r>
-        <w:t>、</w:t>
-      </w:r>
-      <w:r>
-        <w:t>8</w:t>
-      </w:r>
-      <w:r>
-        <w:t>及</w:t>
-      </w:r>
-      <w:r>
-        <w:t>19</w:t>
-      </w:r>
-      <w:r>
-        <w:t>條。</w:t>
-      </w:r>
-      <w:r>
-        <w:t>https://law.pdpc.gov.tw/LawContent.aspx?id=FL010627</w:t>
-      </w:r>
-    </w:p>
-    <w:p>
-      <w:pPr>
-        <w:pStyle w:val="HTBody"/>
-      </w:pPr>
-      <w:r>
-        <w:t xml:space="preserve">[8] </w:t>
-      </w:r>
-      <w:r>
-        <w:t>法務部（</w:t>
-      </w:r>
-      <w:r>
-        <w:t>2013</w:t>
-      </w:r>
-      <w:r>
-        <w:t>）。法律字第</w:t>
-      </w:r>
-      <w:r>
-        <w:t>10203504660</w:t>
-      </w:r>
-      <w:r>
-        <w:t>號函，未成年子女法定代理人同意相關說明。</w:t>
-      </w:r>
-      <w:r>
-        <w:t>https://mojlaw.moj.gov.tw/LawContentExShow.aspx?id=FE259164&amp;media=print&amp;type=e</w:t>
-      </w:r>
-    </w:p>
-    <w:p>
-      <w:pPr>
-        <w:pStyle w:val="HTBody"/>
-      </w:pPr>
-      <w:r>
-        <w:t>[9] Little, S.</w:t>
-      </w:r>
-      <w:r>
-        <w:t>（</w:t>
-      </w:r>
-      <w:r>
-        <w:t>2019</w:t>
-      </w:r>
-      <w:r>
-        <w:t>）。</w:t>
-      </w:r>
-      <w:r>
-        <w:t>“Is There an App for That?” Exploring Games and Apps among Heritage Language Families. Journal of Multilingual and Multicultural Development, 40(3), 218–229. https://doi.org/10.1080/01434632.2018.1502776</w:t>
-      </w:r>
-    </w:p>
-    <w:p>
-      <w:pPr>
-        <w:pStyle w:val="HTBody"/>
-      </w:pPr>
-      <w:r>
-        <w:t xml:space="preserve">[10] </w:t>
-      </w:r>
-      <w:r>
-        <w:t>鄭依萍、曾秀雲（</w:t>
-      </w:r>
-      <w:r>
-        <w:t>2024</w:t>
-      </w:r>
-      <w:r>
-        <w:t>）。〈母語的使用與傳承：以新北市新住民家庭為例〉。《社會發展研究學刊》，</w:t>
-      </w:r>
-      <w:r>
-        <w:t>34</w:t>
-      </w:r>
-      <w:r>
-        <w:t>。</w:t>
-      </w:r>
-      <w:r>
-        <w:t>https://doi.org/10.6687/JSDS.202409_(34).0002</w:t>
-      </w:r>
-    </w:p>
-    <w:p>
-      <w:pPr>
-        <w:pStyle w:val="HTBody"/>
-      </w:pPr>
-      <w:r>
-        <w:t xml:space="preserve">[11] </w:t>
-      </w:r>
-      <w:r>
-        <w:t>海外同類服務公開功能查核：家庭原聲課程、家庭錄音及物件感應語言工具。查核日期</w:t>
-      </w:r>
-      <w:r>
-        <w:t>2026</w:t>
-      </w:r>
-      <w:r>
-        <w:t>年</w:t>
-      </w:r>
-      <w:r>
-        <w:t>7</w:t>
-      </w:r>
-      <w:r>
-        <w:t>月</w:t>
-      </w:r>
-      <w:r>
-        <w:t>12</w:t>
-      </w:r>
-      <w:r>
-        <w:t>日；僅比較公開操作，不將其內容或素材納入作品。完整來源網址保存在競品查核工作底稿，送審引用格式須再依主辦匿名規則確認。</w:t>
-      </w:r>
-    </w:p>
-    <w:p>
-      <w:pPr>
-        <w:pStyle w:val="HTBody"/>
-      </w:pPr>
-      <w:r>
-        <w:t>[12] Piper</w:t>
-      </w:r>
-      <w:r>
-        <w:t>越南語合成操作示範：</w:t>
-      </w:r>
-      <w:r>
-        <w:t>Piper Voices v1.0.0</w:t>
-      </w:r>
-      <w:r>
-        <w:t>，</w:t>
-      </w:r>
-      <w:r>
-        <w:t>`vi_VN-vais1000-medium`</w:t>
-      </w:r>
-      <w:r>
-        <w:t>模型與模型卡；</w:t>
-      </w:r>
-      <w:r>
-        <w:t>Piper 2023.11.14-2</w:t>
-      </w:r>
-      <w:r>
-        <w:t>。模型庫標示</w:t>
-      </w:r>
-      <w:r>
-        <w:t>MIT</w:t>
-      </w:r>
-      <w:r>
-        <w:t>，模型卡將</w:t>
-      </w:r>
-      <w:r>
-        <w:t>VAIS-1000</w:t>
-      </w:r>
-      <w:r>
-        <w:t>語料列為</w:t>
-      </w:r>
-      <w:r>
-        <w:t>CC BY 4.0</w:t>
-      </w:r>
-      <w:r>
-        <w:t>；作品保存模型</w:t>
-      </w:r>
-      <w:r>
-        <w:t>SHA-256</w:t>
-      </w:r>
-      <w:r>
-        <w:t>、</w:t>
-      </w:r>
-      <w:r>
-        <w:t>119</w:t>
-      </w:r>
-      <w:r>
-        <w:t>筆輸入文字、產生腳本與逐檔</w:t>
-      </w:r>
-      <w:r>
-        <w:t>manifest</w:t>
-      </w:r>
-      <w:r>
-        <w:t>。</w:t>
-      </w:r>
-      <w:r>
-        <w:t xml:space="preserve">https://huggingface.co/rhasspy/piper-voices/tree/v1.0.0/vi/vi_VN/vais1000/medium </w:t>
-      </w:r>
-      <w:r>
-        <w:t>；</w:t>
-      </w:r>
-      <w:r>
-        <w:t xml:space="preserve"> https://github.com/rhasspy/piper/releases/tag/2023.11.14-2</w:t>
-      </w:r>
-    </w:p>
-    <w:p>
-      <w:pPr>
-        <w:pStyle w:val="HTBody"/>
-      </w:pPr>
-      <w:r>
-        <w:t xml:space="preserve">[13] </w:t>
-      </w:r>
-      <w:r>
-        <w:t>教育部國民及學前教育署（</w:t>
-      </w:r>
-      <w:r>
-        <w:t>2025</w:t>
-      </w:r>
-      <w:r>
-        <w:t>）。</w:t>
-      </w:r>
-      <w:r>
-        <w:t>114</w:t>
-      </w:r>
-      <w:r>
-        <w:t>年度新住民語文樂學活動核定資料：</w:t>
-      </w:r>
-      <w:r>
-        <w:t>103</w:t>
-      </w:r>
-      <w:r>
-        <w:t>校、</w:t>
-      </w:r>
-      <w:r>
-        <w:t>124</w:t>
-      </w:r>
-      <w:r>
-        <w:t>班、總補助</w:t>
-      </w:r>
-      <w:r>
-        <w:t>4,824,776</w:t>
-      </w:r>
-      <w:r>
-        <w:t>元。</w:t>
-      </w:r>
-      <w:r>
-        <w:t>https://www.k12ea.gov.tw/Tw/PublickInfo/EdufundDetail?filter=588AEF47-226C-4164-95A8-EE5EA941567F&amp;id=686aed9d-cec5-44f4-9a30-863372e91e74</w:t>
-      </w:r>
-    </w:p>
-    <w:p>
-      <w:pPr>
-        <w:pStyle w:val="HTBody"/>
-      </w:pPr>
-      <w:r>
-        <w:t xml:space="preserve">[14] </w:t>
-      </w:r>
-      <w:r>
-        <w:t>地方教育主管機關轉發之</w:t>
-      </w:r>
-      <w:r>
-        <w:t>115</w:t>
-      </w:r>
-      <w:r>
-        <w:t>年度「新住民子女親子共學母語」申請公告；僅證明縣市申請體系仍在運作，不證明軟體可列支或本作已成合作通路。</w:t>
-      </w:r>
-      <w:r>
-        <w:t>https://news.hlc.edu.tw/index.php?cate_id=17&amp;id=124090&amp;page=department</w:t>
-      </w:r>
-    </w:p>
-    <w:p>
-      <w:pPr>
-        <w:pStyle w:val="HTBody"/>
-      </w:pPr>
-      <w:r>
-        <w:t xml:space="preserve">[15] </w:t>
-      </w:r>
-      <w:r>
-        <w:t>教育部國民及學前教育署（</w:t>
-      </w:r>
-      <w:r>
-        <w:t>2026</w:t>
-      </w:r>
-      <w:r>
-        <w:t>）。〈故事開麥啦！全國新住民語文說故事競賽展現多元文化魅力〉，</w:t>
-      </w:r>
-      <w:r>
-        <w:t>115</w:t>
-      </w:r>
-      <w:r>
-        <w:t>年</w:t>
-      </w:r>
-      <w:r>
-        <w:t>5</w:t>
-      </w:r>
-      <w:r>
-        <w:t>月</w:t>
-      </w:r>
-      <w:r>
-        <w:t>30</w:t>
-      </w:r>
-      <w:r>
-        <w:t>日；</w:t>
-      </w:r>
-      <w:r>
-        <w:t>172</w:t>
-      </w:r>
-      <w:r>
-        <w:t>校、</w:t>
-      </w:r>
-      <w:r>
-        <w:t>236</w:t>
-      </w:r>
-      <w:r>
-        <w:t>組初賽、</w:t>
-      </w:r>
-      <w:r>
-        <w:t>70</w:t>
-      </w:r>
-      <w:r>
-        <w:t>組決賽及三項故事主題。</w:t>
-      </w:r>
-      <w:r>
-        <w:lastRenderedPageBreak/>
-        <w:t xml:space="preserve">https://www.moe.gov.tw/News_Content.aspx?n=9E7AC85F1954DDA8&amp;s=9C06AFB083644471&amp;sms=169B8E91BB75571F </w:t>
-      </w:r>
-      <w:r>
-        <w:t>。查詢日：</w:t>
-      </w:r>
-      <w:r>
-        <w:t>2026</w:t>
-      </w:r>
-      <w:r>
-        <w:t>年</w:t>
-      </w:r>
-      <w:r>
-        <w:t>7</w:t>
-      </w:r>
-      <w:r>
-        <w:t>月</w:t>
-      </w:r>
-      <w:r>
-        <w:t>14</w:t>
-      </w:r>
-      <w:r>
-        <w:t>日。</w:t>
-      </w:r>
-    </w:p>
-    <w:p>
-      <w:pPr>
-        <w:pStyle w:val="HTBody"/>
-      </w:pPr>
-      <w:r>
-        <w:t xml:space="preserve">[16] </w:t>
-      </w:r>
-      <w:r>
-        <w:t>教育部國民及學前教育署。〈新住民子女教育資訊網〉：最新消息、語文教材、文件、相關計畫、課程與活動入口。</w:t>
-      </w:r>
-      <w:r>
-        <w:t xml:space="preserve">https://mkm.k12ea.gov.tw/ </w:t>
-      </w:r>
-      <w:r>
-        <w:t>。查詢日：</w:t>
-      </w:r>
-      <w:r>
-        <w:t>2026</w:t>
-      </w:r>
-      <w:r>
-        <w:t>年</w:t>
-      </w:r>
-      <w:r>
-        <w:t>7</w:t>
-      </w:r>
-      <w:r>
-        <w:t>月</w:t>
-      </w:r>
-      <w:r>
-        <w:t>14</w:t>
-      </w:r>
-      <w:r>
-        <w:t>日。</w:t>
-      </w:r>
-    </w:p>
-    <w:p>
-      <w:pPr>
-        <w:pStyle w:val="HTBody"/>
-      </w:pPr>
-      <w:r>
-        <w:t xml:space="preserve">[17] </w:t>
-      </w:r>
-      <w:r>
-        <w:t>教育部國民及學前教育署。〈新住民子女教育資訊網－研習活動〉：可依類別、縣市、狀態及日期查詢遠距直播、教學支援、競賽與研習。</w:t>
-      </w:r>
-      <w:r>
-        <w:t xml:space="preserve">https://mkm.k12ea.gov.tw/study </w:t>
-      </w:r>
-      <w:r>
-        <w:t>。查詢日：</w:t>
-      </w:r>
-      <w:r>
-        <w:t>2026</w:t>
-      </w:r>
-      <w:r>
-        <w:t>年</w:t>
-      </w:r>
-      <w:r>
-        <w:t>7</w:t>
-      </w:r>
-      <w:r>
-        <w:t>月</w:t>
-      </w:r>
-      <w:r>
-        <w:t>14</w:t>
-      </w:r>
-      <w:r>
-        <w:t>日。</w:t>
-      </w:r>
-    </w:p>
-    <w:p>
-      <w:pPr>
-        <w:pStyle w:val="HTBody"/>
-      </w:pPr>
-      <w:r>
-        <w:t xml:space="preserve">[18] </w:t>
-      </w:r>
-      <w:r>
-        <w:t>教育部（</w:t>
-      </w:r>
-      <w:r>
-        <w:t>2026</w:t>
-      </w:r>
-      <w:r>
-        <w:t>）。〈重大教育政策發展歷程－新住民教育〉：課綱七語、</w:t>
-      </w:r>
-      <w:r>
-        <w:t>126</w:t>
-      </w:r>
-      <w:r>
-        <w:t>冊教材、遠距直播、新住民學習中心及教育資訊網</w:t>
-      </w:r>
-      <w:r>
-        <w:t>2.0</w:t>
-      </w:r>
-      <w:r>
-        <w:t>。</w:t>
-      </w:r>
-      <w:r>
-        <w:t xml:space="preserve">https://history.moe.gov.tw/Policy/Detail/99bc4e53-3e97-4395-8a76-acfbce2ce7d7 </w:t>
-      </w:r>
-      <w:r>
-        <w:t>。查詢日：</w:t>
-      </w:r>
-      <w:r>
-        <w:t>2026</w:t>
-      </w:r>
-      <w:r>
-        <w:t>年</w:t>
-      </w:r>
-      <w:r>
-        <w:t>7</w:t>
-      </w:r>
-      <w:r>
-        <w:t>月</w:t>
-      </w:r>
-      <w:r>
-        <w:t>14</w:t>
-      </w:r>
-      <w:r>
-        <w:t>日。</w:t>
-      </w:r>
-    </w:p>
-    <w:p>
-      <w:pPr>
-        <w:pStyle w:val="HTBody"/>
-      </w:pPr>
-      <w:r>
-        <w:t xml:space="preserve">[19] </w:t>
-      </w:r>
-      <w:r>
-        <w:t>教育部國民及學前教育署（</w:t>
-      </w:r>
-      <w:r>
-        <w:t>2026</w:t>
-      </w:r>
-      <w:r>
-        <w:t>）。〈</w:t>
-      </w:r>
-      <w:r>
-        <w:t>115</w:t>
-      </w:r>
-      <w:r>
-        <w:t>年全國性多語多元文化繪本親子共讀心得感想甄選活動計畫及海報〉；活動簡章由該公告附檔提供。</w:t>
-      </w:r>
-      <w:r>
-        <w:t xml:space="preserve">https://mkm.k12ea.gov.tw/news/17202605110001 </w:t>
-      </w:r>
-      <w:r>
-        <w:t>。查詢日：</w:t>
-      </w:r>
-      <w:r>
-        <w:t>2026</w:t>
-      </w:r>
-      <w:r>
-        <w:t>年</w:t>
-      </w:r>
-      <w:r>
-        <w:t>7</w:t>
-      </w:r>
-      <w:r>
-        <w:t>月</w:t>
-      </w:r>
-      <w:r>
-        <w:t>14</w:t>
-      </w:r>
-      <w:r>
-        <w:t>日。</w:t>
-      </w:r>
-    </w:p>
-    <w:p>
-      <w:pPr>
-        <w:pStyle w:val="HTH1"/>
-      </w:pPr>
-      <w:bookmarkStart w:id="26" w:name="_Toc234900742"/>
-      <w:r>
-        <w:t>第六章　附件</w:t>
-      </w:r>
-      <w:bookmarkEnd w:id="26"/>
-    </w:p>
-    <w:p>
-      <w:pPr>
-        <w:pStyle w:val="HTH2"/>
-      </w:pPr>
-      <w:bookmarkStart w:id="27" w:name="_Toc234900743"/>
-      <w:r>
-        <w:t>一、作品檔案與使用說明</w:t>
-      </w:r>
-      <w:bookmarkEnd w:id="27"/>
-    </w:p>
-    <w:p>
-      <w:pPr>
-        <w:pStyle w:val="HTBullet"/>
-      </w:pPr>
-      <w:r>
-        <w:t xml:space="preserve">• </w:t>
-      </w:r>
-      <w:r>
-        <w:t>可直接建置的</w:t>
-      </w:r>
-      <w:r>
-        <w:t>Flutter Web</w:t>
-      </w:r>
-      <w:r>
-        <w:t>原始碼、相對路徑</w:t>
-      </w:r>
-      <w:r>
-        <w:t>release</w:t>
-      </w:r>
-      <w:r>
-        <w:t>與本機啟動／停止腳本。</w:t>
-      </w:r>
-    </w:p>
-    <w:p>
-      <w:pPr>
-        <w:pStyle w:val="HTBullet"/>
-      </w:pPr>
-      <w:r>
-        <w:t xml:space="preserve">• </w:t>
-      </w:r>
-      <w:r>
-        <w:t>最新操作說明、</w:t>
-      </w:r>
-      <w:r>
-        <w:t>Flutter</w:t>
-      </w:r>
-      <w:r>
-        <w:t>完整品質閘門、</w:t>
-      </w:r>
-      <w:r>
-        <w:t>Chromium</w:t>
-      </w:r>
-      <w:r>
-        <w:t>／</w:t>
-      </w:r>
-      <w:r>
-        <w:t>Edge</w:t>
-      </w:r>
-      <w:r>
-        <w:t>操作與</w:t>
-      </w:r>
-      <w:r>
-        <w:t>Pixel 7</w:t>
-      </w:r>
-      <w:r>
-        <w:t>視覺流程、音訊</w:t>
-      </w:r>
-      <w:r>
-        <w:t>manifest</w:t>
-      </w:r>
-      <w:r>
-        <w:t>、插圖來源邊界與技術驗證紀錄。</w:t>
-      </w:r>
-    </w:p>
-    <w:p>
-      <w:pPr>
-        <w:pStyle w:val="HTBullet"/>
-      </w:pPr>
-      <w:r>
-        <w:t xml:space="preserve">• </w:t>
-      </w:r>
-      <w:r>
-        <w:t>本計畫書</w:t>
-      </w:r>
-      <w:r>
-        <w:t>DOCX</w:t>
-      </w:r>
-      <w:r>
-        <w:t>／</w:t>
-      </w:r>
-      <w:r>
-        <w:t>PDF</w:t>
-      </w:r>
-      <w:r>
-        <w:t>、四張由現況資料與真實</w:t>
-      </w:r>
-      <w:r>
-        <w:t>App</w:t>
-      </w:r>
-      <w:r>
-        <w:t>畫面產生的圖表。</w:t>
-      </w:r>
-    </w:p>
-    <w:p>
-      <w:pPr>
-        <w:pStyle w:val="HTBullet"/>
-      </w:pPr>
-      <w:r>
-        <w:t>• 2</w:t>
-      </w:r>
-      <w:r>
-        <w:t>分</w:t>
-      </w:r>
-      <w:r>
-        <w:t>53.9</w:t>
-      </w:r>
-      <w:r>
-        <w:t>秒正式初審</w:t>
-      </w:r>
-      <w:r>
-        <w:t>MP4</w:t>
-      </w:r>
-      <w:r>
-        <w:t>、低於</w:t>
-      </w:r>
-      <w:r>
-        <w:t>25 MiB</w:t>
-      </w:r>
-      <w:r>
-        <w:t>的網頁預覽、分鏡、可重現產生腳本與</w:t>
-      </w:r>
-      <w:r>
-        <w:t>ffprobe</w:t>
-      </w:r>
-      <w:r>
-        <w:t>／</w:t>
-      </w:r>
-      <w:r>
-        <w:t>EBU R128</w:t>
-      </w:r>
-      <w:r>
-        <w:t>驗證</w:t>
-      </w:r>
-      <w:r>
-        <w:t>JSON</w:t>
-      </w:r>
-      <w:r>
-        <w:t>；</w:t>
-      </w:r>
-      <w:r>
-        <w:t>15</w:t>
-      </w:r>
-      <w:r>
-        <w:t>幕旁白及逐段響度均通過門檻。</w:t>
-      </w:r>
-    </w:p>
-    <w:p>
-      <w:pPr>
-        <w:pStyle w:val="HTBullet"/>
-      </w:pPr>
-      <w:r>
-        <w:t xml:space="preserve">• </w:t>
-      </w:r>
-      <w:r>
-        <w:t>新住民家庭匿名問卷與試用方案；尚未回收的結果不列成果。</w:t>
-      </w:r>
-    </w:p>
-    <w:p>
-      <w:pPr>
-        <w:pStyle w:val="HTBullet"/>
-      </w:pPr>
-      <w:r>
-        <w:t>• 119</w:t>
-      </w:r>
-      <w:r>
-        <w:t>句越南語母語審閱工具；可逐檔播放並匯出</w:t>
-      </w:r>
-      <w:r>
-        <w:t>JSON</w:t>
-      </w:r>
-      <w:r>
-        <w:t>／</w:t>
-      </w:r>
-      <w:r>
-        <w:t>CSV</w:t>
-      </w:r>
-      <w:r>
-        <w:t>，但目前空白工具不列真人審閱成果。</w:t>
-      </w:r>
-    </w:p>
-    <w:p>
-      <w:pPr>
-        <w:pStyle w:val="HTH2"/>
-      </w:pPr>
-      <w:bookmarkStart w:id="28" w:name="_Toc234900744"/>
-      <w:r>
-        <w:t>二、資料與兒少保護原則</w:t>
-      </w:r>
-      <w:bookmarkEnd w:id="28"/>
-    </w:p>
-    <w:p>
-      <w:pPr>
-        <w:pStyle w:val="HTBody"/>
-      </w:pPr>
-      <w:r>
-        <w:t>家庭內容預設只限目前裝置與已核准家人。</w:t>
-      </w:r>
-      <w:r>
-        <w:t>Web</w:t>
-      </w:r>
-      <w:r>
-        <w:t>版不要求真實姓名，也不主動把家庭錄音送到團隊伺服器；文字備份不含錄音本體、個別家人碼、邀請私鑰或重試狀態。成人可刪除家庭資料；應用層加密、雲端同步、帳號復原與系統備份控制尚未完成，介面不得把本機原型稱為產品級安全社群。</w:t>
-      </w:r>
-      <w:r>
-        <w:t>[7][8]</w:t>
-      </w:r>
-    </w:p>
-    <w:p>
-      <w:pPr>
-        <w:pStyle w:val="HTBody"/>
-      </w:pPr>
-      <w:r>
-        <w:lastRenderedPageBreak/>
-        <w:t>正式家庭試用前，除法定代理人同意外，還要加入孩子能理解的二次說明、拒絕錄音與撤回路徑。產品不做人聲複製、聲紋辨識、地方口音排名或自動文化正誤判定；原始音檔不作模型訓練，除非錄音者另行明確同意。</w:t>
-      </w:r>
-    </w:p>
-    <w:p>
-      <w:pPr>
-        <w:pStyle w:val="HTH2"/>
-      </w:pPr>
-      <w:bookmarkStart w:id="29" w:name="_Toc234900745"/>
-      <w:r>
-        <w:t>三、品質與一致性檢查</w:t>
-      </w:r>
-      <w:bookmarkEnd w:id="29"/>
-    </w:p>
-    <w:p>
-      <w:pPr>
-        <w:pStyle w:val="HTBody"/>
-      </w:pPr>
-      <w:r>
-        <w:t>正式送審前，團隊將從乾淨瀏覽器只依本計畫書第四章操作公開網址，逐步比對畫面與結果；另檢查明確點播音訊、麥克風拒絕與小卡備援、重新開啟後的本機保存、完整刪除、</w:t>
-      </w:r>
-      <w:r>
-        <w:t>320</w:t>
-      </w:r>
-      <w:r>
-        <w:t>像素窄螢幕、</w:t>
-      </w:r>
-      <w:r>
-        <w:t>200%</w:t>
-      </w:r>
-      <w:r>
-        <w:t>文字、鍵盤與螢幕閱讀器。</w:t>
-      </w:r>
-    </w:p>
-    <w:p>
-      <w:pPr>
-        <w:pStyle w:val="HTBody"/>
-      </w:pPr>
-      <w:r>
-        <w:t>計畫書、網站、影片與</w:t>
-      </w:r>
-      <w:r>
-        <w:t>App</w:t>
-      </w:r>
-      <w:r>
-        <w:t>統一「傳家話」品牌、五集三幕、</w:t>
-      </w:r>
-      <w:r>
-        <w:t>119</w:t>
-      </w:r>
-      <w:r>
         <w:t>個</w:t>
       </w:r>
       <w:r>
         <w:t>Piper</w:t>
       </w:r>
       <w:r>
-        <w:t>示範音檔與資料邊界；送審版不出現可識別身分。外部程式、字型、音訊及生成式插圖保留來源與權利說明；匿名與署名規則若衝突，截止前書面詢問主辦。</w:t>
+        <w:t>示範音檔與資料邊界，並移除可識別身分。外部素材保留來源與權利說明；匿名與署名規則若衝突，截止前書面詢問主辦。</w:t>
       </w:r>
     </w:p>
     <w:sectPr>
@@ -7701,7 +8016,7 @@
     <w:autoRedefine/>
     <w:uiPriority w:val="39"/>
     <w:unhideWhenUsed/>
-    <w:rsid w:val="001F7A58"/>
+    <w:rsid w:val="005A713F"/>
   </w:style>
   <w:style w:type="paragraph" w:styleId="21">
     <w:name w:val="toc 2"/>
@@ -7710,7 +8025,7 @@
     <w:autoRedefine/>
     <w:uiPriority w:val="39"/>
     <w:unhideWhenUsed/>
-    <w:rsid w:val="001F7A58"/>
+    <w:rsid w:val="005A713F"/>
     <w:pPr>
       <w:ind w:leftChars="200" w:left="480"/>
     </w:pPr>
@@ -7720,7 +8035,7 @@
     <w:basedOn w:val="a0"/>
     <w:uiPriority w:val="99"/>
     <w:unhideWhenUsed/>
-    <w:rsid w:val="001F7A58"/>
+    <w:rsid w:val="005A713F"/>
     <w:rPr>
       <w:color w:val="0563C1" w:themeColor="hyperlink"/>
       <w:u w:val="single"/>

--- a/deliverables/plan/chuan-jia-hua-plan.docx
+++ b/deliverables/plan/chuan-jia-hua-plan.docx
@@ -305,7 +305,7 @@
       <w:r>
         <w:fldChar w:fldCharType="separate"/>
       </w:r>
-      <w:hyperlink w:anchor="_Toc234928740" w:history="1">
+      <w:hyperlink w:anchor="_Toc234955035" w:history="1">
         <w:r>
           <w:rPr>
             <w:rStyle w:val="a9"/>
@@ -332,7 +332,7 @@
             <w:noProof/>
             <w:webHidden/>
           </w:rPr>
-          <w:instrText xml:space="preserve"> PAGEREF _Toc234928740 \h </w:instrText>
+          <w:instrText xml:space="preserve"> PAGEREF _Toc234955035 \h </w:instrText>
         </w:r>
         <w:r>
           <w:rPr>
@@ -376,7 +376,7 @@
           <w14:ligatures w14:val="standardContextual"/>
         </w:rPr>
       </w:pPr>
-      <w:hyperlink w:anchor="_Toc234928741" w:history="1">
+      <w:hyperlink w:anchor="_Toc234955036" w:history="1">
         <w:r>
           <w:rPr>
             <w:rStyle w:val="a9"/>
@@ -403,7 +403,7 @@
             <w:noProof/>
             <w:webHidden/>
           </w:rPr>
-          <w:instrText xml:space="preserve"> PAGEREF _Toc234928741 \h </w:instrText>
+          <w:instrText xml:space="preserve"> PAGEREF _Toc234955036 \h </w:instrText>
         </w:r>
         <w:r>
           <w:rPr>
@@ -447,7 +447,7 @@
           <w14:ligatures w14:val="standardContextual"/>
         </w:rPr>
       </w:pPr>
-      <w:hyperlink w:anchor="_Toc234928742" w:history="1">
+      <w:hyperlink w:anchor="_Toc234955037" w:history="1">
         <w:r>
           <w:rPr>
             <w:rStyle w:val="a9"/>
@@ -474,7 +474,7 @@
             <w:noProof/>
             <w:webHidden/>
           </w:rPr>
-          <w:instrText xml:space="preserve"> PAGEREF _Toc234928742 \h </w:instrText>
+          <w:instrText xml:space="preserve"> PAGEREF _Toc234955037 \h </w:instrText>
         </w:r>
         <w:r>
           <w:rPr>
@@ -518,7 +518,7 @@
           <w14:ligatures w14:val="standardContextual"/>
         </w:rPr>
       </w:pPr>
-      <w:hyperlink w:anchor="_Toc234928743" w:history="1">
+      <w:hyperlink w:anchor="_Toc234955038" w:history="1">
         <w:r>
           <w:rPr>
             <w:rStyle w:val="a9"/>
@@ -545,7 +545,7 @@
             <w:noProof/>
             <w:webHidden/>
           </w:rPr>
-          <w:instrText xml:space="preserve"> PAGEREF _Toc234928743 \h </w:instrText>
+          <w:instrText xml:space="preserve"> PAGEREF _Toc234955038 \h </w:instrText>
         </w:r>
         <w:r>
           <w:rPr>
@@ -589,7 +589,7 @@
           <w14:ligatures w14:val="standardContextual"/>
         </w:rPr>
       </w:pPr>
-      <w:hyperlink w:anchor="_Toc234928744" w:history="1">
+      <w:hyperlink w:anchor="_Toc234955039" w:history="1">
         <w:r>
           <w:rPr>
             <w:rStyle w:val="a9"/>
@@ -616,7 +616,7 @@
             <w:noProof/>
             <w:webHidden/>
           </w:rPr>
-          <w:instrText xml:space="preserve"> PAGEREF _Toc234928744 \h </w:instrText>
+          <w:instrText xml:space="preserve"> PAGEREF _Toc234955039 \h </w:instrText>
         </w:r>
         <w:r>
           <w:rPr>
@@ -660,7 +660,7 @@
           <w14:ligatures w14:val="standardContextual"/>
         </w:rPr>
       </w:pPr>
-      <w:hyperlink w:anchor="_Toc234928745" w:history="1">
+      <w:hyperlink w:anchor="_Toc234955040" w:history="1">
         <w:r>
           <w:rPr>
             <w:rStyle w:val="a9"/>
@@ -687,7 +687,7 @@
             <w:noProof/>
             <w:webHidden/>
           </w:rPr>
-          <w:instrText xml:space="preserve"> PAGEREF _Toc234928745 \h </w:instrText>
+          <w:instrText xml:space="preserve"> PAGEREF _Toc234955040 \h </w:instrText>
         </w:r>
         <w:r>
           <w:rPr>
@@ -731,7 +731,7 @@
           <w14:ligatures w14:val="standardContextual"/>
         </w:rPr>
       </w:pPr>
-      <w:hyperlink w:anchor="_Toc234928746" w:history="1">
+      <w:hyperlink w:anchor="_Toc234955041" w:history="1">
         <w:r>
           <w:rPr>
             <w:rStyle w:val="a9"/>
@@ -758,7 +758,7 @@
             <w:noProof/>
             <w:webHidden/>
           </w:rPr>
-          <w:instrText xml:space="preserve"> PAGEREF _Toc234928746 \h </w:instrText>
+          <w:instrText xml:space="preserve"> PAGEREF _Toc234955041 \h </w:instrText>
         </w:r>
         <w:r>
           <w:rPr>
@@ -802,7 +802,7 @@
           <w14:ligatures w14:val="standardContextual"/>
         </w:rPr>
       </w:pPr>
-      <w:hyperlink w:anchor="_Toc234928747" w:history="1">
+      <w:hyperlink w:anchor="_Toc234955042" w:history="1">
         <w:r>
           <w:rPr>
             <w:rStyle w:val="a9"/>
@@ -829,7 +829,7 @@
             <w:noProof/>
             <w:webHidden/>
           </w:rPr>
-          <w:instrText xml:space="preserve"> PAGEREF _Toc234928747 \h </w:instrText>
+          <w:instrText xml:space="preserve"> PAGEREF _Toc234955042 \h </w:instrText>
         </w:r>
         <w:r>
           <w:rPr>
@@ -873,7 +873,7 @@
           <w14:ligatures w14:val="standardContextual"/>
         </w:rPr>
       </w:pPr>
-      <w:hyperlink w:anchor="_Toc234928748" w:history="1">
+      <w:hyperlink w:anchor="_Toc234955043" w:history="1">
         <w:r>
           <w:rPr>
             <w:rStyle w:val="a9"/>
@@ -900,7 +900,7 @@
             <w:noProof/>
             <w:webHidden/>
           </w:rPr>
-          <w:instrText xml:space="preserve"> PAGEREF _Toc234928748 \h </w:instrText>
+          <w:instrText xml:space="preserve"> PAGEREF _Toc234955043 \h </w:instrText>
         </w:r>
         <w:r>
           <w:rPr>
@@ -920,7 +920,7 @@
             <w:noProof/>
             <w:webHidden/>
           </w:rPr>
-          <w:t>5</w:t>
+          <w:t>6</w:t>
         </w:r>
         <w:r>
           <w:rPr>
@@ -944,7 +944,7 @@
           <w14:ligatures w14:val="standardContextual"/>
         </w:rPr>
       </w:pPr>
-      <w:hyperlink w:anchor="_Toc234928749" w:history="1">
+      <w:hyperlink w:anchor="_Toc234955044" w:history="1">
         <w:r>
           <w:rPr>
             <w:rStyle w:val="a9"/>
@@ -971,7 +971,7 @@
             <w:noProof/>
             <w:webHidden/>
           </w:rPr>
-          <w:instrText xml:space="preserve"> PAGEREF _Toc234928749 \h </w:instrText>
+          <w:instrText xml:space="preserve"> PAGEREF _Toc234955044 \h </w:instrText>
         </w:r>
         <w:r>
           <w:rPr>
@@ -991,7 +991,7 @@
             <w:noProof/>
             <w:webHidden/>
           </w:rPr>
-          <w:t>5</w:t>
+          <w:t>6</w:t>
         </w:r>
         <w:r>
           <w:rPr>
@@ -1015,7 +1015,7 @@
           <w14:ligatures w14:val="standardContextual"/>
         </w:rPr>
       </w:pPr>
-      <w:hyperlink w:anchor="_Toc234928750" w:history="1">
+      <w:hyperlink w:anchor="_Toc234955045" w:history="1">
         <w:r>
           <w:rPr>
             <w:rStyle w:val="a9"/>
@@ -1042,7 +1042,7 @@
             <w:noProof/>
             <w:webHidden/>
           </w:rPr>
-          <w:instrText xml:space="preserve"> PAGEREF _Toc234928750 \h </w:instrText>
+          <w:instrText xml:space="preserve"> PAGEREF _Toc234955045 \h </w:instrText>
         </w:r>
         <w:r>
           <w:rPr>
@@ -1086,7 +1086,7 @@
           <w14:ligatures w14:val="standardContextual"/>
         </w:rPr>
       </w:pPr>
-      <w:hyperlink w:anchor="_Toc234928751" w:history="1">
+      <w:hyperlink w:anchor="_Toc234955046" w:history="1">
         <w:r>
           <w:rPr>
             <w:rStyle w:val="a9"/>
@@ -1113,7 +1113,7 @@
             <w:noProof/>
             <w:webHidden/>
           </w:rPr>
-          <w:instrText xml:space="preserve"> PAGEREF _Toc234928751 \h </w:instrText>
+          <w:instrText xml:space="preserve"> PAGEREF _Toc234955046 \h </w:instrText>
         </w:r>
         <w:r>
           <w:rPr>
@@ -1133,7 +1133,7 @@
             <w:noProof/>
             <w:webHidden/>
           </w:rPr>
-          <w:t>6</w:t>
+          <w:t>7</w:t>
         </w:r>
         <w:r>
           <w:rPr>
@@ -1157,7 +1157,7 @@
           <w14:ligatures w14:val="standardContextual"/>
         </w:rPr>
       </w:pPr>
-      <w:hyperlink w:anchor="_Toc234928752" w:history="1">
+      <w:hyperlink w:anchor="_Toc234955047" w:history="1">
         <w:r>
           <w:rPr>
             <w:rStyle w:val="a9"/>
@@ -1184,7 +1184,7 @@
             <w:noProof/>
             <w:webHidden/>
           </w:rPr>
-          <w:instrText xml:space="preserve"> PAGEREF _Toc234928752 \h </w:instrText>
+          <w:instrText xml:space="preserve"> PAGEREF _Toc234955047 \h </w:instrText>
         </w:r>
         <w:r>
           <w:rPr>
@@ -1228,7 +1228,7 @@
           <w14:ligatures w14:val="standardContextual"/>
         </w:rPr>
       </w:pPr>
-      <w:hyperlink w:anchor="_Toc234928753" w:history="1">
+      <w:hyperlink w:anchor="_Toc234955048" w:history="1">
         <w:r>
           <w:rPr>
             <w:rStyle w:val="a9"/>
@@ -1255,7 +1255,7 @@
             <w:noProof/>
             <w:webHidden/>
           </w:rPr>
-          <w:instrText xml:space="preserve"> PAGEREF _Toc234928753 \h </w:instrText>
+          <w:instrText xml:space="preserve"> PAGEREF _Toc234955048 \h </w:instrText>
         </w:r>
         <w:r>
           <w:rPr>
@@ -1275,7 +1275,7 @@
             <w:noProof/>
             <w:webHidden/>
           </w:rPr>
-          <w:t>7</w:t>
+          <w:t>8</w:t>
         </w:r>
         <w:r>
           <w:rPr>
@@ -1299,7 +1299,7 @@
           <w14:ligatures w14:val="standardContextual"/>
         </w:rPr>
       </w:pPr>
-      <w:hyperlink w:anchor="_Toc234928754" w:history="1">
+      <w:hyperlink w:anchor="_Toc234955049" w:history="1">
         <w:r>
           <w:rPr>
             <w:rStyle w:val="a9"/>
@@ -1326,7 +1326,7 @@
             <w:noProof/>
             <w:webHidden/>
           </w:rPr>
-          <w:instrText xml:space="preserve"> PAGEREF _Toc234928754 \h </w:instrText>
+          <w:instrText xml:space="preserve"> PAGEREF _Toc234955049 \h </w:instrText>
         </w:r>
         <w:r>
           <w:rPr>
@@ -1346,7 +1346,7 @@
             <w:noProof/>
             <w:webHidden/>
           </w:rPr>
-          <w:t>8</w:t>
+          <w:t>9</w:t>
         </w:r>
         <w:r>
           <w:rPr>
@@ -1370,7 +1370,7 @@
           <w14:ligatures w14:val="standardContextual"/>
         </w:rPr>
       </w:pPr>
-      <w:hyperlink w:anchor="_Toc234928755" w:history="1">
+      <w:hyperlink w:anchor="_Toc234955050" w:history="1">
         <w:r>
           <w:rPr>
             <w:rStyle w:val="a9"/>
@@ -1397,7 +1397,7 @@
             <w:noProof/>
             <w:webHidden/>
           </w:rPr>
-          <w:instrText xml:space="preserve"> PAGEREF _Toc234928755 \h </w:instrText>
+          <w:instrText xml:space="preserve"> PAGEREF _Toc234955050 \h </w:instrText>
         </w:r>
         <w:r>
           <w:rPr>
@@ -1417,7 +1417,7 @@
             <w:noProof/>
             <w:webHidden/>
           </w:rPr>
-          <w:t>8</w:t>
+          <w:t>9</w:t>
         </w:r>
         <w:r>
           <w:rPr>
@@ -1441,7 +1441,7 @@
           <w14:ligatures w14:val="standardContextual"/>
         </w:rPr>
       </w:pPr>
-      <w:hyperlink w:anchor="_Toc234928756" w:history="1">
+      <w:hyperlink w:anchor="_Toc234955051" w:history="1">
         <w:r>
           <w:rPr>
             <w:rStyle w:val="a9"/>
@@ -1468,7 +1468,7 @@
             <w:noProof/>
             <w:webHidden/>
           </w:rPr>
-          <w:instrText xml:space="preserve"> PAGEREF _Toc234928756 \h </w:instrText>
+          <w:instrText xml:space="preserve"> PAGEREF _Toc234955051 \h </w:instrText>
         </w:r>
         <w:r>
           <w:rPr>
@@ -1488,7 +1488,7 @@
             <w:noProof/>
             <w:webHidden/>
           </w:rPr>
-          <w:t>8</w:t>
+          <w:t>9</w:t>
         </w:r>
         <w:r>
           <w:rPr>
@@ -1512,7 +1512,7 @@
           <w14:ligatures w14:val="standardContextual"/>
         </w:rPr>
       </w:pPr>
-      <w:hyperlink w:anchor="_Toc234928757" w:history="1">
+      <w:hyperlink w:anchor="_Toc234955052" w:history="1">
         <w:r>
           <w:rPr>
             <w:rStyle w:val="a9"/>
@@ -1539,7 +1539,7 @@
             <w:noProof/>
             <w:webHidden/>
           </w:rPr>
-          <w:instrText xml:space="preserve"> PAGEREF _Toc234928757 \h </w:instrText>
+          <w:instrText xml:space="preserve"> PAGEREF _Toc234955052 \h </w:instrText>
         </w:r>
         <w:r>
           <w:rPr>
@@ -1583,7 +1583,7 @@
           <w14:ligatures w14:val="standardContextual"/>
         </w:rPr>
       </w:pPr>
-      <w:hyperlink w:anchor="_Toc234928758" w:history="1">
+      <w:hyperlink w:anchor="_Toc234955053" w:history="1">
         <w:r>
           <w:rPr>
             <w:rStyle w:val="a9"/>
@@ -1610,7 +1610,7 @@
             <w:noProof/>
             <w:webHidden/>
           </w:rPr>
-          <w:instrText xml:space="preserve"> PAGEREF _Toc234928758 \h </w:instrText>
+          <w:instrText xml:space="preserve"> PAGEREF _Toc234955053 \h </w:instrText>
         </w:r>
         <w:r>
           <w:rPr>
@@ -1630,7 +1630,7 @@
             <w:noProof/>
             <w:webHidden/>
           </w:rPr>
-          <w:t>9</w:t>
+          <w:t>10</w:t>
         </w:r>
         <w:r>
           <w:rPr>
@@ -1654,7 +1654,7 @@
           <w14:ligatures w14:val="standardContextual"/>
         </w:rPr>
       </w:pPr>
-      <w:hyperlink w:anchor="_Toc234928759" w:history="1">
+      <w:hyperlink w:anchor="_Toc234955054" w:history="1">
         <w:r>
           <w:rPr>
             <w:rStyle w:val="a9"/>
@@ -1681,7 +1681,7 @@
             <w:noProof/>
             <w:webHidden/>
           </w:rPr>
-          <w:instrText xml:space="preserve"> PAGEREF _Toc234928759 \h </w:instrText>
+          <w:instrText xml:space="preserve"> PAGEREF _Toc234955054 \h </w:instrText>
         </w:r>
         <w:r>
           <w:rPr>
@@ -1701,7 +1701,7 @@
             <w:noProof/>
             <w:webHidden/>
           </w:rPr>
-          <w:t>10</w:t>
+          <w:t>11</w:t>
         </w:r>
         <w:r>
           <w:rPr>
@@ -1725,7 +1725,7 @@
           <w14:ligatures w14:val="standardContextual"/>
         </w:rPr>
       </w:pPr>
-      <w:hyperlink w:anchor="_Toc234928760" w:history="1">
+      <w:hyperlink w:anchor="_Toc234955055" w:history="1">
         <w:r>
           <w:rPr>
             <w:rStyle w:val="a9"/>
@@ -1752,7 +1752,7 @@
             <w:noProof/>
             <w:webHidden/>
           </w:rPr>
-          <w:instrText xml:space="preserve"> PAGEREF _Toc234928760 \h </w:instrText>
+          <w:instrText xml:space="preserve"> PAGEREF _Toc234955055 \h </w:instrText>
         </w:r>
         <w:r>
           <w:rPr>
@@ -1772,7 +1772,7 @@
             <w:noProof/>
             <w:webHidden/>
           </w:rPr>
-          <w:t>11</w:t>
+          <w:t>12</w:t>
         </w:r>
         <w:r>
           <w:rPr>
@@ -1796,7 +1796,7 @@
           <w14:ligatures w14:val="standardContextual"/>
         </w:rPr>
       </w:pPr>
-      <w:hyperlink w:anchor="_Toc234928761" w:history="1">
+      <w:hyperlink w:anchor="_Toc234955056" w:history="1">
         <w:r>
           <w:rPr>
             <w:rStyle w:val="a9"/>
@@ -1823,7 +1823,7 @@
             <w:noProof/>
             <w:webHidden/>
           </w:rPr>
-          <w:instrText xml:space="preserve"> PAGEREF _Toc234928761 \h </w:instrText>
+          <w:instrText xml:space="preserve"> PAGEREF _Toc234955056 \h </w:instrText>
         </w:r>
         <w:r>
           <w:rPr>
@@ -1843,7 +1843,7 @@
             <w:noProof/>
             <w:webHidden/>
           </w:rPr>
-          <w:t>14</w:t>
+          <w:t>15</w:t>
         </w:r>
         <w:r>
           <w:rPr>
@@ -1867,7 +1867,7 @@
           <w14:ligatures w14:val="standardContextual"/>
         </w:rPr>
       </w:pPr>
-      <w:hyperlink w:anchor="_Toc234928762" w:history="1">
+      <w:hyperlink w:anchor="_Toc234955057" w:history="1">
         <w:r>
           <w:rPr>
             <w:rStyle w:val="a9"/>
@@ -1894,7 +1894,7 @@
             <w:noProof/>
             <w:webHidden/>
           </w:rPr>
-          <w:instrText xml:space="preserve"> PAGEREF _Toc234928762 \h </w:instrText>
+          <w:instrText xml:space="preserve"> PAGEREF _Toc234955057 \h </w:instrText>
         </w:r>
         <w:r>
           <w:rPr>
@@ -1914,7 +1914,7 @@
             <w:noProof/>
             <w:webHidden/>
           </w:rPr>
-          <w:t>14</w:t>
+          <w:t>15</w:t>
         </w:r>
         <w:r>
           <w:rPr>
@@ -1938,7 +1938,7 @@
           <w14:ligatures w14:val="standardContextual"/>
         </w:rPr>
       </w:pPr>
-      <w:hyperlink w:anchor="_Toc234928763" w:history="1">
+      <w:hyperlink w:anchor="_Toc234955058" w:history="1">
         <w:r>
           <w:rPr>
             <w:rStyle w:val="a9"/>
@@ -1965,7 +1965,7 @@
             <w:noProof/>
             <w:webHidden/>
           </w:rPr>
-          <w:instrText xml:space="preserve"> PAGEREF _Toc234928763 \h </w:instrText>
+          <w:instrText xml:space="preserve"> PAGEREF _Toc234955058 \h </w:instrText>
         </w:r>
         <w:r>
           <w:rPr>
@@ -1985,7 +1985,7 @@
             <w:noProof/>
             <w:webHidden/>
           </w:rPr>
-          <w:t>15</w:t>
+          <w:t>16</w:t>
         </w:r>
         <w:r>
           <w:rPr>
@@ -2009,7 +2009,7 @@
           <w14:ligatures w14:val="standardContextual"/>
         </w:rPr>
       </w:pPr>
-      <w:hyperlink w:anchor="_Toc234928764" w:history="1">
+      <w:hyperlink w:anchor="_Toc234955059" w:history="1">
         <w:r>
           <w:rPr>
             <w:rStyle w:val="a9"/>
@@ -2036,7 +2036,7 @@
             <w:noProof/>
             <w:webHidden/>
           </w:rPr>
-          <w:instrText xml:space="preserve"> PAGEREF _Toc234928764 \h </w:instrText>
+          <w:instrText xml:space="preserve"> PAGEREF _Toc234955059 \h </w:instrText>
         </w:r>
         <w:r>
           <w:rPr>
@@ -2056,7 +2056,7 @@
             <w:noProof/>
             <w:webHidden/>
           </w:rPr>
-          <w:t>15</w:t>
+          <w:t>16</w:t>
         </w:r>
         <w:r>
           <w:rPr>
@@ -2080,7 +2080,7 @@
           <w14:ligatures w14:val="standardContextual"/>
         </w:rPr>
       </w:pPr>
-      <w:hyperlink w:anchor="_Toc234928765" w:history="1">
+      <w:hyperlink w:anchor="_Toc234955060" w:history="1">
         <w:r>
           <w:rPr>
             <w:rStyle w:val="a9"/>
@@ -2107,7 +2107,7 @@
             <w:noProof/>
             <w:webHidden/>
           </w:rPr>
-          <w:instrText xml:space="preserve"> PAGEREF _Toc234928765 \h </w:instrText>
+          <w:instrText xml:space="preserve"> PAGEREF _Toc234955060 \h </w:instrText>
         </w:r>
         <w:r>
           <w:rPr>
@@ -2127,7 +2127,7 @@
             <w:noProof/>
             <w:webHidden/>
           </w:rPr>
-          <w:t>16</w:t>
+          <w:t>17</w:t>
         </w:r>
         <w:r>
           <w:rPr>
@@ -2151,7 +2151,7 @@
           <w14:ligatures w14:val="standardContextual"/>
         </w:rPr>
       </w:pPr>
-      <w:hyperlink w:anchor="_Toc234928766" w:history="1">
+      <w:hyperlink w:anchor="_Toc234955061" w:history="1">
         <w:r>
           <w:rPr>
             <w:rStyle w:val="a9"/>
@@ -2178,7 +2178,7 @@
             <w:noProof/>
             <w:webHidden/>
           </w:rPr>
-          <w:instrText xml:space="preserve"> PAGEREF _Toc234928766 \h </w:instrText>
+          <w:instrText xml:space="preserve"> PAGEREF _Toc234955061 \h </w:instrText>
         </w:r>
         <w:r>
           <w:rPr>
@@ -2198,7 +2198,7 @@
             <w:noProof/>
             <w:webHidden/>
           </w:rPr>
-          <w:t>18</w:t>
+          <w:t>19</w:t>
         </w:r>
         <w:r>
           <w:rPr>
@@ -2222,7 +2222,7 @@
           <w14:ligatures w14:val="standardContextual"/>
         </w:rPr>
       </w:pPr>
-      <w:hyperlink w:anchor="_Toc234928767" w:history="1">
+      <w:hyperlink w:anchor="_Toc234955062" w:history="1">
         <w:r>
           <w:rPr>
             <w:rStyle w:val="a9"/>
@@ -2249,7 +2249,7 @@
             <w:noProof/>
             <w:webHidden/>
           </w:rPr>
-          <w:instrText xml:space="preserve"> PAGEREF _Toc234928767 \h </w:instrText>
+          <w:instrText xml:space="preserve"> PAGEREF _Toc234955062 \h </w:instrText>
         </w:r>
         <w:r>
           <w:rPr>
@@ -2269,7 +2269,7 @@
             <w:noProof/>
             <w:webHidden/>
           </w:rPr>
-          <w:t>18</w:t>
+          <w:t>19</w:t>
         </w:r>
         <w:r>
           <w:rPr>
@@ -2293,7 +2293,7 @@
           <w14:ligatures w14:val="standardContextual"/>
         </w:rPr>
       </w:pPr>
-      <w:hyperlink w:anchor="_Toc234928768" w:history="1">
+      <w:hyperlink w:anchor="_Toc234955063" w:history="1">
         <w:r>
           <w:rPr>
             <w:rStyle w:val="a9"/>
@@ -2320,7 +2320,7 @@
             <w:noProof/>
             <w:webHidden/>
           </w:rPr>
-          <w:instrText xml:space="preserve"> PAGEREF _Toc234928768 \h </w:instrText>
+          <w:instrText xml:space="preserve"> PAGEREF _Toc234955063 \h </w:instrText>
         </w:r>
         <w:r>
           <w:rPr>
@@ -2340,7 +2340,7 @@
             <w:noProof/>
             <w:webHidden/>
           </w:rPr>
-          <w:t>18</w:t>
+          <w:t>19</w:t>
         </w:r>
         <w:r>
           <w:rPr>
@@ -2364,7 +2364,7 @@
           <w14:ligatures w14:val="standardContextual"/>
         </w:rPr>
       </w:pPr>
-      <w:hyperlink w:anchor="_Toc234928769" w:history="1">
+      <w:hyperlink w:anchor="_Toc234955064" w:history="1">
         <w:r>
           <w:rPr>
             <w:rStyle w:val="a9"/>
@@ -2391,7 +2391,7 @@
             <w:noProof/>
             <w:webHidden/>
           </w:rPr>
-          <w:instrText xml:space="preserve"> PAGEREF _Toc234928769 \h </w:instrText>
+          <w:instrText xml:space="preserve"> PAGEREF _Toc234955064 \h </w:instrText>
         </w:r>
         <w:r>
           <w:rPr>
@@ -2411,7 +2411,7 @@
             <w:noProof/>
             <w:webHidden/>
           </w:rPr>
-          <w:t>18</w:t>
+          <w:t>19</w:t>
         </w:r>
         <w:r>
           <w:rPr>
@@ -2434,7 +2434,7 @@
       <w:pPr>
         <w:pStyle w:val="HTH1"/>
       </w:pPr>
-      <w:bookmarkStart w:id="0" w:name="_Toc234928740"/>
+      <w:bookmarkStart w:id="0" w:name="_Toc234955035"/>
       <w:r>
         <w:lastRenderedPageBreak/>
         <w:t>第一章　緣起（構想）</w:t>
@@ -2445,7 +2445,7 @@
       <w:pPr>
         <w:pStyle w:val="HTH2"/>
       </w:pPr>
-      <w:bookmarkStart w:id="1" w:name="_Toc234928741"/>
+      <w:bookmarkStart w:id="1" w:name="_Toc234955036"/>
       <w:r>
         <w:t>一、從「有教材」走到「孩子真的回一句」</w:t>
       </w:r>
@@ -2522,7 +2522,7 @@
       <w:pPr>
         <w:pStyle w:val="HTH2"/>
       </w:pPr>
-      <w:bookmarkStart w:id="2" w:name="_Toc234928742"/>
+      <w:bookmarkStart w:id="2" w:name="_Toc234955037"/>
       <w:r>
         <w:t>二、把短句放進會改變的家庭故事</w:t>
       </w:r>
@@ -2547,7 +2547,7 @@
         <w:t>30</w:t>
       </w:r>
       <w:r>
-        <w:t>秒三幕試演。第一幕明確點播長輩的一句話，第二幕選一個中文意思並立刻看見舞台改變，第三幕直接看見「孩子帶回</w:t>
+        <w:t>秒三幕試演。第一幕明確點播長輩的一句話，孩子直接點舞台圖裡的兩個場景選擇；第二幕讓外婆在同一張圖上以對話泡泡與動作徽章回話，第三幕直接看見「孩子帶回</w:t>
       </w:r>
       <w:r>
         <w:t>—</w:t>
@@ -2577,14 +2577,14 @@
         <w:t>90</w:t>
       </w:r>
       <w:r>
-        <w:t>秒的家庭對話劇場：長輩先說一句，孩子先選自己想表達的中文意思，再聽越南語短句、看羅馬字分段，最後用麥克風或小卡接話。每個選擇都會讓長輩回不同的話，並改變下一幕與結局。三幕後留下家庭故事卡；真人家人有空時可替各節點錄下「我們家的版本」，或在故事卡留一個表情與一句話，孩子當下不必等待。</w:t>
+        <w:t>秒的家庭對話劇場：長輩先說一句，孩子先點圖選自己想表達的意思；選好後才展開越南語短句、羅馬字分段、整句與慢速聆聽，再由孩子決定開麥克風或直接用圖卡接話。每個選擇都會讓長輩回不同的話，並改變下一幕與結局。三幕後留下家庭故事卡；真人家人有空時可替各節點錄下「我們家的版本」，或在故事卡留一個表情與一句話，孩子當下不必等待。</w:t>
       </w:r>
     </w:p>
     <w:p>
       <w:pPr>
         <w:pStyle w:val="HTH2"/>
       </w:pPr>
-      <w:bookmarkStart w:id="3" w:name="_Toc234928743"/>
+      <w:bookmarkStart w:id="3" w:name="_Toc234955038"/>
       <w:r>
         <w:t>三、服務對象與第一階段範圍</w:t>
       </w:r>
@@ -2615,6 +2615,7 @@
         <w:pStyle w:val="HTBody"/>
       </w:pPr>
       <w:r>
+        <w:lastRenderedPageBreak/>
         <w:t>競賽版以家庭共用裝置完成核心流程，不假設孩子各自持有手機，也不把尚未完成的雲端服務寫成現有能力。孩子端只有「劇場、選故事、家人圈」；成人須經家長碼進入，才可建立家庭短句、錄家庭版本、回應故事或管理資料。</w:t>
       </w:r>
     </w:p>
@@ -2622,9 +2623,8 @@
       <w:pPr>
         <w:pStyle w:val="HTH2"/>
       </w:pPr>
-      <w:bookmarkStart w:id="4" w:name="_Toc234928744"/>
-      <w:r>
-        <w:lastRenderedPageBreak/>
+      <w:bookmarkStart w:id="4" w:name="_Toc234955039"/>
+      <w:r>
         <w:t>四、政策與社會意義</w:t>
       </w:r>
       <w:bookmarkEnd w:id="4"/>
@@ -2797,8 +2797,9 @@
         <w:rPr>
           <w:noProof/>
         </w:rPr>
+        <w:lastRenderedPageBreak/>
         <w:drawing>
-          <wp:inline distT="0" distB="0" distL="0" distR="0" wp14:anchorId="3855FDD8" wp14:editId="55F81B50">
+          <wp:inline distT="0" distB="0" distL="0" distR="0" wp14:anchorId="05786E90" wp14:editId="78363817">
             <wp:extent cx="5220000" cy="2947765"/>
             <wp:effectExtent l="0" t="0" r="0" b="0"/>
             <wp:docPr id="1" name="Picture 1"/>
@@ -2858,29 +2859,113 @@
       <w:pPr>
         <w:pStyle w:val="HTH1"/>
       </w:pPr>
-      <w:bookmarkStart w:id="5" w:name="_Toc234928745"/>
+      <w:bookmarkStart w:id="5" w:name="_Toc234955040"/>
+      <w:r>
+        <w:t>第二章　作品功能介紹</w:t>
+      </w:r>
+      <w:bookmarkEnd w:id="5"/>
+    </w:p>
+    <w:p>
+      <w:pPr>
+        <w:pStyle w:val="HTH2"/>
+      </w:pPr>
+      <w:bookmarkStart w:id="6" w:name="_Toc234955041"/>
+      <w:r>
+        <w:t>一、五個生活舞台，角色先陪孩子演</w:t>
+      </w:r>
+      <w:bookmarkEnd w:id="6"/>
+    </w:p>
+    <w:p>
+      <w:pPr>
+        <w:pStyle w:val="HTBody"/>
+      </w:pPr>
+      <w:r>
+        <w:t>首頁直接呈現「今天的家庭劇場」，不要求孩子先選題型。孩子與長輩在五個生活場景中輪流接話；每集三幕、每幕兩個意圖，第一與第二次選擇會保留到第三幕，角色回覆、畫面物件、色彩與結局因此不同。</w:t>
+      </w:r>
+    </w:p>
+    <w:p>
+      <w:pPr>
+        <w:pStyle w:val="HTBody"/>
+      </w:pPr>
+      <w:r>
+        <w:t>內建角色讓孩子不用等待真人家人就能完成故事。預載音訊清楚標示為合成操作示範；真人家人若替某個節點錄下家庭版本，劇場會優先播放真人原音，不把裝置朗讀冒充家人。</w:t>
+      </w:r>
+    </w:p>
+    <w:p>
+      <w:pPr>
+        <w:pStyle w:val="HTH2"/>
+      </w:pPr>
+      <w:bookmarkStart w:id="7" w:name="_Toc234955042"/>
+      <w:r>
+        <w:t>二、零基礎孩子先懂意思，再聽、再說</w:t>
+      </w:r>
+      <w:bookmarkEnd w:id="7"/>
+    </w:p>
+    <w:p>
+      <w:pPr>
+        <w:pStyle w:val="HTBody"/>
+      </w:pPr>
+      <w:r>
+        <w:t>每一幕先讓孩子在兩張大卡中選「我想表達的意思」，此時不會送出答案。選定後，同一區域顯示目標語、中文與羅馬字自然分段；孩子可正常聽、較慢再聽，或逐段播放。</w:t>
+      </w:r>
+      <w:r>
+        <w:t>Web</w:t>
+      </w:r>
+      <w:r>
+        <w:t>版第一次播放要求孩子明確點一下，避免瀏覽器自動播放政策造成看似開始卻沒有聲音。</w:t>
+      </w:r>
+    </w:p>
+    <w:p>
+      <w:pPr>
+        <w:pStyle w:val="HTBody"/>
+      </w:pPr>
+      <w:r>
+        <w:t>孩子尚未選圖時，畫面只保留一條操作提示，不先堆出停用中的麥克風與教學卡。點選圖中場景後，才會出現整句、慢速／逐段聆聽、麥克風與「不開麥克風，用這張圖讓外婆回話」。裝置聽寫只在本題已知選項中尋找關鍵詞，越南語有無聲調符號只作文字候選；瀏覽器信心值不作發音或通關門檻，畫面也不做音素、聲調、地方腔或「發音正確率」評分。權限拒絕、沒有文字、文字模糊、同時命中兩個意思或不想重錄時，孩子可使用慢速／逐段聆聽，也能確認先前選好的圖像意思繼續故事。</w:t>
+      </w:r>
+    </w:p>
+    <w:p>
+      <w:pPr>
+        <w:pStyle w:val="HTH2"/>
+      </w:pPr>
+      <w:bookmarkStart w:id="8" w:name="_Toc234955043"/>
       <w:r>
         <w:lastRenderedPageBreak/>
-        <w:t>第二章　作品功能介紹</w:t>
-      </w:r>
-      <w:bookmarkEnd w:id="5"/>
+        <w:t>三、每一次回話都讓舞台往前走</w:t>
+      </w:r>
+      <w:bookmarkEnd w:id="8"/>
+    </w:p>
+    <w:p>
+      <w:pPr>
+        <w:pStyle w:val="HTBody"/>
+      </w:pPr>
+      <w:r>
+        <w:t>孩子接話後，長輩立即回一句；原本的生活場景圖不會被通用卡片取代，回話泡泡、動作徽章與分支結果都疊在同一個舞台裡。自動接戲可暫停，無障礙模式也會改由使用者手動前進。完成三幕後只建立一張故事卡，保留孩子走過的三句與結局，不使用分數、排行榜、倒數或連續打卡製造壓力。</w:t>
+      </w:r>
+    </w:p>
+    <w:p>
+      <w:pPr>
+        <w:pStyle w:val="HTBody"/>
+      </w:pPr>
+      <w:r>
+        <w:t>故事卡最後提出一個沒有標準答案的家庭問題，例如「你們家的人回到家時，長輩最常先說哪一句？」文化內容因此回到真人家人，而不是由系統替家庭判定正確說法。</w:t>
+      </w:r>
     </w:p>
     <w:p>
       <w:pPr>
         <w:pStyle w:val="HTH2"/>
       </w:pPr>
-      <w:bookmarkStart w:id="6" w:name="_Toc234928746"/>
-      <w:r>
-        <w:t>一、五個生活舞台，角色先陪孩子演</w:t>
-      </w:r>
-      <w:bookmarkEnd w:id="6"/>
+      <w:bookmarkStart w:id="9" w:name="_Toc234955044"/>
+      <w:r>
+        <w:t>四、真人家人有空時再加戲</w:t>
+      </w:r>
+      <w:bookmarkEnd w:id="9"/>
     </w:p>
     <w:p>
       <w:pPr>
         <w:pStyle w:val="HTBody"/>
       </w:pPr>
       <w:r>
-        <w:t>首頁直接呈現「今天的家庭劇場」，不要求孩子先選題型。孩子與長輩在五個生活場景中輪流接話；每集三幕、每幕兩個意圖，第一與第二次選擇會保留到第三幕，角色回覆、畫面物件、色彩與結局因此不同。</w:t>
+        <w:t>家人圈保存孩子演過的故事、家庭成員與最新回應。成人經家長碼進入後，第一屏只先呈現最新一張孩子故事與限定表情／留言；過去故事另行收合，邀請、備份、成員與五集主劇情原音則集中在預設關閉的進階工具。家長不必先穿過設定才能回應孩子；需要時仍可展開每個長輩節點，改成家裡真的會說的文字並錄下原音。孩子下一次打開時，最新家人回應會出現在首頁與家人圈。</w:t>
       </w:r>
     </w:p>
     <w:p>
@@ -2888,102 +2973,14 @@
         <w:pStyle w:val="HTBody"/>
       </w:pPr>
       <w:r>
-        <w:t>內建角色讓孩子不用等待真人家人就能完成故事。預載音訊清楚標示為合成操作示範；真人家人若替某個節點錄下家庭版本，劇場會優先播放真人原音，不把裝置朗讀冒充家人。</w:t>
+        <w:t>新增成人採手動一次性邀請：管理者建立邀請包，受邀家人本人設定自己的六位數家人碼並產生接受回覆，原家庭核准後才能加入。這項流程證明角色同意與管理權隔離；競賽版沒有伺服器送達或即時同步，不把剪貼簿交換描述成雲端社群。</w:t>
       </w:r>
     </w:p>
     <w:p>
       <w:pPr>
         <w:pStyle w:val="HTH2"/>
       </w:pPr>
-      <w:bookmarkStart w:id="7" w:name="_Toc234928747"/>
-      <w:r>
-        <w:t>二、零基礎孩子先懂意思，再聽、再說</w:t>
-      </w:r>
-      <w:bookmarkEnd w:id="7"/>
-    </w:p>
-    <w:p>
-      <w:pPr>
-        <w:pStyle w:val="HTBody"/>
-      </w:pPr>
-      <w:r>
-        <w:t>每一幕先讓孩子在兩張大卡中選「我想表達的意思」，此時不會送出答案。選定後，同一區域顯示目標語、中文與羅馬字自然分段；孩子可正常聽、較慢再聽，或逐段播放。</w:t>
-      </w:r>
-      <w:r>
-        <w:t>Web</w:t>
-      </w:r>
-      <w:r>
-        <w:t>版第一次播放要求孩子明確點一下，避免瀏覽器自動播放政策造成看似開始卻沒有聲音。</w:t>
-      </w:r>
-    </w:p>
-    <w:p>
-      <w:pPr>
-        <w:pStyle w:val="HTBody"/>
-      </w:pPr>
-      <w:r>
-        <w:t>孩子準備好後可開啟麥克風。裝置聽寫只在本題已知選項中尋找關鍵詞，越南語有無聲調符號只作文字候選；瀏覽器信心值不作發音或通關門檻，畫面也不做音素、聲調、地方腔或「發音正確率」評分。權限拒絕、沒有文字、文字模糊、同時命中兩個意思或不想重錄時，失敗卡會直接提供慢速／逐段聆聽，孩子也能確認先前選好的意思或改用中文意思小卡繼續故事。</w:t>
-      </w:r>
-    </w:p>
-    <w:p>
-      <w:pPr>
-        <w:pStyle w:val="HTH2"/>
-      </w:pPr>
-      <w:bookmarkStart w:id="8" w:name="_Toc234928748"/>
-      <w:r>
-        <w:t>三、每一次回話都讓舞台往前走</w:t>
-      </w:r>
-      <w:bookmarkEnd w:id="8"/>
-    </w:p>
-    <w:p>
-      <w:pPr>
-        <w:pStyle w:val="HTBody"/>
-      </w:pPr>
-      <w:r>
-        <w:t>孩子接話後，長輩立即回一句，舞台切成對應分支的互動畫面。自動接戲可暫停，無障礙模式也會改由使用者手動前進。完成三幕後只建立一張故事卡，保留孩子走過的三句與結局，不使用分數、排行榜、倒數或連續打卡製造壓力。</w:t>
-      </w:r>
-    </w:p>
-    <w:p>
-      <w:pPr>
-        <w:pStyle w:val="HTBody"/>
-      </w:pPr>
-      <w:r>
-        <w:t>故事卡最後提出一個沒有標準答案的家庭問題，例如「你們家的人回到家時，長輩最常先說哪一句？」文化內容因此回到真人家人，而不是由系統替家庭判定正確說法。</w:t>
-      </w:r>
-    </w:p>
-    <w:p>
-      <w:pPr>
-        <w:pStyle w:val="HTH2"/>
-      </w:pPr>
-      <w:bookmarkStart w:id="9" w:name="_Toc234928749"/>
-      <w:r>
-        <w:t>四、真人家人有空時再加戲</w:t>
-      </w:r>
-      <w:bookmarkEnd w:id="9"/>
-    </w:p>
-    <w:p>
-      <w:pPr>
-        <w:pStyle w:val="HTBody"/>
-      </w:pPr>
-      <w:r>
-        <w:t>家人圈保存孩子演過的故事、家庭成員與最新回應。成人經家長碼進入後，可替一張故事卡加限定表情、留一句孩子下次會看到的話，也可展開五集的每個長輩節點，改成家裡真的會說的文字並錄下原音。孩子下一次打開時，最新家人回應會出現在首頁與家人圈。</w:t>
-      </w:r>
-    </w:p>
-    <w:p>
-      <w:pPr>
-        <w:pStyle w:val="HTBody"/>
-      </w:pPr>
-      <w:r>
-        <w:t>新增成人採手動一次性邀請：管理者建立邀請包，受邀家人本人設定自己的六位數家人碼並產生接受回覆，原家庭核准後才能加入。這項流程證明角色同意</w:t>
-      </w:r>
-      <w:r>
-        <w:lastRenderedPageBreak/>
-        <w:t>與管理權隔離；競賽版沒有伺服器送達或即時同步，不把剪貼簿交換描述成雲端社群。</w:t>
-      </w:r>
-    </w:p>
-    <w:p>
-      <w:pPr>
-        <w:pStyle w:val="HTH2"/>
-      </w:pPr>
-      <w:bookmarkStart w:id="10" w:name="_Toc234928750"/>
+      <w:bookmarkStart w:id="10" w:name="_Toc234955045"/>
       <w:r>
         <w:t>五、孩子與成人權限分開</w:t>
       </w:r>
@@ -3033,8 +3030,9 @@
         <w:rPr>
           <w:noProof/>
         </w:rPr>
+        <w:lastRenderedPageBreak/>
         <w:drawing>
-          <wp:inline distT="0" distB="0" distL="0" distR="0" wp14:anchorId="2A3CAFB8" wp14:editId="752DEFA5">
+          <wp:inline distT="0" distB="0" distL="0" distR="0" wp14:anchorId="5312C9E2" wp14:editId="12D7C2F0">
             <wp:extent cx="5220000" cy="2763529"/>
             <wp:effectExtent l="0" t="0" r="0" b="0"/>
             <wp:docPr id="2" name="Picture 2"/>
@@ -3088,7 +3086,7 @@
       <w:pPr>
         <w:pStyle w:val="HTH2"/>
       </w:pPr>
-      <w:bookmarkStart w:id="11" w:name="_Toc234928751"/>
+      <w:bookmarkStart w:id="11" w:name="_Toc234955046"/>
       <w:r>
         <w:t>六、課堂主題與家庭內容分層</w:t>
       </w:r>
@@ -3107,30 +3105,613 @@
         <w:pStyle w:val="HTBody"/>
       </w:pPr>
       <w:r>
-        <w:t>班級授權若進入開發，資料權限分為三層：家庭免費核心不分享個別內容；家庭另行同意後，教師最多查看任務啟用與完成狀態；只有再次指定片段、指定對象與指定期限，才可分享故事卡。班級碼、撤回、保存期限、教師離職或轉班</w:t>
-      </w:r>
+        <w:t>班級授權若進入開發，資料權限分為三層：家庭免費核心不分享個別內容；家庭另行同意後，教師最多查看任務啟用與完成狀態；只有再次指定片段、指定對象與指定期限，才可分享故事卡。班級碼、撤回、保存期限、教師離職或轉班後的權限，以及學校不得搜尋其他家庭，均須在試辦前完成規格與驗收。這是近期開發條件，不是現有功能。</w:t>
+      </w:r>
+    </w:p>
+    <w:p>
+      <w:pPr>
+        <w:pStyle w:val="HTH2"/>
+      </w:pPr>
+      <w:bookmarkStart w:id="12" w:name="_Toc234955047"/>
+      <w:r>
+        <w:t>七、五個競賽版已實作的故事種子</w:t>
+      </w:r>
+      <w:bookmarkEnd w:id="12"/>
+    </w:p>
+    <w:p>
+      <w:pPr>
+        <w:pStyle w:val="HTBody"/>
+      </w:pPr>
+      <w:r>
+        <w:t>放學回家、早晨起床、一起準備晚餐、陽台澆花與睡前故事，是目前可完整走完三幕分支、角色回應與故事卡的五集家庭劇場。競賽版另已在「選故事」頁首放入以下五個可點選的故事種子，讓孩子把每天在家庭、學校與朋友之間發生的事帶回家說：</w:t>
+      </w:r>
+    </w:p>
+    <w:p>
+      <w:pPr>
+        <w:pStyle w:val="HTBullet"/>
+      </w:pPr>
+      <w:r>
+        <w:t xml:space="preserve">• </w:t>
+      </w:r>
+      <w:r>
+        <w:t>和家人分享：從「我今天最想告訴你</w:t>
+      </w:r>
+      <w:r>
+        <w:t>……</w:t>
+      </w:r>
+      <w:r>
+        <w:t>」開始，把今天發生的事與感受帶回家庭。</w:t>
+      </w:r>
+    </w:p>
+    <w:p>
+      <w:pPr>
+        <w:pStyle w:val="HTBullet"/>
+      </w:pPr>
+      <w:r>
+        <w:t xml:space="preserve">• </w:t>
+      </w:r>
+      <w:r>
+        <w:t>社團：把參加活動、學到的規則、和同伴合作或替人加油的片段說給家人聽。</w:t>
+      </w:r>
+    </w:p>
+    <w:p>
+      <w:pPr>
+        <w:pStyle w:val="HTBullet"/>
+      </w:pPr>
       <w:r>
         <w:lastRenderedPageBreak/>
-        <w:t>後的權限，以及學校不得搜尋其他家庭，均須在試辦前完成規格與驗收。這是近期開發條件，不是現有功能。</w:t>
+        <w:t xml:space="preserve">• </w:t>
+      </w:r>
+      <w:r>
+        <w:t>午餐：分享今天吃了什麼、喜歡哪個味道，再連回家中料理與家庭記憶。</w:t>
+      </w:r>
+    </w:p>
+    <w:p>
+      <w:pPr>
+        <w:pStyle w:val="HTBullet"/>
+      </w:pPr>
+      <w:r>
+        <w:t xml:space="preserve">• </w:t>
+      </w:r>
+      <w:r>
+        <w:t>上課：說出今天學到的內容、還沒聽懂的地方，或最想和家人分享的一個例子。</w:t>
+      </w:r>
+    </w:p>
+    <w:p>
+      <w:pPr>
+        <w:pStyle w:val="HTBullet"/>
+      </w:pPr>
+      <w:r>
+        <w:t xml:space="preserve">• </w:t>
+      </w:r>
+      <w:r>
+        <w:t>朋友關係：談一起玩、邀請、道謝、道歉與和好，讓家人陪孩子整理同儕互動。</w:t>
+      </w:r>
+    </w:p>
+    <w:p>
+      <w:pPr>
+        <w:pStyle w:val="HTBody"/>
+      </w:pPr>
+      <w:r>
+        <w:t>孩子點選故事種子後，先從兩張大卡選出今天想說的第一棒，例如「我今天第一次參加社團」或「有一個規則我還沒聽懂」。裝置交給家人、通過家長</w:t>
+      </w:r>
+      <w:r>
+        <w:t xml:space="preserve"> PIN </w:t>
+      </w:r>
+      <w:r>
+        <w:t>後，成人才可把中文意圖換成家裡真正會說的目標語短句、確認中文意思並選擇是否留下原音；若仍保留未翻譯提示，</w:t>
+      </w:r>
+      <w:r>
+        <w:t>App</w:t>
+      </w:r>
+      <w:r>
+        <w:t>會阻擋儲存。系統不替未知內容猜翻譯。</w:t>
+      </w:r>
+    </w:p>
+    <w:p>
+      <w:pPr>
+        <w:pStyle w:val="HTBody"/>
+      </w:pPr>
+      <w:r>
+        <w:t>家人完成第二棒後，孩子以同一句走完「看情境、聽短句、排分段、回答／錄下接棒」四關，才揭示孩子帶回、家人傳下、孩子接住的三棒作品；兩段本機聲音可依序重播，作品也會進入家人圈。家庭故事護照只在整段接力完成後蓋章，不因選題或成人存檔提前計入。這五項是五類可完成的家庭接力任務，不是五個三幕分支劇集，也不列入</w:t>
+      </w:r>
+      <w:r>
+        <w:t>119</w:t>
+      </w:r>
+      <w:r>
+        <w:t>個內建</w:t>
+      </w:r>
+      <w:r>
+        <w:t xml:space="preserve"> Piper </w:t>
+      </w:r>
+      <w:r>
+        <w:t>示範音檔。</w:t>
       </w:r>
     </w:p>
     <w:p>
       <w:pPr>
         <w:pStyle w:val="HTH2"/>
       </w:pPr>
-      <w:bookmarkStart w:id="12" w:name="_Toc234928752"/>
-      <w:r>
-        <w:t>七、五個競賽版已實作的故事種子</w:t>
-      </w:r>
-      <w:bookmarkEnd w:id="12"/>
+      <w:bookmarkStart w:id="13" w:name="_Toc234955048"/>
+      <w:r>
+        <w:t>八、教育機會情報站（競賽版已完成官方入口）</w:t>
+      </w:r>
+      <w:bookmarkEnd w:id="13"/>
     </w:p>
     <w:p>
       <w:pPr>
         <w:pStyle w:val="HTBody"/>
       </w:pPr>
       <w:r>
-        <w:t>放學回家、早晨起床、一起準備晚餐、陽台澆花與睡前故事，是目前可完整走完三幕分支、角色回應與故事卡的五集家庭劇場。競賽版另已在「選故事」頁首放入以下五個可點選的故事種子，讓孩子把每天在家庭、學校與朋友之間發生的事帶回家說：</w:t>
-      </w:r>
+        <w:t>教育部於</w:t>
+      </w:r>
+      <w:r>
+        <w:t>105</w:t>
+      </w:r>
+      <w:r>
+        <w:t>年建置新住民子女教育資訊網，</w:t>
+      </w:r>
+      <w:r>
+        <w:t>111</w:t>
+      </w:r>
+      <w:r>
+        <w:t>學年度優化為</w:t>
+      </w:r>
+      <w:r>
+        <w:t>2.0</w:t>
+      </w:r>
+      <w:r>
+        <w:t>；目前網站整合最新消息、語文教材、課程與相關計畫，研習頁可依類別、縣市、狀態與日期查詢遠距直播、教學支援人員培訓、競賽及其他活動。</w:t>
+      </w:r>
+      <w:r>
+        <w:t xml:space="preserve">[16][17][18] </w:t>
+      </w:r>
+      <w:r>
+        <w:t>競賽版</w:t>
+      </w:r>
+      <w:r>
+        <w:t>App</w:t>
+      </w:r>
+      <w:r>
+        <w:t>已在「選故事」頁首加入「</w:t>
+      </w:r>
+      <w:r>
+        <w:t>3</w:t>
+      </w:r>
+      <w:r>
+        <w:t>筆官方教材・課程・競賽入口」，逐筆顯示活動名稱、官方主辦、期限／狀態、查核日及原始網址；每筆另有一個不離開</w:t>
+      </w:r>
+      <w:r>
+        <w:t>App</w:t>
+      </w:r>
+      <w:r>
+        <w:t>的家庭故事接力入口，明確標示「主題延伸，非官方授權教案」。使用者只有按官方頁才會外連，無法開啟時仍留在原畫面。</w:t>
+      </w:r>
+    </w:p>
+    <w:p>
+      <w:pPr>
+        <w:pStyle w:val="HTBody"/>
+      </w:pPr>
+      <w:r>
+        <w:t>現版三筆內容為</w:t>
+      </w:r>
+      <w:r>
+        <w:t>115</w:t>
+      </w:r>
+      <w:r>
+        <w:t>年全國性多語多元文化繪本親子共讀心得甄選、新住民子女教育資訊網，以及已結束的</w:t>
+      </w:r>
+      <w:r>
+        <w:t>115</w:t>
+      </w:r>
+      <w:r>
+        <w:t>年全國新住民語文說故事競賽成果。它們是</w:t>
+      </w:r>
+      <w:r>
+        <w:t>2026</w:t>
+      </w:r>
+      <w:r>
+        <w:t>年</w:t>
+      </w:r>
+      <w:r>
+        <w:t>7</w:t>
+      </w:r>
+      <w:r>
+        <w:t>月</w:t>
+      </w:r>
+      <w:r>
+        <w:t>14</w:t>
+      </w:r>
+      <w:r>
+        <w:t>日查核的離線摘要，不會自動同步，也不複製受著作權保護的教材或代替政府、學校受理報名；這些入口不代表本作已取得教育部、國教署、學校或活動主辦單位的合作、推薦或採購資格，正式營運仍須建立定期複查與下架機制。</w:t>
+      </w:r>
+    </w:p>
+    <w:p>
+      <w:pPr>
+        <w:pStyle w:val="HTBody"/>
+      </w:pPr>
+      <w:r>
+        <w:t>截至</w:t>
+      </w:r>
+      <w:r>
+        <w:t>2026</w:t>
+      </w:r>
+      <w:r>
+        <w:t>年</w:t>
+      </w:r>
+      <w:r>
+        <w:t>7</w:t>
+      </w:r>
+      <w:r>
+        <w:t>月</w:t>
+      </w:r>
+      <w:r>
+        <w:t>14</w:t>
+      </w:r>
+      <w:r>
+        <w:t>日，官方資訊網正公告</w:t>
+      </w:r>
+      <w:r>
+        <w:t>115</w:t>
+      </w:r>
+      <w:r>
+        <w:t>年全國性多語多元文化繪本親子共讀心得感想甄選，收件期為</w:t>
+      </w:r>
+      <w:r>
+        <w:t>2026</w:t>
+      </w:r>
+      <w:r>
+        <w:t>年</w:t>
+      </w:r>
+      <w:r>
+        <w:t>9</w:t>
+      </w:r>
+      <w:r>
+        <w:t>月</w:t>
+      </w:r>
+      <w:r>
+        <w:t>21</w:t>
+      </w:r>
+      <w:r>
+        <w:t>日至</w:t>
+      </w:r>
+      <w:r>
+        <w:t>10</w:t>
+      </w:r>
+      <w:r>
+        <w:t>月</w:t>
+      </w:r>
+      <w:r>
+        <w:t>23</w:t>
+      </w:r>
+      <w:r>
+        <w:t>日，由學校統一報名，分幼兒園、國小低中高年級及國中五組；評選包含主題內容</w:t>
+      </w:r>
+      <w:r>
+        <w:t>40%</w:t>
+      </w:r>
+      <w:r>
+        <w:t>、表現技巧</w:t>
+      </w:r>
+      <w:r>
+        <w:t>30%</w:t>
+      </w:r>
+      <w:r>
+        <w:t>及多元文化感受</w:t>
+      </w:r>
+      <w:r>
+        <w:t>30%</w:t>
+      </w:r>
+      <w:r>
+        <w:t>。</w:t>
+      </w:r>
+      <w:r>
+        <w:t xml:space="preserve">[19] </w:t>
+      </w:r>
+      <w:r>
+        <w:t>現版可走「找到官方活動</w:t>
+      </w:r>
+      <w:r>
+        <w:t>—</w:t>
+      </w:r>
+      <w:r>
+        <w:t>家庭共讀</w:t>
+      </w:r>
+      <w:r>
+        <w:t>—</w:t>
+      </w:r>
+      <w:r>
+        <w:t>孩子選第一棒</w:t>
+      </w:r>
+      <w:r>
+        <w:t>—</w:t>
+      </w:r>
+      <w:r>
+        <w:t>家人確認說法</w:t>
+      </w:r>
+      <w:r>
+        <w:t>—</w:t>
+      </w:r>
+      <w:r>
+        <w:t>孩子完成四關</w:t>
+      </w:r>
+      <w:r>
+        <w:t>—</w:t>
+      </w:r>
+      <w:r>
+        <w:t>留下三棒作品」；是否整理成投稿仍由家庭與學校依官方規則決定。</w:t>
+      </w:r>
+      <w:r>
+        <w:t>App</w:t>
+      </w:r>
+      <w:r>
+        <w:t>不代辦報名、不保證得獎，也不宣稱已與主辦單位合作。</w:t>
+      </w:r>
+    </w:p>
+    <w:p>
+      <w:pPr>
+        <w:pStyle w:val="HTBody"/>
+      </w:pPr>
+      <w:r>
+        <w:lastRenderedPageBreak/>
+        <w:t>正式營運的每筆教育機會必填</w:t>
+      </w:r>
+      <w:r>
+        <w:t xml:space="preserve"> `officialOwner`</w:t>
+      </w:r>
+      <w:r>
+        <w:t>、</w:t>
+      </w:r>
+      <w:r>
+        <w:t>`sourceUrl`</w:t>
+      </w:r>
+      <w:r>
+        <w:t>、</w:t>
+      </w:r>
+      <w:r>
+        <w:t>`eligibility`</w:t>
+      </w:r>
+      <w:r>
+        <w:t>（適用資格）、</w:t>
+      </w:r>
+      <w:r>
+        <w:t>`applicationActor`</w:t>
+      </w:r>
+      <w:r>
+        <w:t>（實際申請／報名人）、</w:t>
+      </w:r>
+      <w:r>
+        <w:t>`rules`</w:t>
+      </w:r>
+      <w:r>
+        <w:t>、</w:t>
+      </w:r>
+      <w:r>
+        <w:t>`startAt`</w:t>
+      </w:r>
+      <w:r>
+        <w:t>、</w:t>
+      </w:r>
+      <w:r>
+        <w:t>`endAt`</w:t>
+      </w:r>
+      <w:r>
+        <w:t>、</w:t>
+      </w:r>
+      <w:r>
+        <w:t>`status`</w:t>
+      </w:r>
+      <w:r>
+        <w:t>、</w:t>
+      </w:r>
+      <w:r>
+        <w:t>`checkedAt`</w:t>
+      </w:r>
+      <w:r>
+        <w:t>、</w:t>
+      </w:r>
+      <w:r>
+        <w:t xml:space="preserve">`reviewBy` </w:t>
+      </w:r>
+      <w:r>
+        <w:t>與</w:t>
+      </w:r>
+      <w:r>
+        <w:t xml:space="preserve"> `staleAfterDays`</w:t>
+      </w:r>
+      <w:r>
+        <w:t>。本次親子共讀甄選紀錄為：適用資格依簡章的幼兒園、國小低中高年級及國中五組；申請人是學校，不是家庭或</w:t>
+      </w:r>
+      <w:r>
+        <w:t>App</w:t>
+      </w:r>
+      <w:r>
+        <w:t>；規則摘要含收件期與三項評選比重；</w:t>
+      </w:r>
+      <w:r>
+        <w:t>`status=</w:t>
+      </w:r>
+      <w:r>
+        <w:t>即將收件</w:t>
+      </w:r>
+      <w:r>
+        <w:t>`</w:t>
+      </w:r>
+      <w:r>
+        <w:t>、</w:t>
+      </w:r>
+      <w:r>
+        <w:t>`checkedAt=2026-07-14`</w:t>
+      </w:r>
+      <w:r>
+        <w:t>、</w:t>
+      </w:r>
+      <w:r>
+        <w:t>`reviewBy=2026-07-28`</w:t>
+      </w:r>
+      <w:r>
+        <w:t>、</w:t>
+      </w:r>
+      <w:r>
+        <w:t>`staleAfterDays=14`</w:t>
+      </w:r>
+      <w:r>
+        <w:t>。已結束的說故事競賽只能標為成果參考，不能顯示報名按鈕。超過</w:t>
+      </w:r>
+      <w:r>
+        <w:t xml:space="preserve"> `reviewBy`</w:t>
+      </w:r>
+      <w:r>
+        <w:t>、官方頁失效或規則有異動時，一律標成</w:t>
+      </w:r>
+      <w:r>
+        <w:t xml:space="preserve"> `stale` </w:t>
+      </w:r>
+      <w:r>
+        <w:t>並暫停行動按鈕，重新查核後才恢復。</w:t>
+      </w:r>
+    </w:p>
+    <w:p>
+      <w:pPr>
+        <w:pStyle w:val="HTH1"/>
+      </w:pPr>
+      <w:bookmarkStart w:id="14" w:name="_Toc234955049"/>
+      <w:r>
+        <w:t>第三章　作品摘要</w:t>
+      </w:r>
+      <w:bookmarkEnd w:id="14"/>
+    </w:p>
+    <w:p>
+      <w:pPr>
+        <w:pStyle w:val="HTH2"/>
+      </w:pPr>
+      <w:bookmarkStart w:id="15" w:name="_Toc234955050"/>
+      <w:r>
+        <w:t>一、作品橫跨領域項目</w:t>
+      </w:r>
+      <w:bookmarkEnd w:id="15"/>
+    </w:p>
+    <w:p>
+      <w:pPr>
+        <w:pStyle w:val="HTBody"/>
+      </w:pPr>
+      <w:r>
+        <w:t>本作結合新住民語文教育、互動敘事、家庭語言政策、兒少隱私與跨平台軟體。家庭語言研究讓任務從「背一句」改成「在情境裡回一句」；遊戲敘事讓每個語言選擇產生可見後果；家人保有最終說法，避免系統把標準音當成唯一家庭文化；本機資料與成人權限則直接限制產品能蒐集與分享什麼。</w:t>
+      </w:r>
+    </w:p>
+    <w:p>
+      <w:pPr>
+        <w:pStyle w:val="HTH2"/>
+      </w:pPr>
+      <w:bookmarkStart w:id="16" w:name="_Toc234955051"/>
+      <w:r>
+        <w:t>二、作品應用類型與範圍</w:t>
+      </w:r>
+      <w:bookmarkEnd w:id="16"/>
+    </w:p>
+    <w:p>
+      <w:pPr>
+        <w:pStyle w:val="HTBody"/>
+      </w:pPr>
+      <w:r>
+        <w:t>作品已完成可操作的</w:t>
+      </w:r>
+      <w:r>
+        <w:t>Flutter Web</w:t>
+      </w:r>
+      <w:r>
+        <w:t>原型。評審可先用三次主要操作走完零資料試演的「點圖選場景</w:t>
+      </w:r>
+      <w:r>
+        <w:t>—</w:t>
+      </w:r>
+      <w:r>
+        <w:t>圖上外婆回話</w:t>
+      </w:r>
+      <w:r>
+        <w:t>—</w:t>
+      </w:r>
+      <w:r>
+        <w:t>三棒揭示」，再從家庭同意與角色設定開始，走完一集三幕分支、故事卡、任務優先的家長回應與家庭版本錄音，也可查看另四集生活故事；「選故事」頁首另可完成五類日常家庭接力、四關任務、三棒作品與故事護照，以及</w:t>
+      </w:r>
+      <w:r>
+        <w:t>3</w:t>
+      </w:r>
+      <w:r>
+        <w:t>筆可銜接本機任務的官方教育資訊。核心流程不依賴付費</w:t>
+      </w:r>
+      <w:r>
+        <w:t>API</w:t>
+      </w:r>
+      <w:r>
+        <w:t>；</w:t>
+      </w:r>
+      <w:r>
+        <w:t>119</w:t>
+      </w:r>
+      <w:r>
+        <w:t>個引用音檔隨</w:t>
+      </w:r>
+      <w:r>
+        <w:t>App</w:t>
+      </w:r>
+      <w:r>
+        <w:t>打包，裝置聽寫不可用時仍能以圖卡完成。</w:t>
+      </w:r>
+    </w:p>
+    <w:p>
+      <w:pPr>
+        <w:pStyle w:val="HTBody"/>
+      </w:pPr>
+      <w:r>
+        <w:t>競賽版完成的是同一裝置上的家庭對話劇場、五類家庭接力閉環、故事護照、</w:t>
+      </w:r>
+      <w:r>
+        <w:t>3</w:t>
+      </w:r>
+      <w:r>
+        <w:t>筆官方資訊與本機主題延伸入口，以及</w:t>
+      </w:r>
+      <w:r>
+        <w:t>2</w:t>
+      </w:r>
+      <w:r>
+        <w:t>分</w:t>
+      </w:r>
+      <w:r>
+        <w:t>53.9</w:t>
+      </w:r>
+      <w:r>
+        <w:t>秒正式初審影片。五類接力不是五集完整新劇集，官方入口也不是合作或採購證據。公開</w:t>
+      </w:r>
+      <w:r>
+        <w:t>HTTPS</w:t>
+      </w:r>
+      <w:r>
+        <w:t>網址、越南語母語逐句審閱、真實兒童與家庭試用、</w:t>
+      </w:r>
+      <w:r>
+        <w:t>iPhone</w:t>
+      </w:r>
+      <w:r>
+        <w:t>／</w:t>
+      </w:r>
+      <w:r>
+        <w:t>Android</w:t>
+      </w:r>
+      <w:r>
+        <w:t>實機、班級管理及遠端同步仍是送件前或下一階段工作，不列為現有成果。</w:t>
+      </w:r>
+    </w:p>
+    <w:p>
+      <w:pPr>
+        <w:pStyle w:val="HTH2"/>
+      </w:pPr>
+      <w:bookmarkStart w:id="17" w:name="_Toc234955052"/>
+      <w:r>
+        <w:t>三、特性與設計重點</w:t>
+      </w:r>
+      <w:bookmarkEnd w:id="17"/>
     </w:p>
     <w:p>
       <w:pPr>
@@ -3140,13 +3721,7 @@
         <w:t xml:space="preserve">• </w:t>
       </w:r>
       <w:r>
-        <w:t>和家人分享：從「我今天最想告訴你</w:t>
-      </w:r>
-      <w:r>
-        <w:t>……</w:t>
-      </w:r>
-      <w:r>
-        <w:t>」開始，把今天發生的事與感受帶回家庭。</w:t>
+        <w:t>一分鐘進入家庭情境：五個生活舞台，不先進題庫或選玩法。</w:t>
       </w:r>
     </w:p>
     <w:p>
@@ -3157,7 +3732,7 @@
         <w:t xml:space="preserve">• </w:t>
       </w:r>
       <w:r>
-        <w:t>社團：把參加活動、學到的規則、和同伴合作或替人加油的片段說給家人聽。</w:t>
+        <w:t>意思先於發音：先選中文意圖，再顯示一條目標短句與自然分段。</w:t>
       </w:r>
     </w:p>
     <w:p>
@@ -3168,7 +3743,19 @@
         <w:t xml:space="preserve">• </w:t>
       </w:r>
       <w:r>
-        <w:t>午餐：分享今天吃了什麼、喜歡哪個味道，再連回家中料理與家庭記憶。</w:t>
+        <w:t>聲音可確實重播：內建台詞與教材共</w:t>
+      </w:r>
+      <w:r>
+        <w:t>119</w:t>
+      </w:r>
+      <w:r>
+        <w:t>個隨包</w:t>
+      </w:r>
+      <w:r>
+        <w:t>MP3</w:t>
+      </w:r>
+      <w:r>
+        <w:t>，第一次由使用者明確點播。</w:t>
       </w:r>
     </w:p>
     <w:p>
@@ -3179,7 +3766,7 @@
         <w:t xml:space="preserve">• </w:t>
       </w:r>
       <w:r>
-        <w:t>上課：說出今天學到的內容、還沒聽懂的地方，或最想和家人分享的一個例子。</w:t>
+        <w:t>分支有可見後果：角色回話、場景與第三幕都保留先前選擇。</w:t>
       </w:r>
     </w:p>
     <w:p>
@@ -3190,27 +3777,140 @@
         <w:t xml:space="preserve">• </w:t>
       </w:r>
       <w:r>
-        <w:t>朋友關係：談一起玩、邀請、道謝、道歉與和好，讓家人陪孩子整理同儕互動。</w:t>
-      </w:r>
+        <w:t>語音不是評分器：只顯示裝置聽到什麼；失敗時用小卡繼續。</w:t>
+      </w:r>
+    </w:p>
+    <w:p>
+      <w:pPr>
+        <w:pStyle w:val="HTBullet"/>
+      </w:pPr>
+      <w:r>
+        <w:lastRenderedPageBreak/>
+        <w:t xml:space="preserve">• </w:t>
+      </w:r>
+      <w:r>
+        <w:t>家人原音可逐節點替換：真人錄音永遠高於預錄示範或裝置朗讀。</w:t>
+      </w:r>
+    </w:p>
+    <w:p>
+      <w:pPr>
+        <w:pStyle w:val="HTBullet"/>
+      </w:pPr>
+      <w:r>
+        <w:t xml:space="preserve">• </w:t>
+      </w:r>
+      <w:r>
+        <w:t>完成留下故事，不留下分數：故事卡、家庭問題與真人回應形成情感回報。</w:t>
+      </w:r>
+    </w:p>
+    <w:p>
+      <w:pPr>
+        <w:pStyle w:val="HTBullet"/>
+      </w:pPr>
+      <w:r>
+        <w:t xml:space="preserve">• </w:t>
+      </w:r>
+      <w:r>
+        <w:t>家庭接力有作品閉環：五類題材皆保留孩子第一棒、家人說法與孩子接住的結果，完成才替故事護照蓋章。</w:t>
+      </w:r>
+    </w:p>
+    <w:p>
+      <w:pPr>
+        <w:pStyle w:val="HTBullet"/>
+      </w:pPr>
+      <w:r>
+        <w:t xml:space="preserve">• </w:t>
+      </w:r>
+      <w:r>
+        <w:t>教育資訊接回家庭行動：</w:t>
+      </w:r>
+      <w:r>
+        <w:t>3</w:t>
+      </w:r>
+      <w:r>
+        <w:t>筆教材、課程與競賽入口顯示狀態與查核日，也能開啟非官方的本機主題延伸任務。</w:t>
+      </w:r>
+    </w:p>
+    <w:p>
+      <w:pPr>
+        <w:pStyle w:val="HTBullet"/>
+      </w:pPr>
+      <w:r>
+        <w:t xml:space="preserve">• </w:t>
+      </w:r>
+      <w:r>
+        <w:t>試點只帶走彙總：成人可複製題材／接棒階段、錄音使用數與平均時間，不含姓名、短句、各筆識別或媒體路徑。</w:t>
+      </w:r>
+    </w:p>
+    <w:p>
+      <w:pPr>
+        <w:pStyle w:val="HTBullet"/>
+      </w:pPr>
+      <w:r>
+        <w:t xml:space="preserve">• </w:t>
+      </w:r>
+      <w:r>
+        <w:t>本機資料優先：孩子與成人功能分開，遠端能力未完成就不假裝上線。</w:t>
+      </w:r>
+    </w:p>
+    <w:p>
+      <w:pPr>
+        <w:pStyle w:val="HTH2"/>
+      </w:pPr>
+      <w:bookmarkStart w:id="18" w:name="_Toc234955053"/>
+      <w:r>
+        <w:t>四、應用專業技術說明</w:t>
+      </w:r>
+      <w:bookmarkEnd w:id="18"/>
     </w:p>
     <w:p>
       <w:pPr>
         <w:pStyle w:val="HTBody"/>
       </w:pPr>
       <w:r>
-        <w:t>孩子點選故事種子後，先從兩張大卡選出今天想說的第一棒，例如「我今天第一次參加社團」或「有一個規則我還沒聽懂」。裝置交給家人、通過家長</w:t>
-      </w:r>
-      <w:r>
-        <w:t xml:space="preserve"> PIN </w:t>
-      </w:r>
-      <w:r>
-        <w:t>後，成人才可把中文意圖換成家裡真正會說的目標語短句、確認中文意思並選擇是否留下原音；若仍保留未翻譯提示，</w:t>
-      </w:r>
-      <w:r>
-        <w:t>App</w:t>
-      </w:r>
-      <w:r>
-        <w:t>會阻擋儲存。系統不替未知內容猜翻譯。</w:t>
+        <w:t>系統以</w:t>
+      </w:r>
+      <w:r>
+        <w:t>Flutter</w:t>
+      </w:r>
+      <w:r>
+        <w:t>建立同一份</w:t>
+      </w:r>
+      <w:r>
+        <w:t>Web</w:t>
+      </w:r>
+      <w:r>
+        <w:t>與行動原始碼。故事</w:t>
+      </w:r>
+      <w:r>
+        <w:t>catalog</w:t>
+      </w:r>
+      <w:r>
+        <w:t>保存五集的提示、選項、分支與場景狀態；每次接話只接受目前節點允許的選項，前兩次選擇會決定後續</w:t>
+      </w:r>
+      <w:r>
+        <w:t>prompt</w:t>
+      </w:r>
+      <w:r>
+        <w:t>與結局。</w:t>
+      </w:r>
+      <w:r>
+        <w:t>`just_audio`</w:t>
+      </w:r>
+      <w:r>
+        <w:t>播放隨包</w:t>
+      </w:r>
+      <w:r>
+        <w:t>MP3</w:t>
+      </w:r>
+      <w:r>
+        <w:t>與家庭錄音，</w:t>
+      </w:r>
+      <w:r>
+        <w:t>`speech_to_text`</w:t>
+      </w:r>
+      <w:r>
+        <w:t>只提供選配的短句辨識；沒有符合語言或權限時以明確狀態退回視覺小卡。</w:t>
       </w:r>
     </w:p>
     <w:p>
@@ -3218,744 +3918,38 @@
         <w:pStyle w:val="HTBody"/>
       </w:pPr>
       <w:r>
-        <w:t>家人完成第二棒後，孩子以同一句走完「看情境、聽短句、排分段、回答／錄下接棒」四關，才揭示孩子帶回、家人傳下、孩子接住的三棒作品；兩段本機聲音可依序重播，作品也會進入家人圈。家庭故事護照只在整段接力完成後蓋章，不因選題或成人存檔提前計入。這五項是五類可完成的家庭接力任務，不是五個三幕分支劇集，也不列入</w:t>
-      </w:r>
-      <w:r>
-        <w:t>119</w:t>
-      </w:r>
-      <w:r>
-        <w:t>個內建</w:t>
-      </w:r>
-      <w:r>
-        <w:t xml:space="preserve"> Piper </w:t>
-      </w:r>
-      <w:r>
-        <w:t>示範音檔。</w:t>
-      </w:r>
-    </w:p>
-    <w:p>
-      <w:pPr>
-        <w:pStyle w:val="HTH2"/>
-      </w:pPr>
-      <w:bookmarkStart w:id="13" w:name="_Toc234928753"/>
-      <w:r>
-        <w:t>八、教育機會情報站（競賽版已完成官方入口）</w:t>
-      </w:r>
-      <w:bookmarkEnd w:id="13"/>
+        <w:t>家庭圈文字、角色、故事卡、接力狀態、邀請狀態與</w:t>
+      </w:r>
+      <w:r>
+        <w:t>PBKDF2</w:t>
+      </w:r>
+      <w:r>
+        <w:t>驗證資料保存在本機；</w:t>
+      </w:r>
+      <w:r>
+        <w:t>Web</w:t>
+      </w:r>
+      <w:r>
+        <w:t>媒體以</w:t>
+      </w:r>
+      <w:r>
+        <w:t>IndexedDB</w:t>
+      </w:r>
+      <w:r>
+        <w:t>保存。家庭接力只允許「等家人、等孩子、已完成」單向轉移，並把家庭短句與孩子作答綁回同一接力。成人邀請使用</w:t>
+      </w:r>
+      <w:r>
+        <w:t>Ed25519</w:t>
+      </w:r>
+      <w:r>
+        <w:t>簽章的一次性包，核對家庭、成員、期限、撤銷與重播狀態。這些機制不等於雲端帳號或端對端加密，介面與技術紀錄會分開說明。</w:t>
+      </w:r>
     </w:p>
     <w:p>
       <w:pPr>
         <w:pStyle w:val="HTBody"/>
       </w:pPr>
       <w:r>
-        <w:t>教育部於</w:t>
-      </w:r>
-      <w:r>
-        <w:t>105</w:t>
-      </w:r>
-      <w:r>
-        <w:t>年建置新住民子女教育資訊網，</w:t>
-      </w:r>
-      <w:r>
-        <w:t>111</w:t>
-      </w:r>
-      <w:r>
-        <w:t>學年度優化為</w:t>
-      </w:r>
-      <w:r>
-        <w:t>2.0</w:t>
-      </w:r>
-      <w:r>
-        <w:t>；目前網站整合最新消息、語文教材、課程與相關計畫，研習頁可依類別、縣市、狀態與日期查詢遠距直播、教學支援人員培訓、競賽及其他活動。</w:t>
-      </w:r>
-      <w:r>
-        <w:t xml:space="preserve">[16][17][18] </w:t>
-      </w:r>
-      <w:r>
-        <w:t>競賽版</w:t>
-      </w:r>
-      <w:r>
-        <w:t>App</w:t>
-      </w:r>
-      <w:r>
-        <w:t>已在「選故事」頁首加入「</w:t>
-      </w:r>
-      <w:r>
-        <w:t>3</w:t>
-      </w:r>
-      <w:r>
-        <w:t>筆官方教材・課程・競賽入口」，逐筆顯示活動名稱、官方主辦、期限／狀態、查核日及原始網址；每筆另有一個不離開</w:t>
-      </w:r>
-      <w:r>
-        <w:t>App</w:t>
-      </w:r>
-      <w:r>
-        <w:t>的家庭故事接力入口，明確標示「主題延伸，非官方授權教案」。使用者只有按官方頁才會外連，無法開啟時仍留在原畫面。</w:t>
-      </w:r>
-    </w:p>
-    <w:p>
-      <w:pPr>
-        <w:pStyle w:val="HTBody"/>
-      </w:pPr>
-      <w:r>
-        <w:lastRenderedPageBreak/>
-        <w:t>現版三筆內容為</w:t>
-      </w:r>
-      <w:r>
-        <w:t>115</w:t>
-      </w:r>
-      <w:r>
-        <w:t>年全國性多語多元文化繪本親子共讀心得甄選、新住民子女教育資訊網，以及已結束的</w:t>
-      </w:r>
-      <w:r>
-        <w:t>115</w:t>
-      </w:r>
-      <w:r>
-        <w:t>年全國新住民語文說故事競賽成果。它們是</w:t>
-      </w:r>
-      <w:r>
-        <w:t>2026</w:t>
-      </w:r>
-      <w:r>
-        <w:t>年</w:t>
-      </w:r>
-      <w:r>
-        <w:t>7</w:t>
-      </w:r>
-      <w:r>
-        <w:t>月</w:t>
-      </w:r>
-      <w:r>
-        <w:t>14</w:t>
-      </w:r>
-      <w:r>
-        <w:t>日查核的離線摘要，不會自動同步，也不複製受著作權保護的教材或代替政府、學校受理報名；這些入口不代表本作已取得教育部、國教署、學校或活動主辦單位的合作、推薦或採購資格，正式營運仍須建立定期複查與下架機制。</w:t>
-      </w:r>
-    </w:p>
-    <w:p>
-      <w:pPr>
-        <w:pStyle w:val="HTBody"/>
-      </w:pPr>
-      <w:r>
-        <w:t>截至</w:t>
-      </w:r>
-      <w:r>
-        <w:t>2026</w:t>
-      </w:r>
-      <w:r>
-        <w:t>年</w:t>
-      </w:r>
-      <w:r>
-        <w:t>7</w:t>
-      </w:r>
-      <w:r>
-        <w:t>月</w:t>
-      </w:r>
-      <w:r>
-        <w:t>14</w:t>
-      </w:r>
-      <w:r>
-        <w:t>日，官方資訊網正公告</w:t>
-      </w:r>
-      <w:r>
-        <w:t>115</w:t>
-      </w:r>
-      <w:r>
-        <w:t>年全國性多語多元文化繪本親子共讀心得感想甄選，收件期為</w:t>
-      </w:r>
-      <w:r>
-        <w:t>2026</w:t>
-      </w:r>
-      <w:r>
-        <w:t>年</w:t>
-      </w:r>
-      <w:r>
-        <w:t>9</w:t>
-      </w:r>
-      <w:r>
-        <w:t>月</w:t>
-      </w:r>
-      <w:r>
-        <w:t>21</w:t>
-      </w:r>
-      <w:r>
-        <w:t>日至</w:t>
-      </w:r>
-      <w:r>
-        <w:t>10</w:t>
-      </w:r>
-      <w:r>
-        <w:t>月</w:t>
-      </w:r>
-      <w:r>
-        <w:t>23</w:t>
-      </w:r>
-      <w:r>
-        <w:t>日，由學校統一報名，分幼兒園、國小低中高年級及國中五組；評選包含主題內容</w:t>
-      </w:r>
-      <w:r>
-        <w:t>40%</w:t>
-      </w:r>
-      <w:r>
-        <w:t>、表現技巧</w:t>
-      </w:r>
-      <w:r>
-        <w:t>30%</w:t>
-      </w:r>
-      <w:r>
-        <w:t>及多元文化感受</w:t>
-      </w:r>
-      <w:r>
-        <w:t>30%</w:t>
-      </w:r>
-      <w:r>
-        <w:t>。</w:t>
-      </w:r>
-      <w:r>
-        <w:t xml:space="preserve">[19] </w:t>
-      </w:r>
-      <w:r>
-        <w:t>現版可走「找到官方活動</w:t>
-      </w:r>
-      <w:r>
-        <w:t>—</w:t>
-      </w:r>
-      <w:r>
-        <w:t>家庭共讀</w:t>
-      </w:r>
-      <w:r>
-        <w:t>—</w:t>
-      </w:r>
-      <w:r>
-        <w:t>孩子選第一棒</w:t>
-      </w:r>
-      <w:r>
-        <w:t>—</w:t>
-      </w:r>
-      <w:r>
-        <w:t>家人確認說法</w:t>
-      </w:r>
-      <w:r>
-        <w:t>—</w:t>
-      </w:r>
-      <w:r>
-        <w:t>孩子完成四關</w:t>
-      </w:r>
-      <w:r>
-        <w:t>—</w:t>
-      </w:r>
-      <w:r>
-        <w:t>留下三棒作品」；是否整理成投稿仍由家庭與學校依官方規則決定。</w:t>
-      </w:r>
-      <w:r>
-        <w:t>App</w:t>
-      </w:r>
-      <w:r>
-        <w:t>不代辦報名、不保證得獎，也不宣稱已與主辦單位合作。</w:t>
-      </w:r>
-    </w:p>
-    <w:p>
-      <w:pPr>
-        <w:pStyle w:val="HTBody"/>
-      </w:pPr>
-      <w:r>
-        <w:t>正式營運的每筆教育機會必填</w:t>
-      </w:r>
-      <w:r>
-        <w:t xml:space="preserve"> `officialOwner`</w:t>
-      </w:r>
-      <w:r>
-        <w:t>、</w:t>
-      </w:r>
-      <w:r>
-        <w:t>`sourceUrl`</w:t>
-      </w:r>
-      <w:r>
-        <w:t>、</w:t>
-      </w:r>
-      <w:r>
-        <w:t>`eligibility`</w:t>
-      </w:r>
-      <w:r>
-        <w:t>（適用資格）、</w:t>
-      </w:r>
-      <w:r>
-        <w:t>`applicationActor`</w:t>
-      </w:r>
-      <w:r>
-        <w:t>（實際申請／報名人）、</w:t>
-      </w:r>
-      <w:r>
-        <w:t>`rules`</w:t>
-      </w:r>
-      <w:r>
-        <w:t>、</w:t>
-      </w:r>
-      <w:r>
-        <w:t>`startAt`</w:t>
-      </w:r>
-      <w:r>
-        <w:t>、</w:t>
-      </w:r>
-      <w:r>
-        <w:t>`endAt`</w:t>
-      </w:r>
-      <w:r>
-        <w:t>、</w:t>
-      </w:r>
-      <w:r>
-        <w:t>`status`</w:t>
-      </w:r>
-      <w:r>
-        <w:t>、</w:t>
-      </w:r>
-      <w:r>
-        <w:t>`checkedAt`</w:t>
-      </w:r>
-      <w:r>
-        <w:t>、</w:t>
-      </w:r>
-      <w:r>
-        <w:t xml:space="preserve">`reviewBy` </w:t>
-      </w:r>
-      <w:r>
-        <w:t>與</w:t>
-      </w:r>
-      <w:r>
-        <w:t xml:space="preserve"> `staleAfterDays`</w:t>
-      </w:r>
-      <w:r>
-        <w:t>。本次親子共讀甄選紀錄為：適用資格依簡章的幼兒園、國小低中高年級及國中五組；申請人是學校，不是家庭或</w:t>
-      </w:r>
-      <w:r>
-        <w:t>App</w:t>
-      </w:r>
-      <w:r>
-        <w:t>；規則摘要含收件期與三項評選比重；</w:t>
-      </w:r>
-      <w:r>
-        <w:t>`status=</w:t>
-      </w:r>
-      <w:r>
-        <w:t>即將收件</w:t>
-      </w:r>
-      <w:r>
-        <w:t>`</w:t>
-      </w:r>
-      <w:r>
-        <w:t>、</w:t>
-      </w:r>
-      <w:r>
-        <w:t>`checkedAt=2026-07-14`</w:t>
-      </w:r>
-      <w:r>
-        <w:t>、</w:t>
-      </w:r>
-      <w:r>
-        <w:t>`reviewBy=2026-07-28`</w:t>
-      </w:r>
-      <w:r>
-        <w:t>、</w:t>
-      </w:r>
-      <w:r>
-        <w:t>`staleAfterDays=14`</w:t>
-      </w:r>
-      <w:r>
-        <w:t>。已結束的說故事競賽只能標為成果參考，不能顯示報名按鈕。超過</w:t>
-      </w:r>
-      <w:r>
-        <w:t xml:space="preserve"> `reviewBy`</w:t>
-      </w:r>
-      <w:r>
-        <w:t>、官方頁失效或規則有異動時，一律標成</w:t>
-      </w:r>
-      <w:r>
-        <w:t xml:space="preserve"> `stale` </w:t>
-      </w:r>
-      <w:r>
-        <w:t>並暫停行動按鈕，重新查核後才恢復。</w:t>
-      </w:r>
-    </w:p>
-    <w:p>
-      <w:pPr>
-        <w:pStyle w:val="HTH1"/>
-      </w:pPr>
-      <w:bookmarkStart w:id="14" w:name="_Toc234928754"/>
-      <w:r>
-        <w:t>第三章　作品摘要</w:t>
-      </w:r>
-      <w:bookmarkEnd w:id="14"/>
-    </w:p>
-    <w:p>
-      <w:pPr>
-        <w:pStyle w:val="HTH2"/>
-      </w:pPr>
-      <w:bookmarkStart w:id="15" w:name="_Toc234928755"/>
-      <w:r>
-        <w:t>一、作品橫跨領域項目</w:t>
-      </w:r>
-      <w:bookmarkEnd w:id="15"/>
-    </w:p>
-    <w:p>
-      <w:pPr>
-        <w:pStyle w:val="HTBody"/>
-      </w:pPr>
-      <w:r>
-        <w:t>本作結合新住民語文教育、互動敘事、家庭語言政策、兒少隱私與跨平台軟體。家庭語言研究讓任務從「背一句」改成「在情境裡回一句」；遊戲敘事讓每個語言選擇產生可見後果；家人保有最終說法，避免系統把標準音當成唯一家庭文化；本機資料與成人權限則直接限制產品能蒐集與分享什麼。</w:t>
-      </w:r>
-    </w:p>
-    <w:p>
-      <w:pPr>
-        <w:pStyle w:val="HTH2"/>
-      </w:pPr>
-      <w:bookmarkStart w:id="16" w:name="_Toc234928756"/>
-      <w:r>
-        <w:t>二、作品應用類型與範圍</w:t>
-      </w:r>
-      <w:bookmarkEnd w:id="16"/>
-    </w:p>
-    <w:p>
-      <w:pPr>
-        <w:pStyle w:val="HTBody"/>
-      </w:pPr>
-      <w:r>
-        <w:t>作品已完成可操作的</w:t>
-      </w:r>
-      <w:r>
-        <w:t>Flutter Web</w:t>
-      </w:r>
-      <w:r>
-        <w:t>原型。評審可先用三次主要操作走完零資料試演的「聽一句</w:t>
-      </w:r>
-      <w:r>
-        <w:t>—</w:t>
-      </w:r>
-      <w:r>
-        <w:t>舞台改變</w:t>
-      </w:r>
-      <w:r>
-        <w:t>—</w:t>
-      </w:r>
-      <w:r>
-        <w:t>三棒揭示」，再從家庭同意與角色設定開始，走完一集三幕分支、故事卡、家人回應與家庭版本錄音，也可查看另四集生活故事；「選故事」頁首另可完成五類日常家庭接力、四關任務、三棒作品與故事護照，以及</w:t>
-      </w:r>
-      <w:r>
-        <w:t>3</w:t>
-      </w:r>
-      <w:r>
-        <w:t>筆可銜接本機任務的官方教育資訊。核心流程不依賴付費</w:t>
-      </w:r>
-      <w:r>
-        <w:t>API</w:t>
-      </w:r>
-      <w:r>
-        <w:t>；</w:t>
-      </w:r>
-      <w:r>
-        <w:t>119</w:t>
-      </w:r>
-      <w:r>
-        <w:t>個引用音檔隨</w:t>
-      </w:r>
-      <w:r>
-        <w:t>App</w:t>
-      </w:r>
-      <w:r>
-        <w:t>打包，裝置聽寫不可用時仍能以小卡完成。</w:t>
-      </w:r>
-    </w:p>
-    <w:p>
-      <w:pPr>
-        <w:pStyle w:val="HTBody"/>
-      </w:pPr>
-      <w:r>
-        <w:lastRenderedPageBreak/>
-        <w:t>競賽版完成的是同一裝置上的家庭對話劇場、五類家庭接力閉環、故事護照、</w:t>
-      </w:r>
-      <w:r>
-        <w:t>3</w:t>
-      </w:r>
-      <w:r>
-        <w:t>筆官方資訊與本機主題延伸入口，以及</w:t>
-      </w:r>
-      <w:r>
-        <w:t>2</w:t>
-      </w:r>
-      <w:r>
-        <w:t>分</w:t>
-      </w:r>
-      <w:r>
-        <w:t>53.9</w:t>
-      </w:r>
-      <w:r>
-        <w:t>秒正式初審影片。五類接力不是五集完整新劇集，官方入口也不是合作或採購證據。公開</w:t>
-      </w:r>
-      <w:r>
-        <w:t>HTTPS</w:t>
-      </w:r>
-      <w:r>
-        <w:t>網址、越南語母語逐句審閱、真實兒童與家庭試用、</w:t>
-      </w:r>
-      <w:r>
-        <w:t>iPhone</w:t>
-      </w:r>
-      <w:r>
-        <w:t>／</w:t>
-      </w:r>
-      <w:r>
-        <w:t>Android</w:t>
-      </w:r>
-      <w:r>
-        <w:t>實機、班級管理及遠端同步仍是送件前或下一階段工作，不列為現有成果。</w:t>
-      </w:r>
-    </w:p>
-    <w:p>
-      <w:pPr>
-        <w:pStyle w:val="HTH2"/>
-      </w:pPr>
-      <w:bookmarkStart w:id="17" w:name="_Toc234928757"/>
-      <w:r>
-        <w:t>三、特性與設計重點</w:t>
-      </w:r>
-      <w:bookmarkEnd w:id="17"/>
-    </w:p>
-    <w:p>
-      <w:pPr>
-        <w:pStyle w:val="HTBullet"/>
-      </w:pPr>
-      <w:r>
-        <w:t xml:space="preserve">• </w:t>
-      </w:r>
-      <w:r>
-        <w:t>一分鐘進入家庭情境：五個生活舞台，不先進題庫或選玩法。</w:t>
-      </w:r>
-    </w:p>
-    <w:p>
-      <w:pPr>
-        <w:pStyle w:val="HTBullet"/>
-      </w:pPr>
-      <w:r>
-        <w:t xml:space="preserve">• </w:t>
-      </w:r>
-      <w:r>
-        <w:t>意思先於發音：先選中文意圖，再顯示一條目標短句與自然分段。</w:t>
-      </w:r>
-    </w:p>
-    <w:p>
-      <w:pPr>
-        <w:pStyle w:val="HTBullet"/>
-      </w:pPr>
-      <w:r>
-        <w:t xml:space="preserve">• </w:t>
-      </w:r>
-      <w:r>
-        <w:t>聲音可確實重播：內建台詞與教材共</w:t>
-      </w:r>
-      <w:r>
-        <w:t>119</w:t>
-      </w:r>
-      <w:r>
-        <w:t>個隨包</w:t>
-      </w:r>
-      <w:r>
-        <w:t>MP3</w:t>
-      </w:r>
-      <w:r>
-        <w:t>，第一次由使用者明確點播。</w:t>
-      </w:r>
-    </w:p>
-    <w:p>
-      <w:pPr>
-        <w:pStyle w:val="HTBullet"/>
-      </w:pPr>
-      <w:r>
-        <w:t xml:space="preserve">• </w:t>
-      </w:r>
-      <w:r>
-        <w:t>分支有可見後果：角色回話、場景與第三幕都保留先前選擇。</w:t>
-      </w:r>
-    </w:p>
-    <w:p>
-      <w:pPr>
-        <w:pStyle w:val="HTBullet"/>
-      </w:pPr>
-      <w:r>
-        <w:t xml:space="preserve">• </w:t>
-      </w:r>
-      <w:r>
-        <w:t>語音不是評分器：只顯示裝置聽到什麼；失敗時用小卡繼續。</w:t>
-      </w:r>
-    </w:p>
-    <w:p>
-      <w:pPr>
-        <w:pStyle w:val="HTBullet"/>
-      </w:pPr>
-      <w:r>
-        <w:t xml:space="preserve">• </w:t>
-      </w:r>
-      <w:r>
-        <w:t>家人原音可逐節點替換：真人錄音永遠高於預錄示範或裝置朗讀。</w:t>
-      </w:r>
-    </w:p>
-    <w:p>
-      <w:pPr>
-        <w:pStyle w:val="HTBullet"/>
-      </w:pPr>
-      <w:r>
-        <w:t xml:space="preserve">• </w:t>
-      </w:r>
-      <w:r>
-        <w:t>完成留下故事，不留下分數：故事卡、家庭問題與真人回應形成情感回報。</w:t>
-      </w:r>
-    </w:p>
-    <w:p>
-      <w:pPr>
-        <w:pStyle w:val="HTBullet"/>
-      </w:pPr>
-      <w:r>
-        <w:t xml:space="preserve">• </w:t>
-      </w:r>
-      <w:r>
-        <w:t>家庭接力有作品閉環：五類題材皆保留孩子第一棒、家人說法與孩子接住的結果，完成才替故事護照蓋章。</w:t>
-      </w:r>
-    </w:p>
-    <w:p>
-      <w:pPr>
-        <w:pStyle w:val="HTBullet"/>
-      </w:pPr>
-      <w:r>
-        <w:t xml:space="preserve">• </w:t>
-      </w:r>
-      <w:r>
-        <w:t>教育資訊接回家庭行動：</w:t>
-      </w:r>
-      <w:r>
-        <w:t>3</w:t>
-      </w:r>
-      <w:r>
-        <w:t>筆教材、課程與競賽入口顯示狀態與查核日，也能開啟非官方的本機主題延伸任務。</w:t>
-      </w:r>
-    </w:p>
-    <w:p>
-      <w:pPr>
-        <w:pStyle w:val="HTBullet"/>
-      </w:pPr>
-      <w:r>
-        <w:t xml:space="preserve">• </w:t>
-      </w:r>
-      <w:r>
-        <w:t>試點只帶走彙總：成人可複製題材／接棒階段、錄音使用數與平均時間，不含姓名、短句、各筆識別或媒體路徑。</w:t>
-      </w:r>
-    </w:p>
-    <w:p>
-      <w:pPr>
-        <w:pStyle w:val="HTBullet"/>
-      </w:pPr>
-      <w:r>
-        <w:t xml:space="preserve">• </w:t>
-      </w:r>
-      <w:r>
-        <w:t>本機資料優先：孩子與成人功能分開，遠端能力未完成就不假裝上線。</w:t>
-      </w:r>
-    </w:p>
-    <w:p>
-      <w:pPr>
-        <w:pStyle w:val="HTH2"/>
-      </w:pPr>
-      <w:bookmarkStart w:id="18" w:name="_Toc234928758"/>
-      <w:r>
-        <w:t>四、應用專業技術說明</w:t>
-      </w:r>
-      <w:bookmarkEnd w:id="18"/>
-    </w:p>
-    <w:p>
-      <w:pPr>
-        <w:pStyle w:val="HTBody"/>
-      </w:pPr>
-      <w:r>
-        <w:t>系統以</w:t>
-      </w:r>
-      <w:r>
-        <w:t>Flutter</w:t>
-      </w:r>
-      <w:r>
-        <w:t>建立同一份</w:t>
-      </w:r>
-      <w:r>
-        <w:t>Web</w:t>
-      </w:r>
-      <w:r>
-        <w:t>與行動原始碼。故事</w:t>
-      </w:r>
-      <w:r>
-        <w:t>catalog</w:t>
-      </w:r>
-      <w:r>
-        <w:t>保存五集的提示、選項、分支與場景狀態；每次接話只接受目前節點允許的選項，前兩次選擇會決定後續</w:t>
-      </w:r>
-      <w:r>
-        <w:t>prompt</w:t>
-      </w:r>
-      <w:r>
-        <w:t>與結局。</w:t>
-      </w:r>
-      <w:r>
-        <w:t>`just_audio`</w:t>
-      </w:r>
-      <w:r>
-        <w:t>播放隨包</w:t>
-      </w:r>
-      <w:r>
-        <w:t>MP3</w:t>
-      </w:r>
-      <w:r>
-        <w:t>與家庭錄音，</w:t>
-      </w:r>
-      <w:r>
-        <w:t>`speech_to_text`</w:t>
-      </w:r>
-      <w:r>
-        <w:t>只提供選配的短句辨識；沒有符合語言或權限時以明確狀態退回視覺小卡。</w:t>
-      </w:r>
-    </w:p>
-    <w:p>
-      <w:pPr>
-        <w:pStyle w:val="HTBody"/>
-      </w:pPr>
-      <w:r>
-        <w:t>家庭圈文字、角色、故事卡、接力狀態、邀請狀態與</w:t>
-      </w:r>
-      <w:r>
-        <w:t>PBKDF2</w:t>
-      </w:r>
-      <w:r>
-        <w:t>驗證資料保存在本機；</w:t>
-      </w:r>
-      <w:r>
-        <w:t>Web</w:t>
-      </w:r>
-      <w:r>
-        <w:t>媒體以</w:t>
-      </w:r>
-      <w:r>
-        <w:t>IndexedDB</w:t>
-      </w:r>
-      <w:r>
-        <w:t>保存。家庭接力只允許「等家人、等孩子、已完成」單向轉移，並把家庭短句與孩子作答綁回同一接力。成人邀請使用</w:t>
-      </w:r>
-      <w:r>
-        <w:t>Ed25519</w:t>
-      </w:r>
-      <w:r>
-        <w:t>簽章的一次性包，核對家庭、成員、期限、撤銷與重播狀態。這些機制不等於雲端帳號或端對端加密，介面與技術紀錄會分開說明。</w:t>
-      </w:r>
-    </w:p>
-    <w:p>
-      <w:pPr>
-        <w:pStyle w:val="HTBody"/>
-      </w:pPr>
-      <w:r>
-        <w:lastRenderedPageBreak/>
         <w:t>119</w:t>
       </w:r>
       <w:r>
@@ -4011,8 +4005,9 @@
         <w:rPr>
           <w:noProof/>
         </w:rPr>
+        <w:lastRenderedPageBreak/>
         <w:drawing>
-          <wp:inline distT="0" distB="0" distL="0" distR="0" wp14:anchorId="7E4F89EB" wp14:editId="4C6AFBAD">
+          <wp:inline distT="0" distB="0" distL="0" distR="0" wp14:anchorId="7A5E30E0" wp14:editId="0A85EA5A">
             <wp:extent cx="5220000" cy="3009176"/>
             <wp:effectExtent l="0" t="0" r="0" b="0"/>
             <wp:docPr id="3" name="Picture 3"/>
@@ -4066,7 +4061,7 @@
       <w:pPr>
         <w:pStyle w:val="HTH2"/>
       </w:pPr>
-      <w:bookmarkStart w:id="19" w:name="_Toc234928759"/>
+      <w:bookmarkStart w:id="19" w:name="_Toc234955054"/>
       <w:r>
         <w:t>五、創意及原創性說明</w:t>
       </w:r>
@@ -4304,7 +4299,6 @@
               <w:pStyle w:val="HTTable"/>
             </w:pPr>
             <w:r>
-              <w:lastRenderedPageBreak/>
               <w:t>家庭語音典藏／課程</w:t>
             </w:r>
           </w:p>
@@ -4370,6 +4364,7 @@
               <w:pStyle w:val="HTTable"/>
             </w:pPr>
             <w:r>
+              <w:lastRenderedPageBreak/>
               <w:t>離線家庭語音圖卡</w:t>
             </w:r>
           </w:p>
@@ -4668,7 +4663,7 @@
       <w:pPr>
         <w:pStyle w:val="HTH2"/>
       </w:pPr>
-      <w:bookmarkStart w:id="20" w:name="_Toc234928760"/>
+      <w:bookmarkStart w:id="20" w:name="_Toc234955055"/>
       <w:r>
         <w:t>六、市場潛力說明</w:t>
       </w:r>
@@ -4782,16 +4777,13 @@
         <w:t>NGO</w:t>
       </w:r>
       <w:r>
-        <w:t>帶領者可能是推動者；學校、地方教育局或依法可支用的機構才可能成為預算持有人；行政、採購及有權簽署者負責詢價、核准與契約；</w:t>
+        <w:t>帶領者可能是推動者；學校、地方教育局或依法可支用的機構才可能成為預算持有人；行政、採購及有權簽署者負責詢價、核准與契約；傳家話團隊是供應商。家庭免費層可操作五集核心劇場、家庭原音與故事卡，也能從和家人分享、社團、午餐、上課及朋友關係五類題材走完「孩子選第一棒</w:t>
+      </w:r>
+      <w:r>
+        <w:t>—</w:t>
       </w:r>
       <w:r>
         <w:lastRenderedPageBreak/>
-        <w:t>傳家話團隊是供應商。家庭免費層可操作五集核心劇場、家庭原音與故事卡，也能從和家人分享、社團、午餐、上課及朋友關係五類題材走完「孩子選第一棒</w:t>
-      </w:r>
-      <w:r>
-        <w:t>—</w:t>
-      </w:r>
-      <w:r>
         <w:t>家人確認</w:t>
       </w:r>
       <w:r>
@@ -5292,11 +5284,22 @@
         <w:pStyle w:val="HTBody"/>
       </w:pPr>
       <w:r>
-        <w:t>試點分三關。第一關由教師或帶領者用四週包實走一集劇場與一個接力題材，確認教學任務、家庭招募、可支用科目與資料界線；第二關由一個班級或親子團體完成限定期間試點，記錄家庭啟用分母、完整劇集完成率、成人接棒率、孩子接回率、護照完成、家人回應、四週再使用、教師準備與支援工時、撤回及異常；</w:t>
-      </w:r>
+        <w:t>試點分三關。第一關由教師或帶領者用四週包實走一集劇場與一個接力題材，確認教學任務、家庭招募、可支用科目與資料界線；第二關由一個班級或親子團體完成限定期間試點，記錄家庭啟用分母、完整劇集完成率、成人接棒率、孩子接回率、護照完成、家人回應、四週再使用、教師準備與支援工時、撤回及異常；第三關才提出正式報價，觀察是否進入行政審核、採購、授權或續用。沒有書面同意、採購文件或付款前，不把「願意了解」算成轉換。</w:t>
+      </w:r>
+    </w:p>
+    <w:p>
+      <w:pPr>
+        <w:pStyle w:val="HTBody"/>
+      </w:pPr>
       <w:r>
         <w:lastRenderedPageBreak/>
-        <w:t>第三關才提出正式報價，觀察是否進入行政審核、採購、授權或續用。沒有書面同意、採購文件或付款前，不把「願意了解」算成轉換。</w:t>
+        <w:t>試點轉授權的核心指標為：受邀家庭中完成同意並啟用的比例、啟用家庭中完成至少一集與收到家人回應的比例、孩子選第一棒後成人完成第二棒及孩子完成第三棒的逐階比例、完成後再重播或再選另一情境的比例、教師準備與處理一戶支援所需時間，以及試點後取得正式報價、授權或續約的單位數。成人可自行複製不含家庭文字、姓名、各筆識別、時間戳與媒體路徑的彙總</w:t>
+      </w:r>
+      <w:r>
+        <w:t>JSON</w:t>
+      </w:r>
+      <w:r>
+        <w:t>；是否交給教師仍由家庭決定。每項均須報分子、分母、期間與流失原因，不以下載數、官方入口點擊或活動曝光代替使用閉環。</w:t>
       </w:r>
     </w:p>
     <w:p>
@@ -5304,13 +5307,103 @@
         <w:pStyle w:val="HTBody"/>
       </w:pPr>
       <w:r>
-        <w:t>試點轉授權的核心指標為：受邀家庭中完成同意並啟用的比例、啟用家庭中完成至少一集與收到家人回應的比例、孩子選第一棒後成人完成第二棒及孩子完成第三棒的逐階比例、完成後再重播或再選另一情境的比例、教師準備與處理一戶支援所需時間，以及試點後取得正式報價、授權或續約的單位數。成人可自行複製不含家庭文字、姓名、各筆識別、時間戳與媒體路徑的彙總</w:t>
-      </w:r>
-      <w:r>
-        <w:t>JSON</w:t>
-      </w:r>
-      <w:r>
-        <w:t>；是否交給教師仍由家庭決定。每項均須報分子、分母、期間與流失原因，不以下載數、官方入口點擊或活動曝光代替使用閉環。</w:t>
+        <w:t>唯一銷售單位定義為「</w:t>
+      </w:r>
+      <w:r>
+        <w:t>8,000</w:t>
+      </w:r>
+      <w:r>
+        <w:t>元／一班／一次四週／最多</w:t>
+      </w:r>
+      <w:r>
+        <w:t>30</w:t>
+      </w:r>
+      <w:r>
+        <w:t>戶」的付費試辦價格假設，包含</w:t>
+      </w:r>
+      <w:r>
+        <w:t>60</w:t>
+      </w:r>
+      <w:r>
+        <w:t>分鐘導入、</w:t>
+      </w:r>
+      <w:r>
+        <w:t>30</w:t>
+      </w:r>
+      <w:r>
+        <w:t>分鐘上線預檢、最多</w:t>
+      </w:r>
+      <w:r>
+        <w:t>120</w:t>
+      </w:r>
+      <w:r>
+        <w:t>分鐘預約支援、四週情境包與不含家庭內容的匿名彙總工具；它不是年費、公開牌價、正式報價或成交價。單一試辦</w:t>
+      </w:r>
+      <w:r>
+        <w:t>cohort</w:t>
+      </w:r>
+      <w:r>
+        <w:t>貢獻額＝</w:t>
+      </w:r>
+      <w:r>
+        <w:t>8,000</w:t>
+      </w:r>
+      <w:r>
+        <w:t>元－母語審閱分攤－情境內容分攤－（導入、預檢與支援工時</w:t>
+      </w:r>
+      <w:r>
+        <w:t>×</w:t>
+      </w:r>
+      <w:r>
+        <w:t>完全成本時薪）－主機／資安／付款成本分攤－未成交接洽、報價與行政成本分攤；貢獻率＝貢獻額</w:t>
+      </w:r>
+      <w:r>
+        <w:t>÷8,000</w:t>
+      </w:r>
+      <w:r>
+        <w:t>元。成本</w:t>
+      </w:r>
+      <w:r>
+        <w:t>GO</w:t>
+      </w:r>
+      <w:r>
+        <w:t>門檻為直接變動成本不高於</w:t>
+      </w:r>
+      <w:r>
+        <w:t>4,000</w:t>
+      </w:r>
+      <w:r>
+        <w:t>元、貢獻額至少</w:t>
+      </w:r>
+      <w:r>
+        <w:t>4,000</w:t>
+      </w:r>
+      <w:r>
+        <w:t>元、貢獻率至少</w:t>
+      </w:r>
+      <w:r>
+        <w:t>50%</w:t>
+      </w:r>
+      <w:r>
+        <w:t>、團隊導入加支援不超過</w:t>
+      </w:r>
+      <w:r>
+        <w:t>3.5</w:t>
+      </w:r>
+      <w:r>
+        <w:t>小時；連續兩個</w:t>
+      </w:r>
+      <w:r>
+        <w:t>cohort</w:t>
+      </w:r>
+      <w:r>
+        <w:t>任一成本或工時超標即</w:t>
+      </w:r>
+      <w:r>
+        <w:t>NO-GO</w:t>
+      </w:r>
+      <w:r>
+        <w:t>，停止本銷售單位並改做多班合購、縮減服務或重新定價。任何未來長期方案都須另做範圍、價格與續用價值訪談，不能沿用這個四週價格。</w:t>
       </w:r>
     </w:p>
     <w:p>
@@ -5318,329 +5411,239 @@
         <w:pStyle w:val="HTBody"/>
       </w:pPr>
       <w:r>
-        <w:t>唯一銷售單位定義為「</w:t>
-      </w:r>
-      <w:r>
-        <w:t>8,000</w:t>
-      </w:r>
-      <w:r>
-        <w:t>元／一班／一次四週／最多</w:t>
+        <w:t>試辦前另預登錄行為與商業門檻：至少</w:t>
+      </w:r>
+      <w:r>
+        <w:t>2</w:t>
+      </w:r>
+      <w:r>
+        <w:t>個</w:t>
+      </w:r>
+      <w:r>
+        <w:t>cohort</w:t>
+      </w:r>
+      <w:r>
+        <w:t>、</w:t>
+      </w:r>
+      <w:r>
+        <w:t>20</w:t>
+      </w:r>
+      <w:r>
+        <w:t>戶受邀家庭及</w:t>
+      </w:r>
+      <w:r>
+        <w:t>2</w:t>
+      </w:r>
+      <w:r>
+        <w:t>名帶領者；啟用率至少</w:t>
+      </w:r>
+      <w:r>
+        <w:t>70%</w:t>
+      </w:r>
+      <w:r>
+        <w:t>、成人接棒率至少</w:t>
+      </w:r>
+      <w:r>
+        <w:t>70%</w:t>
+      </w:r>
+      <w:r>
+        <w:t>、孩子接回率至少</w:t>
+      </w:r>
+      <w:r>
+        <w:t>80%</w:t>
+      </w:r>
+      <w:r>
+        <w:t>、首次閉環率至少</w:t>
+      </w:r>
+      <w:r>
+        <w:t>50%</w:t>
+      </w:r>
+      <w:r>
+        <w:t>、第</w:t>
+      </w:r>
+      <w:r>
+        <w:t>4</w:t>
+      </w:r>
+      <w:r>
+        <w:t>週再使用率至少</w:t>
+      </w:r>
+      <w:r>
+        <w:t>40%</w:t>
+      </w:r>
+      <w:r>
+        <w:t>、拒絕麥克風後仍可完成率至少</w:t>
+      </w:r>
+      <w:r>
+        <w:t>90%</w:t>
+      </w:r>
+      <w:r>
+        <w:t>，且重大隱私事件為</w:t>
+      </w:r>
+      <w:r>
+        <w:t>0</w:t>
+      </w:r>
+      <w:r>
+        <w:t>。商業</w:t>
+      </w:r>
+      <w:r>
+        <w:t>GO</w:t>
+      </w:r>
+      <w:r>
+        <w:t>須在</w:t>
+      </w:r>
+      <w:r>
+        <w:t>3</w:t>
+      </w:r>
+      <w:r>
+        <w:t>次決策角色訪談中辨識推動者、預算持有人與簽約者，取得至少</w:t>
+      </w:r>
+      <w:r>
+        <w:t>2</w:t>
+      </w:r>
+      <w:r>
+        <w:t>份正式詢價／報價請求，並取得</w:t>
+      </w:r>
+      <w:r>
+        <w:t>1</w:t>
+      </w:r>
+      <w:r>
+        <w:t>份載明範圍、價格、時程與條件的意向書或</w:t>
+      </w:r>
+      <w:r>
+        <w:t>1</w:t>
+      </w:r>
+      <w:r>
+        <w:t>筆付費試辦；未達門檻只記為學習，不寫成採購意願或市場驗證。</w:t>
+      </w:r>
+    </w:p>
+    <w:p>
+      <w:pPr>
+        <w:pStyle w:val="HTBody"/>
+      </w:pPr>
+      <w:r>
+        <w:t>採購與合作依序驗證：學校端先找新住民語文課程承辦或教師確認教學與校內程序；地方教育局確認跨校試點、資料責任與可支用科目；新住民學習中心及</w:t>
+      </w:r>
+      <w:r>
+        <w:t>NGO</w:t>
+      </w:r>
+      <w:r>
+        <w:t>確認家庭服務任務、招募與支持能力。各路徑都須完成承辦訪談、個資與兒少條款、試點範圍、報價及行政核准；官方政策或公告只證明制度存在，不等於本作符合補助項目或已取得採購資格。</w:t>
+      </w:r>
+    </w:p>
+    <w:p>
+      <w:pPr>
+        <w:pStyle w:val="HTBody"/>
+      </w:pPr>
+      <w:r>
+        <w:t>上述公開資料只證明問題規模、家庭環境的重要性與既有服務入口，不是本作的可用性、語言正確性、導入意願或付費證據。送件前仍須完成</w:t>
+      </w:r>
+      <w:r>
+        <w:t>3</w:t>
+      </w:r>
+      <w:r>
+        <w:t>至</w:t>
+      </w:r>
+      <w:r>
+        <w:t>5</w:t>
+      </w:r>
+      <w:r>
+        <w:t>組家庭任務測試、</w:t>
+      </w:r>
+      <w:r>
+        <w:t>1</w:t>
+      </w:r>
+      <w:r>
+        <w:t>至</w:t>
+      </w:r>
+      <w:r>
+        <w:t>2</w:t>
+      </w:r>
+      <w:r>
+        <w:t>名母語者內容審閱，以及</w:t>
+      </w:r>
+      <w:r>
+        <w:t>2</w:t>
+      </w:r>
+      <w:r>
+        <w:t>至</w:t>
+      </w:r>
+      <w:r>
+        <w:t>3</w:t>
+      </w:r>
+      <w:r>
+        <w:t>名教師或服務承辦者流程訪談；取得結果前不報成功率、留存、成效或願付價格。問卷與</w:t>
+      </w:r>
+      <w:r>
+        <w:t>119</w:t>
+      </w:r>
+      <w:r>
+        <w:t>句逐檔播放、標記及匯出的母語審閱工具已備妥，但空白工具不算真人結果。</w:t>
+      </w:r>
+    </w:p>
+    <w:p>
+      <w:pPr>
+        <w:pStyle w:val="HTBody"/>
+      </w:pPr>
+      <w:r>
+        <w:t>越南語流程穩定後，才逐步擴充其他家庭傳承語。每增加一種語言，都要重新檢查稱謂、地方用詞、文字顯示、音檔權利與母語者審閱，而不是只替換翻譯</w:t>
+      </w:r>
+      <w:r>
+        <w:lastRenderedPageBreak/>
+        <w:t>文字。可累積的產品資產是經同意的故事模板、失敗案例、母語修訂紀錄與導入方法，不是未授權的家庭原始錄音。</w:t>
+      </w:r>
+    </w:p>
+    <w:p>
+      <w:pPr>
+        <w:pStyle w:val="HTH1"/>
+      </w:pPr>
+      <w:bookmarkStart w:id="21" w:name="_Toc234955056"/>
+      <w:r>
+        <w:t>第四章　操作方法</w:t>
+      </w:r>
+      <w:bookmarkEnd w:id="21"/>
+    </w:p>
+    <w:p>
+      <w:pPr>
+        <w:pStyle w:val="HTH2"/>
+      </w:pPr>
+      <w:bookmarkStart w:id="22" w:name="_Toc234955057"/>
+      <w:r>
+        <w:t>一、評審可操作的完整流程</w:t>
+      </w:r>
+      <w:bookmarkEnd w:id="22"/>
+    </w:p>
+    <w:p>
+      <w:pPr>
+        <w:pStyle w:val="HTNumbered"/>
+      </w:pPr>
+      <w:r>
+        <w:t xml:space="preserve">1. </w:t>
+      </w:r>
+      <w:r>
+        <w:t>開啟</w:t>
+      </w:r>
+      <w:r>
+        <w:t>Web</w:t>
+      </w:r>
+      <w:r>
+        <w:t>版先點「先試演約</w:t>
       </w:r>
       <w:r>
         <w:t>30</w:t>
       </w:r>
       <w:r>
-        <w:t>戶」的付費試辦價格假設，包含</w:t>
-      </w:r>
-      <w:r>
-        <w:t>60</w:t>
-      </w:r>
-      <w:r>
-        <w:t>分鐘導入、</w:t>
-      </w:r>
-      <w:r>
-        <w:t>30</w:t>
-      </w:r>
-      <w:r>
-        <w:t>分鐘上線預檢、最多</w:t>
-      </w:r>
-      <w:r>
-        <w:t>120</w:t>
-      </w:r>
-      <w:r>
-        <w:t>分鐘預約支援、四週情境包與不含家庭內容的匿名彙總工具；它不是年費、公開牌價、正式報價或成交價。單一試辦</w:t>
-      </w:r>
-      <w:r>
-        <w:t>cohort</w:t>
-      </w:r>
-      <w:r>
-        <w:t>貢獻額＝</w:t>
-      </w:r>
-      <w:r>
-        <w:t>8,000</w:t>
-      </w:r>
-      <w:r>
-        <w:t>元－母語審閱分攤－情境內容分攤－（導入、預檢與支援工時</w:t>
-      </w:r>
-      <w:r>
-        <w:t>×</w:t>
-      </w:r>
-      <w:r>
-        <w:t>完全成本時薪）－主機／資安／付款成本分攤－未成交接洽、報價與行政成本分攤；貢獻率＝貢獻額</w:t>
-      </w:r>
-      <w:r>
-        <w:t>÷8,000</w:t>
-      </w:r>
-      <w:r>
-        <w:t>元。成本</w:t>
-      </w:r>
-      <w:r>
-        <w:t>GO</w:t>
-      </w:r>
-      <w:r>
-        <w:t>門檻為直接變動成本不高於</w:t>
-      </w:r>
-      <w:r>
-        <w:t>4,000</w:t>
-      </w:r>
-      <w:r>
-        <w:t>元、貢獻額至少</w:t>
-      </w:r>
-      <w:r>
-        <w:t>4,000</w:t>
-      </w:r>
-      <w:r>
-        <w:t>元、貢獻率至少</w:t>
-      </w:r>
-      <w:r>
-        <w:t>50%</w:t>
-      </w:r>
-      <w:r>
-        <w:t>、團隊導入加支援不超過</w:t>
-      </w:r>
-      <w:r>
-        <w:t>3.5</w:t>
-      </w:r>
-      <w:r>
-        <w:t>小時；連續兩個</w:t>
-      </w:r>
-      <w:r>
-        <w:t>cohort</w:t>
-      </w:r>
-      <w:r>
-        <w:t>任一成本或工時超標即</w:t>
-      </w:r>
-      <w:r>
-        <w:t>NO-GO</w:t>
-      </w:r>
-      <w:r>
-        <w:t>，停止本銷售單位並改做多班合購、縮減服務或重新定價。任何未來長期方案都須另做範圍、價格與續用價值訪談，不能沿用這個四週價格。</w:t>
-      </w:r>
-    </w:p>
-    <w:p>
-      <w:pPr>
-        <w:pStyle w:val="HTBody"/>
-      </w:pPr>
-      <w:r>
-        <w:t>試辦前另預登錄行為與商業門檻：至少</w:t>
-      </w:r>
-      <w:r>
-        <w:t>2</w:t>
-      </w:r>
-      <w:r>
-        <w:t>個</w:t>
-      </w:r>
-      <w:r>
-        <w:t>cohort</w:t>
-      </w:r>
-      <w:r>
-        <w:t>、</w:t>
-      </w:r>
-      <w:r>
-        <w:t>20</w:t>
-      </w:r>
-      <w:r>
-        <w:t>戶受邀家庭及</w:t>
-      </w:r>
-      <w:r>
-        <w:t>2</w:t>
-      </w:r>
-      <w:r>
-        <w:t>名帶領者；啟用率至少</w:t>
-      </w:r>
-      <w:r>
-        <w:t>70%</w:t>
-      </w:r>
-      <w:r>
-        <w:t>、成人接棒率至少</w:t>
-      </w:r>
-      <w:r>
-        <w:t>70%</w:t>
-      </w:r>
-      <w:r>
-        <w:t>、孩子接回率至少</w:t>
-      </w:r>
-      <w:r>
-        <w:t>80%</w:t>
-      </w:r>
-      <w:r>
-        <w:t>、首次閉環率至少</w:t>
-      </w:r>
-      <w:r>
-        <w:t>50%</w:t>
-      </w:r>
-      <w:r>
-        <w:t>、第</w:t>
-      </w:r>
-      <w:r>
-        <w:t>4</w:t>
-      </w:r>
-      <w:r>
-        <w:t>週再使用率至少</w:t>
-      </w:r>
-      <w:r>
-        <w:t>40%</w:t>
-      </w:r>
-      <w:r>
-        <w:t>、拒絕麥克風後仍可完成率至少</w:t>
-      </w:r>
-      <w:r>
-        <w:t>90%</w:t>
-      </w:r>
-      <w:r>
-        <w:t>，且重大隱私事件為</w:t>
-      </w:r>
-      <w:r>
-        <w:t>0</w:t>
-      </w:r>
-      <w:r>
-        <w:t>。商業</w:t>
-      </w:r>
-      <w:r>
-        <w:t>GO</w:t>
-      </w:r>
-      <w:r>
-        <w:t>須在</w:t>
-      </w:r>
-      <w:r>
-        <w:t>3</w:t>
-      </w:r>
-      <w:r>
-        <w:t>次決策角色訪談中辨識推動者、預算持有人與簽約者，取得至少</w:t>
-      </w:r>
-      <w:r>
-        <w:t>2</w:t>
-      </w:r>
-      <w:r>
-        <w:t>份正式詢價／報價請求，並取得</w:t>
-      </w:r>
-      <w:r>
-        <w:t>1</w:t>
-      </w:r>
-      <w:r>
-        <w:t>份載明範圍、價格、時程與條件的意向書或</w:t>
-      </w:r>
-      <w:r>
-        <w:t>1</w:t>
-      </w:r>
-      <w:r>
-        <w:t>筆付費試辦；未達門檻只記為學習，不寫成採購意願或市場驗證。</w:t>
-      </w:r>
-    </w:p>
-    <w:p>
-      <w:pPr>
-        <w:pStyle w:val="HTBody"/>
-      </w:pPr>
-      <w:r>
-        <w:t>採購與合作依序驗證：學校端先找新住民語文課程承辦或教師確認教學與校內程序；地方教育局確認跨校試點、資料責任與可支用科目；新住民學習中心及</w:t>
-      </w:r>
-      <w:r>
-        <w:t>NGO</w:t>
-      </w:r>
-      <w:r>
-        <w:t>確認家庭服務任務、招募與支持能力。各路徑都須完成承辦訪談、個資與兒少條款、試點範圍、報價及行政核准；官方政策或公告只證明制度存在，不等於本作符合補助項目或已取得採購資格。</w:t>
-      </w:r>
-    </w:p>
-    <w:p>
-      <w:pPr>
-        <w:pStyle w:val="HTBody"/>
-      </w:pPr>
-      <w:r>
-        <w:t>上述公開資料只證明問題規模、家庭環境的重要性與既有服務入口，不是本作的可用性、語言正確性、導入意願或付費證據。送件前仍須完成</w:t>
-      </w:r>
-      <w:r>
-        <w:t>3</w:t>
-      </w:r>
-      <w:r>
-        <w:t>至</w:t>
-      </w:r>
-      <w:r>
-        <w:t>5</w:t>
-      </w:r>
-      <w:r>
-        <w:t>組家庭任務測試、</w:t>
-      </w:r>
-      <w:r>
-        <w:t>1</w:t>
-      </w:r>
-      <w:r>
-        <w:t>至</w:t>
-      </w:r>
-      <w:r>
-        <w:t>2</w:t>
-      </w:r>
-      <w:r>
-        <w:t>名母語者內容審閱，以及</w:t>
-      </w:r>
-      <w:r>
-        <w:t>2</w:t>
-      </w:r>
-      <w:r>
-        <w:t>至</w:t>
-      </w:r>
-      <w:r>
-        <w:t>3</w:t>
-      </w:r>
-      <w:r>
-        <w:t>名教師或服務承辦者流程訪談；取得結果前不報成功率、留存、成效或願付價格。問卷與</w:t>
-      </w:r>
-      <w:r>
-        <w:t>119</w:t>
-      </w:r>
-      <w:r>
-        <w:t>句逐檔播放、標記及匯出的母語審閱工具已備妥，但空白工具不算真人結果。</w:t>
-      </w:r>
-    </w:p>
-    <w:p>
-      <w:pPr>
-        <w:pStyle w:val="HTBody"/>
-      </w:pPr>
-      <w:r>
-        <w:lastRenderedPageBreak/>
-        <w:t>越南語流程穩定後，才逐步擴充其他家庭傳承語。每增加一種語言，都要重新檢查稱謂、地方用詞、文字顯示、音檔權利與母語者審閱，而不是只替換翻譯文字。可累積的產品資產是經同意的故事模板、失敗案例、母語修訂紀錄與導入方法，不是未授權的家庭原始錄音。</w:t>
-      </w:r>
-    </w:p>
-    <w:p>
-      <w:pPr>
-        <w:pStyle w:val="HTH1"/>
-      </w:pPr>
-      <w:bookmarkStart w:id="21" w:name="_Toc234928761"/>
-      <w:r>
-        <w:t>第四章　操作方法</w:t>
-      </w:r>
-      <w:bookmarkEnd w:id="21"/>
-    </w:p>
-    <w:p>
-      <w:pPr>
-        <w:pStyle w:val="HTH2"/>
-      </w:pPr>
-      <w:bookmarkStart w:id="22" w:name="_Toc234928762"/>
-      <w:r>
-        <w:t>一、評審可操作的完整流程</w:t>
-      </w:r>
-      <w:bookmarkEnd w:id="22"/>
+        <w:t>秒」，依序看見長輩開場、孩子直接點圖中場景、外婆在圖上回話，以及固定合成的三棒接力預演；畫面明示未使用家庭資料、不是真人原音且不代表母語審閱完成。退出前後故事、接力與作答資料皆不變。返回後再閱讀家庭資料與錄音說明，勾選兩項同意、設定四位數家長碼，並由成人輸入長輩稱呼與孩子小名。</w:t>
+      </w:r>
     </w:p>
     <w:p>
       <w:pPr>
         <w:pStyle w:val="HTNumbered"/>
       </w:pPr>
       <w:r>
-        <w:t xml:space="preserve">1. </w:t>
-      </w:r>
-      <w:r>
-        <w:t>開啟</w:t>
-      </w:r>
-      <w:r>
-        <w:t>Web</w:t>
-      </w:r>
-      <w:r>
-        <w:t>版先點「先試演約</w:t>
-      </w:r>
-      <w:r>
-        <w:t>30</w:t>
-      </w:r>
-      <w:r>
-        <w:t>秒」，依序看見長輩開場、孩子選句後的舞台變化，以及固定合成的三棒接力預演；畫面明示未使用家庭資料、不是真人原音且不代表母語審閱完成。退出前後故事、接力與作答資料皆不變。返回後再閱讀家庭資料與錄音說明，勾選兩項同意、設定四位數家長碼，並由成人輸入長輩稱呼與孩子小名。</w:t>
+        <w:t xml:space="preserve">2. </w:t>
+      </w:r>
+      <w:r>
+        <w:t>首頁直接看到「放學回家」主舞台；點「進入放學回家」後，按「點一下，聽長輩說」播放第一句。</w:t>
       </w:r>
     </w:p>
     <w:p>
@@ -5648,10 +5651,10 @@
         <w:pStyle w:val="HTNumbered"/>
       </w:pPr>
       <w:r>
-        <w:t xml:space="preserve">2. </w:t>
-      </w:r>
-      <w:r>
-        <w:t>首頁直接看到「放學回家」主舞台；點「進入放學回家」後，按「點一下，聽長輩說」播放第一句。</w:t>
+        <w:t xml:space="preserve">3. </w:t>
+      </w:r>
+      <w:r>
+        <w:t>孩子直接點舞台圖中的「我回來了」或「我有一點累」；尚未選圖時只顯示一條操作提示，不先堆出停用控制。</w:t>
       </w:r>
     </w:p>
     <w:p>
@@ -5659,10 +5662,10 @@
         <w:pStyle w:val="HTNumbered"/>
       </w:pPr>
       <w:r>
-        <w:t xml:space="preserve">3. </w:t>
-      </w:r>
-      <w:r>
-        <w:t>孩子在「我回來了」與「我有一點累」中先選想表達的中文意思；這一步只準備，不送出。</w:t>
+        <w:t xml:space="preserve">4. </w:t>
+      </w:r>
+      <w:r>
+        <w:t>選圖後才顯示唯一對應短句、羅馬字分段與中文。可正常播放、較慢播放或逐段聽，再選擇開麥克風或按「不開麥克風，用這張圖讓外婆回話」。</w:t>
       </w:r>
     </w:p>
     <w:p>
@@ -5670,10 +5673,10 @@
         <w:pStyle w:val="HTNumbered"/>
       </w:pPr>
       <w:r>
-        <w:t xml:space="preserve">4. </w:t>
-      </w:r>
-      <w:r>
-        <w:t>畫面顯示唯一對應短句、羅馬字分段與中文。可正常播放、較慢播放或逐段聽，再選擇開麥克風或使用小卡。</w:t>
+        <w:t xml:space="preserve">5. </w:t>
+      </w:r>
+      <w:r>
+        <w:t>接話後長輩立即在同一張圖上以對話泡泡與動作徽章回應，舞台結果依選擇改變；再完成兩幕，前面的選擇會影響第三幕與結局。</w:t>
       </w:r>
     </w:p>
     <w:p>
@@ -5681,10 +5684,10 @@
         <w:pStyle w:val="HTNumbered"/>
       </w:pPr>
       <w:r>
-        <w:t xml:space="preserve">5. </w:t>
-      </w:r>
-      <w:r>
-        <w:t>接話後長輩立即回應，舞台依選擇切換；再完成兩幕，前面的選擇會影響第三幕與結局。</w:t>
+        <w:t xml:space="preserve">6. </w:t>
+      </w:r>
+      <w:r>
+        <w:t>完成後查看只產生一次的家庭故事卡與「今晚問問家人」問題，再帶回家人圈。</w:t>
       </w:r>
     </w:p>
     <w:p>
@@ -5692,21 +5695,10 @@
         <w:pStyle w:val="HTNumbered"/>
       </w:pPr>
       <w:r>
-        <w:t xml:space="preserve">6. </w:t>
-      </w:r>
-      <w:r>
-        <w:t>完成後查看只產生一次的家庭故事卡與「今晚問問家人」問題，再帶回家人圈。</w:t>
-      </w:r>
-    </w:p>
-    <w:p>
-      <w:pPr>
-        <w:pStyle w:val="HTNumbered"/>
-      </w:pPr>
-      <w:r>
         <w:t xml:space="preserve">7. </w:t>
       </w:r>
       <w:r>
-        <w:t>點「交給家人」，由成人用家長碼進入；替故事卡加一個表情或留一句話，也可替任一長輩節點錄下家庭版本。離開家人模式後，孩子可在首頁與家人圈看到最新回應。</w:t>
+        <w:t>點「交給家人」，由成人用家長碼進入；第一屏直接替最新故事卡加一個表情或留一句話。邀請、備份與主劇情原音預設收合，需要時才展開。離開家人模式後，孩子可在首頁與家人圈看到最新回應。</w:t>
       </w:r>
     </w:p>
     <w:p>
@@ -5761,7 +5753,7 @@
         </w:rPr>
         <w:lastRenderedPageBreak/>
         <w:drawing>
-          <wp:inline distT="0" distB="0" distL="0" distR="0" wp14:anchorId="3F45E6B4" wp14:editId="77B04C79">
+          <wp:inline distT="0" distB="0" distL="0" distR="0" wp14:anchorId="4E7C449A" wp14:editId="1060B3D8">
             <wp:extent cx="5220000" cy="3132000"/>
             <wp:effectExtent l="0" t="0" r="0" b="0"/>
             <wp:docPr id="4" name="Picture 4"/>
@@ -5808,20 +5800,20 @@
         <w:t>4</w:t>
       </w:r>
       <w:r>
-        <w:t xml:space="preserve">　由</w:t>
-      </w:r>
-      <w:r>
-        <w:t>Edge Pixel 7</w:t>
-      </w:r>
-      <w:r>
-        <w:t>流程實際擷取：零資料三棒預演、社團接力交接、實際三棒家庭作品與教育機會情報，均來自目前交付版。</w:t>
+        <w:t xml:space="preserve">　由瀏覽器</w:t>
+      </w:r>
+      <w:r>
+        <w:t>Pixel 7 viewport</w:t>
+      </w:r>
+      <w:r>
+        <w:t>流程實際擷取：孩子直接點圖選場景、外婆在圖上回話、家長先回應最新故事，以及三棒家庭作品完成，均來自目前交付版。</w:t>
       </w:r>
     </w:p>
     <w:p>
       <w:pPr>
         <w:pStyle w:val="HTH2"/>
       </w:pPr>
-      <w:bookmarkStart w:id="23" w:name="_Toc234928763"/>
+      <w:bookmarkStart w:id="23" w:name="_Toc234955058"/>
       <w:r>
         <w:t>二、使用與運作方式</w:t>
       </w:r>
@@ -5877,7 +5869,7 @@
       <w:pPr>
         <w:pStyle w:val="HTH2"/>
       </w:pPr>
-      <w:bookmarkStart w:id="24" w:name="_Toc234928764"/>
+      <w:bookmarkStart w:id="24" w:name="_Toc234955059"/>
       <w:r>
         <w:t>三、目前成果與推進規劃</w:t>
       </w:r>
@@ -5888,7 +5880,7 @@
         <w:pStyle w:val="HTBody"/>
       </w:pPr>
       <w:r>
-        <w:t>目前已完成五集三幕分支、零基礎聽句鷹架、正常／慢速／逐段播放、麥克風與小卡備援、家庭故事卡、家人原音、成人分流、一次性邀請及本機資料管理。「選故事」另有五類家庭接力、四關任務、三棒作品、家人圈與故事護照；</w:t>
+        <w:t>目前已完成五集三幕分支、圖上場景選擇與長輩回話、零基礎聽句鷹架、正常／慢速／逐段播放、麥克風與圖卡備援、家庭故事卡、家人原音、任務優先家長頁、成人分流、一次性邀請及本機資料管理。「選故事」另有五類家庭接力、四關任務、三棒作品、家人圈與故事護照；</w:t>
       </w:r>
       <w:r>
         <w:t>3</w:t>
@@ -5998,7 +5990,11 @@
         <w:t>6</w:t>
       </w:r>
       <w:r>
-        <w:t>、試演四段點播、兩個不同舞台、依序三棒、五個生活題材與零資料寫入。每段點播均取得</w:t>
+        <w:t>、試演四段點播、兩個不同舞台、依序三棒、五個生活題材與零資料寫入。每段點播均取</w:t>
+      </w:r>
+      <w:r>
+        <w:lastRenderedPageBreak/>
+        <w:t>得</w:t>
       </w:r>
       <w:r>
         <w:t>MP3 HTTP 200</w:t>
@@ -6048,116 +6044,1088 @@
         <w:pStyle w:val="HTBody"/>
       </w:pPr>
       <w:r>
+        <w:t>送件前優先完成四件事：一、由越南語母語者逐句複聽</w:t>
+      </w:r>
+      <w:r>
+        <w:t>119</w:t>
+      </w:r>
+      <w:r>
+        <w:t>檔並留下修訂紀錄；二、以</w:t>
+      </w:r>
+      <w:r>
+        <w:t>3</w:t>
+      </w:r>
+      <w:r>
+        <w:t>至</w:t>
+      </w:r>
+      <w:r>
+        <w:t>5</w:t>
+      </w:r>
+      <w:r>
+        <w:t>組目標家庭實走並保存去識別數據；三、取得</w:t>
+      </w:r>
+      <w:r>
+        <w:t>2</w:t>
+      </w:r>
+      <w:r>
+        <w:t>至</w:t>
+      </w:r>
+      <w:r>
+        <w:t>3</w:t>
+      </w:r>
+      <w:r>
+        <w:t>位導入端的任務與價格回饋；四、完成公開</w:t>
+      </w:r>
+      <w:r>
+        <w:t>HTTPS</w:t>
+      </w:r>
+      <w:r>
+        <w:t>、真手機與不同網路驗收。正式初審影片已完成；其餘只有取得證據後，才把相應結果寫進本計畫書。</w:t>
+      </w:r>
+    </w:p>
+    <w:p>
+      <w:pPr>
+        <w:pStyle w:val="HTH1"/>
+      </w:pPr>
+      <w:bookmarkStart w:id="25" w:name="_Toc234955060"/>
+      <w:r>
+        <w:t>第五章　參考資料</w:t>
+      </w:r>
+      <w:bookmarkEnd w:id="25"/>
+    </w:p>
+    <w:p>
+      <w:pPr>
+        <w:pStyle w:val="HTBody"/>
+      </w:pPr>
+      <w:r>
+        <w:t xml:space="preserve">[1] </w:t>
+      </w:r>
+      <w:r>
+        <w:t>教育部統計處（</w:t>
+      </w:r>
+      <w:r>
+        <w:t>2026</w:t>
+      </w:r>
+      <w:r>
+        <w:t>）。</w:t>
+      </w:r>
+      <w:r>
+        <w:t>114</w:t>
+      </w:r>
+      <w:r>
+        <w:t>學年度新住民子女就學開放資料（</w:t>
+      </w:r>
+      <w:r>
+        <w:t>2026</w:t>
+      </w:r>
+      <w:r>
+        <w:t>年</w:t>
+      </w:r>
+      <w:r>
+        <w:t>7</w:t>
+      </w:r>
+      <w:r>
+        <w:t>月</w:t>
+      </w:r>
+      <w:r>
+        <w:t>1</w:t>
+      </w:r>
+      <w:r>
+        <w:t>日更新）；本團隊依國籍別資料列重算。</w:t>
+      </w:r>
+      <w:r>
+        <w:t xml:space="preserve">https://data.gov.tw/dataset/46320 </w:t>
+      </w:r>
+      <w:r>
+        <w:t>；</w:t>
+      </w:r>
+      <w:r>
+        <w:t xml:space="preserve"> https://stats.moe.gov.tw/files/opendata/104_114edu_A_1_9.json </w:t>
+      </w:r>
+      <w:r>
+        <w:t>。課程班數另見《</w:t>
+      </w:r>
+      <w:r>
+        <w:t>113</w:t>
+      </w:r>
+      <w:r>
+        <w:t>學年度各級學校新住民子女就學概況》。</w:t>
+      </w:r>
+      <w:r>
+        <w:t>https://stats.moe.gov.tw/files/analysis/113_son_of_foreign.pdf</w:t>
+      </w:r>
+    </w:p>
+    <w:p>
+      <w:pPr>
+        <w:pStyle w:val="HTBody"/>
+      </w:pPr>
+      <w:r>
+        <w:t xml:space="preserve">[2] </w:t>
+      </w:r>
+      <w:r>
+        <w:t>教育部國民及學前教育署（</w:t>
+      </w:r>
+      <w:r>
+        <w:t>2021</w:t>
+      </w:r>
+      <w:r>
+        <w:t>）。第</w:t>
+      </w:r>
+      <w:r>
+        <w:t>224</w:t>
+      </w:r>
+      <w:r>
+        <w:t>期電子報：東南亞七國每種語言</w:t>
+      </w:r>
+      <w:r>
+        <w:t>18</w:t>
+      </w:r>
+      <w:r>
+        <w:t>冊、共</w:t>
+      </w:r>
+      <w:r>
+        <w:t>126</w:t>
+      </w:r>
+      <w:r>
+        <w:t>冊數位教材。</w:t>
+      </w:r>
+      <w:r>
+        <w:t>https://www.k12ea.gov.tw/Tw/Epaper/Index?id=542891ab-3778-491d-9c16-a2e0e5e056c7</w:t>
+      </w:r>
+    </w:p>
+    <w:p>
+      <w:pPr>
+        <w:pStyle w:val="HTBody"/>
+      </w:pPr>
+      <w:r>
+        <w:t xml:space="preserve">[3] </w:t>
+      </w:r>
+      <w:r>
+        <w:t>內政部移民署（</w:t>
+      </w:r>
+      <w:r>
+        <w:t>2024</w:t>
+      </w:r>
+      <w:r>
+        <w:t>）。《</w:t>
+      </w:r>
+      <w:r>
+        <w:t>112</w:t>
+      </w:r>
+      <w:r>
+        <w:t>年新住民生活需求調查報告》，調查方法頁</w:t>
+      </w:r>
+      <w:r>
+        <w:t>83</w:t>
+      </w:r>
+      <w:r>
+        <w:t>、</w:t>
+      </w:r>
+      <w:r>
+        <w:t>95</w:t>
+      </w:r>
+      <w:r>
+        <w:t>，表</w:t>
+      </w:r>
+      <w:r>
+        <w:t>7-21</w:t>
+      </w:r>
+      <w:r>
+        <w:t>頁</w:t>
+      </w:r>
+      <w:r>
+        <w:t>248</w:t>
+      </w:r>
+      <w:r>
+        <w:t>。</w:t>
+      </w:r>
+      <w:r>
+        <w:t>https://www.immigration.gov.tw/media/107730/112</w:t>
+      </w:r>
+      <w:r>
+        <w:t>年新住民生活需求調查報告</w:t>
+      </w:r>
+      <w:r>
+        <w:t>.pdf</w:t>
+      </w:r>
+    </w:p>
+    <w:p>
+      <w:pPr>
+        <w:pStyle w:val="HTBody"/>
+      </w:pPr>
+      <w:r>
+        <w:t xml:space="preserve">[4] </w:t>
+      </w:r>
+      <w:r>
+        <w:t>內政部移民署（</w:t>
+      </w:r>
+      <w:r>
+        <w:t>2023</w:t>
+      </w:r>
+      <w:r>
+        <w:t>）。《多元文化與語言學習之研究》，研究摘要頁</w:t>
+      </w:r>
+      <w:r>
+        <w:t>14</w:t>
+      </w:r>
+      <w:r>
+        <w:t>、樣本頁</w:t>
+      </w:r>
+      <w:r>
+        <w:t>98</w:t>
+      </w:r>
+      <w:r>
+        <w:t>、表</w:t>
+      </w:r>
+      <w:r>
+        <w:t>5-4</w:t>
+      </w:r>
+      <w:r>
+        <w:t>頁</w:t>
+      </w:r>
+      <w:r>
+        <w:t>105</w:t>
+      </w:r>
+      <w:r>
+        <w:t>、表</w:t>
+      </w:r>
+      <w:r>
+        <w:t>5-5</w:t>
+      </w:r>
+      <w:r>
+        <w:t>頁</w:t>
+      </w:r>
+      <w:r>
+        <w:t>106</w:t>
+      </w:r>
+      <w:r>
+        <w:t>、結論頁</w:t>
+      </w:r>
+      <w:r>
+        <w:t>182</w:t>
+      </w:r>
+      <w:r>
+        <w:t>至</w:t>
+      </w:r>
+      <w:r>
+        <w:t>184</w:t>
+      </w:r>
+      <w:r>
+        <w:t>。</w:t>
+      </w:r>
+      <w:r>
+        <w:t>https://www.immigration.gov.tw/media/101629/</w:t>
+      </w:r>
+      <w:r>
+        <w:t>多元文化與語言學習之研究</w:t>
+      </w:r>
+      <w:r>
+        <w:t>-1111f302.pdf</w:t>
+      </w:r>
+    </w:p>
+    <w:p>
+      <w:pPr>
+        <w:pStyle w:val="HTBody"/>
+      </w:pPr>
+      <w:r>
+        <w:t xml:space="preserve">[5] </w:t>
+      </w:r>
+      <w:r>
+        <w:t>總統府（</w:t>
+      </w:r>
+      <w:r>
+        <w:t>2024</w:t>
+      </w:r>
+      <w:r>
+        <w:t>）。《新住民基本法》公布全文，第</w:t>
+      </w:r>
+      <w:r>
+        <w:t>2</w:t>
+      </w:r>
+      <w:r>
+        <w:t>條、第</w:t>
+      </w:r>
+      <w:r>
+        <w:t>12</w:t>
+      </w:r>
+      <w:r>
+        <w:t>條及第</w:t>
+      </w:r>
+      <w:r>
+        <w:t>19</w:t>
+      </w:r>
+      <w:r>
+        <w:t>條。</w:t>
+      </w:r>
+      <w:r>
+        <w:t>https://www.president.gov.tw/File/Doc/3a960df5-5ec7-4748-9646-04e2ef18f0e8</w:t>
+      </w:r>
+    </w:p>
+    <w:p>
+      <w:pPr>
+        <w:pStyle w:val="HTBody"/>
+      </w:pPr>
+      <w:r>
+        <w:t xml:space="preserve">[6] </w:t>
+      </w:r>
+      <w:r>
+        <w:t>教育部國民及學前教育署。〈政府網站資料開放宣告〉。</w:t>
+      </w:r>
+      <w:r>
+        <w:t>https://www.k12ea.gov.tw/Tw/Common/SinglePage?filter=7980A248-562A-4712-A4D6-2A0002D05FAB</w:t>
+      </w:r>
+    </w:p>
+    <w:p>
+      <w:pPr>
+        <w:pStyle w:val="HTBody"/>
+      </w:pPr>
+      <w:r>
+        <w:t xml:space="preserve">[7] </w:t>
+      </w:r>
+      <w:r>
+        <w:t>個人資料保護委員會籌備處。《個人資料保護法》，第</w:t>
+      </w:r>
+      <w:r>
+        <w:t>3</w:t>
+      </w:r>
+      <w:r>
+        <w:t>、</w:t>
+      </w:r>
+      <w:r>
+        <w:t>5</w:t>
+      </w:r>
+      <w:r>
+        <w:t>、</w:t>
+      </w:r>
+      <w:r>
+        <w:t>8</w:t>
+      </w:r>
+      <w:r>
+        <w:t>及</w:t>
+      </w:r>
+      <w:r>
+        <w:t>19</w:t>
+      </w:r>
+      <w:r>
+        <w:t>條。</w:t>
+      </w:r>
+      <w:r>
+        <w:t>https://law.pdpc.gov.tw/LawContent.aspx?id=FL010627</w:t>
+      </w:r>
+    </w:p>
+    <w:p>
+      <w:pPr>
+        <w:pStyle w:val="HTBody"/>
+      </w:pPr>
+      <w:r>
+        <w:t xml:space="preserve">[8] </w:t>
+      </w:r>
+      <w:r>
+        <w:t>法務部（</w:t>
+      </w:r>
+      <w:r>
+        <w:t>2013</w:t>
+      </w:r>
+      <w:r>
+        <w:t>）。法律字第</w:t>
+      </w:r>
+      <w:r>
+        <w:t>10203504660</w:t>
+      </w:r>
+      <w:r>
+        <w:t>號函，未成年子女法定代理人同意相關說明。</w:t>
+      </w:r>
+      <w:r>
+        <w:t>https://mojlaw.moj.gov.tw/LawContentExShow.aspx?id=FE259164&amp;media=print&amp;type=e</w:t>
+      </w:r>
+    </w:p>
+    <w:p>
+      <w:pPr>
+        <w:pStyle w:val="HTBody"/>
+      </w:pPr>
+      <w:r>
         <w:lastRenderedPageBreak/>
-        <w:t>送件前優先完成四件事：一、由越南語母語者逐句複聽</w:t>
+        <w:t>[9] Little, S.</w:t>
+      </w:r>
+      <w:r>
+        <w:t>（</w:t>
+      </w:r>
+      <w:r>
+        <w:t>2019</w:t>
+      </w:r>
+      <w:r>
+        <w:t>）。</w:t>
+      </w:r>
+      <w:r>
+        <w:t>“Is There an App for That?” Exploring Games and Apps among Heritage Language Families. Journal of Multilingual and Multicultural Development, 40(3), 218–229. https://doi.org/10.1080/01434632.2018.1502776</w:t>
+      </w:r>
+    </w:p>
+    <w:p>
+      <w:pPr>
+        <w:pStyle w:val="HTBody"/>
+      </w:pPr>
+      <w:r>
+        <w:t xml:space="preserve">[10] </w:t>
+      </w:r>
+      <w:r>
+        <w:t>鄭依萍、曾秀雲（</w:t>
+      </w:r>
+      <w:r>
+        <w:t>2024</w:t>
+      </w:r>
+      <w:r>
+        <w:t>）。〈母語的使用與傳承：以新北市新住民家庭為例〉。《社會發展研究學刊》，</w:t>
+      </w:r>
+      <w:r>
+        <w:t>34</w:t>
+      </w:r>
+      <w:r>
+        <w:t>。</w:t>
+      </w:r>
+      <w:r>
+        <w:t>https://doi.org/10.6687/JSDS.202409_(34).0002</w:t>
+      </w:r>
+    </w:p>
+    <w:p>
+      <w:pPr>
+        <w:pStyle w:val="HTBody"/>
+      </w:pPr>
+      <w:r>
+        <w:t xml:space="preserve">[11] </w:t>
+      </w:r>
+      <w:r>
+        <w:t>海外同類服務公開功能查核：家庭原聲課程、家庭錄音及物件感應語言工具。查核日期</w:t>
+      </w:r>
+      <w:r>
+        <w:t>2026</w:t>
+      </w:r>
+      <w:r>
+        <w:t>年</w:t>
+      </w:r>
+      <w:r>
+        <w:t>7</w:t>
+      </w:r>
+      <w:r>
+        <w:t>月</w:t>
+      </w:r>
+      <w:r>
+        <w:t>12</w:t>
+      </w:r>
+      <w:r>
+        <w:t>日；僅比較公開操作，不將其內容或素材納入作品。完整來源網址保存在競品查核工作底稿，送審引用格式須再依主辦匿名規則確認。</w:t>
+      </w:r>
+    </w:p>
+    <w:p>
+      <w:pPr>
+        <w:pStyle w:val="HTBody"/>
+      </w:pPr>
+      <w:r>
+        <w:t>[12] Piper</w:t>
+      </w:r>
+      <w:r>
+        <w:t>越南語合成操作示範：</w:t>
+      </w:r>
+      <w:r>
+        <w:t>Piper Voices v1.0.0</w:t>
+      </w:r>
+      <w:r>
+        <w:t>，</w:t>
+      </w:r>
+      <w:r>
+        <w:t>`vi_VN-vais1000-medium`</w:t>
+      </w:r>
+      <w:r>
+        <w:t>模型與模型卡；</w:t>
+      </w:r>
+      <w:r>
+        <w:t>Piper 2023.11.14-2</w:t>
+      </w:r>
+      <w:r>
+        <w:t>。模型庫標示</w:t>
+      </w:r>
+      <w:r>
+        <w:t>MIT</w:t>
+      </w:r>
+      <w:r>
+        <w:t>，模型卡將</w:t>
+      </w:r>
+      <w:r>
+        <w:t>VAIS-1000</w:t>
+      </w:r>
+      <w:r>
+        <w:t>語料列為</w:t>
+      </w:r>
+      <w:r>
+        <w:t>CC BY 4.0</w:t>
+      </w:r>
+      <w:r>
+        <w:t>；作品保存模型</w:t>
+      </w:r>
+      <w:r>
+        <w:t>SHA-256</w:t>
+      </w:r>
+      <w:r>
+        <w:t>、</w:t>
       </w:r>
       <w:r>
         <w:t>119</w:t>
       </w:r>
       <w:r>
-        <w:t>檔並留下修訂紀錄；二、以</w:t>
-      </w:r>
-      <w:r>
-        <w:t>3</w:t>
-      </w:r>
-      <w:r>
-        <w:t>至</w:t>
+        <w:t>筆輸入文字、產生腳本與逐檔</w:t>
+      </w:r>
+      <w:r>
+        <w:t>manifest</w:t>
+      </w:r>
+      <w:r>
+        <w:t>。</w:t>
+      </w:r>
+      <w:r>
+        <w:t xml:space="preserve">https://huggingface.co/rhasspy/piper-voices/tree/v1.0.0/vi/vi_VN/vais1000/medium </w:t>
+      </w:r>
+      <w:r>
+        <w:t>；</w:t>
+      </w:r>
+      <w:r>
+        <w:t xml:space="preserve"> https://github.com/rhasspy/piper/releases/tag/2023.11.14-2</w:t>
+      </w:r>
+    </w:p>
+    <w:p>
+      <w:pPr>
+        <w:pStyle w:val="HTBody"/>
+      </w:pPr>
+      <w:r>
+        <w:t xml:space="preserve">[13] </w:t>
+      </w:r>
+      <w:r>
+        <w:t>教育部國民及學前教育署（</w:t>
+      </w:r>
+      <w:r>
+        <w:t>2025</w:t>
+      </w:r>
+      <w:r>
+        <w:t>）。</w:t>
+      </w:r>
+      <w:r>
+        <w:t>114</w:t>
+      </w:r>
+      <w:r>
+        <w:t>年度新住民語文樂學活動核定資料：</w:t>
+      </w:r>
+      <w:r>
+        <w:t>103</w:t>
+      </w:r>
+      <w:r>
+        <w:t>校、</w:t>
+      </w:r>
+      <w:r>
+        <w:t>124</w:t>
+      </w:r>
+      <w:r>
+        <w:t>班、總補助</w:t>
+      </w:r>
+      <w:r>
+        <w:t>4,824,776</w:t>
+      </w:r>
+      <w:r>
+        <w:t>元。</w:t>
+      </w:r>
+      <w:r>
+        <w:t>https://www.k12ea.gov.tw/Tw/PublickInfo/EdufundDetail?filter=588AEF47-226C-4164-95A8-EE5EA941567F&amp;id=686aed9d-cec5-44f4-9a30-863372e91e74</w:t>
+      </w:r>
+    </w:p>
+    <w:p>
+      <w:pPr>
+        <w:pStyle w:val="HTBody"/>
+      </w:pPr>
+      <w:r>
+        <w:t xml:space="preserve">[14] </w:t>
+      </w:r>
+      <w:r>
+        <w:t>地方教育主管機關轉發之</w:t>
+      </w:r>
+      <w:r>
+        <w:t>115</w:t>
+      </w:r>
+      <w:r>
+        <w:t>年度「新住民子女親子共學母語」申請公告；僅證明縣市申請體系仍在運作，不證明軟體可列支或本作已成合作通路。</w:t>
+      </w:r>
+      <w:r>
+        <w:t>https://news.hlc.edu.tw/index.php?cate_id=17&amp;id=124090&amp;page=department</w:t>
+      </w:r>
+    </w:p>
+    <w:p>
+      <w:pPr>
+        <w:pStyle w:val="HTBody"/>
+      </w:pPr>
+      <w:r>
+        <w:t xml:space="preserve">[15] </w:t>
+      </w:r>
+      <w:r>
+        <w:t>教育部國民及學前教育署（</w:t>
+      </w:r>
+      <w:r>
+        <w:t>2026</w:t>
+      </w:r>
+      <w:r>
+        <w:t>）。〈故事開麥啦！全國新住民語文說故事競賽展現多元文化魅力〉，</w:t>
+      </w:r>
+      <w:r>
+        <w:t>115</w:t>
+      </w:r>
+      <w:r>
+        <w:t>年</w:t>
       </w:r>
       <w:r>
         <w:t>5</w:t>
       </w:r>
       <w:r>
-        <w:t>組目標家庭實走並保存去識別數據；三、取得</w:t>
-      </w:r>
-      <w:r>
-        <w:t>2</w:t>
-      </w:r>
-      <w:r>
-        <w:t>至</w:t>
-      </w:r>
-      <w:r>
-        <w:t>3</w:t>
-      </w:r>
-      <w:r>
-        <w:t>位導入端的任務與價格回饋；四、完成公開</w:t>
-      </w:r>
-      <w:r>
-        <w:t>HTTPS</w:t>
-      </w:r>
-      <w:r>
-        <w:t>、真手機與不同網路驗收。正式初審影片已完成；其餘只有取得證據後，才把相應結果寫進本計畫書。</w:t>
+        <w:t>月</w:t>
+      </w:r>
+      <w:r>
+        <w:t>30</w:t>
+      </w:r>
+      <w:r>
+        <w:t>日；</w:t>
+      </w:r>
+      <w:r>
+        <w:t>172</w:t>
+      </w:r>
+      <w:r>
+        <w:t>校、</w:t>
+      </w:r>
+      <w:r>
+        <w:t>236</w:t>
+      </w:r>
+      <w:r>
+        <w:t>組初賽、</w:t>
+      </w:r>
+      <w:r>
+        <w:t>70</w:t>
+      </w:r>
+      <w:r>
+        <w:t>組決賽及三項故事主題。</w:t>
+      </w:r>
+      <w:r>
+        <w:t xml:space="preserve">https://www.moe.gov.tw/News_Content.aspx?n=9E7AC85F1954DDA8&amp;s=9C06AFB083644471&amp;sms=169B8E91BB75571F </w:t>
+      </w:r>
+      <w:r>
+        <w:t>。查詢日：</w:t>
+      </w:r>
+      <w:r>
+        <w:t>2026</w:t>
+      </w:r>
+      <w:r>
+        <w:t>年</w:t>
+      </w:r>
+      <w:r>
+        <w:t>7</w:t>
+      </w:r>
+      <w:r>
+        <w:t>月</w:t>
+      </w:r>
+      <w:r>
+        <w:t>14</w:t>
+      </w:r>
+      <w:r>
+        <w:t>日。</w:t>
+      </w:r>
+    </w:p>
+    <w:p>
+      <w:pPr>
+        <w:pStyle w:val="HTBody"/>
+      </w:pPr>
+      <w:r>
+        <w:t xml:space="preserve">[16] </w:t>
+      </w:r>
+      <w:r>
+        <w:t>教育部國民及學前教育署。〈新住民子女教育資訊網〉：最新消息、語文教材、文件、相關計畫、課程與活動入口。</w:t>
+      </w:r>
+      <w:r>
+        <w:t xml:space="preserve">https://mkm.k12ea.gov.tw/ </w:t>
+      </w:r>
+      <w:r>
+        <w:t>。查詢日：</w:t>
+      </w:r>
+      <w:r>
+        <w:t>2026</w:t>
+      </w:r>
+      <w:r>
+        <w:t>年</w:t>
+      </w:r>
+      <w:r>
+        <w:t>7</w:t>
+      </w:r>
+      <w:r>
+        <w:t>月</w:t>
+      </w:r>
+      <w:r>
+        <w:t>14</w:t>
+      </w:r>
+      <w:r>
+        <w:t>日。</w:t>
+      </w:r>
+    </w:p>
+    <w:p>
+      <w:pPr>
+        <w:pStyle w:val="HTBody"/>
+      </w:pPr>
+      <w:r>
+        <w:t xml:space="preserve">[17] </w:t>
+      </w:r>
+      <w:r>
+        <w:t>教育部國民及學前教育署。〈新住民子女教育資訊網－研習活動〉：可依類別、縣市、狀態及日期查詢遠距直播、教學支援、競賽與研習。</w:t>
+      </w:r>
+      <w:r>
+        <w:t xml:space="preserve">https://mkm.k12ea.gov.tw/study </w:t>
+      </w:r>
+      <w:r>
+        <w:t>。查詢日：</w:t>
+      </w:r>
+      <w:r>
+        <w:t>2026</w:t>
+      </w:r>
+      <w:r>
+        <w:t>年</w:t>
+      </w:r>
+      <w:r>
+        <w:t>7</w:t>
+      </w:r>
+      <w:r>
+        <w:t>月</w:t>
+      </w:r>
+      <w:r>
+        <w:t>14</w:t>
+      </w:r>
+      <w:r>
+        <w:t>日。</w:t>
+      </w:r>
+    </w:p>
+    <w:p>
+      <w:pPr>
+        <w:pStyle w:val="HTBody"/>
+      </w:pPr>
+      <w:r>
+        <w:t xml:space="preserve">[18] </w:t>
+      </w:r>
+      <w:r>
+        <w:t>教育部（</w:t>
+      </w:r>
+      <w:r>
+        <w:t>2026</w:t>
+      </w:r>
+      <w:r>
+        <w:t>）。〈重大教育政策發展歷程－新住民教育〉：課綱七語、</w:t>
+      </w:r>
+      <w:r>
+        <w:t>126</w:t>
+      </w:r>
+      <w:r>
+        <w:t>冊教材、遠距直播、新住民學習中心及教育資訊網</w:t>
+      </w:r>
+      <w:r>
+        <w:t>2.0</w:t>
+      </w:r>
+      <w:r>
+        <w:t>。</w:t>
+      </w:r>
+      <w:r>
+        <w:lastRenderedPageBreak/>
+        <w:t xml:space="preserve">https://history.moe.gov.tw/Policy/Detail/99bc4e53-3e97-4395-8a76-acfbce2ce7d7 </w:t>
+      </w:r>
+      <w:r>
+        <w:t>。查詢日：</w:t>
+      </w:r>
+      <w:r>
+        <w:t>2026</w:t>
+      </w:r>
+      <w:r>
+        <w:t>年</w:t>
+      </w:r>
+      <w:r>
+        <w:t>7</w:t>
+      </w:r>
+      <w:r>
+        <w:t>月</w:t>
+      </w:r>
+      <w:r>
+        <w:t>14</w:t>
+      </w:r>
+      <w:r>
+        <w:t>日。</w:t>
+      </w:r>
+    </w:p>
+    <w:p>
+      <w:pPr>
+        <w:pStyle w:val="HTBody"/>
+      </w:pPr>
+      <w:r>
+        <w:t xml:space="preserve">[19] </w:t>
+      </w:r>
+      <w:r>
+        <w:t>教育部國民及學前教育署（</w:t>
+      </w:r>
+      <w:r>
+        <w:t>2026</w:t>
+      </w:r>
+      <w:r>
+        <w:t>）。〈</w:t>
+      </w:r>
+      <w:r>
+        <w:t>115</w:t>
+      </w:r>
+      <w:r>
+        <w:t>年全國性多語多元文化繪本親子共讀心得感想甄選活動計畫及海報〉；活動簡章由該公告附檔提供。</w:t>
+      </w:r>
+      <w:r>
+        <w:t xml:space="preserve">https://mkm.k12ea.gov.tw/news/17202605110001 </w:t>
+      </w:r>
+      <w:r>
+        <w:t>。查詢日：</w:t>
+      </w:r>
+      <w:r>
+        <w:t>2026</w:t>
+      </w:r>
+      <w:r>
+        <w:t>年</w:t>
+      </w:r>
+      <w:r>
+        <w:t>7</w:t>
+      </w:r>
+      <w:r>
+        <w:t>月</w:t>
+      </w:r>
+      <w:r>
+        <w:t>14</w:t>
+      </w:r>
+      <w:r>
+        <w:t>日。</w:t>
       </w:r>
     </w:p>
     <w:p>
       <w:pPr>
         <w:pStyle w:val="HTH1"/>
       </w:pPr>
-      <w:bookmarkStart w:id="25" w:name="_Toc234928765"/>
-      <w:r>
-        <w:t>第五章　參考資料</w:t>
-      </w:r>
-      <w:bookmarkEnd w:id="25"/>
+      <w:bookmarkStart w:id="26" w:name="_Toc234955061"/>
+      <w:r>
+        <w:t>第六章　附件</w:t>
+      </w:r>
+      <w:bookmarkEnd w:id="26"/>
+    </w:p>
+    <w:p>
+      <w:pPr>
+        <w:pStyle w:val="HTH2"/>
+      </w:pPr>
+      <w:bookmarkStart w:id="27" w:name="_Toc234955062"/>
+      <w:r>
+        <w:t>一、作品檔案與使用說明</w:t>
+      </w:r>
+      <w:bookmarkEnd w:id="27"/>
+    </w:p>
+    <w:p>
+      <w:pPr>
+        <w:pStyle w:val="HTBullet"/>
+      </w:pPr>
+      <w:r>
+        <w:t xml:space="preserve">• </w:t>
+      </w:r>
+      <w:r>
+        <w:t>可直接建置的</w:t>
+      </w:r>
+      <w:r>
+        <w:t>Flutter Web</w:t>
+      </w:r>
+      <w:r>
+        <w:t>原始碼、相對路徑</w:t>
+      </w:r>
+      <w:r>
+        <w:t>release</w:t>
+      </w:r>
+      <w:r>
+        <w:t>與本機啟動／停止腳本。</w:t>
+      </w:r>
+    </w:p>
+    <w:p>
+      <w:pPr>
+        <w:pStyle w:val="HTBullet"/>
+      </w:pPr>
+      <w:r>
+        <w:t xml:space="preserve">• </w:t>
+      </w:r>
+      <w:r>
+        <w:t>最新操作說明、</w:t>
+      </w:r>
+      <w:r>
+        <w:t>Flutter</w:t>
+      </w:r>
+      <w:r>
+        <w:t>完整品質閘門、</w:t>
+      </w:r>
+      <w:r>
+        <w:t>Chromium</w:t>
+      </w:r>
+      <w:r>
+        <w:t>／</w:t>
+      </w:r>
+      <w:r>
+        <w:t>Edge</w:t>
+      </w:r>
+      <w:r>
+        <w:t>操作與</w:t>
+      </w:r>
+      <w:r>
+        <w:t>Pixel 7</w:t>
+      </w:r>
+      <w:r>
+        <w:t>視覺流程、音訊</w:t>
+      </w:r>
+      <w:r>
+        <w:t>manifest</w:t>
+      </w:r>
+      <w:r>
+        <w:t>、插圖來源邊界與技術驗證紀錄。</w:t>
+      </w:r>
+    </w:p>
+    <w:p>
+      <w:pPr>
+        <w:pStyle w:val="HTBullet"/>
+      </w:pPr>
+      <w:r>
+        <w:t xml:space="preserve">• </w:t>
+      </w:r>
+      <w:r>
+        <w:t>本計畫書</w:t>
+      </w:r>
+      <w:r>
+        <w:t>DOCX</w:t>
+      </w:r>
+      <w:r>
+        <w:t>／</w:t>
+      </w:r>
+      <w:r>
+        <w:t>PDF</w:t>
+      </w:r>
+      <w:r>
+        <w:t>、四張由現況資料與真實</w:t>
+      </w:r>
+      <w:r>
+        <w:t>App</w:t>
+      </w:r>
+      <w:r>
+        <w:t>畫面產生的圖表。</w:t>
+      </w:r>
+    </w:p>
+    <w:p>
+      <w:pPr>
+        <w:pStyle w:val="HTBullet"/>
+      </w:pPr>
+      <w:r>
+        <w:t>• 2</w:t>
+      </w:r>
+      <w:r>
+        <w:t>分</w:t>
+      </w:r>
+      <w:r>
+        <w:t>53.9</w:t>
+      </w:r>
+      <w:r>
+        <w:t>秒正式初審</w:t>
+      </w:r>
+      <w:r>
+        <w:t>MP4</w:t>
+      </w:r>
+      <w:r>
+        <w:t>、低於</w:t>
+      </w:r>
+      <w:r>
+        <w:t>25 MiB</w:t>
+      </w:r>
+      <w:r>
+        <w:t>的網頁預覽、分鏡、可重現產生腳本與</w:t>
+      </w:r>
+      <w:r>
+        <w:t>ffprobe</w:t>
+      </w:r>
+      <w:r>
+        <w:t>／</w:t>
+      </w:r>
+      <w:r>
+        <w:t>EBU R128</w:t>
+      </w:r>
+      <w:r>
+        <w:t>驗證</w:t>
+      </w:r>
+      <w:r>
+        <w:t>JSON</w:t>
+      </w:r>
+      <w:r>
+        <w:t>；</w:t>
+      </w:r>
+      <w:r>
+        <w:t>15</w:t>
+      </w:r>
+      <w:r>
+        <w:t>幕旁白及逐段響度均通過門檻。</w:t>
+      </w:r>
+    </w:p>
+    <w:p>
+      <w:pPr>
+        <w:pStyle w:val="HTBullet"/>
+      </w:pPr>
+      <w:r>
+        <w:t xml:space="preserve">• </w:t>
+      </w:r>
+      <w:r>
+        <w:t>新住民家庭匿名問卷與試用方案；尚未回收的結果不列成果。</w:t>
+      </w:r>
+    </w:p>
+    <w:p>
+      <w:pPr>
+        <w:pStyle w:val="HTBullet"/>
+      </w:pPr>
+      <w:r>
+        <w:t>• 119</w:t>
+      </w:r>
+      <w:r>
+        <w:t>句越南語母語審閱工具；可逐檔播放並匯出</w:t>
+      </w:r>
+      <w:r>
+        <w:t>JSON</w:t>
+      </w:r>
+      <w:r>
+        <w:t>／</w:t>
+      </w:r>
+      <w:r>
+        <w:t>CSV</w:t>
+      </w:r>
+      <w:r>
+        <w:t>，但目前空白工具不列真人審閱成果。</w:t>
+      </w:r>
+    </w:p>
+    <w:p>
+      <w:pPr>
+        <w:pStyle w:val="HTH2"/>
+      </w:pPr>
+      <w:bookmarkStart w:id="28" w:name="_Toc234955063"/>
+      <w:r>
+        <w:t>二、資料與兒少保護原則</w:t>
+      </w:r>
+      <w:bookmarkEnd w:id="28"/>
     </w:p>
     <w:p>
       <w:pPr>
         <w:pStyle w:val="HTBody"/>
       </w:pPr>
       <w:r>
-        <w:t xml:space="preserve">[1] </w:t>
-      </w:r>
-      <w:r>
-        <w:t>教育部統計處（</w:t>
-      </w:r>
-      <w:r>
-        <w:t>2026</w:t>
-      </w:r>
-      <w:r>
-        <w:t>）。</w:t>
-      </w:r>
-      <w:r>
-        <w:t>114</w:t>
-      </w:r>
-      <w:r>
-        <w:t>學年度新住民子女就學開放資料（</w:t>
-      </w:r>
-      <w:r>
-        <w:t>2026</w:t>
-      </w:r>
-      <w:r>
-        <w:t>年</w:t>
-      </w:r>
-      <w:r>
-        <w:t>7</w:t>
-      </w:r>
-      <w:r>
-        <w:t>月</w:t>
-      </w:r>
-      <w:r>
-        <w:t>1</w:t>
-      </w:r>
-      <w:r>
-        <w:t>日更新）；本團隊依國籍別資料列重算。</w:t>
-      </w:r>
-      <w:r>
-        <w:t xml:space="preserve">https://data.gov.tw/dataset/46320 </w:t>
-      </w:r>
-      <w:r>
-        <w:t>；</w:t>
-      </w:r>
-      <w:r>
-        <w:t xml:space="preserve"> https://stats.moe.gov.tw/files/opendata/104_114edu_A_1_9.json </w:t>
-      </w:r>
-      <w:r>
-        <w:t>。課程班數另見《</w:t>
-      </w:r>
-      <w:r>
-        <w:t>113</w:t>
-      </w:r>
-      <w:r>
-        <w:t>學年度各級學校新住民子女就學概況》。</w:t>
-      </w:r>
-      <w:r>
-        <w:t>https://stats.moe.gov.tw/files/analysis/113_son_of_foreign.pdf</w:t>
+        <w:t>家庭內容預設只限目前裝置與已核准家人。</w:t>
+      </w:r>
+      <w:r>
+        <w:t>Web</w:t>
+      </w:r>
+      <w:r>
+        <w:t>版不要求真實姓名，也不主動把家庭錄音送到團隊伺服器；文字備份不含錄音本體、個別家人碼、邀請私鑰或重試狀態。成人可刪除家庭資料；應用層加密、雲端同步、帳號復原與系統備份控制尚未完成，介面不得把本機原型稱為產品級安全社群。</w:t>
+      </w:r>
+      <w:r>
+        <w:t>[7][8]</w:t>
       </w:r>
     </w:p>
     <w:p>
@@ -6165,987 +7133,14 @@
         <w:pStyle w:val="HTBody"/>
       </w:pPr>
       <w:r>
-        <w:t xml:space="preserve">[2] </w:t>
-      </w:r>
-      <w:r>
-        <w:t>教育部國民及學前教育署（</w:t>
-      </w:r>
-      <w:r>
-        <w:t>2021</w:t>
-      </w:r>
-      <w:r>
-        <w:t>）。第</w:t>
-      </w:r>
-      <w:r>
-        <w:t>224</w:t>
-      </w:r>
-      <w:r>
-        <w:t>期電子報：東南亞七國每種語言</w:t>
-      </w:r>
-      <w:r>
-        <w:t>18</w:t>
-      </w:r>
-      <w:r>
-        <w:t>冊、共</w:t>
-      </w:r>
-      <w:r>
-        <w:t>126</w:t>
-      </w:r>
-      <w:r>
-        <w:t>冊數位教材。</w:t>
-      </w:r>
-      <w:r>
-        <w:t>https://www.k12ea.gov.tw/Tw/Epaper/Index?id=542891ab-3778-491d-9c16-a2e0e5e056c7</w:t>
-      </w:r>
-    </w:p>
-    <w:p>
-      <w:pPr>
-        <w:pStyle w:val="HTBody"/>
-      </w:pPr>
-      <w:r>
-        <w:t xml:space="preserve">[3] </w:t>
-      </w:r>
-      <w:r>
-        <w:t>內政部移民署（</w:t>
-      </w:r>
-      <w:r>
-        <w:t>2024</w:t>
-      </w:r>
-      <w:r>
-        <w:t>）。《</w:t>
-      </w:r>
-      <w:r>
-        <w:t>112</w:t>
-      </w:r>
-      <w:r>
-        <w:t>年新住民生活需求調查報告》，調查方法頁</w:t>
-      </w:r>
-      <w:r>
-        <w:t>83</w:t>
-      </w:r>
-      <w:r>
-        <w:t>、</w:t>
-      </w:r>
-      <w:r>
-        <w:t>95</w:t>
-      </w:r>
-      <w:r>
-        <w:t>，表</w:t>
-      </w:r>
-      <w:r>
-        <w:t>7-21</w:t>
-      </w:r>
-      <w:r>
-        <w:t>頁</w:t>
-      </w:r>
-      <w:r>
-        <w:t>248</w:t>
-      </w:r>
-      <w:r>
-        <w:t>。</w:t>
-      </w:r>
-      <w:r>
-        <w:t>https://www.immigration.gov.tw/media/107730/112</w:t>
-      </w:r>
-      <w:r>
-        <w:t>年新住民生活需求調查報告</w:t>
-      </w:r>
-      <w:r>
-        <w:t>.pdf</w:t>
-      </w:r>
-    </w:p>
-    <w:p>
-      <w:pPr>
-        <w:pStyle w:val="HTBody"/>
-      </w:pPr>
-      <w:r>
-        <w:t xml:space="preserve">[4] </w:t>
-      </w:r>
-      <w:r>
-        <w:t>內政部移民署（</w:t>
-      </w:r>
-      <w:r>
-        <w:t>2023</w:t>
-      </w:r>
-      <w:r>
-        <w:t>）。《多元文化與語言學習之研究》，研究摘要頁</w:t>
-      </w:r>
-      <w:r>
-        <w:t>14</w:t>
-      </w:r>
-      <w:r>
-        <w:t>、樣本頁</w:t>
-      </w:r>
-      <w:r>
-        <w:t>98</w:t>
-      </w:r>
-      <w:r>
-        <w:t>、表</w:t>
-      </w:r>
-      <w:r>
-        <w:t>5-4</w:t>
-      </w:r>
-      <w:r>
-        <w:t>頁</w:t>
-      </w:r>
-      <w:r>
-        <w:t>105</w:t>
-      </w:r>
-      <w:r>
-        <w:t>、表</w:t>
-      </w:r>
-      <w:r>
-        <w:t>5-5</w:t>
-      </w:r>
-      <w:r>
-        <w:t>頁</w:t>
-      </w:r>
-      <w:r>
-        <w:t>106</w:t>
-      </w:r>
-      <w:r>
-        <w:t>、結論頁</w:t>
-      </w:r>
-      <w:r>
-        <w:t>182</w:t>
-      </w:r>
-      <w:r>
-        <w:t>至</w:t>
-      </w:r>
-      <w:r>
-        <w:t>184</w:t>
-      </w:r>
-      <w:r>
-        <w:t>。</w:t>
-      </w:r>
-      <w:r>
-        <w:t>https://www.immigration.gov.tw/media/101629/</w:t>
-      </w:r>
-      <w:r>
-        <w:t>多元文化與語言學習之研究</w:t>
-      </w:r>
-      <w:r>
-        <w:t>-1111f302.pdf</w:t>
-      </w:r>
-    </w:p>
-    <w:p>
-      <w:pPr>
-        <w:pStyle w:val="HTBody"/>
-      </w:pPr>
-      <w:r>
-        <w:t xml:space="preserve">[5] </w:t>
-      </w:r>
-      <w:r>
-        <w:t>總統府（</w:t>
-      </w:r>
-      <w:r>
-        <w:t>2024</w:t>
-      </w:r>
-      <w:r>
-        <w:t>）。《新住民基本法》公布全文，第</w:t>
-      </w:r>
-      <w:r>
-        <w:t>2</w:t>
-      </w:r>
-      <w:r>
-        <w:t>條、第</w:t>
-      </w:r>
-      <w:r>
-        <w:t>12</w:t>
-      </w:r>
-      <w:r>
-        <w:t>條及第</w:t>
-      </w:r>
-      <w:r>
-        <w:t>19</w:t>
-      </w:r>
-      <w:r>
-        <w:t>條。</w:t>
-      </w:r>
-      <w:r>
-        <w:t>https://www.president.gov.tw/File/Doc/3a960df5-5ec7-4748-9646-04e2ef18f0e8</w:t>
-      </w:r>
-    </w:p>
-    <w:p>
-      <w:pPr>
-        <w:pStyle w:val="HTBody"/>
-      </w:pPr>
-      <w:r>
-        <w:t xml:space="preserve">[6] </w:t>
-      </w:r>
-      <w:r>
-        <w:t>教育部國民及學前教育署。〈政府網站資料開放宣告〉。</w:t>
-      </w:r>
-      <w:r>
-        <w:t>https://www.k12ea.gov.tw/Tw/Common/SinglePage?filter=7980A248-562A-4712-A4D6-2A0002D05FAB</w:t>
-      </w:r>
-    </w:p>
-    <w:p>
-      <w:pPr>
-        <w:pStyle w:val="HTBody"/>
-      </w:pPr>
-      <w:r>
-        <w:t xml:space="preserve">[7] </w:t>
-      </w:r>
-      <w:r>
-        <w:t>個人資料保護委員會籌備處。《個人資料保護法》，第</w:t>
-      </w:r>
-      <w:r>
-        <w:t>3</w:t>
-      </w:r>
-      <w:r>
-        <w:t>、</w:t>
-      </w:r>
-      <w:r>
-        <w:t>5</w:t>
-      </w:r>
-      <w:r>
-        <w:t>、</w:t>
-      </w:r>
-      <w:r>
-        <w:t>8</w:t>
-      </w:r>
-      <w:r>
-        <w:t>及</w:t>
-      </w:r>
-      <w:r>
-        <w:t>19</w:t>
-      </w:r>
-      <w:r>
-        <w:t>條。</w:t>
-      </w:r>
-      <w:r>
-        <w:t>https://law.pdpc.gov.tw/LawContent.aspx?id=FL010627</w:t>
-      </w:r>
-    </w:p>
-    <w:p>
-      <w:pPr>
-        <w:pStyle w:val="HTBody"/>
-      </w:pPr>
-      <w:r>
-        <w:t xml:space="preserve">[8] </w:t>
-      </w:r>
-      <w:r>
-        <w:t>法務部（</w:t>
-      </w:r>
-      <w:r>
-        <w:t>2013</w:t>
-      </w:r>
-      <w:r>
-        <w:t>）。法律字第</w:t>
-      </w:r>
-      <w:r>
-        <w:t>10203504660</w:t>
-      </w:r>
-      <w:r>
-        <w:t>號函，未成年子女法定代理人同意相關說明。</w:t>
-      </w:r>
-      <w:r>
-        <w:t>https://mojlaw.moj.gov.tw/LawContentExShow.aspx?id=FE259164&amp;media=print&amp;type=e</w:t>
-      </w:r>
-    </w:p>
-    <w:p>
-      <w:pPr>
-        <w:pStyle w:val="HTBody"/>
-      </w:pPr>
-      <w:r>
-        <w:t>[9] Little, S.</w:t>
-      </w:r>
-      <w:r>
-        <w:t>（</w:t>
-      </w:r>
-      <w:r>
-        <w:t>2019</w:t>
-      </w:r>
-      <w:r>
-        <w:t>）。</w:t>
-      </w:r>
-      <w:r>
-        <w:t>“Is There an App for That?” Exploring Games and Apps among Heritage Language Families. Journal of Multilingual and Multicultural Development, 40(3), 218–229. https://doi.org/10.1080/01434632.2018.1502776</w:t>
-      </w:r>
-    </w:p>
-    <w:p>
-      <w:pPr>
-        <w:pStyle w:val="HTBody"/>
-      </w:pPr>
-      <w:r>
-        <w:lastRenderedPageBreak/>
-        <w:t xml:space="preserve">[10] </w:t>
-      </w:r>
-      <w:r>
-        <w:t>鄭依萍、曾秀雲（</w:t>
-      </w:r>
-      <w:r>
-        <w:t>2024</w:t>
-      </w:r>
-      <w:r>
-        <w:t>）。〈母語的使用與傳承：以新北市新住民家庭為例〉。《社會發展研究學刊》，</w:t>
-      </w:r>
-      <w:r>
-        <w:t>34</w:t>
-      </w:r>
-      <w:r>
-        <w:t>。</w:t>
-      </w:r>
-      <w:r>
-        <w:t>https://doi.org/10.6687/JSDS.202409_(34).0002</w:t>
-      </w:r>
-    </w:p>
-    <w:p>
-      <w:pPr>
-        <w:pStyle w:val="HTBody"/>
-      </w:pPr>
-      <w:r>
-        <w:t xml:space="preserve">[11] </w:t>
-      </w:r>
-      <w:r>
-        <w:t>海外同類服務公開功能查核：家庭原聲課程、家庭錄音及物件感應語言工具。查核日期</w:t>
-      </w:r>
-      <w:r>
-        <w:t>2026</w:t>
-      </w:r>
-      <w:r>
-        <w:t>年</w:t>
-      </w:r>
-      <w:r>
-        <w:t>7</w:t>
-      </w:r>
-      <w:r>
-        <w:t>月</w:t>
-      </w:r>
-      <w:r>
-        <w:t>12</w:t>
-      </w:r>
-      <w:r>
-        <w:t>日；僅比較公開操作，不將其內容或素材納入作品。完整來源網址保存在競品查核工作底稿，送審引用格式須再依主辦匿名規則確認。</w:t>
-      </w:r>
-    </w:p>
-    <w:p>
-      <w:pPr>
-        <w:pStyle w:val="HTBody"/>
-      </w:pPr>
-      <w:r>
-        <w:t>[12] Piper</w:t>
-      </w:r>
-      <w:r>
-        <w:t>越南語合成操作示範：</w:t>
-      </w:r>
-      <w:r>
-        <w:t>Piper Voices v1.0.0</w:t>
-      </w:r>
-      <w:r>
-        <w:t>，</w:t>
-      </w:r>
-      <w:r>
-        <w:t>`vi_VN-vais1000-medium`</w:t>
-      </w:r>
-      <w:r>
-        <w:t>模型與模型卡；</w:t>
-      </w:r>
-      <w:r>
-        <w:t>Piper 2023.11.14-2</w:t>
-      </w:r>
-      <w:r>
-        <w:t>。模型庫標示</w:t>
-      </w:r>
-      <w:r>
-        <w:t>MIT</w:t>
-      </w:r>
-      <w:r>
-        <w:t>，模型卡將</w:t>
-      </w:r>
-      <w:r>
-        <w:t>VAIS-1000</w:t>
-      </w:r>
-      <w:r>
-        <w:t>語料列為</w:t>
-      </w:r>
-      <w:r>
-        <w:t>CC BY 4.0</w:t>
-      </w:r>
-      <w:r>
-        <w:t>；作品保存模型</w:t>
-      </w:r>
-      <w:r>
-        <w:t>SHA-256</w:t>
-      </w:r>
-      <w:r>
-        <w:t>、</w:t>
-      </w:r>
-      <w:r>
-        <w:t>119</w:t>
-      </w:r>
-      <w:r>
-        <w:t>筆輸入文字、產生腳本與逐檔</w:t>
-      </w:r>
-      <w:r>
-        <w:t>manifest</w:t>
-      </w:r>
-      <w:r>
-        <w:t>。</w:t>
-      </w:r>
-      <w:r>
-        <w:t xml:space="preserve">https://huggingface.co/rhasspy/piper-voices/tree/v1.0.0/vi/vi_VN/vais1000/medium </w:t>
-      </w:r>
-      <w:r>
-        <w:t>；</w:t>
-      </w:r>
-      <w:r>
-        <w:t xml:space="preserve"> https://github.com/rhasspy/piper/releases/tag/2023.11.14-2</w:t>
-      </w:r>
-    </w:p>
-    <w:p>
-      <w:pPr>
-        <w:pStyle w:val="HTBody"/>
-      </w:pPr>
-      <w:r>
-        <w:t xml:space="preserve">[13] </w:t>
-      </w:r>
-      <w:r>
-        <w:t>教育部國民及學前教育署（</w:t>
-      </w:r>
-      <w:r>
-        <w:t>2025</w:t>
-      </w:r>
-      <w:r>
-        <w:t>）。</w:t>
-      </w:r>
-      <w:r>
-        <w:t>114</w:t>
-      </w:r>
-      <w:r>
-        <w:t>年度新住民語文樂學活動核定資料：</w:t>
-      </w:r>
-      <w:r>
-        <w:t>103</w:t>
-      </w:r>
-      <w:r>
-        <w:t>校、</w:t>
-      </w:r>
-      <w:r>
-        <w:t>124</w:t>
-      </w:r>
-      <w:r>
-        <w:t>班、總補助</w:t>
-      </w:r>
-      <w:r>
-        <w:t>4,824,776</w:t>
-      </w:r>
-      <w:r>
-        <w:t>元。</w:t>
-      </w:r>
-      <w:r>
-        <w:t>https://www.k12ea.gov.tw/Tw/PublickInfo/EdufundDetail?filter=588AEF47-226C-4164-95A8-EE5EA941567F&amp;id=686aed9d-cec5-44f4-9a30-863372e91e74</w:t>
-      </w:r>
-    </w:p>
-    <w:p>
-      <w:pPr>
-        <w:pStyle w:val="HTBody"/>
-      </w:pPr>
-      <w:r>
-        <w:t xml:space="preserve">[14] </w:t>
-      </w:r>
-      <w:r>
-        <w:t>地方教育主管機關轉發之</w:t>
-      </w:r>
-      <w:r>
-        <w:t>115</w:t>
-      </w:r>
-      <w:r>
-        <w:t>年度「新住民子女親子共學母語」申請公告；僅證明縣市申請體系仍在運作，不證明軟體可列支或本作已成合作通路。</w:t>
-      </w:r>
-      <w:r>
-        <w:t>https://news.hlc.edu.tw/index.php?cate_id=17&amp;id=124090&amp;page=department</w:t>
-      </w:r>
-    </w:p>
-    <w:p>
-      <w:pPr>
-        <w:pStyle w:val="HTBody"/>
-      </w:pPr>
-      <w:r>
-        <w:t xml:space="preserve">[15] </w:t>
-      </w:r>
-      <w:r>
-        <w:t>教育部國民及學前教育署（</w:t>
-      </w:r>
-      <w:r>
-        <w:t>2026</w:t>
-      </w:r>
-      <w:r>
-        <w:t>）。〈故事開麥啦！全國新住民語文說故事競賽展現多元文化魅力〉，</w:t>
-      </w:r>
-      <w:r>
-        <w:t>115</w:t>
-      </w:r>
-      <w:r>
-        <w:t>年</w:t>
-      </w:r>
-      <w:r>
-        <w:t>5</w:t>
-      </w:r>
-      <w:r>
-        <w:t>月</w:t>
-      </w:r>
-      <w:r>
-        <w:t>30</w:t>
-      </w:r>
-      <w:r>
-        <w:t>日；</w:t>
-      </w:r>
-      <w:r>
-        <w:t>172</w:t>
-      </w:r>
-      <w:r>
-        <w:t>校、</w:t>
-      </w:r>
-      <w:r>
-        <w:t>236</w:t>
-      </w:r>
-      <w:r>
-        <w:t>組初賽、</w:t>
-      </w:r>
-      <w:r>
-        <w:t>70</w:t>
-      </w:r>
-      <w:r>
-        <w:t>組決賽及三項故事主題。</w:t>
-      </w:r>
-      <w:r>
-        <w:t xml:space="preserve">https://www.moe.gov.tw/News_Content.aspx?n=9E7AC85F1954DDA8&amp;s=9C06AFB083644471&amp;sms=169B8E91BB75571F </w:t>
-      </w:r>
-      <w:r>
-        <w:t>。查詢日：</w:t>
-      </w:r>
-      <w:r>
-        <w:t>2026</w:t>
-      </w:r>
-      <w:r>
-        <w:t>年</w:t>
-      </w:r>
-      <w:r>
-        <w:t>7</w:t>
-      </w:r>
-      <w:r>
-        <w:t>月</w:t>
-      </w:r>
-      <w:r>
-        <w:t>14</w:t>
-      </w:r>
-      <w:r>
-        <w:t>日。</w:t>
-      </w:r>
-    </w:p>
-    <w:p>
-      <w:pPr>
-        <w:pStyle w:val="HTBody"/>
-      </w:pPr>
-      <w:r>
-        <w:t xml:space="preserve">[16] </w:t>
-      </w:r>
-      <w:r>
-        <w:t>教育部國民及學前教育署。〈新住民子女教育資訊網〉：最新消息、語文教材、文件、相關計畫、課程與活動入口。</w:t>
-      </w:r>
-      <w:r>
-        <w:t xml:space="preserve">https://mkm.k12ea.gov.tw/ </w:t>
-      </w:r>
-      <w:r>
-        <w:t>。查詢日：</w:t>
-      </w:r>
-      <w:r>
-        <w:t>2026</w:t>
-      </w:r>
-      <w:r>
-        <w:t>年</w:t>
-      </w:r>
-      <w:r>
-        <w:t>7</w:t>
-      </w:r>
-      <w:r>
-        <w:t>月</w:t>
-      </w:r>
-      <w:r>
-        <w:t>14</w:t>
-      </w:r>
-      <w:r>
-        <w:t>日。</w:t>
-      </w:r>
-    </w:p>
-    <w:p>
-      <w:pPr>
-        <w:pStyle w:val="HTBody"/>
-      </w:pPr>
-      <w:r>
-        <w:t xml:space="preserve">[17] </w:t>
-      </w:r>
-      <w:r>
-        <w:t>教育部國民及學前教育署。〈新住民子女教育資訊網－研習活動〉：可依類別、縣市、狀態及日期查詢遠距直播、教學支援、競賽與研習。</w:t>
-      </w:r>
-      <w:r>
-        <w:t xml:space="preserve">https://mkm.k12ea.gov.tw/study </w:t>
-      </w:r>
-      <w:r>
-        <w:t>。查詢日：</w:t>
-      </w:r>
-      <w:r>
-        <w:t>2026</w:t>
-      </w:r>
-      <w:r>
-        <w:t>年</w:t>
-      </w:r>
-      <w:r>
-        <w:t>7</w:t>
-      </w:r>
-      <w:r>
-        <w:t>月</w:t>
-      </w:r>
-      <w:r>
-        <w:t>14</w:t>
-      </w:r>
-      <w:r>
-        <w:t>日。</w:t>
-      </w:r>
-    </w:p>
-    <w:p>
-      <w:pPr>
-        <w:pStyle w:val="HTBody"/>
-      </w:pPr>
-      <w:r>
-        <w:t xml:space="preserve">[18] </w:t>
-      </w:r>
-      <w:r>
-        <w:t>教育部（</w:t>
-      </w:r>
-      <w:r>
-        <w:t>2026</w:t>
-      </w:r>
-      <w:r>
-        <w:t>）。〈重大教育政策發展歷程－新住民教育〉：課綱七語、</w:t>
-      </w:r>
-      <w:r>
-        <w:t>126</w:t>
-      </w:r>
-      <w:r>
-        <w:t>冊教材、遠距直播、新住民學習中心及教育資訊網</w:t>
-      </w:r>
-      <w:r>
-        <w:t>2.0</w:t>
-      </w:r>
-      <w:r>
-        <w:t>。</w:t>
-      </w:r>
-      <w:r>
-        <w:t xml:space="preserve">https://history.moe.gov.tw/Policy/Detail/99bc4e53-3e97-4395-8a76-acfbce2ce7d7 </w:t>
-      </w:r>
-      <w:r>
-        <w:t>。查詢日：</w:t>
-      </w:r>
-      <w:r>
-        <w:t>2026</w:t>
-      </w:r>
-      <w:r>
-        <w:t>年</w:t>
-      </w:r>
-      <w:r>
-        <w:t>7</w:t>
-      </w:r>
-      <w:r>
-        <w:t>月</w:t>
-      </w:r>
-      <w:r>
-        <w:t>14</w:t>
-      </w:r>
-      <w:r>
-        <w:t>日。</w:t>
-      </w:r>
-    </w:p>
-    <w:p>
-      <w:pPr>
-        <w:pStyle w:val="HTBody"/>
-      </w:pPr>
-      <w:r>
-        <w:lastRenderedPageBreak/>
-        <w:t xml:space="preserve">[19] </w:t>
-      </w:r>
-      <w:r>
-        <w:t>教育部國民及學前教育署（</w:t>
-      </w:r>
-      <w:r>
-        <w:t>2026</w:t>
-      </w:r>
-      <w:r>
-        <w:t>）。〈</w:t>
-      </w:r>
-      <w:r>
-        <w:t>115</w:t>
-      </w:r>
-      <w:r>
-        <w:t>年全國性多語多元文化繪本親子共讀心得感想甄選活動計畫及海報〉；活動簡章由該公告附檔提供。</w:t>
-      </w:r>
-      <w:r>
-        <w:t xml:space="preserve">https://mkm.k12ea.gov.tw/news/17202605110001 </w:t>
-      </w:r>
-      <w:r>
-        <w:t>。查詢日：</w:t>
-      </w:r>
-      <w:r>
-        <w:t>2026</w:t>
-      </w:r>
-      <w:r>
-        <w:t>年</w:t>
-      </w:r>
-      <w:r>
-        <w:t>7</w:t>
-      </w:r>
-      <w:r>
-        <w:t>月</w:t>
-      </w:r>
-      <w:r>
-        <w:t>14</w:t>
-      </w:r>
-      <w:r>
-        <w:t>日。</w:t>
-      </w:r>
-    </w:p>
-    <w:p>
-      <w:pPr>
-        <w:pStyle w:val="HTH1"/>
-      </w:pPr>
-      <w:bookmarkStart w:id="26" w:name="_Toc234928766"/>
-      <w:r>
-        <w:t>第六章　附件</w:t>
-      </w:r>
-      <w:bookmarkEnd w:id="26"/>
+        <w:t>正式家庭試用前，除法定代理人同意外，還要加入孩子能理解的二次說明、拒絕錄音與撤回路徑。產品不做人聲複製、聲紋辨識、地方口音排名或自動文化正誤判定；原始音檔不作模型訓練，除非錄音者另行明確同意。</w:t>
+      </w:r>
     </w:p>
     <w:p>
       <w:pPr>
         <w:pStyle w:val="HTH2"/>
       </w:pPr>
-      <w:bookmarkStart w:id="27" w:name="_Toc234928767"/>
-      <w:r>
-        <w:t>一、作品檔案與使用說明</w:t>
-      </w:r>
-      <w:bookmarkEnd w:id="27"/>
-    </w:p>
-    <w:p>
-      <w:pPr>
-        <w:pStyle w:val="HTBullet"/>
-      </w:pPr>
-      <w:r>
-        <w:t xml:space="preserve">• </w:t>
-      </w:r>
-      <w:r>
-        <w:t>可直接建置的</w:t>
-      </w:r>
-      <w:r>
-        <w:t>Flutter Web</w:t>
-      </w:r>
-      <w:r>
-        <w:t>原始碼、相對路徑</w:t>
-      </w:r>
-      <w:r>
-        <w:t>release</w:t>
-      </w:r>
-      <w:r>
-        <w:t>與本機啟動／停止腳本。</w:t>
-      </w:r>
-    </w:p>
-    <w:p>
-      <w:pPr>
-        <w:pStyle w:val="HTBullet"/>
-      </w:pPr>
-      <w:r>
-        <w:t xml:space="preserve">• </w:t>
-      </w:r>
-      <w:r>
-        <w:t>最新操作說明、</w:t>
-      </w:r>
-      <w:r>
-        <w:t>Flutter</w:t>
-      </w:r>
-      <w:r>
-        <w:t>完整品質閘門、</w:t>
-      </w:r>
-      <w:r>
-        <w:t>Chromium</w:t>
-      </w:r>
-      <w:r>
-        <w:t>／</w:t>
-      </w:r>
-      <w:r>
-        <w:t>Edge</w:t>
-      </w:r>
-      <w:r>
-        <w:t>操作與</w:t>
-      </w:r>
-      <w:r>
-        <w:t>Pixel 7</w:t>
-      </w:r>
-      <w:r>
-        <w:t>視覺流程、音訊</w:t>
-      </w:r>
-      <w:r>
-        <w:t>manifest</w:t>
-      </w:r>
-      <w:r>
-        <w:t>、插圖來源邊界與技術驗證紀錄。</w:t>
-      </w:r>
-    </w:p>
-    <w:p>
-      <w:pPr>
-        <w:pStyle w:val="HTBullet"/>
-      </w:pPr>
-      <w:r>
-        <w:t xml:space="preserve">• </w:t>
-      </w:r>
-      <w:r>
-        <w:t>本計畫書</w:t>
-      </w:r>
-      <w:r>
-        <w:t>DOCX</w:t>
-      </w:r>
-      <w:r>
-        <w:t>／</w:t>
-      </w:r>
-      <w:r>
-        <w:t>PDF</w:t>
-      </w:r>
-      <w:r>
-        <w:t>、四張由現況資料與真實</w:t>
-      </w:r>
-      <w:r>
-        <w:t>App</w:t>
-      </w:r>
-      <w:r>
-        <w:t>畫面產生的圖表。</w:t>
-      </w:r>
-    </w:p>
-    <w:p>
-      <w:pPr>
-        <w:pStyle w:val="HTBullet"/>
-      </w:pPr>
-      <w:r>
-        <w:t>• 2</w:t>
-      </w:r>
-      <w:r>
-        <w:t>分</w:t>
-      </w:r>
-      <w:r>
-        <w:t>53.9</w:t>
-      </w:r>
-      <w:r>
-        <w:t>秒正式初審</w:t>
-      </w:r>
-      <w:r>
-        <w:t>MP4</w:t>
-      </w:r>
-      <w:r>
-        <w:t>、低於</w:t>
-      </w:r>
-      <w:r>
-        <w:t>25 MiB</w:t>
-      </w:r>
-      <w:r>
-        <w:t>的網頁預覽、分鏡、可重現產生腳本與</w:t>
-      </w:r>
-      <w:r>
-        <w:t>ffprobe</w:t>
-      </w:r>
-      <w:r>
-        <w:t>／</w:t>
-      </w:r>
-      <w:r>
-        <w:t>EBU R128</w:t>
-      </w:r>
-      <w:r>
-        <w:t>驗證</w:t>
-      </w:r>
-      <w:r>
-        <w:t>JSON</w:t>
-      </w:r>
-      <w:r>
-        <w:t>；</w:t>
-      </w:r>
-      <w:r>
-        <w:t>15</w:t>
-      </w:r>
-      <w:r>
-        <w:t>幕旁白及逐段響度均通過門檻。</w:t>
-      </w:r>
-    </w:p>
-    <w:p>
-      <w:pPr>
-        <w:pStyle w:val="HTBullet"/>
-      </w:pPr>
-      <w:r>
-        <w:t xml:space="preserve">• </w:t>
-      </w:r>
-      <w:r>
-        <w:t>新住民家庭匿名問卷與試用方案；尚未回收的結果不列成果。</w:t>
-      </w:r>
-    </w:p>
-    <w:p>
-      <w:pPr>
-        <w:pStyle w:val="HTBullet"/>
-      </w:pPr>
-      <w:r>
-        <w:t>• 119</w:t>
-      </w:r>
-      <w:r>
-        <w:t>句越南語母語審閱工具；可逐檔播放並匯出</w:t>
-      </w:r>
-      <w:r>
-        <w:t>JSON</w:t>
-      </w:r>
-      <w:r>
-        <w:t>／</w:t>
-      </w:r>
-      <w:r>
-        <w:t>CSV</w:t>
-      </w:r>
-      <w:r>
-        <w:t>，但目前空白工具不列真人審閱成果。</w:t>
-      </w:r>
-    </w:p>
-    <w:p>
-      <w:pPr>
-        <w:pStyle w:val="HTH2"/>
-      </w:pPr>
-      <w:bookmarkStart w:id="28" w:name="_Toc234928768"/>
-      <w:r>
-        <w:t>二、資料與兒少保護原則</w:t>
-      </w:r>
-      <w:bookmarkEnd w:id="28"/>
-    </w:p>
-    <w:p>
-      <w:pPr>
-        <w:pStyle w:val="HTBody"/>
-      </w:pPr>
-      <w:r>
-        <w:t>家庭內容預設只限目前裝置與已核准家人。</w:t>
-      </w:r>
-      <w:r>
-        <w:t>Web</w:t>
-      </w:r>
-      <w:r>
-        <w:t>版不要求真實姓名，也不主動把家庭錄音送到團隊伺服器；文字備份不含錄音本體、個別家人碼、邀請私鑰或重試狀態。成人可刪除家庭資料；應用層加密、雲端同步、帳號復原與系統備份控制尚未完成，介面不得把本機原型稱為產品級安全社群。</w:t>
-      </w:r>
-      <w:r>
-        <w:t>[7][8]</w:t>
-      </w:r>
-    </w:p>
-    <w:p>
-      <w:pPr>
-        <w:pStyle w:val="HTBody"/>
-      </w:pPr>
-      <w:r>
-        <w:t>正式家庭試用前，除法定代理人同意外，還要加入孩子能理解的二次說明、拒絕錄音與撤回路徑。產品不做人聲複製、聲紋辨識、地方口音排名或自動文化正誤判定；原始音檔不作模型訓練，除非錄音者另行明確同意。</w:t>
-      </w:r>
-    </w:p>
-    <w:p>
-      <w:pPr>
-        <w:pStyle w:val="HTH2"/>
-      </w:pPr>
-      <w:bookmarkStart w:id="29" w:name="_Toc234928769"/>
+      <w:bookmarkStart w:id="29" w:name="_Toc234955064"/>
       <w:r>
         <w:t>三、品質與一致性檢查</w:t>
       </w:r>
@@ -8016,7 +8011,7 @@
     <w:autoRedefine/>
     <w:uiPriority w:val="39"/>
     <w:unhideWhenUsed/>
-    <w:rsid w:val="005A713F"/>
+    <w:rsid w:val="00C05C1E"/>
   </w:style>
   <w:style w:type="paragraph" w:styleId="21">
     <w:name w:val="toc 2"/>
@@ -8025,7 +8020,7 @@
     <w:autoRedefine/>
     <w:uiPriority w:val="39"/>
     <w:unhideWhenUsed/>
-    <w:rsid w:val="005A713F"/>
+    <w:rsid w:val="00C05C1E"/>
     <w:pPr>
       <w:ind w:leftChars="200" w:left="480"/>
     </w:pPr>
@@ -8035,7 +8030,7 @@
     <w:basedOn w:val="a0"/>
     <w:uiPriority w:val="99"/>
     <w:unhideWhenUsed/>
-    <w:rsid w:val="005A713F"/>
+    <w:rsid w:val="00C05C1E"/>
     <w:rPr>
       <w:color w:val="0563C1" w:themeColor="hyperlink"/>
       <w:u w:val="single"/>
